--- a/Dissertação - Raphael Antônio Dalto Viana.docx
+++ b/Dissertação - Raphael Antônio Dalto Viana.docx
@@ -4,20 +4,11 @@
   <w:body>
     <w:p>
       <w:pPr>
-        <w:spacing w:after="0"/>
-        <w:jc w:val="center"/>
+        <w:pStyle w:val="Capa"/>
+      </w:pPr>
+      <w:r>
         <w:rPr>
-          <w:rFonts w:eastAsia="Times New Roman" w:cs="Times New Roman"/>
-          <w:b/>
-          <w:szCs w:val="24"/>
-        </w:rPr>
-      </w:pPr>
-      <w:r>
-        <w:rPr>
-          <w:rFonts w:eastAsia="Times New Roman" w:cs="Times New Roman"/>
-          <w:b/>
           <w:noProof/>
-          <w:szCs w:val="24"/>
         </w:rPr>
         <w:drawing>
           <wp:inline distT="114300" distB="114300" distL="114300" distR="114300" wp14:anchorId="247FF5BC" wp14:editId="5C02F7D9">
@@ -58,623 +49,220 @@
     </w:p>
     <w:p>
       <w:pPr>
-        <w:spacing w:after="0"/>
-        <w:jc w:val="center"/>
-        <w:rPr>
-          <w:rFonts w:eastAsia="Times New Roman" w:cs="Times New Roman"/>
-          <w:b/>
-          <w:szCs w:val="24"/>
-          <w:lang w:val="pt-BR"/>
-        </w:rPr>
-      </w:pPr>
-      <w:r>
-        <w:rPr>
-          <w:rFonts w:eastAsia="Times New Roman" w:cs="Times New Roman"/>
-          <w:b/>
-          <w:szCs w:val="24"/>
-          <w:lang w:val="pt-BR"/>
-        </w:rPr>
-        <w:t>Universidade Estadual de Santa Cruz – UESC</w:t>
+        <w:pStyle w:val="Capa"/>
+      </w:pPr>
+      <w:r>
+        <w:t>UNIVERSIDADE ESTADUAL DE SANTA CRUZ – UESC</w:t>
       </w:r>
     </w:p>
     <w:p>
       <w:pPr>
-        <w:spacing w:after="0"/>
-        <w:jc w:val="center"/>
-        <w:rPr>
-          <w:rFonts w:eastAsia="Times New Roman" w:cs="Times New Roman"/>
-          <w:b/>
-          <w:szCs w:val="24"/>
-          <w:lang w:val="pt-BR"/>
-        </w:rPr>
-      </w:pPr>
+        <w:pStyle w:val="Capa"/>
+      </w:pPr>
+      <w:r>
+        <w:t xml:space="preserve">PROGRAMA DE </w:t>
+      </w:r>
+      <w:r>
+        <w:t>PÓS-GRADUAÇÃO</w:t>
+      </w:r>
+      <w:r>
+        <w:t xml:space="preserve"> EM MODELAGEM COMPUTACIONAL - PPGMC</w:t>
+      </w:r>
     </w:p>
     <w:p>
       <w:pPr>
-        <w:spacing w:after="0" w:line="240" w:lineRule="auto"/>
-        <w:jc w:val="center"/>
-        <w:rPr>
-          <w:rFonts w:eastAsia="Times New Roman" w:cs="Times New Roman"/>
-          <w:b/>
-          <w:szCs w:val="24"/>
-          <w:lang w:val="pt-BR"/>
-        </w:rPr>
+        <w:pStyle w:val="Capa"/>
       </w:pPr>
     </w:p>
     <w:p>
       <w:pPr>
-        <w:spacing w:after="0" w:line="240" w:lineRule="auto"/>
-        <w:jc w:val="center"/>
-        <w:rPr>
-          <w:rFonts w:eastAsia="Times New Roman" w:cs="Times New Roman"/>
-          <w:b/>
-          <w:szCs w:val="24"/>
-          <w:lang w:val="pt-BR"/>
-        </w:rPr>
+        <w:pStyle w:val="Capa"/>
       </w:pPr>
     </w:p>
     <w:p>
       <w:pPr>
-        <w:spacing w:after="0" w:line="240" w:lineRule="auto"/>
-        <w:jc w:val="center"/>
-        <w:rPr>
-          <w:rFonts w:eastAsia="Times New Roman" w:cs="Times New Roman"/>
-          <w:b/>
-          <w:szCs w:val="24"/>
-          <w:lang w:val="pt-BR"/>
-        </w:rPr>
-      </w:pPr>
+        <w:pStyle w:val="Capa"/>
+      </w:pPr>
+      <w:r>
+        <w:t>RAPHAEL ANTÔNIO DALTO VIAN</w:t>
+      </w:r>
+      <w:r>
+        <w:t>A</w:t>
+      </w:r>
     </w:p>
     <w:p>
       <w:pPr>
-        <w:spacing w:after="0" w:line="240" w:lineRule="auto"/>
-        <w:jc w:val="center"/>
-        <w:rPr>
-          <w:rFonts w:eastAsia="Times New Roman" w:cs="Times New Roman"/>
-          <w:b/>
-          <w:szCs w:val="24"/>
-          <w:lang w:val="pt-BR"/>
-        </w:rPr>
+        <w:pStyle w:val="Capa"/>
       </w:pPr>
     </w:p>
     <w:p>
       <w:pPr>
-        <w:spacing w:after="0" w:line="240" w:lineRule="auto"/>
-        <w:rPr>
-          <w:rFonts w:eastAsia="Times New Roman" w:cs="Times New Roman"/>
-          <w:b/>
-          <w:szCs w:val="24"/>
-          <w:lang w:val="pt-BR"/>
-        </w:rPr>
+        <w:pStyle w:val="Capa"/>
       </w:pPr>
     </w:p>
     <w:p>
       <w:pPr>
-        <w:spacing w:after="0" w:line="240" w:lineRule="auto"/>
-        <w:rPr>
-          <w:rFonts w:eastAsia="Times New Roman" w:cs="Times New Roman"/>
-          <w:b/>
-          <w:szCs w:val="24"/>
-          <w:lang w:val="pt-BR"/>
-        </w:rPr>
+        <w:pStyle w:val="Capa"/>
       </w:pPr>
     </w:p>
     <w:p>
       <w:pPr>
-        <w:spacing w:after="0" w:line="240" w:lineRule="auto"/>
-        <w:jc w:val="center"/>
-        <w:rPr>
-          <w:rFonts w:eastAsia="Times New Roman" w:cs="Times New Roman"/>
-          <w:b/>
-          <w:szCs w:val="24"/>
-          <w:lang w:val="pt-BR"/>
-        </w:rPr>
+        <w:pStyle w:val="Capa"/>
       </w:pPr>
     </w:p>
     <w:p>
       <w:pPr>
-        <w:spacing w:after="0" w:line="240" w:lineRule="auto"/>
-        <w:jc w:val="center"/>
-        <w:rPr>
-          <w:rFonts w:eastAsia="Times New Roman" w:cs="Times New Roman"/>
-          <w:b/>
-          <w:szCs w:val="24"/>
-          <w:lang w:val="pt-BR"/>
-        </w:rPr>
-      </w:pPr>
+        <w:pStyle w:val="Capa"/>
+      </w:pPr>
+      <w:r>
+        <w:t>SISTEMA INTELIGENTE DE WEB CRAWLER/SCRAPING PARA IDENTIFICAÇÃO DE OPORTUNIDADES DE NEGÓCIOS</w:t>
+      </w:r>
     </w:p>
     <w:p>
       <w:pPr>
-        <w:jc w:val="center"/>
-        <w:rPr>
-          <w:rFonts w:eastAsia="Times New Roman" w:cs="Times New Roman"/>
-          <w:b/>
-          <w:szCs w:val="24"/>
-          <w:lang w:val="pt-BR"/>
-        </w:rPr>
-      </w:pPr>
-      <w:r>
-        <w:rPr>
-          <w:rFonts w:eastAsia="Times New Roman" w:cs="Times New Roman"/>
-          <w:b/>
-          <w:szCs w:val="24"/>
-          <w:lang w:val="pt-BR"/>
-        </w:rPr>
-        <w:t>SISTEMA INTELIGENTE DE WEB CRAWLER/SCRAPING PARA IDENTIFICAÇÃO DE OPORTUNIDADES DE NEGÓCIOS</w:t>
-      </w:r>
+        <w:pStyle w:val="Capa"/>
+      </w:pPr>
     </w:p>
     <w:p>
       <w:pPr>
-        <w:rPr>
-          <w:rFonts w:eastAsia="Times New Roman" w:cs="Times New Roman"/>
-          <w:b/>
-          <w:szCs w:val="24"/>
-          <w:lang w:val="pt-BR"/>
-        </w:rPr>
+        <w:pStyle w:val="Capa"/>
       </w:pPr>
     </w:p>
     <w:p>
       <w:pPr>
-        <w:rPr>
-          <w:rFonts w:eastAsia="Times New Roman" w:cs="Times New Roman"/>
-          <w:b/>
-          <w:szCs w:val="24"/>
-          <w:lang w:val="pt-BR"/>
-        </w:rPr>
-      </w:pPr>
+        <w:pStyle w:val="Capa"/>
+      </w:pPr>
+      <w:bookmarkStart w:id="0" w:name="_heading=h.gjdgxs" w:colFirst="0" w:colLast="0"/>
+      <w:bookmarkEnd w:id="0"/>
     </w:p>
     <w:p>
       <w:pPr>
-        <w:rPr>
-          <w:rFonts w:eastAsia="Times New Roman" w:cs="Times New Roman"/>
-          <w:b/>
-          <w:szCs w:val="24"/>
-          <w:lang w:val="pt-BR"/>
-        </w:rPr>
+        <w:pStyle w:val="Capa"/>
       </w:pPr>
     </w:p>
     <w:p>
       <w:pPr>
-        <w:ind w:left="4253"/>
-        <w:rPr>
-          <w:rFonts w:eastAsia="Times New Roman" w:cs="Times New Roman"/>
-          <w:b/>
-          <w:szCs w:val="24"/>
-          <w:lang w:val="pt-BR"/>
-        </w:rPr>
-      </w:pPr>
-      <w:bookmarkStart w:id="0" w:name="_heading=h.gjdgxs" w:colFirst="0" w:colLast="0"/>
-      <w:bookmarkEnd w:id="0"/>
-      <w:r>
-        <w:rPr>
-          <w:rFonts w:eastAsia="Times New Roman" w:cs="Times New Roman"/>
-          <w:b/>
-          <w:szCs w:val="24"/>
-          <w:lang w:val="pt-BR"/>
-        </w:rPr>
-        <w:t>Tese de mestrado</w:t>
-      </w:r>
-      <w:r>
-        <w:rPr>
-          <w:rFonts w:eastAsia="Times New Roman" w:cs="Times New Roman"/>
-          <w:b/>
-          <w:szCs w:val="24"/>
-          <w:lang w:val="pt-BR"/>
-        </w:rPr>
-        <w:t xml:space="preserve"> por Raphael Viana</w:t>
-      </w:r>
+        <w:pStyle w:val="Capa"/>
+      </w:pPr>
     </w:p>
     <w:p>
       <w:pPr>
-        <w:ind w:left="4253"/>
-        <w:rPr>
-          <w:rFonts w:eastAsia="Times New Roman" w:cs="Times New Roman"/>
-          <w:b/>
-          <w:szCs w:val="24"/>
-          <w:lang w:val="pt-BR"/>
-        </w:rPr>
-      </w:pPr>
-      <w:r>
-        <w:rPr>
-          <w:rFonts w:eastAsia="Times New Roman" w:cs="Times New Roman"/>
-          <w:b/>
-          <w:szCs w:val="24"/>
-          <w:lang w:val="pt-BR"/>
-        </w:rPr>
-        <w:t>Programa de Pós-graduação em Modelagem Computacional</w:t>
+        <w:pStyle w:val="Capa"/>
+      </w:pPr>
+      <w:r>
+        <w:t>Ilhéus – BA</w:t>
       </w:r>
     </w:p>
     <w:p>
       <w:pPr>
-        <w:ind w:left="4253"/>
-        <w:rPr>
-          <w:rFonts w:eastAsia="Times New Roman" w:cs="Times New Roman"/>
-          <w:b/>
-          <w:szCs w:val="24"/>
-          <w:lang w:val="pt-BR"/>
-        </w:rPr>
-      </w:pPr>
-      <w:r>
-        <w:rPr>
-          <w:rFonts w:eastAsia="Times New Roman" w:cs="Times New Roman"/>
-          <w:b/>
-          <w:szCs w:val="24"/>
-          <w:lang w:val="pt-BR"/>
-        </w:rPr>
-        <w:t>Orientador</w:t>
-      </w:r>
-      <w:r>
-        <w:rPr>
-          <w:rFonts w:eastAsia="Times New Roman" w:cs="Times New Roman"/>
-          <w:b/>
-          <w:szCs w:val="24"/>
-          <w:lang w:val="pt-BR"/>
-        </w:rPr>
-        <w:t>: Francisco Bruno Souza Oliveira</w:t>
+        <w:pStyle w:val="Capa"/>
+      </w:pPr>
+      <w:r>
+        <w:t>202</w:t>
+      </w:r>
+      <w:r>
+        <w:t>6</w:t>
       </w:r>
     </w:p>
     <w:p>
       <w:pPr>
-        <w:ind w:left="4253"/>
-        <w:rPr>
-          <w:rFonts w:eastAsia="Times New Roman" w:cs="Times New Roman"/>
-          <w:b/>
-          <w:szCs w:val="24"/>
-          <w:lang w:val="pt-BR"/>
-        </w:rPr>
-      </w:pPr>
+        <w:pStyle w:val="Capa"/>
+      </w:pPr>
+      <w:r>
+        <w:lastRenderedPageBreak/>
+        <w:t>RAPHAEL ANTÔNIO DALTO VIANA</w:t>
+      </w:r>
     </w:p>
     <w:p>
       <w:pPr>
-        <w:ind w:left="4253"/>
-        <w:rPr>
-          <w:rFonts w:eastAsia="Times New Roman" w:cs="Times New Roman"/>
-          <w:b/>
-          <w:szCs w:val="24"/>
-          <w:lang w:val="pt-BR"/>
-        </w:rPr>
+        <w:pStyle w:val="Capa"/>
       </w:pPr>
     </w:p>
     <w:p>
       <w:pPr>
-        <w:ind w:left="4253"/>
-        <w:rPr>
-          <w:rFonts w:eastAsia="Times New Roman" w:cs="Times New Roman"/>
-          <w:b/>
-          <w:szCs w:val="24"/>
-          <w:lang w:val="pt-BR"/>
-        </w:rPr>
+        <w:pStyle w:val="Capa"/>
       </w:pPr>
     </w:p>
     <w:p>
       <w:pPr>
-        <w:ind w:left="4253"/>
-        <w:rPr>
-          <w:rFonts w:eastAsia="Times New Roman" w:cs="Times New Roman"/>
-          <w:b/>
-          <w:szCs w:val="24"/>
-          <w:lang w:val="pt-BR"/>
-        </w:rPr>
-      </w:pPr>
+        <w:pStyle w:val="Capa"/>
+      </w:pPr>
+      <w:r>
+        <w:t>SISTEMA INTELIGENTE DE WEB CRAWLER/SCRAPING PARA IDENTIFICAÇÃO DE OPORTUNIDADES DE NEGÓCIOS</w:t>
+      </w:r>
     </w:p>
     <w:p>
       <w:pPr>
-        <w:ind w:left="4253"/>
-        <w:rPr>
-          <w:rFonts w:eastAsia="Times New Roman" w:cs="Times New Roman"/>
-          <w:b/>
-          <w:szCs w:val="24"/>
-          <w:lang w:val="pt-BR"/>
-        </w:rPr>
+        <w:pStyle w:val="Capa"/>
       </w:pPr>
     </w:p>
     <w:p>
       <w:pPr>
-        <w:ind w:left="4253"/>
-        <w:rPr>
-          <w:rFonts w:eastAsia="Times New Roman" w:cs="Times New Roman"/>
-          <w:b/>
-          <w:szCs w:val="24"/>
-          <w:lang w:val="pt-BR"/>
-        </w:rPr>
-      </w:pPr>
+        <w:pStyle w:val="Capa"/>
+      </w:pPr>
+    </w:p>
+    <w:p/>
+    <w:p>
+      <w:r>
+        <w:t>Dissertação apresentada ao Programa de Pós-Graduação</w:t>
+      </w:r>
+      <w:r>
+        <w:t xml:space="preserve"> em Modelagem Computacional</w:t>
+      </w:r>
+      <w:r>
+        <w:t xml:space="preserve"> da Universidade Estadual de Santa Cruz (UESC)</w:t>
+      </w:r>
+      <w:r>
+        <w:t xml:space="preserve"> </w:t>
+      </w:r>
+      <w:r>
+        <w:t>como requisito para a obtenção do título de Mestre.</w:t>
+      </w:r>
+    </w:p>
+    <w:p/>
+    <w:p>
+      <w:r>
+        <w:t>Linha de Pesquisa:</w:t>
+      </w:r>
+    </w:p>
+    <w:p/>
+    <w:p/>
+    <w:p>
+      <w:r>
+        <w:t>Orientador:</w:t>
+      </w:r>
     </w:p>
     <w:p>
-      <w:pPr>
-        <w:spacing w:after="0"/>
-        <w:jc w:val="center"/>
-        <w:rPr>
-          <w:rFonts w:eastAsia="Times New Roman" w:cs="Times New Roman"/>
-          <w:b/>
-          <w:szCs w:val="24"/>
-          <w:lang w:val="pt-BR"/>
-        </w:rPr>
-      </w:pPr>
-      <w:r>
-        <w:rPr>
-          <w:rFonts w:eastAsia="Times New Roman" w:cs="Times New Roman"/>
-          <w:b/>
-          <w:szCs w:val="24"/>
-          <w:lang w:val="pt-BR"/>
-        </w:rPr>
+      <w:r>
+        <w:t>Francisco Bruno Souza Oliveira</w:t>
+      </w:r>
+    </w:p>
+    <w:p/>
+    <w:p/>
+    <w:p/>
+    <w:p>
+      <w:pPr>
+        <w:pStyle w:val="Capa"/>
+      </w:pPr>
+      <w:r>
         <w:t>Ilhéus – BA</w:t>
       </w:r>
     </w:p>
     <w:p>
       <w:pPr>
-        <w:spacing w:after="0"/>
-        <w:jc w:val="center"/>
-        <w:rPr>
-          <w:lang w:val="pt-BR"/>
-        </w:rPr>
-      </w:pPr>
-      <w:r>
-        <w:rPr>
-          <w:rFonts w:eastAsia="Times New Roman" w:cs="Times New Roman"/>
-          <w:b/>
-          <w:szCs w:val="24"/>
-          <w:lang w:val="pt-BR"/>
-        </w:rPr>
-        <w:t>2025</w:t>
-      </w:r>
-    </w:p>
-    <w:p>
-      <w:pPr>
-        <w:ind w:firstLine="720"/>
-        <w:rPr>
-          <w:lang w:val="pt-BR"/>
-        </w:rPr>
-      </w:pPr>
-      <w:r>
-        <w:rPr>
-          <w:lang w:val="pt-BR"/>
-        </w:rPr>
-        <w:lastRenderedPageBreak/>
-        <w:t>Dissertação apresentada ao Programa de Pós-Graduação</w:t>
-      </w:r>
-      <w:r>
-        <w:rPr>
-          <w:lang w:val="pt-BR"/>
-        </w:rPr>
-        <w:t xml:space="preserve"> em Modelagem Computacional</w:t>
-      </w:r>
-      <w:r>
-        <w:rPr>
-          <w:lang w:val="pt-BR"/>
-        </w:rPr>
-        <w:t xml:space="preserve"> da Universidade Estadual de Santa Cruz (UESC), sob orientação d</w:t>
-      </w:r>
-      <w:r>
-        <w:rPr>
-          <w:lang w:val="pt-BR"/>
-        </w:rPr>
-        <w:t>o</w:t>
-      </w:r>
-      <w:r>
-        <w:rPr>
-          <w:lang w:val="pt-BR"/>
-        </w:rPr>
-        <w:t xml:space="preserve"> Prof.</w:t>
-      </w:r>
-      <w:r>
-        <w:rPr>
-          <w:lang w:val="pt-BR"/>
-        </w:rPr>
-        <w:t xml:space="preserve"> Dr.</w:t>
-      </w:r>
-      <w:r>
-        <w:rPr>
-          <w:lang w:val="pt-BR"/>
-        </w:rPr>
-        <w:t xml:space="preserve"> </w:t>
-      </w:r>
-      <w:r>
-        <w:rPr>
-          <w:lang w:val="pt-BR"/>
-        </w:rPr>
-        <w:t>Francisco Bruno Souza Oliveira</w:t>
-      </w:r>
-      <w:r>
-        <w:rPr>
-          <w:lang w:val="pt-BR"/>
-        </w:rPr>
-        <w:t>, como requisito para a obtenção do título de Mestre.</w:t>
-      </w:r>
-    </w:p>
-    <w:p>
-      <w:pPr>
-        <w:ind w:firstLine="720"/>
-        <w:rPr>
-          <w:lang w:val="pt-BR"/>
-        </w:rPr>
-      </w:pPr>
-    </w:p>
-    <w:p>
-      <w:pPr>
-        <w:ind w:firstLine="720"/>
-        <w:rPr>
-          <w:lang w:val="pt-BR"/>
-        </w:rPr>
-      </w:pPr>
-    </w:p>
-    <w:p>
-      <w:pPr>
-        <w:ind w:firstLine="720"/>
-        <w:rPr>
-          <w:lang w:val="pt-BR"/>
-        </w:rPr>
-      </w:pPr>
-    </w:p>
-    <w:p>
-      <w:pPr>
-        <w:ind w:firstLine="720"/>
-        <w:rPr>
-          <w:lang w:val="pt-BR"/>
-        </w:rPr>
-      </w:pPr>
-    </w:p>
-    <w:p>
-      <w:pPr>
-        <w:ind w:firstLine="720"/>
-        <w:rPr>
-          <w:lang w:val="pt-BR"/>
-        </w:rPr>
-      </w:pPr>
-    </w:p>
-    <w:p>
-      <w:pPr>
-        <w:ind w:firstLine="720"/>
-        <w:rPr>
-          <w:lang w:val="pt-BR"/>
-        </w:rPr>
-      </w:pPr>
-    </w:p>
-    <w:p>
-      <w:pPr>
-        <w:ind w:firstLine="720"/>
-        <w:rPr>
-          <w:lang w:val="pt-BR"/>
-        </w:rPr>
-      </w:pPr>
-    </w:p>
-    <w:p>
-      <w:pPr>
-        <w:ind w:firstLine="720"/>
-        <w:rPr>
-          <w:lang w:val="pt-BR"/>
-        </w:rPr>
-      </w:pPr>
-    </w:p>
-    <w:p>
-      <w:pPr>
-        <w:ind w:firstLine="720"/>
-        <w:rPr>
-          <w:lang w:val="pt-BR"/>
-        </w:rPr>
-      </w:pPr>
-    </w:p>
-    <w:p>
-      <w:pPr>
-        <w:ind w:firstLine="720"/>
-        <w:rPr>
-          <w:lang w:val="pt-BR"/>
-        </w:rPr>
-      </w:pPr>
-    </w:p>
-    <w:p>
-      <w:pPr>
-        <w:ind w:firstLine="720"/>
-        <w:rPr>
-          <w:lang w:val="pt-BR"/>
-        </w:rPr>
-      </w:pPr>
-    </w:p>
-    <w:p>
-      <w:pPr>
-        <w:ind w:firstLine="720"/>
-        <w:rPr>
-          <w:lang w:val="pt-BR"/>
-        </w:rPr>
-      </w:pPr>
-    </w:p>
-    <w:p>
-      <w:pPr>
-        <w:ind w:firstLine="720"/>
-        <w:rPr>
-          <w:lang w:val="pt-BR"/>
-        </w:rPr>
-      </w:pPr>
-    </w:p>
-    <w:p>
-      <w:pPr>
-        <w:ind w:firstLine="720"/>
-        <w:rPr>
-          <w:lang w:val="pt-BR"/>
-        </w:rPr>
-      </w:pPr>
-    </w:p>
-    <w:p>
-      <w:pPr>
-        <w:ind w:firstLine="720"/>
-        <w:rPr>
-          <w:lang w:val="pt-BR"/>
-        </w:rPr>
-      </w:pPr>
-    </w:p>
-    <w:p>
-      <w:pPr>
-        <w:ind w:firstLine="720"/>
-        <w:rPr>
-          <w:lang w:val="pt-BR"/>
-        </w:rPr>
-      </w:pPr>
-    </w:p>
-    <w:p>
-      <w:pPr>
-        <w:ind w:firstLine="720"/>
-        <w:rPr>
-          <w:lang w:val="pt-BR"/>
-        </w:rPr>
-      </w:pPr>
-    </w:p>
-    <w:p>
-      <w:pPr>
-        <w:ind w:firstLine="720"/>
-        <w:rPr>
-          <w:lang w:val="pt-BR"/>
-        </w:rPr>
-      </w:pPr>
-    </w:p>
-    <w:p>
-      <w:pPr>
-        <w:ind w:firstLine="720"/>
-        <w:rPr>
-          <w:lang w:val="pt-BR"/>
-        </w:rPr>
-      </w:pPr>
-    </w:p>
-    <w:p>
-      <w:pPr>
-        <w:ind w:firstLine="720"/>
-        <w:rPr>
-          <w:lang w:val="pt-BR"/>
-        </w:rPr>
-      </w:pPr>
-    </w:p>
-    <w:p>
-      <w:pPr>
-        <w:ind w:firstLine="720"/>
-        <w:rPr>
-          <w:lang w:val="pt-BR"/>
-        </w:rPr>
-      </w:pPr>
-    </w:p>
-    <w:p>
-      <w:pPr>
-        <w:ind w:firstLine="720"/>
-        <w:rPr>
-          <w:lang w:val="pt-BR"/>
-        </w:rPr>
-      </w:pPr>
-    </w:p>
-    <w:p>
-      <w:pPr>
-        <w:ind w:firstLine="720"/>
-        <w:rPr>
-          <w:lang w:val="pt-BR"/>
-        </w:rPr>
-      </w:pPr>
+        <w:pStyle w:val="Capa"/>
+      </w:pPr>
+      <w:r>
+        <w:t>2026</w:t>
+      </w:r>
     </w:p>
     <w:sdt>
       <w:sdtPr>
         <w:rPr>
-          <w:rFonts w:ascii="Times New Roman" w:eastAsiaTheme="minorEastAsia" w:hAnsi="Times New Roman" w:cstheme="minorBidi"/>
+          <w:rFonts w:eastAsiaTheme="minorEastAsia" w:cstheme="minorBidi"/>
           <w:b w:val="0"/>
           <w:bCs w:val="0"/>
-          <w:color w:val="auto"/>
-          <w:sz w:val="24"/>
           <w:szCs w:val="22"/>
-          <w:lang w:val="pt-BR"/>
         </w:rPr>
         <w:id w:val="1566221016"/>
         <w:docPartObj>
@@ -682,20 +270,13 @@
           <w:docPartUnique/>
         </w:docPartObj>
       </w:sdtPr>
-      <w:sdtEndPr>
-        <w:rPr>
-          <w:lang w:val="en-US"/>
-        </w:rPr>
-      </w:sdtEndPr>
+      <w:sdtEndPr/>
       <w:sdtContent>
         <w:p>
           <w:pPr>
             <w:pStyle w:val="CabealhodoSumrio"/>
           </w:pPr>
           <w:r>
-            <w:rPr>
-              <w:lang w:val="pt-BR"/>
-            </w:rPr>
             <w:t>Sumário</w:t>
           </w:r>
         </w:p>
@@ -703,7 +284,6 @@
           <w:pPr>
             <w:pStyle w:val="Sumrio1"/>
             <w:tabs>
-              <w:tab w:val="left" w:pos="480"/>
               <w:tab w:val="right" w:leader="dot" w:pos="8630"/>
             </w:tabs>
             <w:rPr>
@@ -711,7 +291,7 @@
               <w:noProof/>
               <w:kern w:val="2"/>
               <w:szCs w:val="24"/>
-              <w:lang w:val="pt-BR" w:eastAsia="pt-BR"/>
+              <w:lang w:eastAsia="pt-BR"/>
               <w14:ligatures w14:val="standardContextual"/>
             </w:rPr>
           </w:pPr>
@@ -724,31 +304,11 @@
           <w:r>
             <w:fldChar w:fldCharType="separate"/>
           </w:r>
-          <w:hyperlink w:anchor="_Toc214644538" w:history="1">
+          <w:hyperlink w:anchor="_Toc216794337" w:history="1">
             <w:r>
               <w:rPr>
                 <w:rStyle w:val="Hyperlink"/>
                 <w:noProof/>
-                <w:lang w:val="pt-BR"/>
-              </w:rPr>
-              <w:t>1.</w:t>
-            </w:r>
-            <w:r>
-              <w:rPr>
-                <w:rFonts w:asciiTheme="minorHAnsi" w:hAnsiTheme="minorHAnsi"/>
-                <w:noProof/>
-                <w:kern w:val="2"/>
-                <w:szCs w:val="24"/>
-                <w:lang w:val="pt-BR" w:eastAsia="pt-BR"/>
-                <w14:ligatures w14:val="standardContextual"/>
-              </w:rPr>
-              <w:tab/>
-            </w:r>
-            <w:r>
-              <w:rPr>
-                <w:rStyle w:val="Hyperlink"/>
-                <w:noProof/>
-                <w:lang w:val="pt-BR"/>
               </w:rPr>
               <w:t>RESUMO</w:t>
             </w:r>
@@ -771,7 +331,7 @@
                 <w:noProof/>
                 <w:webHidden/>
               </w:rPr>
-              <w:instrText xml:space="preserve"> PAGEREF _Toc214644538 \h </w:instrText>
+              <w:instrText xml:space="preserve"> PAGEREF _Toc216794337 \h </w:instrText>
             </w:r>
             <w:r>
               <w:rPr>
@@ -806,7 +366,7 @@
           <w:pPr>
             <w:pStyle w:val="Sumrio1"/>
             <w:tabs>
-              <w:tab w:val="left" w:pos="480"/>
+              <w:tab w:val="left" w:pos="1200"/>
               <w:tab w:val="right" w:leader="dot" w:pos="8630"/>
             </w:tabs>
             <w:rPr>
@@ -814,18 +374,17 @@
               <w:noProof/>
               <w:kern w:val="2"/>
               <w:szCs w:val="24"/>
-              <w:lang w:val="pt-BR" w:eastAsia="pt-BR"/>
+              <w:lang w:eastAsia="pt-BR"/>
               <w14:ligatures w14:val="standardContextual"/>
             </w:rPr>
           </w:pPr>
-          <w:hyperlink w:anchor="_Toc214644539" w:history="1">
+          <w:hyperlink w:anchor="_Toc216794338" w:history="1">
             <w:r>
               <w:rPr>
                 <w:rStyle w:val="Hyperlink"/>
                 <w:noProof/>
-                <w:lang w:val="pt-BR"/>
               </w:rPr>
-              <w:t>2.</w:t>
+              <w:t>1.</w:t>
             </w:r>
             <w:r>
               <w:rPr>
@@ -833,7 +392,7 @@
                 <w:noProof/>
                 <w:kern w:val="2"/>
                 <w:szCs w:val="24"/>
-                <w:lang w:val="pt-BR" w:eastAsia="pt-BR"/>
+                <w:lang w:eastAsia="pt-BR"/>
                 <w14:ligatures w14:val="standardContextual"/>
               </w:rPr>
               <w:tab/>
@@ -842,7 +401,6 @@
               <w:rPr>
                 <w:rStyle w:val="Hyperlink"/>
                 <w:noProof/>
-                <w:lang w:val="pt-BR"/>
               </w:rPr>
               <w:t>INTRODUÇÃO</w:t>
             </w:r>
@@ -865,7 +423,7 @@
                 <w:noProof/>
                 <w:webHidden/>
               </w:rPr>
-              <w:instrText xml:space="preserve"> PAGEREF _Toc214644539 \h </w:instrText>
+              <w:instrText xml:space="preserve"> PAGEREF _Toc216794338 \h </w:instrText>
             </w:r>
             <w:r>
               <w:rPr>
@@ -900,7 +458,7 @@
           <w:pPr>
             <w:pStyle w:val="Sumrio1"/>
             <w:tabs>
-              <w:tab w:val="left" w:pos="480"/>
+              <w:tab w:val="left" w:pos="1200"/>
               <w:tab w:val="right" w:leader="dot" w:pos="8630"/>
             </w:tabs>
             <w:rPr>
@@ -908,18 +466,17 @@
               <w:noProof/>
               <w:kern w:val="2"/>
               <w:szCs w:val="24"/>
-              <w:lang w:val="pt-BR" w:eastAsia="pt-BR"/>
+              <w:lang w:eastAsia="pt-BR"/>
               <w14:ligatures w14:val="standardContextual"/>
             </w:rPr>
           </w:pPr>
-          <w:hyperlink w:anchor="_Toc214644540" w:history="1">
+          <w:hyperlink w:anchor="_Toc216794339" w:history="1">
             <w:r>
               <w:rPr>
                 <w:rStyle w:val="Hyperlink"/>
                 <w:noProof/>
-                <w:lang w:val="pt-BR"/>
               </w:rPr>
-              <w:t>3.</w:t>
+              <w:t>2.</w:t>
             </w:r>
             <w:r>
               <w:rPr>
@@ -927,7 +484,7 @@
                 <w:noProof/>
                 <w:kern w:val="2"/>
                 <w:szCs w:val="24"/>
-                <w:lang w:val="pt-BR" w:eastAsia="pt-BR"/>
+                <w:lang w:eastAsia="pt-BR"/>
                 <w14:ligatures w14:val="standardContextual"/>
               </w:rPr>
               <w:tab/>
@@ -936,9 +493,8 @@
               <w:rPr>
                 <w:rStyle w:val="Hyperlink"/>
                 <w:noProof/>
-                <w:lang w:val="pt-BR"/>
               </w:rPr>
-              <w:t>OBJETIVOS ESPECÍFICOS</w:t>
+              <w:t>FUNDAMENTAÇÃO TEÓRICA</w:t>
             </w:r>
             <w:r>
               <w:rPr>
@@ -959,7 +515,7 @@
                 <w:noProof/>
                 <w:webHidden/>
               </w:rPr>
-              <w:instrText xml:space="preserve"> PAGEREF _Toc214644540 \h </w:instrText>
+              <w:instrText xml:space="preserve"> PAGEREF _Toc216794339 \h </w:instrText>
             </w:r>
             <w:r>
               <w:rPr>
@@ -994,7 +550,7 @@
           <w:pPr>
             <w:pStyle w:val="Sumrio1"/>
             <w:tabs>
-              <w:tab w:val="left" w:pos="480"/>
+              <w:tab w:val="left" w:pos="1200"/>
               <w:tab w:val="right" w:leader="dot" w:pos="8630"/>
             </w:tabs>
             <w:rPr>
@@ -1002,18 +558,17 @@
               <w:noProof/>
               <w:kern w:val="2"/>
               <w:szCs w:val="24"/>
-              <w:lang w:val="pt-BR" w:eastAsia="pt-BR"/>
+              <w:lang w:eastAsia="pt-BR"/>
               <w14:ligatures w14:val="standardContextual"/>
             </w:rPr>
           </w:pPr>
-          <w:hyperlink w:anchor="_Toc214644541" w:history="1">
+          <w:hyperlink w:anchor="_Toc216794340" w:history="1">
             <w:r>
               <w:rPr>
                 <w:rStyle w:val="Hyperlink"/>
                 <w:noProof/>
-                <w:lang w:val="pt-BR"/>
               </w:rPr>
-              <w:t>4.</w:t>
+              <w:t>3.</w:t>
             </w:r>
             <w:r>
               <w:rPr>
@@ -1021,7 +576,7 @@
                 <w:noProof/>
                 <w:kern w:val="2"/>
                 <w:szCs w:val="24"/>
-                <w:lang w:val="pt-BR" w:eastAsia="pt-BR"/>
+                <w:lang w:eastAsia="pt-BR"/>
                 <w14:ligatures w14:val="standardContextual"/>
               </w:rPr>
               <w:tab/>
@@ -1030,9 +585,8 @@
               <w:rPr>
                 <w:rStyle w:val="Hyperlink"/>
                 <w:noProof/>
-                <w:lang w:val="pt-BR"/>
               </w:rPr>
-              <w:t>FUNDAMENTAÇÃO TEÓRICA</w:t>
+              <w:t>OBJETIVOS</w:t>
             </w:r>
             <w:r>
               <w:rPr>
@@ -1053,289 +607,7 @@
                 <w:noProof/>
                 <w:webHidden/>
               </w:rPr>
-              <w:instrText xml:space="preserve"> PAGEREF _Toc214644541 \h </w:instrText>
-            </w:r>
-            <w:r>
-              <w:rPr>
-                <w:noProof/>
-                <w:webHidden/>
-              </w:rPr>
-            </w:r>
-            <w:r>
-              <w:rPr>
-                <w:noProof/>
-                <w:webHidden/>
-              </w:rPr>
-              <w:fldChar w:fldCharType="separate"/>
-            </w:r>
-            <w:r>
-              <w:rPr>
-                <w:noProof/>
-                <w:webHidden/>
-              </w:rPr>
-              <w:t>5</w:t>
-            </w:r>
-            <w:r>
-              <w:rPr>
-                <w:noProof/>
-                <w:webHidden/>
-              </w:rPr>
-              <w:fldChar w:fldCharType="end"/>
-            </w:r>
-          </w:hyperlink>
-        </w:p>
-        <w:p>
-          <w:pPr>
-            <w:pStyle w:val="Sumrio1"/>
-            <w:tabs>
-              <w:tab w:val="left" w:pos="480"/>
-              <w:tab w:val="right" w:leader="dot" w:pos="8630"/>
-            </w:tabs>
-            <w:rPr>
-              <w:rFonts w:asciiTheme="minorHAnsi" w:hAnsiTheme="minorHAnsi"/>
-              <w:noProof/>
-              <w:kern w:val="2"/>
-              <w:szCs w:val="24"/>
-              <w:lang w:val="pt-BR" w:eastAsia="pt-BR"/>
-              <w14:ligatures w14:val="standardContextual"/>
-            </w:rPr>
-          </w:pPr>
-          <w:hyperlink w:anchor="_Toc214644542" w:history="1">
-            <w:r>
-              <w:rPr>
-                <w:rStyle w:val="Hyperlink"/>
-                <w:noProof/>
-                <w:lang w:val="pt-BR"/>
-              </w:rPr>
-              <w:t>5.</w:t>
-            </w:r>
-            <w:r>
-              <w:rPr>
-                <w:rFonts w:asciiTheme="minorHAnsi" w:hAnsiTheme="minorHAnsi"/>
-                <w:noProof/>
-                <w:kern w:val="2"/>
-                <w:szCs w:val="24"/>
-                <w:lang w:val="pt-BR" w:eastAsia="pt-BR"/>
-                <w14:ligatures w14:val="standardContextual"/>
-              </w:rPr>
-              <w:tab/>
-            </w:r>
-            <w:r>
-              <w:rPr>
-                <w:rStyle w:val="Hyperlink"/>
-                <w:noProof/>
-                <w:lang w:val="pt-BR"/>
-              </w:rPr>
-              <w:t>METODOLOGIA</w:t>
-            </w:r>
-            <w:r>
-              <w:rPr>
-                <w:noProof/>
-                <w:webHidden/>
-              </w:rPr>
-              <w:tab/>
-            </w:r>
-            <w:r>
-              <w:rPr>
-                <w:noProof/>
-                <w:webHidden/>
-              </w:rPr>
-              <w:fldChar w:fldCharType="begin"/>
-            </w:r>
-            <w:r>
-              <w:rPr>
-                <w:noProof/>
-                <w:webHidden/>
-              </w:rPr>
-              <w:instrText xml:space="preserve"> PAGEREF _Toc214644542 \h </w:instrText>
-            </w:r>
-            <w:r>
-              <w:rPr>
-                <w:noProof/>
-                <w:webHidden/>
-              </w:rPr>
-            </w:r>
-            <w:r>
-              <w:rPr>
-                <w:noProof/>
-                <w:webHidden/>
-              </w:rPr>
-              <w:fldChar w:fldCharType="separate"/>
-            </w:r>
-            <w:r>
-              <w:rPr>
-                <w:noProof/>
-                <w:webHidden/>
-              </w:rPr>
-              <w:t>5</w:t>
-            </w:r>
-            <w:r>
-              <w:rPr>
-                <w:noProof/>
-                <w:webHidden/>
-              </w:rPr>
-              <w:fldChar w:fldCharType="end"/>
-            </w:r>
-          </w:hyperlink>
-        </w:p>
-        <w:p>
-          <w:pPr>
-            <w:pStyle w:val="Sumrio1"/>
-            <w:tabs>
-              <w:tab w:val="left" w:pos="480"/>
-              <w:tab w:val="right" w:leader="dot" w:pos="8630"/>
-            </w:tabs>
-            <w:rPr>
-              <w:rFonts w:asciiTheme="minorHAnsi" w:hAnsiTheme="minorHAnsi"/>
-              <w:noProof/>
-              <w:kern w:val="2"/>
-              <w:szCs w:val="24"/>
-              <w:lang w:val="pt-BR" w:eastAsia="pt-BR"/>
-              <w14:ligatures w14:val="standardContextual"/>
-            </w:rPr>
-          </w:pPr>
-          <w:hyperlink w:anchor="_Toc214644543" w:history="1">
-            <w:r>
-              <w:rPr>
-                <w:rStyle w:val="Hyperlink"/>
-                <w:noProof/>
-                <w:lang w:val="pt-BR"/>
-              </w:rPr>
-              <w:t>6.</w:t>
-            </w:r>
-            <w:r>
-              <w:rPr>
-                <w:rFonts w:asciiTheme="minorHAnsi" w:hAnsiTheme="minorHAnsi"/>
-                <w:noProof/>
-                <w:kern w:val="2"/>
-                <w:szCs w:val="24"/>
-                <w:lang w:val="pt-BR" w:eastAsia="pt-BR"/>
-                <w14:ligatures w14:val="standardContextual"/>
-              </w:rPr>
-              <w:tab/>
-            </w:r>
-            <w:r>
-              <w:rPr>
-                <w:rStyle w:val="Hyperlink"/>
-                <w:noProof/>
-                <w:lang w:val="pt-BR"/>
-              </w:rPr>
-              <w:t>DESENVOLVIMENTO DO SISTEMA</w:t>
-            </w:r>
-            <w:r>
-              <w:rPr>
-                <w:noProof/>
-                <w:webHidden/>
-              </w:rPr>
-              <w:tab/>
-            </w:r>
-            <w:r>
-              <w:rPr>
-                <w:noProof/>
-                <w:webHidden/>
-              </w:rPr>
-              <w:fldChar w:fldCharType="begin"/>
-            </w:r>
-            <w:r>
-              <w:rPr>
-                <w:noProof/>
-                <w:webHidden/>
-              </w:rPr>
-              <w:instrText xml:space="preserve"> PAGEREF _Toc214644543 \h </w:instrText>
-            </w:r>
-            <w:r>
-              <w:rPr>
-                <w:noProof/>
-                <w:webHidden/>
-              </w:rPr>
-            </w:r>
-            <w:r>
-              <w:rPr>
-                <w:noProof/>
-                <w:webHidden/>
-              </w:rPr>
-              <w:fldChar w:fldCharType="separate"/>
-            </w:r>
-            <w:r>
-              <w:rPr>
-                <w:noProof/>
-                <w:webHidden/>
-              </w:rPr>
-              <w:t>5</w:t>
-            </w:r>
-            <w:r>
-              <w:rPr>
-                <w:noProof/>
-                <w:webHidden/>
-              </w:rPr>
-              <w:fldChar w:fldCharType="end"/>
-            </w:r>
-          </w:hyperlink>
-        </w:p>
-        <w:p>
-          <w:pPr>
-            <w:pStyle w:val="Sumrio1"/>
-            <w:tabs>
-              <w:tab w:val="left" w:pos="480"/>
-              <w:tab w:val="right" w:leader="dot" w:pos="8630"/>
-            </w:tabs>
-            <w:rPr>
-              <w:rFonts w:asciiTheme="minorHAnsi" w:hAnsiTheme="minorHAnsi"/>
-              <w:noProof/>
-              <w:kern w:val="2"/>
-              <w:szCs w:val="24"/>
-              <w:lang w:val="pt-BR" w:eastAsia="pt-BR"/>
-              <w14:ligatures w14:val="standardContextual"/>
-            </w:rPr>
-          </w:pPr>
-          <w:hyperlink w:anchor="_Toc214644544" w:history="1">
-            <w:r>
-              <w:rPr>
-                <w:rStyle w:val="Hyperlink"/>
-                <w:noProof/>
-                <w:lang w:val="pt-BR"/>
-              </w:rPr>
-              <w:t>7.</w:t>
-            </w:r>
-            <w:r>
-              <w:rPr>
-                <w:rFonts w:asciiTheme="minorHAnsi" w:hAnsiTheme="minorHAnsi"/>
-                <w:noProof/>
-                <w:kern w:val="2"/>
-                <w:szCs w:val="24"/>
-                <w:lang w:val="pt-BR" w:eastAsia="pt-BR"/>
-                <w14:ligatures w14:val="standardContextual"/>
-              </w:rPr>
-              <w:tab/>
-            </w:r>
-            <w:r>
-              <w:rPr>
-                <w:rStyle w:val="Hyperlink"/>
-                <w:noProof/>
-                <w:lang w:val="pt-BR"/>
-              </w:rPr>
-              <w:t>RESULTADOS E DISCUSSÕES</w:t>
-            </w:r>
-            <w:r>
-              <w:rPr>
-                <w:noProof/>
-                <w:webHidden/>
-              </w:rPr>
-              <w:tab/>
-            </w:r>
-            <w:r>
-              <w:rPr>
-                <w:noProof/>
-                <w:webHidden/>
-              </w:rPr>
-              <w:fldChar w:fldCharType="begin"/>
-            </w:r>
-            <w:r>
-              <w:rPr>
-                <w:noProof/>
-                <w:webHidden/>
-              </w:rPr>
-              <w:instrText xml:space="preserve"> PAGEREF _Toc214644544 \h </w:instrText>
+              <w:instrText xml:space="preserve"> PAGEREF _Toc216794340 \h </w:instrText>
             </w:r>
             <w:r>
               <w:rPr>
@@ -1370,7 +642,7 @@
           <w:pPr>
             <w:pStyle w:val="Sumrio1"/>
             <w:tabs>
-              <w:tab w:val="left" w:pos="480"/>
+              <w:tab w:val="left" w:pos="1200"/>
               <w:tab w:val="right" w:leader="dot" w:pos="8630"/>
             </w:tabs>
             <w:rPr>
@@ -1378,18 +650,17 @@
               <w:noProof/>
               <w:kern w:val="2"/>
               <w:szCs w:val="24"/>
-              <w:lang w:val="pt-BR" w:eastAsia="pt-BR"/>
+              <w:lang w:eastAsia="pt-BR"/>
               <w14:ligatures w14:val="standardContextual"/>
             </w:rPr>
           </w:pPr>
-          <w:hyperlink w:anchor="_Toc214644545" w:history="1">
+          <w:hyperlink w:anchor="_Toc216794341" w:history="1">
             <w:r>
               <w:rPr>
                 <w:rStyle w:val="Hyperlink"/>
                 <w:noProof/>
-                <w:lang w:val="pt-BR"/>
               </w:rPr>
-              <w:t>8.</w:t>
+              <w:t>4.</w:t>
             </w:r>
             <w:r>
               <w:rPr>
@@ -1397,7 +668,7 @@
                 <w:noProof/>
                 <w:kern w:val="2"/>
                 <w:szCs w:val="24"/>
-                <w:lang w:val="pt-BR" w:eastAsia="pt-BR"/>
+                <w:lang w:eastAsia="pt-BR"/>
                 <w14:ligatures w14:val="standardContextual"/>
               </w:rPr>
               <w:tab/>
@@ -1406,9 +677,8 @@
               <w:rPr>
                 <w:rStyle w:val="Hyperlink"/>
                 <w:noProof/>
-                <w:lang w:val="pt-BR"/>
               </w:rPr>
-              <w:t>CONCLUSÕES E TRABALHOS FUTUROS</w:t>
+              <w:t>MATERIAL E MÉTODOS</w:t>
             </w:r>
             <w:r>
               <w:rPr>
@@ -1429,7 +699,7 @@
                 <w:noProof/>
                 <w:webHidden/>
               </w:rPr>
-              <w:instrText xml:space="preserve"> PAGEREF _Toc214644545 \h </w:instrText>
+              <w:instrText xml:space="preserve"> PAGEREF _Toc216794341 \h </w:instrText>
             </w:r>
             <w:r>
               <w:rPr>
@@ -1464,7 +734,7 @@
           <w:pPr>
             <w:pStyle w:val="Sumrio1"/>
             <w:tabs>
-              <w:tab w:val="left" w:pos="480"/>
+              <w:tab w:val="left" w:pos="1440"/>
               <w:tab w:val="right" w:leader="dot" w:pos="8630"/>
             </w:tabs>
             <w:rPr>
@@ -1472,18 +742,17 @@
               <w:noProof/>
               <w:kern w:val="2"/>
               <w:szCs w:val="24"/>
-              <w:lang w:val="pt-BR" w:eastAsia="pt-BR"/>
+              <w:lang w:eastAsia="pt-BR"/>
               <w14:ligatures w14:val="standardContextual"/>
             </w:rPr>
           </w:pPr>
-          <w:hyperlink w:anchor="_Toc214644546" w:history="1">
+          <w:hyperlink w:anchor="_Toc216794342" w:history="1">
             <w:r>
               <w:rPr>
                 <w:rStyle w:val="Hyperlink"/>
                 <w:noProof/>
-                <w:lang w:val="pt-BR"/>
               </w:rPr>
-              <w:t>9.</w:t>
+              <w:t>4.1.</w:t>
             </w:r>
             <w:r>
               <w:rPr>
@@ -1491,7 +760,7 @@
                 <w:noProof/>
                 <w:kern w:val="2"/>
                 <w:szCs w:val="24"/>
-                <w:lang w:val="pt-BR" w:eastAsia="pt-BR"/>
+                <w:lang w:eastAsia="pt-BR"/>
                 <w14:ligatures w14:val="standardContextual"/>
               </w:rPr>
               <w:tab/>
@@ -1500,7 +769,355 @@
               <w:rPr>
                 <w:rStyle w:val="Hyperlink"/>
                 <w:noProof/>
-                <w:lang w:val="pt-BR"/>
+              </w:rPr>
+              <w:t>Desenvolvimento do sistema</w:t>
+            </w:r>
+            <w:r>
+              <w:rPr>
+                <w:noProof/>
+                <w:webHidden/>
+              </w:rPr>
+              <w:tab/>
+            </w:r>
+            <w:r>
+              <w:rPr>
+                <w:noProof/>
+                <w:webHidden/>
+              </w:rPr>
+              <w:fldChar w:fldCharType="begin"/>
+            </w:r>
+            <w:r>
+              <w:rPr>
+                <w:noProof/>
+                <w:webHidden/>
+              </w:rPr>
+              <w:instrText xml:space="preserve"> PAGEREF _Toc216794342 \h </w:instrText>
+            </w:r>
+            <w:r>
+              <w:rPr>
+                <w:noProof/>
+                <w:webHidden/>
+              </w:rPr>
+            </w:r>
+            <w:r>
+              <w:rPr>
+                <w:noProof/>
+                <w:webHidden/>
+              </w:rPr>
+              <w:fldChar w:fldCharType="separate"/>
+            </w:r>
+            <w:r>
+              <w:rPr>
+                <w:noProof/>
+                <w:webHidden/>
+              </w:rPr>
+              <w:t>7</w:t>
+            </w:r>
+            <w:r>
+              <w:rPr>
+                <w:noProof/>
+                <w:webHidden/>
+              </w:rPr>
+              <w:fldChar w:fldCharType="end"/>
+            </w:r>
+          </w:hyperlink>
+        </w:p>
+        <w:p>
+          <w:pPr>
+            <w:pStyle w:val="Sumrio1"/>
+            <w:tabs>
+              <w:tab w:val="left" w:pos="1440"/>
+              <w:tab w:val="right" w:leader="dot" w:pos="8630"/>
+            </w:tabs>
+            <w:rPr>
+              <w:rFonts w:asciiTheme="minorHAnsi" w:hAnsiTheme="minorHAnsi"/>
+              <w:noProof/>
+              <w:kern w:val="2"/>
+              <w:szCs w:val="24"/>
+              <w:lang w:eastAsia="pt-BR"/>
+              <w14:ligatures w14:val="standardContextual"/>
+            </w:rPr>
+          </w:pPr>
+          <w:hyperlink w:anchor="_Toc216794343" w:history="1">
+            <w:r>
+              <w:rPr>
+                <w:rStyle w:val="Hyperlink"/>
+                <w:noProof/>
+              </w:rPr>
+              <w:t>4.2.</w:t>
+            </w:r>
+            <w:r>
+              <w:rPr>
+                <w:rFonts w:asciiTheme="minorHAnsi" w:hAnsiTheme="minorHAnsi"/>
+                <w:noProof/>
+                <w:kern w:val="2"/>
+                <w:szCs w:val="24"/>
+                <w:lang w:eastAsia="pt-BR"/>
+                <w14:ligatures w14:val="standardContextual"/>
+              </w:rPr>
+              <w:tab/>
+            </w:r>
+            <w:r>
+              <w:rPr>
+                <w:rStyle w:val="Hyperlink"/>
+                <w:noProof/>
+              </w:rPr>
+              <w:t>Estrutura geral e execução</w:t>
+            </w:r>
+            <w:r>
+              <w:rPr>
+                <w:noProof/>
+                <w:webHidden/>
+              </w:rPr>
+              <w:tab/>
+            </w:r>
+            <w:r>
+              <w:rPr>
+                <w:noProof/>
+                <w:webHidden/>
+              </w:rPr>
+              <w:fldChar w:fldCharType="begin"/>
+            </w:r>
+            <w:r>
+              <w:rPr>
+                <w:noProof/>
+                <w:webHidden/>
+              </w:rPr>
+              <w:instrText xml:space="preserve"> PAGEREF _Toc216794343 \h </w:instrText>
+            </w:r>
+            <w:r>
+              <w:rPr>
+                <w:noProof/>
+                <w:webHidden/>
+              </w:rPr>
+            </w:r>
+            <w:r>
+              <w:rPr>
+                <w:noProof/>
+                <w:webHidden/>
+              </w:rPr>
+              <w:fldChar w:fldCharType="separate"/>
+            </w:r>
+            <w:r>
+              <w:rPr>
+                <w:noProof/>
+                <w:webHidden/>
+              </w:rPr>
+              <w:t>7</w:t>
+            </w:r>
+            <w:r>
+              <w:rPr>
+                <w:noProof/>
+                <w:webHidden/>
+              </w:rPr>
+              <w:fldChar w:fldCharType="end"/>
+            </w:r>
+          </w:hyperlink>
+        </w:p>
+        <w:p>
+          <w:pPr>
+            <w:pStyle w:val="Sumrio1"/>
+            <w:tabs>
+              <w:tab w:val="left" w:pos="1200"/>
+              <w:tab w:val="right" w:leader="dot" w:pos="8630"/>
+            </w:tabs>
+            <w:rPr>
+              <w:rFonts w:asciiTheme="minorHAnsi" w:hAnsiTheme="minorHAnsi"/>
+              <w:noProof/>
+              <w:kern w:val="2"/>
+              <w:szCs w:val="24"/>
+              <w:lang w:eastAsia="pt-BR"/>
+              <w14:ligatures w14:val="standardContextual"/>
+            </w:rPr>
+          </w:pPr>
+          <w:hyperlink w:anchor="_Toc216794344" w:history="1">
+            <w:r>
+              <w:rPr>
+                <w:rStyle w:val="Hyperlink"/>
+                <w:noProof/>
+              </w:rPr>
+              <w:t>5.</w:t>
+            </w:r>
+            <w:r>
+              <w:rPr>
+                <w:rFonts w:asciiTheme="minorHAnsi" w:hAnsiTheme="minorHAnsi"/>
+                <w:noProof/>
+                <w:kern w:val="2"/>
+                <w:szCs w:val="24"/>
+                <w:lang w:eastAsia="pt-BR"/>
+                <w14:ligatures w14:val="standardContextual"/>
+              </w:rPr>
+              <w:tab/>
+            </w:r>
+            <w:r>
+              <w:rPr>
+                <w:rStyle w:val="Hyperlink"/>
+                <w:noProof/>
+              </w:rPr>
+              <w:t>RESULTADOS E DISCUSSÕES</w:t>
+            </w:r>
+            <w:r>
+              <w:rPr>
+                <w:noProof/>
+                <w:webHidden/>
+              </w:rPr>
+              <w:tab/>
+            </w:r>
+            <w:r>
+              <w:rPr>
+                <w:noProof/>
+                <w:webHidden/>
+              </w:rPr>
+              <w:fldChar w:fldCharType="begin"/>
+            </w:r>
+            <w:r>
+              <w:rPr>
+                <w:noProof/>
+                <w:webHidden/>
+              </w:rPr>
+              <w:instrText xml:space="preserve"> PAGEREF _Toc216794344 \h </w:instrText>
+            </w:r>
+            <w:r>
+              <w:rPr>
+                <w:noProof/>
+                <w:webHidden/>
+              </w:rPr>
+            </w:r>
+            <w:r>
+              <w:rPr>
+                <w:noProof/>
+                <w:webHidden/>
+              </w:rPr>
+              <w:fldChar w:fldCharType="separate"/>
+            </w:r>
+            <w:r>
+              <w:rPr>
+                <w:noProof/>
+                <w:webHidden/>
+              </w:rPr>
+              <w:t>10</w:t>
+            </w:r>
+            <w:r>
+              <w:rPr>
+                <w:noProof/>
+                <w:webHidden/>
+              </w:rPr>
+              <w:fldChar w:fldCharType="end"/>
+            </w:r>
+          </w:hyperlink>
+        </w:p>
+        <w:p>
+          <w:pPr>
+            <w:pStyle w:val="Sumrio1"/>
+            <w:tabs>
+              <w:tab w:val="left" w:pos="1200"/>
+              <w:tab w:val="right" w:leader="dot" w:pos="8630"/>
+            </w:tabs>
+            <w:rPr>
+              <w:rFonts w:asciiTheme="minorHAnsi" w:hAnsiTheme="minorHAnsi"/>
+              <w:noProof/>
+              <w:kern w:val="2"/>
+              <w:szCs w:val="24"/>
+              <w:lang w:eastAsia="pt-BR"/>
+              <w14:ligatures w14:val="standardContextual"/>
+            </w:rPr>
+          </w:pPr>
+          <w:hyperlink w:anchor="_Toc216794345" w:history="1">
+            <w:r>
+              <w:rPr>
+                <w:rStyle w:val="Hyperlink"/>
+                <w:noProof/>
+              </w:rPr>
+              <w:t>6.</w:t>
+            </w:r>
+            <w:r>
+              <w:rPr>
+                <w:rFonts w:asciiTheme="minorHAnsi" w:hAnsiTheme="minorHAnsi"/>
+                <w:noProof/>
+                <w:kern w:val="2"/>
+                <w:szCs w:val="24"/>
+                <w:lang w:eastAsia="pt-BR"/>
+                <w14:ligatures w14:val="standardContextual"/>
+              </w:rPr>
+              <w:tab/>
+            </w:r>
+            <w:r>
+              <w:rPr>
+                <w:rStyle w:val="Hyperlink"/>
+                <w:noProof/>
+              </w:rPr>
+              <w:t>CONCLUSÕES E TRABALHOS FUTUROS</w:t>
+            </w:r>
+            <w:r>
+              <w:rPr>
+                <w:noProof/>
+                <w:webHidden/>
+              </w:rPr>
+              <w:tab/>
+            </w:r>
+            <w:r>
+              <w:rPr>
+                <w:noProof/>
+                <w:webHidden/>
+              </w:rPr>
+              <w:fldChar w:fldCharType="begin"/>
+            </w:r>
+            <w:r>
+              <w:rPr>
+                <w:noProof/>
+                <w:webHidden/>
+              </w:rPr>
+              <w:instrText xml:space="preserve"> PAGEREF _Toc216794345 \h </w:instrText>
+            </w:r>
+            <w:r>
+              <w:rPr>
+                <w:noProof/>
+                <w:webHidden/>
+              </w:rPr>
+            </w:r>
+            <w:r>
+              <w:rPr>
+                <w:noProof/>
+                <w:webHidden/>
+              </w:rPr>
+              <w:fldChar w:fldCharType="separate"/>
+            </w:r>
+            <w:r>
+              <w:rPr>
+                <w:noProof/>
+                <w:webHidden/>
+              </w:rPr>
+              <w:t>10</w:t>
+            </w:r>
+            <w:r>
+              <w:rPr>
+                <w:noProof/>
+                <w:webHidden/>
+              </w:rPr>
+              <w:fldChar w:fldCharType="end"/>
+            </w:r>
+          </w:hyperlink>
+        </w:p>
+        <w:p>
+          <w:pPr>
+            <w:pStyle w:val="Sumrio1"/>
+            <w:tabs>
+              <w:tab w:val="right" w:leader="dot" w:pos="8630"/>
+            </w:tabs>
+            <w:rPr>
+              <w:rFonts w:asciiTheme="minorHAnsi" w:hAnsiTheme="minorHAnsi"/>
+              <w:noProof/>
+              <w:kern w:val="2"/>
+              <w:szCs w:val="24"/>
+              <w:lang w:eastAsia="pt-BR"/>
+              <w14:ligatures w14:val="standardContextual"/>
+            </w:rPr>
+          </w:pPr>
+          <w:hyperlink w:anchor="_Toc216794346" w:history="1">
+            <w:r>
+              <w:rPr>
+                <w:rStyle w:val="Hyperlink"/>
+                <w:noProof/>
               </w:rPr>
               <w:t>REFERÊNCIAS</w:t>
             </w:r>
@@ -1523,7 +1140,7 @@
                 <w:noProof/>
                 <w:webHidden/>
               </w:rPr>
-              <w:instrText xml:space="preserve"> PAGEREF _Toc214644546 \h </w:instrText>
+              <w:instrText xml:space="preserve"> PAGEREF _Toc216794346 \h </w:instrText>
             </w:r>
             <w:r>
               <w:rPr>
@@ -1543,7 +1160,7 @@
                 <w:noProof/>
                 <w:webHidden/>
               </w:rPr>
-              <w:t>6</w:t>
+              <w:t>10</w:t>
             </w:r>
             <w:r>
               <w:rPr>
@@ -1566,16 +1183,84 @@
       </w:sdtContent>
     </w:sdt>
     <w:p>
-      <w:pPr>
-        <w:ind w:firstLine="720"/>
+      <w:r>
+        <w:br w:type="page"/>
+      </w:r>
+    </w:p>
+    <w:p>
+      <w:pPr>
+        <w:pStyle w:val="Capa"/>
+      </w:pPr>
+      <w:r>
+        <w:lastRenderedPageBreak/>
+        <w:t>SISTEMA INTELIGENTE DE WEB CRAWLER/SCRAPING PARA IDENTIFICAÇÃO DE OPORTUNIDADES DE NEGÓCIOS</w:t>
+      </w:r>
+    </w:p>
+    <w:p>
+      <w:pPr>
+        <w:pStyle w:val="Ttulo1"/>
+      </w:pPr>
+      <w:bookmarkStart w:id="1" w:name="_Toc216794337"/>
+      <w:r>
+        <w:t>RESUMO</w:t>
+      </w:r>
+      <w:bookmarkEnd w:id="1"/>
+    </w:p>
+    <w:p>
+      <w:r>
+        <w:t>Este trabalho apresenta o desenvolvimento de um sistema inteligente de web crawler/scraping voltado à identificação de oportunidades de negócios. A proposta visa integrar técnicas de coleta automatizada de dados</w:t>
+      </w:r>
+      <w:r>
+        <w:t xml:space="preserve"> no PNCP (Portal Nacional de Contratações Públicas)</w:t>
+      </w:r>
+      <w:r>
+        <w:t>, aprendizado de máquina e processamento de linguagem natural (NLP) para transformar grandes volumes de informações em insights estratégicos</w:t>
+      </w:r>
+      <w:r>
+        <w:t xml:space="preserve"> para venda de computadores e itens relacionados à informática</w:t>
+      </w:r>
+      <w:r>
+        <w:t>.</w:t>
+      </w:r>
+    </w:p>
+    <w:p>
+      <w:r>
         <w:rPr>
-          <w:lang w:val="pt-BR"/>
+          <w:b/>
+          <w:bCs/>
         </w:rPr>
-      </w:pPr>
-      <w:r>
-        <w:rPr>
-          <w:lang w:val="pt-BR"/>
-        </w:rPr>
+        <w:t>Palavras-chave</w:t>
+      </w:r>
+      <w:r>
+        <w:t xml:space="preserve">: Web </w:t>
+      </w:r>
+      <w:r>
+        <w:t>Sc</w:t>
+      </w:r>
+      <w:r>
+        <w:t>raping</w:t>
+      </w:r>
+      <w:r>
+        <w:t>. Web Crawling</w:t>
+      </w:r>
+      <w:r>
+        <w:t>.</w:t>
+      </w:r>
+      <w:r>
+        <w:t xml:space="preserve"> Licitação</w:t>
+      </w:r>
+      <w:r>
+        <w:t>. Oportunidades de negócios. Processamento de linguagem natural.</w:t>
+      </w:r>
+      <w:r>
+        <w:t xml:space="preserve"> NLP</w:t>
+      </w:r>
+      <w:r>
+        <w:t>.</w:t>
+      </w:r>
+    </w:p>
+    <w:p>
+      <w:r>
         <w:br w:type="page"/>
       </w:r>
     </w:p>
@@ -1586,218 +1271,235 @@
           <w:ilvl w:val="0"/>
           <w:numId w:val="13"/>
         </w:numPr>
-        <w:rPr>
-          <w:lang w:val="pt-BR"/>
-        </w:rPr>
-      </w:pPr>
-      <w:bookmarkStart w:id="1" w:name="_Toc214644538"/>
-      <w:r>
-        <w:rPr>
-          <w:lang w:val="pt-BR"/>
-        </w:rPr>
+      </w:pPr>
+      <w:bookmarkStart w:id="2" w:name="_Toc216794338"/>
+      <w:r>
         <w:lastRenderedPageBreak/>
-        <w:t>RESUMO</w:t>
-      </w:r>
-      <w:bookmarkEnd w:id="1"/>
+        <w:t>INTRODUÇÃO</w:t>
+      </w:r>
+      <w:bookmarkEnd w:id="2"/>
+    </w:p>
+    <w:p/>
+    <w:p>
+      <w:r>
+        <w:t xml:space="preserve">A transformação digital tem impulsionado a geração de dados em escala global, tornando a capacidade de coletar, processar e analisar </w:t>
+      </w:r>
+      <w:r>
+        <w:t>informações</w:t>
+      </w:r>
+      <w:r>
+        <w:t xml:space="preserve"> um diferencial competitivo para as organizações. Nesse contexto, ferramentas de web crawling e scraping surgem como soluções poderosas para a coleta automatizada de informações disponíveis na internet. No entanto, a mera coleta de dados não é suficiente</w:t>
+      </w:r>
+      <w:r>
+        <w:t>,</w:t>
+      </w:r>
+      <w:r>
+        <w:t xml:space="preserve"> </w:t>
+      </w:r>
+      <w:r>
+        <w:t>sendo</w:t>
+      </w:r>
+      <w:r>
+        <w:t xml:space="preserve"> necessário que sistemas inteligentes consigam interpretar e extrair valor dessas informações para apoiar decisões estratégicas.</w:t>
+      </w:r>
+      <w:r>
+        <w:t xml:space="preserve"> </w:t>
+      </w:r>
+      <w:r>
+        <w:t xml:space="preserve">A </w:t>
+      </w:r>
+      <w:r>
+        <w:t>n</w:t>
+      </w:r>
+      <w:r>
+        <w:t xml:space="preserve">ova </w:t>
+      </w:r>
+      <w:r>
+        <w:t xml:space="preserve">Lei de Licitações e </w:t>
+      </w:r>
+      <w:r>
+        <w:t>Contratos Administrativos</w:t>
+      </w:r>
+      <w:r>
+        <w:t xml:space="preserve"> nº 14.133/2021</w:t>
+      </w:r>
+      <w:r>
+        <w:t xml:space="preserve"> (BRASIL, 2021)</w:t>
+      </w:r>
+      <w:r>
+        <w:t xml:space="preserve"> </w:t>
+      </w:r>
+      <w:r>
+        <w:t xml:space="preserve">foi criada </w:t>
+      </w:r>
+      <w:r>
+        <w:t xml:space="preserve">para modernizar as compras públicas no país, </w:t>
+      </w:r>
+      <w:r>
+        <w:t>visando a unificação e atualização das regras</w:t>
+      </w:r>
+      <w:r>
+        <w:t xml:space="preserve"> </w:t>
+      </w:r>
+      <w:r>
+        <w:t>para a União, Estados e Municípios</w:t>
+      </w:r>
+      <w:r>
+        <w:t xml:space="preserve"> bem como criar o </w:t>
+      </w:r>
+      <w:r>
+        <w:t>Portal Nacional de Contratações Públicas (</w:t>
+      </w:r>
+      <w:r>
+        <w:t xml:space="preserve">PNCP) e </w:t>
+      </w:r>
+      <w:r>
+        <w:t xml:space="preserve">trazer transparência para novas compras. A lei também estabelece </w:t>
+      </w:r>
+      <w:r>
+        <w:t>algum</w:t>
+      </w:r>
+      <w:r>
+        <w:t xml:space="preserve">as </w:t>
+      </w:r>
+      <w:r>
+        <w:t xml:space="preserve">modalidades </w:t>
+      </w:r>
+      <w:r>
+        <w:t xml:space="preserve">de compra </w:t>
+      </w:r>
+      <w:r>
+        <w:t xml:space="preserve">como </w:t>
+      </w:r>
+      <w:r>
+        <w:t>concorrência, pregão, concurso</w:t>
+      </w:r>
+      <w:r>
+        <w:t xml:space="preserve">, leilão e </w:t>
+      </w:r>
+      <w:r>
+        <w:t xml:space="preserve">o </w:t>
+      </w:r>
+      <w:r>
+        <w:t>diálogo competitivo (</w:t>
+      </w:r>
+      <w:r>
+        <w:t xml:space="preserve">modalidade </w:t>
+      </w:r>
+      <w:r>
+        <w:t>criada a partir dessa lei).</w:t>
+      </w:r>
+      <w:r>
+        <w:t xml:space="preserve"> </w:t>
+      </w:r>
     </w:p>
     <w:p>
-      <w:pPr>
-        <w:rPr>
-          <w:lang w:val="pt-BR"/>
-        </w:rPr>
-      </w:pPr>
-      <w:r>
-        <w:rPr>
-          <w:lang w:val="pt-BR"/>
-        </w:rPr>
-        <w:t xml:space="preserve">Este trabalho apresenta o desenvolvimento de um sistema inteligente de web </w:t>
-      </w:r>
-      <w:proofErr w:type="spellStart"/>
-      <w:r>
-        <w:rPr>
-          <w:lang w:val="pt-BR"/>
-        </w:rPr>
-        <w:t>crawler</w:t>
-      </w:r>
-      <w:proofErr w:type="spellEnd"/>
-      <w:r>
-        <w:rPr>
-          <w:lang w:val="pt-BR"/>
-        </w:rPr>
-        <w:t>/</w:t>
-      </w:r>
-      <w:proofErr w:type="spellStart"/>
-      <w:r>
-        <w:rPr>
-          <w:lang w:val="pt-BR"/>
-        </w:rPr>
-        <w:t>scraping</w:t>
-      </w:r>
-      <w:proofErr w:type="spellEnd"/>
-      <w:r>
-        <w:rPr>
-          <w:lang w:val="pt-BR"/>
-        </w:rPr>
-        <w:t xml:space="preserve"> voltado à identificação de oportunidades de negócios. A proposta visa integrar técnicas de coleta automatizada de dados</w:t>
-      </w:r>
-      <w:r>
-        <w:rPr>
-          <w:lang w:val="pt-BR"/>
-        </w:rPr>
-        <w:t xml:space="preserve"> no PNCP (Portal Nacional de Contratações Públicas)</w:t>
-      </w:r>
-      <w:r>
-        <w:rPr>
-          <w:lang w:val="pt-BR"/>
-        </w:rPr>
-        <w:t>, aprendizado de máquina e processamento de linguagem natural (NLP) para transformar grandes volumes de informações em insights estratégicos</w:t>
-      </w:r>
-      <w:r>
-        <w:rPr>
-          <w:lang w:val="pt-BR"/>
-        </w:rPr>
-        <w:t xml:space="preserve"> para venda de computadores e itens relacionados à informática</w:t>
-      </w:r>
-      <w:r>
-        <w:rPr>
-          <w:lang w:val="pt-BR"/>
-        </w:rPr>
-        <w:t xml:space="preserve">. O estudo </w:t>
-      </w:r>
-      <w:r>
-        <w:rPr>
-          <w:lang w:val="pt-BR"/>
-        </w:rPr>
-        <w:t>foi</w:t>
-      </w:r>
-      <w:r>
-        <w:rPr>
-          <w:lang w:val="pt-BR"/>
-        </w:rPr>
-        <w:t xml:space="preserve"> realizado</w:t>
-      </w:r>
-      <w:r>
-        <w:rPr>
-          <w:lang w:val="pt-BR"/>
-        </w:rPr>
-        <w:t xml:space="preserve"> no Programa de Pós-graduação em Modelagem Computacional da UESC sob tutela do Prof. Dr. Francisco Bruno </w:t>
-      </w:r>
-      <w:r>
-        <w:rPr>
-          <w:lang w:val="pt-BR"/>
-        </w:rPr>
-        <w:t xml:space="preserve">Souza </w:t>
-      </w:r>
-      <w:r>
-        <w:rPr>
-          <w:lang w:val="pt-BR"/>
-        </w:rPr>
-        <w:t>Oliveira</w:t>
-      </w:r>
-      <w:r>
-        <w:rPr>
-          <w:lang w:val="pt-BR"/>
-        </w:rPr>
-        <w:t>.</w:t>
+      <w:r>
+        <w:t>O</w:t>
+      </w:r>
+      <w:r>
+        <w:t xml:space="preserve"> PNCP reúne</w:t>
+      </w:r>
+      <w:r>
+        <w:t xml:space="preserve"> os dados de contratações</w:t>
+      </w:r>
+      <w:r>
+        <w:t xml:space="preserve"> como Atas de Registro de Preços</w:t>
+      </w:r>
+      <w:r>
+        <w:t xml:space="preserve">, Avisos de Contratação, </w:t>
+      </w:r>
+      <w:r>
+        <w:t>Contratos</w:t>
+      </w:r>
+      <w:r>
+        <w:t>,</w:t>
+      </w:r>
+      <w:r>
+        <w:t xml:space="preserve"> </w:t>
+      </w:r>
+      <w:r>
+        <w:t>Editais e Planos de Contatações Anuais (PCA)</w:t>
+      </w:r>
+      <w:r>
+        <w:t xml:space="preserve">, </w:t>
+      </w:r>
+      <w:r>
+        <w:t>dados de ordem pública e publicados de forma transparente pelo Comitê Gestor da Rede Nacional de Contratações Públicas</w:t>
+      </w:r>
+      <w:r>
+        <w:t xml:space="preserve"> e fornecidos pelos órgãos e entidades responsáveis p</w:t>
+      </w:r>
+      <w:r>
+        <w:t>ela realização dos contratos ou compras. Nesse portal</w:t>
+      </w:r>
+      <w:r>
+        <w:t xml:space="preserve"> estão disponíveis</w:t>
+      </w:r>
+      <w:r>
+        <w:t xml:space="preserve"> chaves públicas</w:t>
+      </w:r>
+      <w:r>
+        <w:t>,</w:t>
+      </w:r>
+      <w:r>
+        <w:t xml:space="preserve"> </w:t>
+      </w:r>
+      <w:r>
+        <w:t>API</w:t>
+      </w:r>
+      <w:r>
+        <w:t>s</w:t>
+      </w:r>
+      <w:r>
+        <w:t xml:space="preserve"> (Application Programming Interface)</w:t>
+      </w:r>
+      <w:r>
+        <w:t>,</w:t>
+      </w:r>
+      <w:r>
+        <w:t xml:space="preserve"> para integração de sistemas e plataformas como o sistema dessa dissertação.</w:t>
       </w:r>
     </w:p>
     <w:p>
-      <w:pPr>
-        <w:rPr>
-          <w:lang w:val="pt-BR"/>
-        </w:rPr>
-      </w:pPr>
-      <w:r>
-        <w:rPr>
-          <w:lang w:val="pt-BR"/>
-        </w:rPr>
-        <w:t>A dissertação está organizada em sete capítulos: introdução, fundamentação teórica, trabalhos relacionados, metodologia, desenvolvimento do sistema, resultados e discussões e conclusões.</w:t>
+      <w:r>
+        <w:t>Assim dito, esse trabalho visa</w:t>
+      </w:r>
+      <w:r>
+        <w:t xml:space="preserve"> buscar dados de contratações públicas em aberto na área de </w:t>
+      </w:r>
+      <w:r>
+        <w:t xml:space="preserve">computação e hardware, </w:t>
+      </w:r>
+      <w:r>
+        <w:t xml:space="preserve">obter </w:t>
+      </w:r>
+      <w:r>
+        <w:t xml:space="preserve">os objetos de contratação em cada edital </w:t>
+      </w:r>
+      <w:r>
+        <w:t xml:space="preserve">que sejam relevantes e analisar a viabilidade de concorrência </w:t>
+      </w:r>
+      <w:r>
+        <w:t xml:space="preserve">nesses editais </w:t>
+      </w:r>
+      <w:r>
+        <w:t>para</w:t>
+      </w:r>
+      <w:r>
+        <w:t xml:space="preserve"> a empresa, como custo de venda, lucro obtido da venda e frete para finalização da entrega</w:t>
+      </w:r>
+      <w:r>
+        <w:t xml:space="preserve"> dos produtos</w:t>
+      </w:r>
+      <w:r>
+        <w:t xml:space="preserve"> e oferecer insights para futuras concorrências e oportunidades</w:t>
+      </w:r>
+      <w:r>
+        <w:t>.</w:t>
       </w:r>
     </w:p>
-    <w:p>
-      <w:pPr>
-        <w:rPr>
-          <w:lang w:val="pt-BR"/>
-        </w:rPr>
-      </w:pPr>
-      <w:r>
-        <w:rPr>
-          <w:lang w:val="pt-BR"/>
-        </w:rPr>
-        <w:t xml:space="preserve">Palavras-chave: Web </w:t>
-      </w:r>
-      <w:proofErr w:type="spellStart"/>
-      <w:r>
-        <w:rPr>
-          <w:lang w:val="pt-BR"/>
-        </w:rPr>
-        <w:t>Sc</w:t>
-      </w:r>
-      <w:r>
-        <w:rPr>
-          <w:lang w:val="pt-BR"/>
-        </w:rPr>
-        <w:t>raping</w:t>
-      </w:r>
-      <w:proofErr w:type="spellEnd"/>
-      <w:r>
-        <w:rPr>
-          <w:lang w:val="pt-BR"/>
-        </w:rPr>
-        <w:t xml:space="preserve">. Web </w:t>
-      </w:r>
-      <w:proofErr w:type="spellStart"/>
-      <w:r>
-        <w:rPr>
-          <w:lang w:val="pt-BR"/>
-        </w:rPr>
-        <w:t>Crawling</w:t>
-      </w:r>
-      <w:proofErr w:type="spellEnd"/>
-      <w:r>
-        <w:rPr>
-          <w:lang w:val="pt-BR"/>
-        </w:rPr>
-        <w:t>.</w:t>
-      </w:r>
-      <w:r>
-        <w:rPr>
-          <w:lang w:val="pt-BR"/>
-        </w:rPr>
-        <w:t xml:space="preserve"> Licitação</w:t>
-      </w:r>
-      <w:r>
-        <w:rPr>
-          <w:lang w:val="pt-BR"/>
-        </w:rPr>
-        <w:t>. Oportunidades de negócios. Processamento de linguagem natural.</w:t>
-      </w:r>
-      <w:r>
-        <w:rPr>
-          <w:lang w:val="pt-BR"/>
-        </w:rPr>
-        <w:t xml:space="preserve"> NLP</w:t>
-      </w:r>
-      <w:r>
-        <w:rPr>
-          <w:lang w:val="pt-BR"/>
-        </w:rPr>
-        <w:t>.</w:t>
-      </w:r>
-    </w:p>
-    <w:p>
-      <w:pPr>
-        <w:rPr>
-          <w:lang w:val="pt-BR"/>
-        </w:rPr>
-      </w:pPr>
-      <w:r>
-        <w:rPr>
-          <w:lang w:val="pt-BR"/>
-        </w:rPr>
-        <w:br w:type="page"/>
-      </w:r>
-    </w:p>
+    <w:p/>
     <w:p>
       <w:pPr>
         <w:pStyle w:val="Ttulo1"/>
@@ -1805,179 +1507,325 @@
           <w:ilvl w:val="0"/>
           <w:numId w:val="13"/>
         </w:numPr>
-        <w:rPr>
-          <w:lang w:val="pt-BR"/>
-        </w:rPr>
-      </w:pPr>
-      <w:bookmarkStart w:id="2" w:name="_Toc214644539"/>
-      <w:r>
-        <w:rPr>
-          <w:lang w:val="pt-BR"/>
-        </w:rPr>
+      </w:pPr>
+      <w:bookmarkStart w:id="3" w:name="_Toc216794339"/>
+      <w:r>
         <w:lastRenderedPageBreak/>
-        <w:t>INTRODUÇÃO</w:t>
-      </w:r>
-      <w:bookmarkEnd w:id="2"/>
+        <w:t>FUNDAMENTAÇÃO TEÓRICA</w:t>
+      </w:r>
+      <w:bookmarkEnd w:id="3"/>
+    </w:p>
+    <w:p/>
+    <w:p>
+      <w:r>
+        <w:t xml:space="preserve">Os dados do PNCP seguem </w:t>
+      </w:r>
+      <w:r>
+        <w:t>as</w:t>
+      </w:r>
+      <w:r>
+        <w:t xml:space="preserve"> </w:t>
+      </w:r>
+      <w:r>
+        <w:t xml:space="preserve">modalidades de </w:t>
+      </w:r>
+      <w:r>
+        <w:t>licitação</w:t>
+      </w:r>
+      <w:r>
+        <w:t xml:space="preserve"> definidas</w:t>
+      </w:r>
+      <w:r>
+        <w:t xml:space="preserve"> pela</w:t>
+      </w:r>
+      <w:r>
+        <w:t xml:space="preserve"> lei </w:t>
+      </w:r>
+      <w:r>
+        <w:t>14.133/2021</w:t>
+      </w:r>
+      <w:r>
+        <w:t xml:space="preserve"> (BRASIL, 2021)</w:t>
+      </w:r>
+      <w:r>
+        <w:t>, que são</w:t>
+      </w:r>
+      <w:r>
+        <w:t>:</w:t>
+      </w:r>
     </w:p>
     <w:p>
       <w:pPr>
-        <w:rPr>
-          <w:lang w:val="pt-BR"/>
-        </w:rPr>
-      </w:pPr>
-      <w:r>
-        <w:rPr>
-          <w:lang w:val="pt-BR"/>
-        </w:rPr>
-        <w:t xml:space="preserve">A transformação digital tem impulsionado a geração de dados em escala global, tornando a capacidade de coletar, processar e analisar informações um diferencial competitivo para as organizações. Nesse contexto, ferramentas de web </w:t>
-      </w:r>
-      <w:proofErr w:type="spellStart"/>
-      <w:r>
-        <w:rPr>
-          <w:lang w:val="pt-BR"/>
-        </w:rPr>
-        <w:t>crawling</w:t>
-      </w:r>
-      <w:proofErr w:type="spellEnd"/>
-      <w:r>
-        <w:rPr>
-          <w:lang w:val="pt-BR"/>
-        </w:rPr>
-        <w:t xml:space="preserve"> e </w:t>
-      </w:r>
-      <w:proofErr w:type="spellStart"/>
-      <w:r>
-        <w:rPr>
-          <w:lang w:val="pt-BR"/>
-        </w:rPr>
-        <w:t>scraping</w:t>
-      </w:r>
-      <w:proofErr w:type="spellEnd"/>
-      <w:r>
-        <w:rPr>
-          <w:lang w:val="pt-BR"/>
-        </w:rPr>
-        <w:t xml:space="preserve"> surgem como soluções poderosas para a coleta automatizada de informações disponíveis na internet. No entanto, a mera coleta de dados não é suficiente</w:t>
-      </w:r>
-      <w:r>
-        <w:rPr>
-          <w:lang w:val="pt-BR"/>
-        </w:rPr>
-        <w:t>,</w:t>
-      </w:r>
-      <w:r>
-        <w:rPr>
-          <w:lang w:val="pt-BR"/>
-        </w:rPr>
-        <w:t xml:space="preserve"> é necessário que sistemas inteligentes consigam interpretar e extrair valor dessas informações para apoiar decisões estratégicas.</w:t>
-      </w:r>
-      <w:r>
-        <w:rPr>
-          <w:lang w:val="pt-BR"/>
-        </w:rPr>
-        <w:br/>
-      </w:r>
-      <w:r>
-        <w:rPr>
-          <w:lang w:val="pt-BR"/>
-        </w:rPr>
-        <w:br/>
-        <w:t xml:space="preserve">Como estabelecido pela Nova </w:t>
-      </w:r>
-      <w:r>
-        <w:rPr>
-          <w:lang w:val="pt-BR"/>
-        </w:rPr>
-        <w:t xml:space="preserve">Lei de Licitações e </w:t>
-      </w:r>
-      <w:r>
-        <w:rPr>
-          <w:lang w:val="pt-BR"/>
-        </w:rPr>
-        <w:t>Contratos Administrativos</w:t>
-      </w:r>
-      <w:r>
-        <w:rPr>
-          <w:lang w:val="pt-BR"/>
-        </w:rPr>
-        <w:t xml:space="preserve"> </w:t>
-      </w:r>
-      <w:r>
-        <w:rPr>
-          <w:lang w:val="pt-BR"/>
-        </w:rPr>
-        <w:t xml:space="preserve">(lei </w:t>
-      </w:r>
-      <w:r>
-        <w:rPr>
-          <w:lang w:val="pt-BR"/>
-        </w:rPr>
-        <w:t>nº 14.133/2021</w:t>
-      </w:r>
-      <w:r>
-        <w:rPr>
-          <w:lang w:val="pt-BR"/>
-        </w:rPr>
-        <w:t xml:space="preserve">), </w:t>
+        <w:pStyle w:val="PargrafodaLista"/>
+        <w:numPr>
+          <w:ilvl w:val="0"/>
+          <w:numId w:val="21"/>
+        </w:numPr>
+      </w:pPr>
+      <w:r>
+        <w:t>C</w:t>
+      </w:r>
+      <w:r>
+        <w:t>oncorrência</w:t>
+      </w:r>
+      <w:r>
+        <w:t xml:space="preserve">: modalidade </w:t>
+      </w:r>
+      <w:r>
+        <w:t>para contratação de bens e serviços especiais e de obras e serviços comuns e especiais de engenharia</w:t>
+      </w:r>
+      <w:r>
+        <w:t>;</w:t>
       </w:r>
     </w:p>
     <w:p>
       <w:pPr>
-        <w:rPr>
-          <w:lang w:val="pt-BR"/>
-        </w:rPr>
-      </w:pPr>
-      <w:r>
-        <w:rPr>
-          <w:lang w:val="pt-BR"/>
-        </w:rPr>
-        <w:t xml:space="preserve">Este trabalho propõe o desenvolvimento de um sistema inteligente de web </w:t>
-      </w:r>
-      <w:proofErr w:type="spellStart"/>
-      <w:r>
-        <w:rPr>
-          <w:lang w:val="pt-BR"/>
-        </w:rPr>
-        <w:t>crawler</w:t>
-      </w:r>
-      <w:proofErr w:type="spellEnd"/>
-      <w:r>
-        <w:rPr>
-          <w:lang w:val="pt-BR"/>
-        </w:rPr>
-        <w:t>/</w:t>
-      </w:r>
-      <w:proofErr w:type="spellStart"/>
-      <w:r>
-        <w:rPr>
-          <w:lang w:val="pt-BR"/>
-        </w:rPr>
-        <w:t>scraping</w:t>
-      </w:r>
-      <w:proofErr w:type="spellEnd"/>
-      <w:r>
-        <w:rPr>
-          <w:lang w:val="pt-BR"/>
-        </w:rPr>
-        <w:t xml:space="preserve"> voltado à identificação de oportunidades de negócios usando a base de dados do Portal Nacional de Contratações Públicas (PNCP), os dados usados são de ordem pública e publicados de forma transparente</w:t>
-      </w:r>
-      <w:r>
-        <w:rPr>
-          <w:lang w:val="pt-BR"/>
-        </w:rPr>
-        <w:t xml:space="preserve"> pelo </w:t>
-      </w:r>
-      <w:r>
-        <w:rPr>
-          <w:lang w:val="pt-BR"/>
-        </w:rPr>
-        <w:t>Comitê Gestor da Rede Nacional de Contratações Públicas</w:t>
-      </w:r>
-      <w:r>
-        <w:rPr>
-          <w:lang w:val="pt-BR"/>
-        </w:rPr>
-        <w:t>. A pesquisa busca unir técnicas de aprendizado de máquina, processamento de linguagem natural e modelagem computacional para transformar dados brutos em conhecimento estratégico.</w:t>
+        <w:pStyle w:val="PargrafodaLista"/>
+        <w:numPr>
+          <w:ilvl w:val="0"/>
+          <w:numId w:val="21"/>
+        </w:numPr>
+      </w:pPr>
+      <w:r>
+        <w:t>Concurso:</w:t>
+      </w:r>
+      <w:r>
+        <w:t xml:space="preserve"> modalidade para escolha de </w:t>
+      </w:r>
+      <w:r>
+        <w:t>trabalho técnico, científico ou artístico</w:t>
+      </w:r>
+      <w:r>
+        <w:t>;</w:t>
+      </w:r>
+    </w:p>
+    <w:p>
+      <w:pPr>
+        <w:pStyle w:val="PargrafodaLista"/>
+        <w:numPr>
+          <w:ilvl w:val="0"/>
+          <w:numId w:val="21"/>
+        </w:numPr>
+      </w:pPr>
+      <w:r>
+        <w:t>Leilão:</w:t>
+      </w:r>
+      <w:r>
+        <w:t xml:space="preserve"> modalidade para </w:t>
+      </w:r>
+      <w:r>
+        <w:t>alienação de bens imóveis ou de bens móveis inservíveis ou legalmente apreendidos</w:t>
+      </w:r>
+      <w:r>
+        <w:t>;</w:t>
+      </w:r>
+    </w:p>
+    <w:p>
+      <w:pPr>
+        <w:pStyle w:val="PargrafodaLista"/>
+        <w:numPr>
+          <w:ilvl w:val="0"/>
+          <w:numId w:val="21"/>
+        </w:numPr>
+      </w:pPr>
+      <w:r>
+        <w:t>P</w:t>
+      </w:r>
+      <w:r>
+        <w:t>regão</w:t>
+      </w:r>
+      <w:r>
+        <w:t>:</w:t>
+      </w:r>
+      <w:r>
+        <w:t xml:space="preserve"> modalidade </w:t>
+      </w:r>
+      <w:r>
+        <w:t xml:space="preserve">obrigatória </w:t>
+      </w:r>
+      <w:r>
+        <w:t xml:space="preserve">para </w:t>
+      </w:r>
+      <w:r>
+        <w:t>aquisição de bens e serviços comuns</w:t>
+      </w:r>
+      <w:r>
+        <w:t>;</w:t>
+      </w:r>
+    </w:p>
+    <w:p>
+      <w:pPr>
+        <w:pStyle w:val="PargrafodaLista"/>
+        <w:numPr>
+          <w:ilvl w:val="0"/>
+          <w:numId w:val="21"/>
+        </w:numPr>
+      </w:pPr>
+      <w:r>
+        <w:t>D</w:t>
+      </w:r>
+      <w:r>
+        <w:t>iálogo competitivo</w:t>
+      </w:r>
+      <w:r>
+        <w:t>:</w:t>
+      </w:r>
+      <w:r>
+        <w:t xml:space="preserve"> modalidade para </w:t>
+      </w:r>
+      <w:r>
+        <w:t>contratação de obras, serviços e compras</w:t>
+      </w:r>
+      <w:r>
+        <w:t>;</w:t>
+      </w:r>
+    </w:p>
+    <w:p>
+      <w:pPr>
+        <w:pStyle w:val="PargrafodaLista"/>
+        <w:numPr>
+          <w:ilvl w:val="0"/>
+          <w:numId w:val="21"/>
+        </w:numPr>
+      </w:pPr>
+      <w:r>
+        <w:t>Credenciamento:</w:t>
+      </w:r>
+      <w:r>
+        <w:t xml:space="preserve"> </w:t>
+      </w:r>
+      <w:r>
+        <w:t xml:space="preserve">processo administrativo de </w:t>
+      </w:r>
+      <w:r>
+        <w:t>convocação de interessados na prestação de serviços ou fornecimento de bens</w:t>
+      </w:r>
+      <w:r>
+        <w:t>.</w:t>
+      </w:r>
+    </w:p>
+    <w:p>
+      <w:r>
+        <w:t xml:space="preserve">Vale ressaltar que apesar de não ser modalidade, o credenciamento foi uma das “modalidades” mais presente nos editais de contratação </w:t>
+      </w:r>
+      <w:r>
+        <w:t>da API utilizada.</w:t>
+      </w:r>
+    </w:p>
+    <w:p>
+      <w:r>
+        <w:t xml:space="preserve">Web crawling refere-se ao processo automatizado de navegação pela web para indexação e coleta de informações. </w:t>
+      </w:r>
+      <w:r>
+        <w:t xml:space="preserve">De acordo com o Cloudflare (2025), </w:t>
+      </w:r>
+      <w:r>
+        <w:t>um web crawler</w:t>
+      </w:r>
+      <w:r>
+        <w:t xml:space="preserve"> ou </w:t>
+      </w:r>
+      <w:r>
+        <w:t>spider</w:t>
+      </w:r>
+      <w:r>
+        <w:t xml:space="preserve"> é um programa que acessa, baixa e/ou indexa conteúdo de toda a internet (</w:t>
+      </w:r>
+      <w:r>
+        <w:t xml:space="preserve">ou base de dados passada) para que </w:t>
+      </w:r>
+      <w:r>
+        <w:t>eles possam aprender do que os dados se tratam</w:t>
+      </w:r>
+      <w:r>
+        <w:t xml:space="preserve"> e</w:t>
+      </w:r>
+      <w:r>
+        <w:t xml:space="preserve"> recuperar informações quando necessário</w:t>
+      </w:r>
+      <w:r>
+        <w:t>.</w:t>
+      </w:r>
+      <w:r>
+        <w:t xml:space="preserve"> </w:t>
+      </w:r>
+      <w:r>
+        <w:t xml:space="preserve">Web scraping, por sua vez, </w:t>
+      </w:r>
+      <w:r>
+        <w:t>refere-se ao processo de extração de conteúdo e dados de sites usando software</w:t>
+      </w:r>
+      <w:r>
+        <w:t xml:space="preserve"> </w:t>
+      </w:r>
+      <w:r>
+        <w:t>(HOLCOMBE, 2023</w:t>
+      </w:r>
+      <w:r>
+        <w:t xml:space="preserve">), </w:t>
+      </w:r>
+      <w:r>
+        <w:t xml:space="preserve">esse processo por sua vez se mostra muito utilizado em sites de comparação de produtos como Buscapé, </w:t>
+      </w:r>
+      <w:r>
+        <w:t>passagens como o ClickBus e hotelaria como o TriVago.</w:t>
+      </w:r>
+      <w:r>
+        <w:t xml:space="preserve"> Ainda no texto de Holcombre (2023) é possível ter uma</w:t>
+      </w:r>
+      <w:r>
+        <w:t xml:space="preserve"> noção da legalidade do processo de web scraping</w:t>
+      </w:r>
+      <w:r>
+        <w:t xml:space="preserve"> visto que </w:t>
+      </w:r>
+      <w:r>
+        <w:t xml:space="preserve">se trata de uma coleta de dados em massa, o que o autor </w:t>
+      </w:r>
+      <w:r>
+        <w:t>comenta sobre “não haver nada inerentemente ilegal sobre o web scraping”, quando um site publica seus dados</w:t>
+      </w:r>
+      <w:r>
+        <w:t xml:space="preserve"> e como o </w:t>
+      </w:r>
+      <w:r>
+        <w:lastRenderedPageBreak/>
+        <w:t xml:space="preserve">produto dessa dissertação utiliza de dados públicos governamentais, </w:t>
+      </w:r>
+      <w:r>
+        <w:t>não há necessidade de comitê de ética ou preocupações legais quanto à coleta desses dados.</w:t>
+      </w:r>
+    </w:p>
+    <w:p>
+      <w:r>
+        <w:t>Ainda no</w:t>
+      </w:r>
+      <w:r>
+        <w:t xml:space="preserve"> campo das definições, </w:t>
+      </w:r>
+      <w:r>
+        <w:t>K</w:t>
+      </w:r>
+      <w:r>
+        <w:t>hder (2021) define</w:t>
+      </w:r>
+      <w:r>
+        <w:t xml:space="preserve"> que</w:t>
+      </w:r>
+      <w:r>
+        <w:t xml:space="preserve"> web scraping é uma técnica para converter dados web não estruturados em dados estruturados que possam ser salvos e analisados, permitindo o </w:t>
+      </w:r>
+      <w:r>
+        <w:t xml:space="preserve">bot/programa coletar grandes volumes de dados em </w:t>
+      </w:r>
+      <w:r>
+        <w:t xml:space="preserve">curtos </w:t>
+      </w:r>
+      <w:r>
+        <w:t xml:space="preserve">períodos de tempo, se mostrando uma técnica </w:t>
+      </w:r>
+      <w:r>
+        <w:t>vantajosa em um mundo de big data.</w:t>
       </w:r>
     </w:p>
     <w:p>
@@ -1987,18 +1835,50 @@
           <w:ilvl w:val="0"/>
           <w:numId w:val="13"/>
         </w:numPr>
-        <w:rPr>
-          <w:lang w:val="pt-BR"/>
-        </w:rPr>
-      </w:pPr>
-      <w:bookmarkStart w:id="3" w:name="_Toc214644540"/>
-      <w:r>
-        <w:rPr>
-          <w:lang w:val="pt-BR"/>
-        </w:rPr>
-        <w:t>OBJETIVOS ESPECÍFICOS</w:t>
-      </w:r>
-      <w:bookmarkEnd w:id="3"/>
+      </w:pPr>
+      <w:bookmarkStart w:id="4" w:name="_Toc216794340"/>
+      <w:r>
+        <w:t>OBJETIVOS</w:t>
+      </w:r>
+      <w:bookmarkEnd w:id="4"/>
+    </w:p>
+    <w:p/>
+    <w:p>
+      <w:pPr>
+        <w:pStyle w:val="PargrafodaLista"/>
+        <w:numPr>
+          <w:ilvl w:val="1"/>
+          <w:numId w:val="13"/>
+        </w:numPr>
+      </w:pPr>
+      <w:r>
+        <w:t>Objetivo Geral</w:t>
+      </w:r>
+    </w:p>
+    <w:p>
+      <w:pPr>
+        <w:pStyle w:val="PargrafodaLista"/>
+      </w:pPr>
+      <w:r>
+        <w:t>Este trabalho propõe o desenvolvimento de um sistema inteligente de web crawler/scraping voltado à identificação de oportunidades de negócios usando a base de dados do Portal Nacional de Contratações Públicas (PNCP). A pesquisa busca unir técnicas de aprendizado de máquina, processamento de linguagem natural e modelagem computacional para transformar dados brutos em conhecimento estratégico.</w:t>
+      </w:r>
+    </w:p>
+    <w:p>
+      <w:pPr>
+        <w:pStyle w:val="PargrafodaLista"/>
+      </w:pPr>
+    </w:p>
+    <w:p>
+      <w:pPr>
+        <w:pStyle w:val="PargrafodaLista"/>
+        <w:numPr>
+          <w:ilvl w:val="1"/>
+          <w:numId w:val="13"/>
+        </w:numPr>
+      </w:pPr>
+      <w:r>
+        <w:t>Objetivos Específicos</w:t>
+      </w:r>
     </w:p>
     <w:p>
       <w:pPr>
@@ -2007,33 +1887,12 @@
           <w:ilvl w:val="0"/>
           <w:numId w:val="14"/>
         </w:numPr>
-        <w:rPr>
-          <w:lang w:val="pt-BR"/>
-        </w:rPr>
-      </w:pPr>
-      <w:r>
-        <w:rPr>
-          <w:lang w:val="pt-BR"/>
-        </w:rPr>
-        <w:t>Coleta: Realizar requisições paginadas à API</w:t>
-      </w:r>
-      <w:r>
-        <w:rPr>
-          <w:lang w:val="pt-BR"/>
-        </w:rPr>
-        <w:t xml:space="preserve"> </w:t>
-      </w:r>
-      <w:r>
-        <w:rPr>
-          <w:lang w:val="pt-BR"/>
-        </w:rPr>
-        <w:t>https://pncp.gov.br/api/consulta/v1/contratacoes/proposta</w:t>
-      </w:r>
-      <w:r>
-        <w:rPr>
-          <w:lang w:val="pt-BR"/>
-        </w:rPr>
-        <w:t>;</w:t>
+      </w:pPr>
+      <w:r>
+        <w:t>Realizar requisições paginadas à API</w:t>
+      </w:r>
+      <w:r>
+        <w:t xml:space="preserve"> do PNCP, visando a coleta de dados</w:t>
       </w:r>
     </w:p>
     <w:p>
@@ -2043,36 +1902,11 @@
           <w:ilvl w:val="0"/>
           <w:numId w:val="14"/>
         </w:numPr>
-        <w:rPr>
-          <w:lang w:val="pt-BR"/>
-        </w:rPr>
-      </w:pPr>
-      <w:r>
-        <w:rPr>
-          <w:lang w:val="pt-BR"/>
-        </w:rPr>
-        <w:t xml:space="preserve">Agregação: Consolidar resultados de várias páginas em um único arquivo </w:t>
-      </w:r>
-      <w:proofErr w:type="spellStart"/>
-      <w:r>
-        <w:rPr>
-          <w:lang w:val="pt-BR"/>
-        </w:rPr>
-        <w:t>dados_</w:t>
-      </w:r>
-      <w:proofErr w:type="gramStart"/>
-      <w:r>
-        <w:rPr>
-          <w:lang w:val="pt-BR"/>
-        </w:rPr>
-        <w:t>contratacoes.json</w:t>
-      </w:r>
-      <w:proofErr w:type="spellEnd"/>
-      <w:proofErr w:type="gramEnd"/>
-      <w:r>
-        <w:rPr>
-          <w:lang w:val="pt-BR"/>
-        </w:rPr>
+      </w:pPr>
+      <w:r>
+        <w:t>Agregação: Consolidar resultados de várias páginas em um único arquivo dados_contratacoes.json</w:t>
+      </w:r>
+      <w:r>
         <w:t>;</w:t>
       </w:r>
     </w:p>
@@ -2083,20 +1917,11 @@
           <w:ilvl w:val="0"/>
           <w:numId w:val="14"/>
         </w:numPr>
-        <w:rPr>
-          <w:lang w:val="pt-BR"/>
-        </w:rPr>
-      </w:pPr>
-      <w:r>
-        <w:rPr>
-          <w:lang w:val="pt-BR"/>
-        </w:rPr>
+      </w:pPr>
+      <w:r>
         <w:t>Transformação: Converter cada objeto de proposta em uma ficha textual legível</w:t>
       </w:r>
       <w:r>
-        <w:rPr>
-          <w:lang w:val="pt-BR"/>
-        </w:rPr>
         <w:t>;</w:t>
       </w:r>
     </w:p>
@@ -2107,17 +1932,12 @@
           <w:ilvl w:val="0"/>
           <w:numId w:val="14"/>
         </w:numPr>
-        <w:rPr>
-          <w:lang w:val="pt-BR"/>
-        </w:rPr>
-      </w:pPr>
-      <w:r>
-        <w:rPr>
-          <w:lang w:val="pt-BR"/>
-        </w:rPr>
+      </w:pPr>
+      <w:r>
         <w:t>Persistência: Salvar as fichas em fichas_propostas.txt.</w:t>
       </w:r>
     </w:p>
+    <w:p/>
     <w:p>
       <w:pPr>
         <w:pStyle w:val="Ttulo1"/>
@@ -2125,58 +1945,666 @@
           <w:ilvl w:val="0"/>
           <w:numId w:val="13"/>
         </w:numPr>
-        <w:rPr>
-          <w:lang w:val="pt-BR"/>
-        </w:rPr>
-      </w:pPr>
-      <w:bookmarkStart w:id="4" w:name="_Toc214644541"/>
-      <w:r>
-        <w:rPr>
-          <w:lang w:val="pt-BR"/>
-        </w:rPr>
-        <w:t>FUNDAMENTAÇÃO TEÓRICA</w:t>
-      </w:r>
-      <w:bookmarkEnd w:id="4"/>
+      </w:pPr>
+      <w:bookmarkStart w:id="5" w:name="_Toc216794341"/>
+      <w:r>
+        <w:t>M</w:t>
+      </w:r>
+      <w:r>
+        <w:t>ATERIAL E MÉTODOS</w:t>
+      </w:r>
+      <w:bookmarkEnd w:id="5"/>
+    </w:p>
+    <w:p/>
+    <w:p>
+      <w:r>
+        <w:t xml:space="preserve">A metodologia deste trabalho combina abordagens qualitativas e quantitativas, visando desenvolver, implementar e avaliar um sistema de detecção automatizada de </w:t>
+      </w:r>
+      <w:r>
+        <w:lastRenderedPageBreak/>
+        <w:t>oportunidades de negócios. O desenvolvimento foi dividido em etapas: (1) coleta de dados, (2) processamento e limpeza, (3) aplicação de técnicas de NLP, (4) modelagem por aprendizado de máquina e (5) visualização de resultados.</w:t>
+      </w:r>
     </w:p>
     <w:p>
-      <w:pPr>
+      <w:r>
+        <w:t>As ferramentas utilizadas incluem Python, bibliotecas como Scrapy, Pandas e Scikit-learn. O ambiente de desenvolvimento foi configurado com suporte a execução em infraestrutura de alto desempenho provida pela LANIAQ.</w:t>
+      </w:r>
+    </w:p>
+    <w:p>
+      <w:r>
+        <w:t>O sistema foi desenvolvido utilizando a linguagem Python 3.13, empregando-se o Visual Studio Code 1.106.2 (VSCode) como ambiente integrado de desenvolvimento (IDE) e o GitHub como ferramenta de versionamento, permitindo o acompanhamento das alterações e garantindo controle do ciclo evolutivo do software.</w:t>
+      </w:r>
+    </w:p>
+    <w:p>
+      <w:r>
+        <w:t xml:space="preserve">A aplicação tem como finalidade realizar consultas automatizadas à API pública de contratações do governo federal, disponibilizada no Portal Nacional de Contratações Públicas (PNCP). </w:t>
+      </w:r>
+      <w:r>
+        <w:t>O</w:t>
+      </w:r>
+      <w:r>
+        <w:t xml:space="preserve"> sistema acessa o endpoint oficial</w:t>
+      </w:r>
+      <w:r>
+        <w:t xml:space="preserve"> de contratações encontrado em (</w:t>
+      </w:r>
+      <w:r>
+        <w:t>https://pncp.gov.br/api/consulta/v1/contratacoes/proposta</w:t>
+      </w:r>
+      <w:r>
+        <w:t xml:space="preserve">), esse </w:t>
+      </w:r>
+      <w:r>
         <w:rPr>
-          <w:lang w:val="pt-BR"/>
+          <w:rFonts w:hint="eastAsia"/>
         </w:rPr>
-      </w:pPr>
+        <w:t>serviço retorna todas as propostas de compras públicas divulgadas e ativas até uma dat</w:t>
+      </w:r>
+      <w:r>
+        <w:t xml:space="preserve">a </w:t>
+      </w:r>
       <w:r>
         <w:rPr>
-          <w:lang w:val="pt-BR"/>
+          <w:rFonts w:hint="eastAsia"/>
         </w:rPr>
-        <w:t xml:space="preserve">Web </w:t>
-      </w:r>
-      <w:proofErr w:type="spellStart"/>
+        <w:t>limite definida pelo usuário. N</w:t>
+      </w:r>
+      <w:r>
+        <w:t>esse projeto,</w:t>
+      </w:r>
       <w:r>
         <w:rPr>
-          <w:lang w:val="pt-BR"/>
+          <w:rFonts w:hint="eastAsia"/>
         </w:rPr>
-        <w:t>crawling</w:t>
-      </w:r>
-      <w:proofErr w:type="spellEnd"/>
+        <w:t xml:space="preserve"> o limite de consulta foi fixado em 31/12/2025</w:t>
+      </w:r>
+      <w:r>
+        <w:t xml:space="preserve"> buscando </w:t>
+      </w:r>
       <w:r>
         <w:rPr>
-          <w:lang w:val="pt-BR"/>
+          <w:rFonts w:hint="eastAsia"/>
         </w:rPr>
-        <w:t xml:space="preserve"> refere-se ao processo automatizado de navegação pela web para indexação e coleta de informações. Web </w:t>
-      </w:r>
-      <w:proofErr w:type="spellStart"/>
+        <w:t>contempla</w:t>
+      </w:r>
+      <w:r>
+        <w:t>r</w:t>
+      </w:r>
       <w:r>
         <w:rPr>
-          <w:lang w:val="pt-BR"/>
+          <w:rFonts w:hint="eastAsia"/>
         </w:rPr>
-        <w:t>scraping</w:t>
-      </w:r>
-      <w:proofErr w:type="spellEnd"/>
+        <w:t xml:space="preserve"> assim todos os processos de contratação publicados até o </w:t>
+      </w:r>
+      <w:r>
+        <w:t>último dia do ano vigente.</w:t>
+      </w:r>
+    </w:p>
+    <w:p>
+      <w:pPr>
+        <w:pStyle w:val="Ttulo1"/>
+        <w:numPr>
+          <w:ilvl w:val="1"/>
+          <w:numId w:val="13"/>
+        </w:numPr>
+      </w:pPr>
+      <w:bookmarkStart w:id="6" w:name="_Toc216794342"/>
+      <w:r>
+        <w:t>Desenvolvimento do sistema</w:t>
+      </w:r>
+      <w:bookmarkEnd w:id="6"/>
+    </w:p>
+    <w:p/>
+    <w:p/>
+    <w:p>
+      <w:pPr>
+        <w:pStyle w:val="Ttulo1"/>
+        <w:numPr>
+          <w:ilvl w:val="1"/>
+          <w:numId w:val="13"/>
+        </w:numPr>
+      </w:pPr>
+      <w:bookmarkStart w:id="7" w:name="_Toc216794343"/>
+      <w:r>
+        <w:t>Estrutura geral e execução</w:t>
+      </w:r>
+      <w:bookmarkEnd w:id="7"/>
+    </w:p>
+    <w:p>
+      <w:r>
+        <w:tab/>
+      </w:r>
+    </w:p>
+    <w:p>
+      <w:r>
+        <w:t>O sistema inicia configurando os parâmetros da requisição HTTP, incluindo a data final (dataFinal), a página inicial e o tamanho máximo de registros por página, respeitando o limite de 50 itens por página imposto pela API. Em seguida, é acionado um loop de paginação que percorre automaticamente todas as páginas disponíveis no serviço.</w:t>
+      </w:r>
+    </w:p>
+    <w:p>
+      <w:r>
+        <w:lastRenderedPageBreak/>
+        <w:t>Para cada página solicitada, o sistema</w:t>
+      </w:r>
+      <w:r>
+        <w:t>:</w:t>
+      </w:r>
+    </w:p>
+    <w:p>
+      <w:pPr>
+        <w:pStyle w:val="PargrafodaLista"/>
+        <w:numPr>
+          <w:ilvl w:val="0"/>
+          <w:numId w:val="15"/>
+        </w:numPr>
+      </w:pPr>
+      <w:r>
+        <w:t>Envia uma requisição GET à API do PNCP;</w:t>
+      </w:r>
+    </w:p>
+    <w:p>
+      <w:pPr>
+        <w:pStyle w:val="PargrafodaLista"/>
+        <w:numPr>
+          <w:ilvl w:val="0"/>
+          <w:numId w:val="15"/>
+        </w:numPr>
+      </w:pPr>
+      <w:r>
+        <w:t>Verifica o sucesso da resposta (código HTTP 200);</w:t>
+      </w:r>
+    </w:p>
+    <w:p>
+      <w:pPr>
+        <w:pStyle w:val="PargrafodaLista"/>
+        <w:numPr>
+          <w:ilvl w:val="0"/>
+          <w:numId w:val="15"/>
+        </w:numPr>
+      </w:pPr>
+      <w:r>
+        <w:t>Extrai os itens retornados no campo "data" do payload;</w:t>
+      </w:r>
+    </w:p>
+    <w:p>
+      <w:pPr>
+        <w:pStyle w:val="PargrafodaLista"/>
+        <w:numPr>
+          <w:ilvl w:val="0"/>
+          <w:numId w:val="15"/>
+        </w:numPr>
+      </w:pPr>
+      <w:r>
+        <w:t>Armazena esses itens em uma lista acumuladora chamada all_data;</w:t>
+      </w:r>
+    </w:p>
+    <w:p>
+      <w:pPr>
+        <w:pStyle w:val="PargrafodaLista"/>
+        <w:numPr>
+          <w:ilvl w:val="0"/>
+          <w:numId w:val="15"/>
+        </w:numPr>
+      </w:pPr>
+      <w:r>
+        <w:t>Analisa os metadados de paginação retornados pela API (totalPaginas, numeroPagina, paginasRestantes);</w:t>
+      </w:r>
+    </w:p>
+    <w:p>
+      <w:pPr>
+        <w:pStyle w:val="PargrafodaLista"/>
+        <w:numPr>
+          <w:ilvl w:val="0"/>
+          <w:numId w:val="15"/>
+        </w:numPr>
+      </w:pPr>
+      <w:r>
+        <w:t>Determina dinamicamente se deve continuar avançando ou encerrar a coleta.</w:t>
+      </w:r>
+    </w:p>
+    <w:p>
+      <w:r>
+        <w:t>Foi implementado</w:t>
+      </w:r>
+      <w:r>
+        <w:t xml:space="preserve"> também</w:t>
+      </w:r>
+      <w:r>
+        <w:t xml:space="preserve"> um pequeno intervalo de 0,2 segundos entre uma requisição e outra</w:t>
+      </w:r>
+      <w:r>
+        <w:t xml:space="preserve"> para</w:t>
+      </w:r>
+      <w:r>
+        <w:t xml:space="preserve"> reduzi</w:t>
+      </w:r>
+      <w:r>
+        <w:t>r</w:t>
+      </w:r>
+      <w:r>
+        <w:t xml:space="preserve"> a carga sobre o servidor e evita</w:t>
+      </w:r>
+      <w:r>
+        <w:t>r</w:t>
+      </w:r>
+      <w:r>
+        <w:t xml:space="preserve"> bloqueios por excesso de solicitações.</w:t>
+      </w:r>
+    </w:p>
+    <w:p>
+      <w:r>
+        <w:t>Ao final da coleta, o sistema salva todos os resultados agregados em um arquivo JSON denominado</w:t>
+      </w:r>
+      <w:r>
+        <w:t xml:space="preserve"> “dados_contratacoes.json” que armazena todas as propostas coletadas, o total de registros, as informações gerais de paginação e um indicador de lista vazia (fim dos contratos).</w:t>
+      </w:r>
+    </w:p>
+    <w:p>
+      <w:r>
+        <w:t>Após a coleta dos dados brutos, o sistema executa sua segunda fase: o processamento e formatação das propostas</w:t>
+      </w:r>
+      <w:r>
+        <w:t xml:space="preserve"> e p</w:t>
+      </w:r>
+      <w:r>
+        <w:t>ara isso são utilizadas três funções principais:</w:t>
+      </w:r>
+    </w:p>
+    <w:p>
+      <w:r>
+        <w:t>a) parse_proposta()</w:t>
+      </w:r>
+    </w:p>
+    <w:p>
+      <w:r>
+        <w:t>Essa f</w:t>
+      </w:r>
+      <w:r>
+        <w:t xml:space="preserve">unção </w:t>
+      </w:r>
+      <w:r>
+        <w:t xml:space="preserve">é </w:t>
+      </w:r>
+      <w:r>
+        <w:t>responsável por extrair campos relevantes de cada item retornado pela API e padronizá-los em uma ficha legível</w:t>
+      </w:r>
+      <w:r>
+        <w:t xml:space="preserve"> chamada “</w:t>
+      </w:r>
+      <w:r>
+        <w:t>fichas_propostas.txt</w:t>
+      </w:r>
+      <w:r>
+        <w:t>”. Essa ficha i</w:t>
+      </w:r>
+      <w:r>
+        <w:t>nclui dados como:</w:t>
+      </w:r>
+    </w:p>
+    <w:p>
+      <w:pPr>
+        <w:pStyle w:val="PargrafodaLista"/>
+        <w:numPr>
+          <w:ilvl w:val="0"/>
+          <w:numId w:val="18"/>
+        </w:numPr>
+      </w:pPr>
+      <w:r>
+        <w:t>CNPJ e Razão Social do órgão</w:t>
+      </w:r>
+      <w:r>
+        <w:t>;</w:t>
+      </w:r>
+    </w:p>
+    <w:p>
+      <w:pPr>
+        <w:pStyle w:val="PargrafodaLista"/>
+        <w:numPr>
+          <w:ilvl w:val="0"/>
+          <w:numId w:val="18"/>
+        </w:numPr>
+      </w:pPr>
+      <w:r>
+        <w:t>Localização (UF e município)</w:t>
+      </w:r>
+      <w:r>
+        <w:t>;</w:t>
+      </w:r>
+    </w:p>
+    <w:p>
+      <w:pPr>
+        <w:pStyle w:val="PargrafodaLista"/>
+        <w:numPr>
+          <w:ilvl w:val="0"/>
+          <w:numId w:val="18"/>
+        </w:numPr>
+      </w:pPr>
+      <w:r>
+        <w:t>Informações da compra (ano, número, modalidade)</w:t>
+      </w:r>
+      <w:r>
+        <w:t>;</w:t>
+      </w:r>
+    </w:p>
+    <w:p>
+      <w:pPr>
+        <w:pStyle w:val="PargrafodaLista"/>
+        <w:numPr>
+          <w:ilvl w:val="0"/>
+          <w:numId w:val="18"/>
+        </w:numPr>
+      </w:pPr>
+      <w:r>
+        <w:t>Situação da proposta</w:t>
+      </w:r>
+      <w:r>
+        <w:t>;</w:t>
+      </w:r>
+    </w:p>
+    <w:p>
+      <w:pPr>
+        <w:pStyle w:val="PargrafodaLista"/>
+        <w:numPr>
+          <w:ilvl w:val="0"/>
+          <w:numId w:val="18"/>
+        </w:numPr>
+      </w:pPr>
+      <w:r>
+        <w:t>Valores estimados e homologados</w:t>
+      </w:r>
+      <w:r>
+        <w:t>;</w:t>
+      </w:r>
+    </w:p>
+    <w:p>
+      <w:pPr>
+        <w:pStyle w:val="PargrafodaLista"/>
+        <w:numPr>
+          <w:ilvl w:val="0"/>
+          <w:numId w:val="18"/>
+        </w:numPr>
+      </w:pPr>
+      <w:r>
+        <w:t>Datas formatadas (abertura, encerramento, publicação, atualização etc.)</w:t>
+      </w:r>
+      <w:r>
+        <w:t>;</w:t>
+      </w:r>
+    </w:p>
+    <w:p>
+      <w:pPr>
+        <w:pStyle w:val="PargrafodaLista"/>
+        <w:numPr>
+          <w:ilvl w:val="0"/>
+          <w:numId w:val="18"/>
+        </w:numPr>
+      </w:pPr>
+      <w:r>
+        <w:lastRenderedPageBreak/>
+        <w:t>Links para o processo eletrônico e sistemas de origem</w:t>
+      </w:r>
+      <w:r>
+        <w:t>;</w:t>
+      </w:r>
+    </w:p>
+    <w:p>
+      <w:pPr>
+        <w:pStyle w:val="PargrafodaLista"/>
+        <w:numPr>
+          <w:ilvl w:val="0"/>
+          <w:numId w:val="18"/>
+        </w:numPr>
+      </w:pPr>
+      <w:r>
+        <w:t>Amparo legal aplicável.</w:t>
+      </w:r>
+    </w:p>
+    <w:p>
+      <w:r>
+        <w:t xml:space="preserve">Também foi implementada a função auxiliar </w:t>
+      </w:r>
       <w:r>
         <w:rPr>
-          <w:lang w:val="pt-BR"/>
+          <w:b/>
+          <w:bCs/>
         </w:rPr>
-        <w:t>, por sua vez, é a extração específica de dados de páginas da web, transformando conteúdo não estruturado em dados utilizáveis.</w:t>
+        <w:t>formatar_data()</w:t>
+      </w:r>
+      <w:r>
+        <w:rPr>
+          <w:b/>
+          <w:bCs/>
+        </w:rPr>
+        <w:t xml:space="preserve"> que</w:t>
+      </w:r>
+      <w:r>
+        <w:t xml:space="preserve"> garant</w:t>
+      </w:r>
+      <w:r>
+        <w:t>e</w:t>
+      </w:r>
+      <w:r>
+        <w:t xml:space="preserve"> que datas ISO sejam convertidas automaticamente para o padrão brasileiro </w:t>
+      </w:r>
+      <w:r>
+        <w:rPr>
+          <w:b/>
+          <w:bCs/>
+        </w:rPr>
+        <w:t>dd/mm/yyyy hh:mm:ss</w:t>
+      </w:r>
+      <w:r>
+        <w:t>.</w:t>
+      </w:r>
+    </w:p>
+    <w:p>
+      <w:r>
+        <w:t>b) imprimir_ficha()</w:t>
+      </w:r>
+    </w:p>
+    <w:p>
+      <w:r>
+        <w:t>Essa f</w:t>
+      </w:r>
+      <w:r>
+        <w:t xml:space="preserve">unção </w:t>
+      </w:r>
+      <w:r>
+        <w:t>t</w:t>
+      </w:r>
+      <w:r>
+        <w:t>ransforma cada proposta formatada em um bloco de texto legível, contendo:</w:t>
+      </w:r>
+    </w:p>
+    <w:p>
+      <w:pPr>
+        <w:pStyle w:val="PargrafodaLista"/>
+        <w:numPr>
+          <w:ilvl w:val="0"/>
+          <w:numId w:val="19"/>
+        </w:numPr>
+      </w:pPr>
+      <w:r>
+        <w:t>Cabeçalho numerado</w:t>
+      </w:r>
+      <w:r>
+        <w:t>;</w:t>
+      </w:r>
+    </w:p>
+    <w:p>
+      <w:pPr>
+        <w:pStyle w:val="PargrafodaLista"/>
+        <w:numPr>
+          <w:ilvl w:val="0"/>
+          <w:numId w:val="19"/>
+        </w:numPr>
+      </w:pPr>
+      <w:r>
+        <w:t>Campos organizados</w:t>
+      </w:r>
+      <w:r>
+        <w:t>;</w:t>
+      </w:r>
+    </w:p>
+    <w:p>
+      <w:pPr>
+        <w:pStyle w:val="PargrafodaLista"/>
+        <w:numPr>
+          <w:ilvl w:val="0"/>
+          <w:numId w:val="19"/>
+        </w:numPr>
+      </w:pPr>
+      <w:r>
+        <w:t>Delimitadores para facilitar leitura posterior.</w:t>
+      </w:r>
+    </w:p>
+    <w:p>
+      <w:r>
+        <w:t>c) encontrar_propostas()</w:t>
+      </w:r>
+    </w:p>
+    <w:p>
+      <w:r>
+        <w:t>Essa f</w:t>
+      </w:r>
+      <w:r>
+        <w:t xml:space="preserve">unção </w:t>
+      </w:r>
+      <w:r>
+        <w:t>l</w:t>
+      </w:r>
+      <w:r>
+        <w:t>ocaliza</w:t>
+      </w:r>
+      <w:r>
+        <w:t>,</w:t>
+      </w:r>
+      <w:r>
+        <w:t xml:space="preserve"> dentro do JSON carregado</w:t>
+      </w:r>
+      <w:r>
+        <w:t>,</w:t>
+      </w:r>
+      <w:r>
+        <w:t xml:space="preserve"> o array com os registros das propostas, seguindo a estrutura</w:t>
+      </w:r>
+    </w:p>
+    <w:p>
+      <w:r>
+        <w:t>{</w:t>
+      </w:r>
+    </w:p>
+    <w:p>
+      <w:r>
+        <w:t xml:space="preserve">    "data": [</w:t>
+      </w:r>
+    </w:p>
+    <w:p>
+      <w:r>
+        <w:t>Os dados da API vêm aqui.</w:t>
+      </w:r>
+    </w:p>
+    <w:p>
+      <w:r>
+        <w:t>],</w:t>
+      </w:r>
+    </w:p>
+    <w:p>
+      <w:r>
+        <w:t>}</w:t>
+      </w:r>
+    </w:p>
+    <w:p>
+      <w:r>
+        <w:t xml:space="preserve">Cada ficha formatada é então reunida em uma lista e posteriormente salva em </w:t>
+      </w:r>
+      <w:r>
+        <w:t xml:space="preserve">um arquivo </w:t>
+      </w:r>
+      <w:r>
+        <w:t>texto</w:t>
+      </w:r>
+      <w:r>
+        <w:t xml:space="preserve"> chamado “fichas_propostas.txt” como descrito na função parse_proposta(). </w:t>
+      </w:r>
+      <w:r>
+        <w:t>A função salvar_txt() é responsável por escrever todo o conteúdo no arquivo, preservando espaçamentos e estrutura para facilitar inspeção manual posterior</w:t>
+      </w:r>
+      <w:r>
+        <w:t xml:space="preserve">. </w:t>
+      </w:r>
+      <w:r>
+        <w:t>Ao término do processo, o sistema informa ao usuário</w:t>
+      </w:r>
+      <w:r>
+        <w:t xml:space="preserve"> q</w:t>
+      </w:r>
+      <w:r>
+        <w:t>uantas propostas foram processadas</w:t>
+      </w:r>
+      <w:r>
+        <w:t xml:space="preserve"> e o</w:t>
+      </w:r>
+      <w:r>
+        <w:t>nde o arquivo final foi salvo.</w:t>
+      </w:r>
+    </w:p>
+    <w:p>
+      <w:r>
+        <w:lastRenderedPageBreak/>
+        <w:t>O sistema também incorpora mecanismos de tratamento de exceções, incluindo:</w:t>
+      </w:r>
+    </w:p>
+    <w:p>
+      <w:pPr>
+        <w:pStyle w:val="PargrafodaLista"/>
+        <w:numPr>
+          <w:ilvl w:val="0"/>
+          <w:numId w:val="20"/>
+        </w:numPr>
+      </w:pPr>
+      <w:r>
+        <w:t>Problemas de conexão com a API (RequestException);</w:t>
+      </w:r>
+    </w:p>
+    <w:p>
+      <w:pPr>
+        <w:pStyle w:val="PargrafodaLista"/>
+        <w:numPr>
+          <w:ilvl w:val="0"/>
+          <w:numId w:val="20"/>
+        </w:numPr>
+      </w:pPr>
+      <w:r>
+        <w:t>Respostas inválidas (JSONDecodeError);</w:t>
+      </w:r>
+    </w:p>
+    <w:p>
+      <w:pPr>
+        <w:pStyle w:val="PargrafodaLista"/>
+        <w:numPr>
+          <w:ilvl w:val="0"/>
+          <w:numId w:val="20"/>
+        </w:numPr>
+      </w:pPr>
+      <w:r>
+        <w:t>Erros de escrita em arquivo (IOError);</w:t>
+      </w:r>
+    </w:p>
+    <w:p>
+      <w:pPr>
+        <w:pStyle w:val="PargrafodaLista"/>
+        <w:numPr>
+          <w:ilvl w:val="0"/>
+          <w:numId w:val="20"/>
+        </w:numPr>
+      </w:pPr>
+      <w:r>
+        <w:t>Arquivos ausentes ao tentar consumir o JSON salvo.</w:t>
+      </w:r>
+    </w:p>
+    <w:p>
+      <w:r>
+        <w:t>Essas validações tornam a aplicação robusta e resiliente em ambientes reais de execução.</w:t>
       </w:r>
     </w:p>
     <w:p>
@@ -2186,74 +2614,17 @@
           <w:ilvl w:val="0"/>
           <w:numId w:val="13"/>
         </w:numPr>
-        <w:rPr>
-          <w:lang w:val="pt-BR"/>
-        </w:rPr>
-      </w:pPr>
-      <w:bookmarkStart w:id="5" w:name="_Toc214644542"/>
-      <w:r>
-        <w:rPr>
-          <w:lang w:val="pt-BR"/>
-        </w:rPr>
-        <w:t>METODOLOGIA</w:t>
-      </w:r>
-      <w:bookmarkEnd w:id="5"/>
+      </w:pPr>
+      <w:bookmarkStart w:id="8" w:name="_Toc216794344"/>
+      <w:r>
+        <w:t>R</w:t>
+      </w:r>
+      <w:r>
+        <w:t>ESULTADOS E DISCUSSÕES</w:t>
+      </w:r>
+      <w:bookmarkEnd w:id="8"/>
     </w:p>
-    <w:p>
-      <w:pPr>
-        <w:rPr>
-          <w:lang w:val="pt-BR"/>
-        </w:rPr>
-      </w:pPr>
-      <w:r>
-        <w:rPr>
-          <w:lang w:val="pt-BR"/>
-        </w:rPr>
-        <w:t>A metodologia deste trabalho combina abordagens qualitativas e quantitativas, visando desenvolver, implementar e avaliar um sistema de detecção automatizada de oportunidades de negócios. O desenvolvimento foi dividido em etapas: (1) coleta de dados, (2) processamento e limpeza, (3) aplicação de técnicas de NLP, (4) modelagem por aprendizado de máquina e (5) visualização de resultados.</w:t>
-      </w:r>
-    </w:p>
-    <w:p>
-      <w:pPr>
-        <w:rPr>
-          <w:lang w:val="pt-BR"/>
-        </w:rPr>
-      </w:pPr>
-      <w:r>
-        <w:rPr>
-          <w:lang w:val="pt-BR"/>
-        </w:rPr>
-        <w:lastRenderedPageBreak/>
-        <w:t xml:space="preserve">As ferramentas utilizadas incluem Python, bibliotecas como </w:t>
-      </w:r>
-      <w:proofErr w:type="spellStart"/>
-      <w:r>
-        <w:rPr>
-          <w:lang w:val="pt-BR"/>
-        </w:rPr>
-        <w:t>Scrapy</w:t>
-      </w:r>
-      <w:proofErr w:type="spellEnd"/>
-      <w:r>
-        <w:rPr>
-          <w:lang w:val="pt-BR"/>
-        </w:rPr>
-        <w:t xml:space="preserve">, Pandas e </w:t>
-      </w:r>
-      <w:proofErr w:type="spellStart"/>
-      <w:r>
-        <w:rPr>
-          <w:lang w:val="pt-BR"/>
-        </w:rPr>
-        <w:t>Scikit-learn</w:t>
-      </w:r>
-      <w:proofErr w:type="spellEnd"/>
-      <w:r>
-        <w:rPr>
-          <w:lang w:val="pt-BR"/>
-        </w:rPr>
-        <w:t>. O ambiente de desenvolvimento foi configurado com suporte a execução em infraestrutura de alto desempenho provida pela LANIAQ.</w:t>
-      </w:r>
-    </w:p>
+    <w:p/>
     <w:p>
       <w:pPr>
         <w:pStyle w:val="Ttulo1"/>
@@ -2261,1714 +2632,465 @@
           <w:ilvl w:val="0"/>
           <w:numId w:val="13"/>
         </w:numPr>
-        <w:rPr>
-          <w:lang w:val="pt-BR"/>
-        </w:rPr>
-      </w:pPr>
-      <w:bookmarkStart w:id="6" w:name="_Toc214644543"/>
-      <w:r>
-        <w:rPr>
-          <w:lang w:val="pt-BR"/>
-        </w:rPr>
-        <w:t>DESENVOLVIMENTO DO SISTEMA</w:t>
-      </w:r>
-      <w:bookmarkEnd w:id="6"/>
+      </w:pPr>
+      <w:bookmarkStart w:id="9" w:name="_Toc216794345"/>
+      <w:r>
+        <w:t>CONCLUSÕES E TRABALHOS FUTUROS</w:t>
+      </w:r>
+      <w:bookmarkEnd w:id="9"/>
+    </w:p>
+    <w:p/>
+    <w:p>
+      <w:r>
+        <w:t>Como trabalhos futuros, propõe-se a expansão do sistema para fontes de dados em tempo real, integração com outras APIs governamentais como estados e prefeituras e aprimoramento da camada de inteligência artificial por meio de modelos de linguagem mais avançados.</w:t>
+      </w:r>
     </w:p>
     <w:p>
       <w:pPr>
-        <w:rPr>
-          <w:lang w:val="pt-BR"/>
-        </w:rPr>
-      </w:pPr>
-      <w:r>
-        <w:rPr>
-          <w:lang w:val="pt-BR"/>
-        </w:rPr>
-        <w:t xml:space="preserve">O sistema foi desenvolvido utilizando a linguagem Python 3.13, empregando-se o Visual Studio </w:t>
-      </w:r>
-      <w:proofErr w:type="spellStart"/>
-      <w:r>
-        <w:rPr>
-          <w:lang w:val="pt-BR"/>
-        </w:rPr>
-        <w:t>Code</w:t>
-      </w:r>
-      <w:proofErr w:type="spellEnd"/>
-      <w:r>
-        <w:rPr>
-          <w:lang w:val="pt-BR"/>
-        </w:rPr>
-        <w:t xml:space="preserve"> 1.106.2 (</w:t>
-      </w:r>
-      <w:proofErr w:type="spellStart"/>
-      <w:r>
-        <w:rPr>
-          <w:lang w:val="pt-BR"/>
-        </w:rPr>
-        <w:t>VSCode</w:t>
-      </w:r>
-      <w:proofErr w:type="spellEnd"/>
-      <w:r>
-        <w:rPr>
-          <w:lang w:val="pt-BR"/>
-        </w:rPr>
-        <w:t>) como ambiente integrado de desenvolvimento (IDE) e o GitHub como ferramenta de versionamento, permitindo o acompanhamento das alterações e garantindo controle do ciclo evolutivo do software.</w:t>
-      </w:r>
+        <w:pStyle w:val="Ttulo1"/>
+      </w:pPr>
+      <w:bookmarkStart w:id="10" w:name="_Toc216794346"/>
+      <w:r>
+        <w:t>REFERÊNCIAS</w:t>
+      </w:r>
+      <w:bookmarkEnd w:id="10"/>
     </w:p>
     <w:p>
       <w:pPr>
+        <w:ind w:firstLine="0"/>
+        <w:jc w:val="left"/>
         <w:rPr>
-          <w:lang w:val="pt-BR"/>
+          <w:rFonts w:eastAsia="Times New Roman" w:cs="Times New Roman"/>
+          <w:color w:val="000000"/>
         </w:rPr>
       </w:pPr>
       <w:r>
-        <w:rPr>
-          <w:lang w:val="pt-BR"/>
-        </w:rPr>
-        <w:t xml:space="preserve">A aplicação tem como finalidade realizar consultas automatizadas à API pública de contratações do governo federal, disponibilizada no Portal Nacional de Contratações Públicas (PNCP). </w:t>
-      </w:r>
-      <w:r>
-        <w:rPr>
-          <w:lang w:val="pt-BR"/>
-        </w:rPr>
-        <w:t>O</w:t>
-      </w:r>
-      <w:r>
-        <w:rPr>
-          <w:lang w:val="pt-BR"/>
-        </w:rPr>
-        <w:t xml:space="preserve"> sistema acessa o </w:t>
-      </w:r>
-      <w:proofErr w:type="spellStart"/>
-      <w:r>
-        <w:rPr>
-          <w:lang w:val="pt-BR"/>
-        </w:rPr>
-        <w:t>endpoint</w:t>
-      </w:r>
-      <w:proofErr w:type="spellEnd"/>
-      <w:r>
-        <w:rPr>
-          <w:lang w:val="pt-BR"/>
-        </w:rPr>
-        <w:t xml:space="preserve"> oficial</w:t>
-      </w:r>
-      <w:r>
-        <w:rPr>
-          <w:lang w:val="pt-BR"/>
-        </w:rPr>
-        <w:t xml:space="preserve"> de contratações encontrado em (</w:t>
-      </w:r>
-      <w:hyperlink r:id="rId7" w:history="1">
-        <w:r>
-          <w:rPr>
-            <w:rStyle w:val="Hyperlink"/>
-            <w:lang w:val="pt-BR"/>
-          </w:rPr>
-          <w:t>https://pncp.gov.br/api/consulta/v1/contratacoes/proposta</w:t>
-        </w:r>
-      </w:hyperlink>
-      <w:r>
-        <w:rPr>
-          <w:lang w:val="pt-BR"/>
-        </w:rPr>
-        <w:t xml:space="preserve">), esse </w:t>
-      </w:r>
-      <w:r>
-        <w:rPr>
-          <w:rFonts w:hint="eastAsia"/>
-          <w:lang w:val="pt-BR"/>
-        </w:rPr>
-        <w:t>serviço retorna todas as propostas de compras públicas divulgadas e ativas até uma dat</w:t>
-      </w:r>
-      <w:r>
-        <w:rPr>
-          <w:lang w:val="pt-BR"/>
-        </w:rPr>
-        <w:t xml:space="preserve">a </w:t>
-      </w:r>
-      <w:r>
-        <w:rPr>
-          <w:rFonts w:hint="eastAsia"/>
-          <w:lang w:val="pt-BR"/>
-        </w:rPr>
-        <w:t>limite definida pelo usuário. N</w:t>
-      </w:r>
-      <w:r>
-        <w:rPr>
-          <w:lang w:val="pt-BR"/>
-        </w:rPr>
-        <w:t>esse projeto,</w:t>
-      </w:r>
-      <w:r>
-        <w:rPr>
-          <w:rFonts w:hint="eastAsia"/>
-          <w:lang w:val="pt-BR"/>
-        </w:rPr>
-        <w:t xml:space="preserve"> o limite de consulta foi fixado em 31/12/2025</w:t>
-      </w:r>
-      <w:r>
-        <w:rPr>
-          <w:lang w:val="pt-BR"/>
-        </w:rPr>
-        <w:t xml:space="preserve"> buscando </w:t>
-      </w:r>
-      <w:r>
-        <w:rPr>
-          <w:rFonts w:hint="eastAsia"/>
-          <w:lang w:val="pt-BR"/>
-        </w:rPr>
-        <w:t>contempla</w:t>
-      </w:r>
-      <w:r>
-        <w:rPr>
-          <w:lang w:val="pt-BR"/>
-        </w:rPr>
-        <w:t>r</w:t>
-      </w:r>
-      <w:r>
-        <w:rPr>
-          <w:rFonts w:hint="eastAsia"/>
-          <w:lang w:val="pt-BR"/>
-        </w:rPr>
-        <w:t xml:space="preserve"> assim todos os processos de contratação publicados até o </w:t>
-      </w:r>
-      <w:r>
-        <w:rPr>
-          <w:lang w:val="pt-BR"/>
-        </w:rPr>
-        <w:t>último dia do ano vigente.</w:t>
-      </w:r>
-    </w:p>
-    <w:p>
-      <w:pPr>
-        <w:pStyle w:val="Ttulo1"/>
-        <w:numPr>
-          <w:ilvl w:val="0"/>
-          <w:numId w:val="13"/>
-        </w:numPr>
-        <w:rPr>
-          <w:lang w:val="pt-BR"/>
-        </w:rPr>
-      </w:pPr>
-      <w:bookmarkStart w:id="7" w:name="_Toc214644544"/>
-      <w:r>
-        <w:rPr>
-          <w:lang w:val="pt-BR"/>
-        </w:rPr>
-        <w:t>ESTRUTURA GERAL E EXECUÇÃO</w:t>
-      </w:r>
-    </w:p>
-    <w:p>
-      <w:pPr>
-        <w:rPr>
-          <w:lang w:val="pt-BR"/>
-        </w:rPr>
-      </w:pPr>
-      <w:r>
-        <w:rPr>
-          <w:lang w:val="pt-BR"/>
-        </w:rPr>
-        <w:t>O sistema inicia configurando os parâmetros da requisição HTTP, incluindo a data final (</w:t>
-      </w:r>
-      <w:proofErr w:type="spellStart"/>
-      <w:r>
-        <w:rPr>
-          <w:lang w:val="pt-BR"/>
-        </w:rPr>
-        <w:t>dataFinal</w:t>
-      </w:r>
-      <w:proofErr w:type="spellEnd"/>
-      <w:r>
-        <w:rPr>
-          <w:lang w:val="pt-BR"/>
-        </w:rPr>
-        <w:t>), a página inicial e o tamanho máximo de registros por página, respeitando o limite de 50 itens por página imposto pela API. Em seguida, é acionado um loop de paginação que percorre automaticamente todas as páginas disponíveis no serviço.</w:t>
-      </w:r>
-    </w:p>
-    <w:p>
-      <w:pPr>
-        <w:rPr>
-          <w:lang w:val="pt-BR"/>
-        </w:rPr>
-      </w:pPr>
-      <w:r>
-        <w:rPr>
-          <w:lang w:val="pt-BR"/>
-        </w:rPr>
-        <w:t>Para cada página solicitada, o sistema</w:t>
-      </w:r>
-      <w:r>
-        <w:rPr>
-          <w:lang w:val="pt-BR"/>
-        </w:rPr>
-        <w:t>:</w:t>
-      </w:r>
-    </w:p>
-    <w:p>
-      <w:pPr>
-        <w:pStyle w:val="PargrafodaLista"/>
-        <w:numPr>
-          <w:ilvl w:val="0"/>
-          <w:numId w:val="15"/>
-        </w:numPr>
-        <w:rPr>
-          <w:lang w:val="pt-BR"/>
-        </w:rPr>
-      </w:pPr>
-      <w:r>
-        <w:rPr>
-          <w:lang w:val="pt-BR"/>
-        </w:rPr>
-        <w:t>Envia uma requisição GET à API do PNCP;</w:t>
-      </w:r>
-    </w:p>
-    <w:p>
-      <w:pPr>
-        <w:pStyle w:val="PargrafodaLista"/>
-        <w:numPr>
-          <w:ilvl w:val="0"/>
-          <w:numId w:val="15"/>
-        </w:numPr>
-        <w:rPr>
-          <w:lang w:val="pt-BR"/>
-        </w:rPr>
-      </w:pPr>
-      <w:r>
-        <w:rPr>
-          <w:lang w:val="pt-BR"/>
-        </w:rPr>
-        <w:t>Verifica o sucesso da resposta (código HTTP 200);</w:t>
-      </w:r>
-    </w:p>
-    <w:p>
-      <w:pPr>
-        <w:pStyle w:val="PargrafodaLista"/>
-        <w:numPr>
-          <w:ilvl w:val="0"/>
-          <w:numId w:val="15"/>
-        </w:numPr>
-        <w:rPr>
-          <w:lang w:val="pt-BR"/>
-        </w:rPr>
-      </w:pPr>
-      <w:r>
-        <w:rPr>
-          <w:lang w:val="pt-BR"/>
-        </w:rPr>
-        <w:t xml:space="preserve">Extrai os itens retornados no campo "data" do </w:t>
-      </w:r>
-      <w:proofErr w:type="spellStart"/>
-      <w:r>
-        <w:rPr>
-          <w:lang w:val="pt-BR"/>
-        </w:rPr>
-        <w:t>payload</w:t>
-      </w:r>
-      <w:proofErr w:type="spellEnd"/>
-      <w:r>
-        <w:rPr>
-          <w:lang w:val="pt-BR"/>
-        </w:rPr>
-        <w:t>;</w:t>
-      </w:r>
-    </w:p>
-    <w:p>
-      <w:pPr>
-        <w:pStyle w:val="PargrafodaLista"/>
-        <w:numPr>
-          <w:ilvl w:val="0"/>
-          <w:numId w:val="15"/>
-        </w:numPr>
-        <w:rPr>
-          <w:lang w:val="pt-BR"/>
-        </w:rPr>
-      </w:pPr>
-      <w:r>
-        <w:rPr>
-          <w:lang w:val="pt-BR"/>
-        </w:rPr>
-        <w:t xml:space="preserve">Armazena esses itens em uma lista acumuladora chamada </w:t>
-      </w:r>
-      <w:proofErr w:type="spellStart"/>
-      <w:r>
-        <w:rPr>
-          <w:lang w:val="pt-BR"/>
-        </w:rPr>
-        <w:t>all_data</w:t>
-      </w:r>
-      <w:proofErr w:type="spellEnd"/>
-      <w:r>
-        <w:rPr>
-          <w:lang w:val="pt-BR"/>
-        </w:rPr>
-        <w:t>;</w:t>
-      </w:r>
-    </w:p>
-    <w:p>
-      <w:pPr>
-        <w:pStyle w:val="PargrafodaLista"/>
-        <w:numPr>
-          <w:ilvl w:val="0"/>
-          <w:numId w:val="15"/>
-        </w:numPr>
-        <w:rPr>
-          <w:lang w:val="pt-BR"/>
-        </w:rPr>
-      </w:pPr>
-      <w:r>
-        <w:rPr>
-          <w:lang w:val="pt-BR"/>
-        </w:rPr>
-        <w:t>Analisa os metadados de paginação retornados pela API (</w:t>
-      </w:r>
-      <w:proofErr w:type="spellStart"/>
-      <w:r>
-        <w:rPr>
-          <w:lang w:val="pt-BR"/>
-        </w:rPr>
-        <w:t>totalPaginas</w:t>
-      </w:r>
-      <w:proofErr w:type="spellEnd"/>
-      <w:r>
-        <w:rPr>
-          <w:lang w:val="pt-BR"/>
-        </w:rPr>
-        <w:t xml:space="preserve">, </w:t>
-      </w:r>
-      <w:proofErr w:type="spellStart"/>
-      <w:r>
-        <w:rPr>
-          <w:lang w:val="pt-BR"/>
-        </w:rPr>
-        <w:t>numeroPagina</w:t>
-      </w:r>
-      <w:proofErr w:type="spellEnd"/>
-      <w:r>
-        <w:rPr>
-          <w:lang w:val="pt-BR"/>
-        </w:rPr>
-        <w:t xml:space="preserve">, </w:t>
-      </w:r>
-      <w:proofErr w:type="spellStart"/>
-      <w:r>
-        <w:rPr>
-          <w:lang w:val="pt-BR"/>
-        </w:rPr>
-        <w:t>paginasRestantes</w:t>
-      </w:r>
-      <w:proofErr w:type="spellEnd"/>
-      <w:r>
-        <w:rPr>
-          <w:lang w:val="pt-BR"/>
-        </w:rPr>
-        <w:t>);</w:t>
-      </w:r>
-    </w:p>
-    <w:p>
-      <w:pPr>
-        <w:pStyle w:val="PargrafodaLista"/>
-        <w:numPr>
-          <w:ilvl w:val="0"/>
-          <w:numId w:val="15"/>
-        </w:numPr>
-        <w:rPr>
-          <w:lang w:val="pt-BR"/>
-        </w:rPr>
-      </w:pPr>
-      <w:r>
-        <w:rPr>
-          <w:lang w:val="pt-BR"/>
-        </w:rPr>
-        <w:t>Determina dinamicamente se deve continuar avançando ou encerrar a coleta.</w:t>
-      </w:r>
-    </w:p>
-    <w:p>
-      <w:pPr>
-        <w:rPr>
-          <w:lang w:val="pt-BR"/>
-        </w:rPr>
-      </w:pPr>
-      <w:r>
-        <w:rPr>
-          <w:lang w:val="pt-BR"/>
-        </w:rPr>
-        <w:t>Foi implementado</w:t>
-      </w:r>
-      <w:r>
-        <w:rPr>
-          <w:lang w:val="pt-BR"/>
-        </w:rPr>
-        <w:t xml:space="preserve"> também</w:t>
-      </w:r>
-      <w:r>
-        <w:rPr>
-          <w:lang w:val="pt-BR"/>
-        </w:rPr>
-        <w:t xml:space="preserve"> um pequeno intervalo de 0,2 segundos entre uma requisição e outra</w:t>
-      </w:r>
-      <w:r>
-        <w:rPr>
-          <w:lang w:val="pt-BR"/>
-        </w:rPr>
-        <w:t xml:space="preserve"> para</w:t>
-      </w:r>
-      <w:r>
-        <w:rPr>
-          <w:lang w:val="pt-BR"/>
-        </w:rPr>
-        <w:t xml:space="preserve"> reduzi</w:t>
-      </w:r>
-      <w:r>
-        <w:rPr>
-          <w:lang w:val="pt-BR"/>
-        </w:rPr>
-        <w:t>r</w:t>
-      </w:r>
-      <w:r>
-        <w:rPr>
-          <w:lang w:val="pt-BR"/>
-        </w:rPr>
-        <w:t xml:space="preserve"> a carga sobre o servidor e evita</w:t>
-      </w:r>
-      <w:r>
-        <w:rPr>
-          <w:lang w:val="pt-BR"/>
-        </w:rPr>
-        <w:t>r</w:t>
-      </w:r>
-      <w:r>
-        <w:rPr>
-          <w:lang w:val="pt-BR"/>
-        </w:rPr>
-        <w:t xml:space="preserve"> bloqueios por excesso de solicitações.</w:t>
-      </w:r>
-    </w:p>
-    <w:p>
-      <w:pPr>
-        <w:rPr>
-          <w:lang w:val="pt-BR"/>
-        </w:rPr>
-      </w:pPr>
-      <w:r>
-        <w:rPr>
-          <w:lang w:val="pt-BR"/>
-        </w:rPr>
-        <w:t>Ao final da coleta, o sistema salva todos os resultados agregados em um arquivo JSON denominado</w:t>
-      </w:r>
-      <w:r>
-        <w:rPr>
-          <w:lang w:val="pt-BR"/>
-        </w:rPr>
-        <w:t xml:space="preserve"> “</w:t>
-      </w:r>
-      <w:proofErr w:type="spellStart"/>
-      <w:r>
-        <w:rPr>
-          <w:lang w:val="pt-BR"/>
-        </w:rPr>
-        <w:t>dados_</w:t>
-      </w:r>
-      <w:proofErr w:type="gramStart"/>
-      <w:r>
-        <w:rPr>
-          <w:lang w:val="pt-BR"/>
-        </w:rPr>
-        <w:t>contratacoes.json</w:t>
-      </w:r>
-      <w:proofErr w:type="spellEnd"/>
-      <w:proofErr w:type="gramEnd"/>
-      <w:r>
-        <w:rPr>
-          <w:lang w:val="pt-BR"/>
-        </w:rPr>
-        <w:t xml:space="preserve">” que armazena todas as propostas coletadas, o </w:t>
-      </w:r>
-      <w:r>
-        <w:rPr>
-          <w:lang w:val="pt-BR"/>
-        </w:rPr>
-        <w:lastRenderedPageBreak/>
-        <w:t>total de registros, as informações gerais de paginação e um indicador de lista vazia (fim dos contratos).</w:t>
-      </w:r>
-    </w:p>
-    <w:p>
-      <w:pPr>
-        <w:rPr>
-          <w:lang w:val="pt-BR"/>
-        </w:rPr>
-      </w:pPr>
-      <w:r>
-        <w:rPr>
-          <w:lang w:val="pt-BR"/>
-        </w:rPr>
-        <w:t>Após a coleta dos dados brutos, o sistema executa sua segunda fase: o processamento e formatação das propostas</w:t>
-      </w:r>
-      <w:r>
-        <w:rPr>
-          <w:lang w:val="pt-BR"/>
-        </w:rPr>
-        <w:t xml:space="preserve"> e p</w:t>
-      </w:r>
-      <w:r>
-        <w:rPr>
-          <w:lang w:val="pt-BR"/>
-        </w:rPr>
-        <w:t>ara isso são utilizadas três funções principais:</w:t>
-      </w:r>
-    </w:p>
-    <w:p>
-      <w:pPr>
+        <w:t>BRASIL.</w:t>
+      </w:r>
+      <w:r>
         <w:rPr>
           <w:b/>
           <w:bCs/>
-          <w:lang w:val="pt-BR"/>
         </w:rPr>
-      </w:pPr>
+        <w:t xml:space="preserve"> Lei</w:t>
+      </w:r>
       <w:r>
         <w:rPr>
           <w:b/>
           <w:bCs/>
-          <w:lang w:val="pt-BR"/>
         </w:rPr>
-        <w:t xml:space="preserve">a) </w:t>
-      </w:r>
-      <w:proofErr w:type="spellStart"/>
+        <w:t xml:space="preserve"> nº 12.133, de 1º de abril de 2021. </w:t>
+      </w:r>
       <w:r>
         <w:rPr>
           <w:b/>
           <w:bCs/>
-          <w:lang w:val="pt-BR"/>
         </w:rPr>
-        <w:t>parse_</w:t>
-      </w:r>
-      <w:proofErr w:type="gramStart"/>
+        <w:t>Lei de Licitações e Contratos Administrativos.</w:t>
+      </w:r>
+      <w:r>
+        <w:t xml:space="preserve"> </w:t>
+      </w:r>
       <w:r>
         <w:rPr>
+          <w:rFonts w:eastAsia="Times New Roman" w:cs="Times New Roman"/>
+          <w:color w:val="000000"/>
+        </w:rPr>
+        <w:t xml:space="preserve">Disponível em: https://www.planalto.gov.br/ccivil_03/_ato2019-2022/2021/lei/l14133.htm. Acesso em: </w:t>
+      </w:r>
+      <w:r>
+        <w:rPr>
+          <w:rFonts w:eastAsia="Times New Roman" w:cs="Times New Roman"/>
+          <w:color w:val="000000"/>
+        </w:rPr>
+        <w:t>15</w:t>
+      </w:r>
+      <w:r>
+        <w:rPr>
+          <w:rFonts w:eastAsia="Times New Roman" w:cs="Times New Roman"/>
+          <w:color w:val="000000"/>
+        </w:rPr>
+        <w:t xml:space="preserve"> dez. 2025.</w:t>
+      </w:r>
+    </w:p>
+    <w:p>
+      <w:pPr>
+        <w:ind w:firstLine="0"/>
+        <w:jc w:val="left"/>
+        <w:rPr>
+          <w:rFonts w:eastAsia="Times New Roman" w:cs="Times New Roman"/>
+          <w:color w:val="000000"/>
+        </w:rPr>
+      </w:pPr>
+      <w:r>
+        <w:rPr>
+          <w:rFonts w:eastAsia="Times New Roman" w:cs="Times New Roman"/>
           <w:b/>
           <w:bCs/>
-          <w:lang w:val="pt-BR"/>
+          <w:color w:val="000000"/>
         </w:rPr>
-        <w:t>proposta</w:t>
-      </w:r>
-      <w:proofErr w:type="spellEnd"/>
+        <w:t>CLOUDFLARE.</w:t>
+      </w:r>
       <w:r>
         <w:rPr>
+          <w:rFonts w:eastAsia="Times New Roman" w:cs="Times New Roman"/>
           <w:b/>
           <w:bCs/>
-          <w:lang w:val="pt-BR"/>
+          <w:color w:val="000000"/>
         </w:rPr>
-        <w:t>(</w:t>
-      </w:r>
-      <w:proofErr w:type="gramEnd"/>
+        <w:t xml:space="preserve"> O </w:t>
+      </w:r>
       <w:r>
         <w:rPr>
+          <w:rFonts w:eastAsia="Times New Roman" w:cs="Times New Roman"/>
           <w:b/>
           <w:bCs/>
-          <w:lang w:val="pt-BR"/>
+          <w:color w:val="000000"/>
         </w:rPr>
-        <w:t>)</w:t>
+        <w:t>que é um web crawler? | Como funcionam os web spiders</w:t>
+      </w:r>
+      <w:r>
+        <w:rPr>
+          <w:rFonts w:eastAsia="Times New Roman" w:cs="Times New Roman"/>
+          <w:color w:val="000000"/>
+        </w:rPr>
+        <w:t xml:space="preserve">. Disponível em: </w:t>
+      </w:r>
+      <w:r>
+        <w:rPr>
+          <w:rFonts w:eastAsia="Times New Roman" w:cs="Times New Roman"/>
+          <w:color w:val="000000"/>
+        </w:rPr>
+        <w:t>https://www.cloudflare.com/pt-br/learning/bots/what-is-a-web-crawler</w:t>
+      </w:r>
+      <w:r>
+        <w:rPr>
+          <w:rFonts w:eastAsia="Times New Roman" w:cs="Times New Roman"/>
+          <w:color w:val="000000"/>
+        </w:rPr>
+        <w:t>.</w:t>
+      </w:r>
+      <w:r>
+        <w:rPr>
+          <w:rFonts w:eastAsia="Times New Roman" w:cs="Times New Roman"/>
+          <w:color w:val="000000"/>
+        </w:rPr>
+        <w:t xml:space="preserve"> </w:t>
+      </w:r>
+      <w:r>
+        <w:rPr>
+          <w:rFonts w:eastAsia="Times New Roman" w:cs="Times New Roman"/>
+          <w:color w:val="000000"/>
+        </w:rPr>
+        <w:t xml:space="preserve">Acesso em: </w:t>
+      </w:r>
+      <w:r>
+        <w:rPr>
+          <w:rFonts w:eastAsia="Times New Roman" w:cs="Times New Roman"/>
+          <w:color w:val="000000"/>
+        </w:rPr>
+        <w:t>15</w:t>
+      </w:r>
+      <w:r>
+        <w:rPr>
+          <w:rFonts w:eastAsia="Times New Roman" w:cs="Times New Roman"/>
+          <w:color w:val="000000"/>
+        </w:rPr>
+        <w:t xml:space="preserve"> dez. 2025.</w:t>
       </w:r>
     </w:p>
     <w:p>
       <w:pPr>
+        <w:ind w:firstLine="0"/>
+        <w:jc w:val="left"/>
         <w:rPr>
-          <w:lang w:val="pt-BR"/>
+          <w:rFonts w:eastAsia="Times New Roman" w:cs="Times New Roman"/>
+          <w:color w:val="000000"/>
+          <w:lang w:val="en-US"/>
         </w:rPr>
       </w:pPr>
       <w:r>
         <w:rPr>
-          <w:lang w:val="pt-BR"/>
+          <w:rFonts w:eastAsia="Times New Roman" w:cs="Times New Roman"/>
+          <w:color w:val="000000"/>
         </w:rPr>
-        <w:t>Essa f</w:t>
+        <w:t>HOLCOMBE, J. </w:t>
       </w:r>
       <w:r>
         <w:rPr>
-          <w:lang w:val="pt-BR"/>
+          <w:rFonts w:eastAsia="Times New Roman" w:cs="Times New Roman"/>
+          <w:b/>
+          <w:bCs/>
+          <w:color w:val="000000"/>
         </w:rPr>
-        <w:t xml:space="preserve">unção </w:t>
+        <w:t>O que é Web Scraping? Como Extrair Legalmente o Conteúdo da Web</w:t>
       </w:r>
       <w:r>
         <w:rPr>
-          <w:lang w:val="pt-BR"/>
+          <w:rFonts w:eastAsia="Times New Roman" w:cs="Times New Roman"/>
+          <w:color w:val="000000"/>
         </w:rPr>
-        <w:t xml:space="preserve">é </w:t>
+        <w:t xml:space="preserve">. Disponível em: &lt;https://kinsta.com/pt/blog/o-que-e-web-scraping/&gt;. </w:t>
       </w:r>
       <w:r>
         <w:rPr>
-          <w:lang w:val="pt-BR"/>
+          <w:rFonts w:eastAsia="Times New Roman" w:cs="Times New Roman"/>
+          <w:color w:val="000000"/>
+          <w:lang w:val="en-US"/>
         </w:rPr>
-        <w:t>responsável por extrair campos relevantes de cada item retornado pela API e padronizá-los em uma ficha legível</w:t>
+        <w:t>Acesso em: 1</w:t>
       </w:r>
       <w:r>
         <w:rPr>
-          <w:lang w:val="pt-BR"/>
+          <w:rFonts w:eastAsia="Times New Roman" w:cs="Times New Roman"/>
+          <w:color w:val="000000"/>
+          <w:lang w:val="en-US"/>
         </w:rPr>
-        <w:t xml:space="preserve"> chamada “</w:t>
+        <w:t>5</w:t>
       </w:r>
       <w:r>
         <w:rPr>
-          <w:lang w:val="pt-BR"/>
+          <w:rFonts w:eastAsia="Times New Roman" w:cs="Times New Roman"/>
+          <w:color w:val="000000"/>
+          <w:lang w:val="en-US"/>
         </w:rPr>
-        <w:t>fichas_propostas.txt</w:t>
-      </w:r>
-      <w:r>
-        <w:rPr>
-          <w:lang w:val="pt-BR"/>
-        </w:rPr>
-        <w:t>”. Essa ficha i</w:t>
-      </w:r>
-      <w:r>
-        <w:rPr>
-          <w:lang w:val="pt-BR"/>
-        </w:rPr>
-        <w:t>nclui dados como:</w:t>
+        <w:t xml:space="preserve"> dez. 2025.</w:t>
       </w:r>
     </w:p>
     <w:p>
       <w:pPr>
-        <w:pStyle w:val="PargrafodaLista"/>
-        <w:numPr>
-          <w:ilvl w:val="0"/>
-          <w:numId w:val="18"/>
-        </w:numPr>
+        <w:ind w:firstLine="0"/>
+        <w:jc w:val="left"/>
         <w:rPr>
-          <w:lang w:val="pt-BR"/>
+          <w:rFonts w:eastAsia="Times New Roman" w:cs="Times New Roman"/>
+          <w:color w:val="000000"/>
+          <w:lang w:val="en-US"/>
         </w:rPr>
       </w:pPr>
       <w:r>
         <w:rPr>
-          <w:lang w:val="pt-BR"/>
+          <w:rFonts w:eastAsia="Times New Roman" w:cs="Times New Roman"/>
+          <w:color w:val="000000"/>
+          <w:lang w:val="en-US"/>
         </w:rPr>
-        <w:t>CNPJ e Razão Social do órgão</w:t>
+        <w:lastRenderedPageBreak/>
+        <w:t>KHDER, M. A. Web Scraping or Web Crawling: State of Art, Techniques, Approaches and Application. </w:t>
       </w:r>
       <w:r>
         <w:rPr>
-          <w:lang w:val="pt-BR"/>
+          <w:rFonts w:eastAsia="Times New Roman" w:cs="Times New Roman"/>
+          <w:b/>
+          <w:bCs/>
+          <w:color w:val="000000"/>
+          <w:lang w:val="en-US"/>
         </w:rPr>
-        <w:t>;</w:t>
+        <w:t>International Journal of Advances in Soft Computing and its Applications</w:t>
+      </w:r>
+      <w:r>
+        <w:rPr>
+          <w:rFonts w:eastAsia="Times New Roman" w:cs="Times New Roman"/>
+          <w:color w:val="000000"/>
+          <w:lang w:val="en-US"/>
+        </w:rPr>
+        <w:t>, v. 13, n. 3, p. 145–168, 28 nov. 2021.</w:t>
       </w:r>
     </w:p>
     <w:p>
       <w:pPr>
-        <w:pStyle w:val="PargrafodaLista"/>
-        <w:numPr>
-          <w:ilvl w:val="0"/>
-          <w:numId w:val="18"/>
-        </w:numPr>
+        <w:ind w:firstLine="0"/>
+        <w:jc w:val="left"/>
         <w:rPr>
-          <w:lang w:val="pt-BR"/>
+          <w:rFonts w:eastAsia="Times New Roman" w:cs="Times New Roman"/>
+          <w:color w:val="000000"/>
+          <w:lang w:val="en-US"/>
         </w:rPr>
       </w:pPr>
-      <w:r>
-        <w:rPr>
-          <w:lang w:val="pt-BR"/>
-        </w:rPr>
-        <w:t>Localização (UF e município)</w:t>
-      </w:r>
-      <w:r>
-        <w:rPr>
-          <w:lang w:val="pt-BR"/>
-        </w:rPr>
-        <w:t>;</w:t>
-      </w:r>
     </w:p>
     <w:p>
       <w:pPr>
-        <w:pStyle w:val="PargrafodaLista"/>
-        <w:numPr>
-          <w:ilvl w:val="0"/>
-          <w:numId w:val="18"/>
-        </w:numPr>
+        <w:ind w:firstLine="0"/>
+        <w:jc w:val="left"/>
         <w:rPr>
-          <w:lang w:val="pt-BR"/>
+          <w:rFonts w:eastAsia="Times New Roman" w:cs="Times New Roman"/>
+          <w:color w:val="000000"/>
         </w:rPr>
       </w:pPr>
-      <w:r>
-        <w:rPr>
-          <w:lang w:val="pt-BR"/>
-        </w:rPr>
-        <w:t>Informações da compra (ano, número, modalidade)</w:t>
-      </w:r>
-      <w:r>
-        <w:rPr>
-          <w:lang w:val="pt-BR"/>
-        </w:rPr>
-        <w:t>;</w:t>
-      </w:r>
     </w:p>
     <w:p>
       <w:pPr>
-        <w:pStyle w:val="PargrafodaLista"/>
-        <w:numPr>
-          <w:ilvl w:val="0"/>
-          <w:numId w:val="18"/>
-        </w:numPr>
+        <w:ind w:firstLine="0"/>
+        <w:jc w:val="left"/>
         <w:rPr>
-          <w:lang w:val="pt-BR"/>
+          <w:rFonts w:eastAsia="Times New Roman" w:cs="Times New Roman"/>
+          <w:color w:val="000000"/>
         </w:rPr>
       </w:pPr>
       <w:r>
         <w:rPr>
-          <w:lang w:val="pt-BR"/>
+          <w:rFonts w:eastAsia="Times New Roman" w:cs="Times New Roman"/>
+          <w:color w:val="000000"/>
         </w:rPr>
-        <w:t>Situação da proposta</w:t>
-      </w:r>
-      <w:r>
-        <w:rPr>
-          <w:lang w:val="pt-BR"/>
-        </w:rPr>
-        <w:t>;</w:t>
+        <w:t>“Nesse trabalho, será analisado o problema da compra por licitação e uma análise da licitação a nível nacional dos sistemas de informações envolvidos para construção da ferramenta” - Introdução</w:t>
       </w:r>
     </w:p>
     <w:p>
       <w:pPr>
-        <w:pStyle w:val="PargrafodaLista"/>
-        <w:numPr>
-          <w:ilvl w:val="0"/>
-          <w:numId w:val="18"/>
-        </w:numPr>
+        <w:ind w:firstLine="0"/>
+        <w:jc w:val="left"/>
         <w:rPr>
-          <w:lang w:val="pt-BR"/>
+          <w:rFonts w:eastAsia="Times New Roman" w:cs="Times New Roman"/>
+          <w:color w:val="000000"/>
         </w:rPr>
       </w:pPr>
       <w:r>
         <w:rPr>
-          <w:lang w:val="pt-BR"/>
+          <w:rFonts w:eastAsia="Times New Roman" w:cs="Times New Roman"/>
+          <w:color w:val="000000"/>
         </w:rPr>
-        <w:t>Valores estimados e homologados</w:t>
+        <w:t xml:space="preserve">RPA </w:t>
       </w:r>
       <w:r>
         <w:rPr>
-          <w:lang w:val="pt-BR"/>
+          <w:rFonts w:eastAsia="Times New Roman" w:cs="Times New Roman"/>
+          <w:color w:val="000000"/>
         </w:rPr>
-        <w:t>;</w:t>
+        <w:t>– Robotic Process Automation</w:t>
+      </w:r>
+      <w:r>
+        <w:rPr>
+          <w:rFonts w:eastAsia="Times New Roman" w:cs="Times New Roman"/>
+          <w:color w:val="000000"/>
+        </w:rPr>
+        <w:t>]</w:t>
       </w:r>
     </w:p>
     <w:p>
       <w:pPr>
-        <w:pStyle w:val="PargrafodaLista"/>
-        <w:numPr>
-          <w:ilvl w:val="0"/>
-          <w:numId w:val="18"/>
-        </w:numPr>
+        <w:ind w:firstLine="0"/>
+        <w:jc w:val="left"/>
         <w:rPr>
-          <w:lang w:val="pt-BR"/>
+          <w:rFonts w:eastAsia="Times New Roman" w:cs="Times New Roman"/>
+          <w:color w:val="000000"/>
         </w:rPr>
       </w:pPr>
       <w:r>
         <w:rPr>
-          <w:lang w:val="pt-BR"/>
+          <w:rFonts w:eastAsia="Times New Roman" w:cs="Times New Roman"/>
+          <w:color w:val="000000"/>
         </w:rPr>
-        <w:t>Datas formatadas (abertura, encerramento, publicação, atualização etc.)</w:t>
-      </w:r>
-      <w:r>
-        <w:rPr>
-          <w:lang w:val="pt-BR"/>
-        </w:rPr>
-        <w:t>;</w:t>
+        <w:t>Fundamentação</w:t>
       </w:r>
     </w:p>
     <w:p>
       <w:pPr>
-        <w:pStyle w:val="PargrafodaLista"/>
-        <w:numPr>
-          <w:ilvl w:val="0"/>
-          <w:numId w:val="18"/>
-        </w:numPr>
+        <w:ind w:firstLine="0"/>
+        <w:jc w:val="left"/>
         <w:rPr>
-          <w:lang w:val="pt-BR"/>
+          <w:rFonts w:eastAsia="Times New Roman" w:cs="Times New Roman"/>
+          <w:color w:val="000000"/>
         </w:rPr>
       </w:pPr>
       <w:r>
         <w:rPr>
-          <w:lang w:val="pt-BR"/>
+          <w:rFonts w:eastAsia="Times New Roman" w:cs="Times New Roman"/>
+          <w:color w:val="000000"/>
         </w:rPr>
-        <w:t>Links para o processo eletrônico e sistemas de origem</w:t>
-      </w:r>
-      <w:r>
-        <w:rPr>
-          <w:lang w:val="pt-BR"/>
-        </w:rPr>
-        <w:t>;</w:t>
+        <w:t>Verificar lei que criou pncp</w:t>
       </w:r>
     </w:p>
     <w:p>
       <w:pPr>
-        <w:pStyle w:val="PargrafodaLista"/>
-        <w:numPr>
-          <w:ilvl w:val="0"/>
-          <w:numId w:val="18"/>
-        </w:numPr>
+        <w:ind w:firstLine="0"/>
+        <w:jc w:val="left"/>
         <w:rPr>
-          <w:lang w:val="pt-BR"/>
+          <w:rFonts w:eastAsia="Times New Roman" w:cs="Times New Roman"/>
+          <w:color w:val="000000"/>
+          <w:lang w:val="en-US"/>
         </w:rPr>
       </w:pPr>
       <w:r>
         <w:rPr>
-          <w:lang w:val="pt-BR"/>
+          <w:rFonts w:eastAsia="Times New Roman" w:cs="Times New Roman"/>
+          <w:color w:val="000000"/>
+          <w:lang w:val="en-US"/>
         </w:rPr>
-        <w:t>Amparo legal aplicável.</w:t>
+        <w:t>Constituição e licitação</w:t>
       </w:r>
     </w:p>
     <w:p>
       <w:pPr>
+        <w:ind w:firstLine="0"/>
+        <w:jc w:val="left"/>
         <w:rPr>
-          <w:lang w:val="pt-BR"/>
+          <w:rFonts w:eastAsia="Times New Roman" w:cs="Times New Roman"/>
+          <w:color w:val="000000"/>
         </w:rPr>
       </w:pPr>
       <w:r>
         <w:rPr>
-          <w:lang w:val="pt-BR"/>
+          <w:rFonts w:eastAsia="Times New Roman" w:cs="Times New Roman"/>
+          <w:color w:val="000000"/>
         </w:rPr>
-        <w:t xml:space="preserve">Também foi implementada a função auxiliar </w:t>
-      </w:r>
-      <w:proofErr w:type="spellStart"/>
+        <w:t>Sistema complex e dificuldade para e</w:t>
+      </w:r>
       <w:r>
         <w:rPr>
-          <w:b/>
-          <w:bCs/>
-          <w:lang w:val="pt-BR"/>
+          <w:rFonts w:eastAsia="Times New Roman" w:cs="Times New Roman"/>
+          <w:color w:val="000000"/>
         </w:rPr>
-        <w:t>formatar_</w:t>
-      </w:r>
-      <w:proofErr w:type="gramStart"/>
-      <w:r>
-        <w:rPr>
-          <w:b/>
-          <w:bCs/>
-          <w:lang w:val="pt-BR"/>
-        </w:rPr>
-        <w:t>data</w:t>
-      </w:r>
-      <w:proofErr w:type="spellEnd"/>
-      <w:r>
-        <w:rPr>
-          <w:b/>
-          <w:bCs/>
-          <w:lang w:val="pt-BR"/>
-        </w:rPr>
-        <w:t>(</w:t>
-      </w:r>
-      <w:proofErr w:type="gramEnd"/>
-      <w:r>
-        <w:rPr>
-          <w:b/>
-          <w:bCs/>
-          <w:lang w:val="pt-BR"/>
-        </w:rPr>
-        <w:t>)</w:t>
-      </w:r>
-      <w:r>
-        <w:rPr>
-          <w:b/>
-          <w:bCs/>
-          <w:lang w:val="pt-BR"/>
-        </w:rPr>
-        <w:t xml:space="preserve"> que</w:t>
-      </w:r>
-      <w:r>
-        <w:rPr>
-          <w:lang w:val="pt-BR"/>
-        </w:rPr>
-        <w:t xml:space="preserve"> garant</w:t>
-      </w:r>
-      <w:r>
-        <w:rPr>
-          <w:lang w:val="pt-BR"/>
-        </w:rPr>
-        <w:t>e</w:t>
-      </w:r>
-      <w:r>
-        <w:rPr>
-          <w:lang w:val="pt-BR"/>
-        </w:rPr>
-        <w:t xml:space="preserve"> que datas ISO sejam convertidas automaticamente para o padrão brasileiro </w:t>
-      </w:r>
-      <w:proofErr w:type="spellStart"/>
-      <w:r>
-        <w:rPr>
-          <w:b/>
-          <w:bCs/>
-          <w:lang w:val="pt-BR"/>
-        </w:rPr>
-        <w:t>dd</w:t>
-      </w:r>
-      <w:proofErr w:type="spellEnd"/>
-      <w:r>
-        <w:rPr>
-          <w:b/>
-          <w:bCs/>
-          <w:lang w:val="pt-BR"/>
-        </w:rPr>
-        <w:t>/mm/</w:t>
-      </w:r>
-      <w:proofErr w:type="spellStart"/>
-      <w:r>
-        <w:rPr>
-          <w:b/>
-          <w:bCs/>
-          <w:lang w:val="pt-BR"/>
-        </w:rPr>
-        <w:t>yyyy</w:t>
-      </w:r>
-      <w:proofErr w:type="spellEnd"/>
-      <w:r>
-        <w:rPr>
-          <w:b/>
-          <w:bCs/>
-          <w:lang w:val="pt-BR"/>
-        </w:rPr>
-        <w:t xml:space="preserve"> </w:t>
-      </w:r>
-      <w:proofErr w:type="spellStart"/>
-      <w:r>
-        <w:rPr>
-          <w:b/>
-          <w:bCs/>
-          <w:lang w:val="pt-BR"/>
-        </w:rPr>
-        <w:t>hh:mm:ss</w:t>
-      </w:r>
-      <w:proofErr w:type="spellEnd"/>
-      <w:r>
-        <w:rPr>
-          <w:lang w:val="pt-BR"/>
-        </w:rPr>
-        <w:t>.</w:t>
+        <w:t>mpresas não adaptadas para vender de forma ampla</w:t>
       </w:r>
     </w:p>
     <w:p>
       <w:pPr>
+        <w:ind w:firstLine="0"/>
+        <w:jc w:val="left"/>
         <w:rPr>
-          <w:b/>
-          <w:bCs/>
-          <w:lang w:val="pt-BR"/>
+          <w:rFonts w:eastAsia="Times New Roman" w:cs="Times New Roman"/>
+          <w:color w:val="000000"/>
         </w:rPr>
       </w:pPr>
       <w:r>
         <w:rPr>
-          <w:b/>
-          <w:bCs/>
-          <w:lang w:val="pt-BR"/>
+          <w:rFonts w:eastAsia="Times New Roman" w:cs="Times New Roman"/>
+          <w:color w:val="000000"/>
         </w:rPr>
-        <w:t xml:space="preserve">b) </w:t>
-      </w:r>
-      <w:proofErr w:type="spellStart"/>
-      <w:r>
-        <w:rPr>
-          <w:b/>
-          <w:bCs/>
-          <w:lang w:val="pt-BR"/>
-        </w:rPr>
-        <w:t>imprimir_</w:t>
-      </w:r>
-      <w:proofErr w:type="gramStart"/>
-      <w:r>
-        <w:rPr>
-          <w:b/>
-          <w:bCs/>
-          <w:lang w:val="pt-BR"/>
-        </w:rPr>
-        <w:t>ficha</w:t>
-      </w:r>
-      <w:proofErr w:type="spellEnd"/>
-      <w:r>
-        <w:rPr>
-          <w:b/>
-          <w:bCs/>
-          <w:lang w:val="pt-BR"/>
-        </w:rPr>
-        <w:t>(</w:t>
-      </w:r>
-      <w:proofErr w:type="gramEnd"/>
-      <w:r>
-        <w:rPr>
-          <w:b/>
-          <w:bCs/>
-          <w:lang w:val="pt-BR"/>
-        </w:rPr>
-        <w:t>)</w:t>
+        <w:t>Ferramenta computacional que usa modelos computacionais que usa técnicas avançadas</w:t>
       </w:r>
     </w:p>
     <w:p>
       <w:pPr>
+        <w:ind w:firstLine="0"/>
+        <w:jc w:val="left"/>
         <w:rPr>
-          <w:lang w:val="pt-BR"/>
+          <w:rFonts w:eastAsia="Times New Roman" w:cs="Times New Roman"/>
+          <w:color w:val="000000"/>
         </w:rPr>
       </w:pPr>
       <w:r>
         <w:rPr>
-          <w:lang w:val="pt-BR"/>
+          <w:rFonts w:eastAsia="Times New Roman" w:cs="Times New Roman"/>
+          <w:color w:val="000000"/>
         </w:rPr>
-        <w:t>Essa f</w:t>
-      </w:r>
-      <w:r>
-        <w:rPr>
-          <w:lang w:val="pt-BR"/>
-        </w:rPr>
-        <w:t xml:space="preserve">unção </w:t>
-      </w:r>
-      <w:r>
-        <w:rPr>
-          <w:lang w:val="pt-BR"/>
-        </w:rPr>
-        <w:t>t</w:t>
-      </w:r>
-      <w:r>
-        <w:rPr>
-          <w:lang w:val="pt-BR"/>
-        </w:rPr>
-        <w:t>ransforma cada proposta formatada em um bloco de texto legível, contendo:</w:t>
+        <w:t>Avanço da IA, big data, atuação em contexto de volumes de dados</w:t>
       </w:r>
     </w:p>
     <w:p>
       <w:pPr>
-        <w:pStyle w:val="PargrafodaLista"/>
-        <w:numPr>
-          <w:ilvl w:val="0"/>
-          <w:numId w:val="19"/>
-        </w:numPr>
+        <w:ind w:firstLine="0"/>
+        <w:jc w:val="left"/>
         <w:rPr>
-          <w:lang w:val="pt-BR"/>
+          <w:rFonts w:eastAsia="Times New Roman" w:cs="Times New Roman"/>
+          <w:color w:val="000000"/>
         </w:rPr>
       </w:pPr>
       <w:r>
         <w:rPr>
-          <w:lang w:val="pt-BR"/>
+          <w:rFonts w:eastAsia="Times New Roman" w:cs="Times New Roman"/>
+          <w:color w:val="000000"/>
         </w:rPr>
-        <w:t>Cabeçalho numerado</w:t>
-      </w:r>
-      <w:r>
-        <w:rPr>
-          <w:lang w:val="pt-BR"/>
-        </w:rPr>
-        <w:t>;</w:t>
-      </w:r>
-    </w:p>
-    <w:p>
-      <w:pPr>
-        <w:pStyle w:val="PargrafodaLista"/>
-        <w:numPr>
-          <w:ilvl w:val="0"/>
-          <w:numId w:val="19"/>
-        </w:numPr>
-        <w:rPr>
-          <w:lang w:val="pt-BR"/>
-        </w:rPr>
-      </w:pPr>
-      <w:r>
-        <w:rPr>
-          <w:lang w:val="pt-BR"/>
-        </w:rPr>
-        <w:t>Campos organizados</w:t>
-      </w:r>
-      <w:r>
-        <w:rPr>
-          <w:lang w:val="pt-BR"/>
-        </w:rPr>
-        <w:t>;</w:t>
-      </w:r>
-    </w:p>
-    <w:p>
-      <w:pPr>
-        <w:pStyle w:val="PargrafodaLista"/>
-        <w:numPr>
-          <w:ilvl w:val="0"/>
-          <w:numId w:val="19"/>
-        </w:numPr>
-        <w:rPr>
-          <w:lang w:val="pt-BR"/>
-        </w:rPr>
-      </w:pPr>
-      <w:r>
-        <w:rPr>
-          <w:lang w:val="pt-BR"/>
-        </w:rPr>
-        <w:t>Delimitadores para facilitar leitura posterior.</w:t>
-      </w:r>
-    </w:p>
-    <w:p>
-      <w:pPr>
-        <w:rPr>
-          <w:b/>
-          <w:bCs/>
-          <w:lang w:val="pt-BR"/>
-        </w:rPr>
-      </w:pPr>
-      <w:r>
-        <w:rPr>
-          <w:b/>
-          <w:bCs/>
-          <w:lang w:val="pt-BR"/>
-        </w:rPr>
-        <w:t xml:space="preserve">c) </w:t>
-      </w:r>
-      <w:proofErr w:type="spellStart"/>
-      <w:r>
-        <w:rPr>
-          <w:b/>
-          <w:bCs/>
-          <w:lang w:val="pt-BR"/>
-        </w:rPr>
-        <w:t>encontrar_</w:t>
-      </w:r>
-      <w:proofErr w:type="gramStart"/>
-      <w:r>
-        <w:rPr>
-          <w:b/>
-          <w:bCs/>
-          <w:lang w:val="pt-BR"/>
-        </w:rPr>
-        <w:t>propostas</w:t>
-      </w:r>
-      <w:proofErr w:type="spellEnd"/>
-      <w:r>
-        <w:rPr>
-          <w:b/>
-          <w:bCs/>
-          <w:lang w:val="pt-BR"/>
-        </w:rPr>
-        <w:t>(</w:t>
-      </w:r>
-      <w:proofErr w:type="gramEnd"/>
-      <w:r>
-        <w:rPr>
-          <w:b/>
-          <w:bCs/>
-          <w:lang w:val="pt-BR"/>
-        </w:rPr>
-        <w:t>)</w:t>
-      </w:r>
-    </w:p>
-    <w:p>
-      <w:pPr>
-        <w:rPr>
-          <w:lang w:val="pt-BR"/>
-        </w:rPr>
-      </w:pPr>
-      <w:r>
-        <w:rPr>
-          <w:lang w:val="pt-BR"/>
-        </w:rPr>
-        <w:t>Essa f</w:t>
-      </w:r>
-      <w:r>
-        <w:rPr>
-          <w:lang w:val="pt-BR"/>
-        </w:rPr>
-        <w:t xml:space="preserve">unção </w:t>
-      </w:r>
-      <w:r>
-        <w:rPr>
-          <w:lang w:val="pt-BR"/>
-        </w:rPr>
-        <w:t>l</w:t>
-      </w:r>
-      <w:r>
-        <w:rPr>
-          <w:lang w:val="pt-BR"/>
-        </w:rPr>
-        <w:t>ocaliza</w:t>
-      </w:r>
-      <w:r>
-        <w:rPr>
-          <w:lang w:val="pt-BR"/>
-        </w:rPr>
-        <w:t>,</w:t>
-      </w:r>
-      <w:r>
-        <w:rPr>
-          <w:lang w:val="pt-BR"/>
-        </w:rPr>
-        <w:t xml:space="preserve"> dentro do JSON carregado</w:t>
-      </w:r>
-      <w:r>
-        <w:rPr>
-          <w:lang w:val="pt-BR"/>
-        </w:rPr>
-        <w:t>,</w:t>
-      </w:r>
-      <w:r>
-        <w:rPr>
-          <w:lang w:val="pt-BR"/>
-        </w:rPr>
-        <w:t xml:space="preserve"> o </w:t>
-      </w:r>
-      <w:proofErr w:type="spellStart"/>
-      <w:r>
-        <w:rPr>
-          <w:lang w:val="pt-BR"/>
-        </w:rPr>
-        <w:t>array</w:t>
-      </w:r>
-      <w:proofErr w:type="spellEnd"/>
-      <w:r>
-        <w:rPr>
-          <w:lang w:val="pt-BR"/>
-        </w:rPr>
-        <w:t xml:space="preserve"> com os registros das propostas, seguindo a estrutura</w:t>
-      </w:r>
-    </w:p>
-    <w:p>
-      <w:pPr>
-        <w:rPr>
-          <w:sz w:val="22"/>
-          <w:szCs w:val="20"/>
-          <w:lang w:val="pt-BR"/>
-        </w:rPr>
-      </w:pPr>
-      <w:r>
-        <w:rPr>
-          <w:sz w:val="22"/>
-          <w:szCs w:val="20"/>
-          <w:lang w:val="pt-BR"/>
-        </w:rPr>
-        <w:t>{</w:t>
-      </w:r>
-    </w:p>
-    <w:p>
-      <w:pPr>
-        <w:rPr>
-          <w:sz w:val="22"/>
-          <w:szCs w:val="20"/>
-          <w:lang w:val="pt-BR"/>
-        </w:rPr>
-      </w:pPr>
-      <w:r>
-        <w:rPr>
-          <w:sz w:val="22"/>
-          <w:szCs w:val="20"/>
-          <w:lang w:val="pt-BR"/>
-        </w:rPr>
-        <w:t xml:space="preserve">    "data": [</w:t>
-      </w:r>
-    </w:p>
-    <w:p>
-      <w:pPr>
-        <w:rPr>
-          <w:sz w:val="22"/>
-          <w:szCs w:val="20"/>
-          <w:lang w:val="pt-BR"/>
-        </w:rPr>
-      </w:pPr>
-      <w:r>
-        <w:rPr>
-          <w:sz w:val="22"/>
-          <w:szCs w:val="20"/>
-          <w:lang w:val="pt-BR"/>
-        </w:rPr>
-        <w:t>Os dados da API vêm aqui.</w:t>
-      </w:r>
-    </w:p>
-    <w:p>
-      <w:pPr>
-        <w:rPr>
-          <w:sz w:val="22"/>
-          <w:szCs w:val="20"/>
-          <w:lang w:val="pt-BR"/>
-        </w:rPr>
-      </w:pPr>
-      <w:r>
-        <w:rPr>
-          <w:sz w:val="22"/>
-          <w:szCs w:val="20"/>
-          <w:lang w:val="pt-BR"/>
-        </w:rPr>
-        <w:t>],</w:t>
-      </w:r>
-    </w:p>
-    <w:p>
-      <w:pPr>
-        <w:rPr>
-          <w:sz w:val="22"/>
-          <w:szCs w:val="20"/>
-          <w:lang w:val="pt-BR"/>
-        </w:rPr>
-      </w:pPr>
-      <w:r>
-        <w:rPr>
-          <w:sz w:val="22"/>
-          <w:szCs w:val="20"/>
-          <w:lang w:val="pt-BR"/>
-        </w:rPr>
-        <w:t>}</w:t>
-      </w:r>
-    </w:p>
-    <w:p>
-      <w:pPr>
-        <w:rPr>
-          <w:lang w:val="pt-BR"/>
-        </w:rPr>
-      </w:pPr>
-      <w:r>
-        <w:rPr>
-          <w:lang w:val="pt-BR"/>
-        </w:rPr>
-        <w:lastRenderedPageBreak/>
-        <w:t xml:space="preserve">Cada ficha formatada é então reunida em uma lista e posteriormente salva em </w:t>
-      </w:r>
-      <w:r>
-        <w:rPr>
-          <w:lang w:val="pt-BR"/>
-        </w:rPr>
-        <w:t xml:space="preserve">um arquivo </w:t>
-      </w:r>
-      <w:r>
-        <w:rPr>
-          <w:lang w:val="pt-BR"/>
-        </w:rPr>
-        <w:t>texto</w:t>
-      </w:r>
-      <w:r>
-        <w:rPr>
-          <w:lang w:val="pt-BR"/>
-        </w:rPr>
-        <w:t xml:space="preserve"> chamado “fichas_propostas.txt” como descrito na função </w:t>
-      </w:r>
-      <w:proofErr w:type="spellStart"/>
-      <w:r>
-        <w:rPr>
-          <w:lang w:val="pt-BR"/>
-        </w:rPr>
-        <w:t>parse_</w:t>
-      </w:r>
-      <w:proofErr w:type="gramStart"/>
-      <w:r>
-        <w:rPr>
-          <w:lang w:val="pt-BR"/>
-        </w:rPr>
-        <w:t>proposta</w:t>
-      </w:r>
-      <w:proofErr w:type="spellEnd"/>
-      <w:r>
-        <w:rPr>
-          <w:lang w:val="pt-BR"/>
-        </w:rPr>
-        <w:t>(</w:t>
-      </w:r>
-      <w:proofErr w:type="gramEnd"/>
-      <w:r>
-        <w:rPr>
-          <w:lang w:val="pt-BR"/>
-        </w:rPr>
-        <w:t xml:space="preserve">). </w:t>
-      </w:r>
-      <w:r>
-        <w:rPr>
-          <w:lang w:val="pt-BR"/>
-        </w:rPr>
-        <w:t xml:space="preserve">A função </w:t>
-      </w:r>
-      <w:proofErr w:type="spellStart"/>
-      <w:r>
-        <w:rPr>
-          <w:lang w:val="pt-BR"/>
-        </w:rPr>
-        <w:t>salvar_</w:t>
-      </w:r>
-      <w:proofErr w:type="gramStart"/>
-      <w:r>
-        <w:rPr>
-          <w:lang w:val="pt-BR"/>
-        </w:rPr>
-        <w:t>txt</w:t>
-      </w:r>
-      <w:proofErr w:type="spellEnd"/>
-      <w:r>
-        <w:rPr>
-          <w:lang w:val="pt-BR"/>
-        </w:rPr>
-        <w:t>(</w:t>
-      </w:r>
-      <w:proofErr w:type="gramEnd"/>
-      <w:r>
-        <w:rPr>
-          <w:lang w:val="pt-BR"/>
-        </w:rPr>
-        <w:t>) é responsável por escrever todo o conteúdo no arquivo, preservando espaçamentos e estrutura para facilitar inspeção manual posterior</w:t>
-      </w:r>
-      <w:r>
-        <w:rPr>
-          <w:lang w:val="pt-BR"/>
-        </w:rPr>
-        <w:t xml:space="preserve">. </w:t>
-      </w:r>
-      <w:r>
-        <w:rPr>
-          <w:lang w:val="pt-BR"/>
-        </w:rPr>
-        <w:t>Ao término do processo, o sistema informa ao usuário</w:t>
-      </w:r>
-      <w:r>
-        <w:rPr>
-          <w:lang w:val="pt-BR"/>
-        </w:rPr>
-        <w:t xml:space="preserve"> q</w:t>
-      </w:r>
-      <w:r>
-        <w:rPr>
-          <w:lang w:val="pt-BR"/>
-        </w:rPr>
-        <w:t>uantas propostas foram processadas</w:t>
-      </w:r>
-      <w:r>
-        <w:rPr>
-          <w:lang w:val="pt-BR"/>
-        </w:rPr>
-        <w:t xml:space="preserve"> e o</w:t>
-      </w:r>
-      <w:r>
-        <w:rPr>
-          <w:lang w:val="pt-BR"/>
-        </w:rPr>
-        <w:t>nde o arquivo final foi salvo.</w:t>
-      </w:r>
-    </w:p>
-    <w:p>
-      <w:pPr>
-        <w:rPr>
-          <w:lang w:val="pt-BR"/>
-        </w:rPr>
-      </w:pPr>
-      <w:r>
-        <w:rPr>
-          <w:lang w:val="pt-BR"/>
-        </w:rPr>
-        <w:t>O sistema também incorpora mecanismos de tratamento de exceções, incluindo:</w:t>
-      </w:r>
-    </w:p>
-    <w:p>
-      <w:pPr>
-        <w:pStyle w:val="PargrafodaLista"/>
-        <w:numPr>
-          <w:ilvl w:val="0"/>
-          <w:numId w:val="20"/>
-        </w:numPr>
-        <w:rPr>
-          <w:lang w:val="pt-BR"/>
-        </w:rPr>
-      </w:pPr>
-      <w:r>
-        <w:rPr>
-          <w:lang w:val="pt-BR"/>
-        </w:rPr>
-        <w:t>Problemas de conexão com a API (</w:t>
-      </w:r>
-      <w:proofErr w:type="spellStart"/>
-      <w:r>
-        <w:rPr>
-          <w:lang w:val="pt-BR"/>
-        </w:rPr>
-        <w:t>RequestException</w:t>
-      </w:r>
-      <w:proofErr w:type="spellEnd"/>
-      <w:r>
-        <w:rPr>
-          <w:lang w:val="pt-BR"/>
-        </w:rPr>
-        <w:t>);</w:t>
-      </w:r>
-    </w:p>
-    <w:p>
-      <w:pPr>
-        <w:pStyle w:val="PargrafodaLista"/>
-        <w:numPr>
-          <w:ilvl w:val="0"/>
-          <w:numId w:val="20"/>
-        </w:numPr>
-        <w:rPr>
-          <w:lang w:val="pt-BR"/>
-        </w:rPr>
-      </w:pPr>
-      <w:r>
-        <w:rPr>
-          <w:lang w:val="pt-BR"/>
-        </w:rPr>
-        <w:t>Respostas inválidas (</w:t>
-      </w:r>
-      <w:proofErr w:type="spellStart"/>
-      <w:r>
-        <w:rPr>
-          <w:lang w:val="pt-BR"/>
-        </w:rPr>
-        <w:t>JSONDecodeError</w:t>
-      </w:r>
-      <w:proofErr w:type="spellEnd"/>
-      <w:r>
-        <w:rPr>
-          <w:lang w:val="pt-BR"/>
-        </w:rPr>
-        <w:t>);</w:t>
-      </w:r>
-    </w:p>
-    <w:p>
-      <w:pPr>
-        <w:pStyle w:val="PargrafodaLista"/>
-        <w:numPr>
-          <w:ilvl w:val="0"/>
-          <w:numId w:val="20"/>
-        </w:numPr>
-        <w:rPr>
-          <w:lang w:val="pt-BR"/>
-        </w:rPr>
-      </w:pPr>
-      <w:r>
-        <w:rPr>
-          <w:lang w:val="pt-BR"/>
-        </w:rPr>
-        <w:t>Erros de escrita em arquivo (</w:t>
-      </w:r>
-      <w:proofErr w:type="spellStart"/>
-      <w:r>
-        <w:rPr>
-          <w:lang w:val="pt-BR"/>
-        </w:rPr>
-        <w:t>IOError</w:t>
-      </w:r>
-      <w:proofErr w:type="spellEnd"/>
-      <w:r>
-        <w:rPr>
-          <w:lang w:val="pt-BR"/>
-        </w:rPr>
-        <w:t>);</w:t>
-      </w:r>
-    </w:p>
-    <w:p>
-      <w:pPr>
-        <w:pStyle w:val="PargrafodaLista"/>
-        <w:numPr>
-          <w:ilvl w:val="0"/>
-          <w:numId w:val="20"/>
-        </w:numPr>
-        <w:rPr>
-          <w:lang w:val="pt-BR"/>
-        </w:rPr>
-      </w:pPr>
-      <w:r>
-        <w:rPr>
-          <w:lang w:val="pt-BR"/>
-        </w:rPr>
-        <w:t>Arquivos ausentes ao tentar consumir o JSON salvo.</w:t>
-      </w:r>
-    </w:p>
-    <w:p>
-      <w:pPr>
-        <w:rPr>
-          <w:lang w:val="pt-BR"/>
-        </w:rPr>
-      </w:pPr>
-      <w:r>
-        <w:rPr>
-          <w:lang w:val="pt-BR"/>
-        </w:rPr>
-        <w:t>Essas validações tornam a aplicação robusta e resiliente em ambientes reais de execução.</w:t>
-      </w:r>
-    </w:p>
-    <w:p>
-      <w:pPr>
-        <w:pStyle w:val="Ttulo1"/>
-        <w:numPr>
-          <w:ilvl w:val="0"/>
-          <w:numId w:val="13"/>
-        </w:numPr>
-        <w:rPr>
-          <w:lang w:val="pt-BR"/>
-        </w:rPr>
-      </w:pPr>
-      <w:r>
-        <w:rPr>
-          <w:lang w:val="pt-BR"/>
-        </w:rPr>
-        <w:t>R</w:t>
-      </w:r>
-      <w:r>
-        <w:rPr>
-          <w:lang w:val="pt-BR"/>
-        </w:rPr>
-        <w:t>ESULTADOS E DISCUSSÕES</w:t>
-      </w:r>
-      <w:bookmarkEnd w:id="7"/>
-    </w:p>
-    <w:p>
-      <w:pPr>
-        <w:pStyle w:val="Ttulo1"/>
-        <w:numPr>
-          <w:ilvl w:val="0"/>
-          <w:numId w:val="13"/>
-        </w:numPr>
-        <w:rPr>
-          <w:lang w:val="pt-BR"/>
-        </w:rPr>
-      </w:pPr>
-      <w:bookmarkStart w:id="8" w:name="_Toc214644545"/>
-      <w:r>
-        <w:rPr>
-          <w:lang w:val="pt-BR"/>
-        </w:rPr>
-        <w:t>CONCLUSÕES E TRABALHOS FUTUROS</w:t>
-      </w:r>
-      <w:bookmarkEnd w:id="8"/>
-    </w:p>
-    <w:p>
-      <w:pPr>
-        <w:rPr>
-          <w:lang w:val="pt-BR"/>
-        </w:rPr>
-      </w:pPr>
-      <w:r>
-        <w:rPr>
-          <w:lang w:val="pt-BR"/>
-        </w:rPr>
-        <w:t>Como trabalhos futuros, propõe-se a expansão do sistema para fontes de dados em tempo real, integração com outras APIs governamentais como estados e prefeituras e aprimoramento da camada de inteligência artificial por meio de modelos de linguagem mais avançados.</w:t>
-      </w:r>
-    </w:p>
-    <w:p>
-      <w:pPr>
-        <w:pStyle w:val="Ttulo1"/>
-        <w:numPr>
-          <w:ilvl w:val="0"/>
-          <w:numId w:val="13"/>
-        </w:numPr>
-        <w:rPr>
-          <w:lang w:val="pt-BR"/>
-        </w:rPr>
-      </w:pPr>
-      <w:bookmarkStart w:id="9" w:name="_Toc214644546"/>
-      <w:r>
-        <w:rPr>
-          <w:lang w:val="pt-BR"/>
-        </w:rPr>
-        <w:t>REFERÊNCIAS</w:t>
-      </w:r>
-      <w:bookmarkEnd w:id="9"/>
-    </w:p>
-    <w:p>
-      <w:pPr>
-        <w:rPr>
-          <w:lang w:val="pt-BR"/>
-        </w:rPr>
-      </w:pPr>
-      <w:r>
-        <w:rPr>
-          <w:lang w:val="pt-BR"/>
-        </w:rPr>
-        <w:t>[Inserir as referências conforme normas ABNT]</w:t>
-      </w:r>
-    </w:p>
-    <w:p>
-      <w:pPr>
-        <w:rPr>
-          <w:lang w:val="pt-BR"/>
-        </w:rPr>
-      </w:pPr>
-    </w:p>
-    <w:p>
-      <w:pPr>
-        <w:rPr>
-          <w:lang w:val="pt-BR"/>
-        </w:rPr>
-      </w:pPr>
+        <w:t>Pesquisar artigos sobre PNCP</w:t>
+      </w:r>
     </w:p>
     <w:sectPr>
       <w:pgSz w:w="12240" w:h="15840"/>
@@ -4466,6 +3588,119 @@
     </w:lvl>
   </w:abstractNum>
   <w:abstractNum w:abstractNumId="12" w15:restartNumberingAfterBreak="0">
+    <w:nsid w:val="228160D7"/>
+    <w:multiLevelType w:val="hybridMultilevel"/>
+    <w:tmpl w:val="DD4EA7D6"/>
+    <w:lvl w:ilvl="0" w:tplc="04160001">
+      <w:start w:val="1"/>
+      <w:numFmt w:val="bullet"/>
+      <w:lvlText w:val=""/>
+      <w:lvlJc w:val="left"/>
+      <w:pPr>
+        <w:ind w:left="1429" w:hanging="360"/>
+      </w:pPr>
+      <w:rPr>
+        <w:rFonts w:ascii="Symbol" w:hAnsi="Symbol" w:hint="default"/>
+      </w:rPr>
+    </w:lvl>
+    <w:lvl w:ilvl="1" w:tplc="04160003" w:tentative="1">
+      <w:start w:val="1"/>
+      <w:numFmt w:val="bullet"/>
+      <w:lvlText w:val="o"/>
+      <w:lvlJc w:val="left"/>
+      <w:pPr>
+        <w:ind w:left="2149" w:hanging="360"/>
+      </w:pPr>
+      <w:rPr>
+        <w:rFonts w:ascii="Courier New" w:hAnsi="Courier New" w:cs="Courier New" w:hint="default"/>
+      </w:rPr>
+    </w:lvl>
+    <w:lvl w:ilvl="2" w:tplc="04160005" w:tentative="1">
+      <w:start w:val="1"/>
+      <w:numFmt w:val="bullet"/>
+      <w:lvlText w:val=""/>
+      <w:lvlJc w:val="left"/>
+      <w:pPr>
+        <w:ind w:left="2869" w:hanging="360"/>
+      </w:pPr>
+      <w:rPr>
+        <w:rFonts w:ascii="Wingdings" w:hAnsi="Wingdings" w:hint="default"/>
+      </w:rPr>
+    </w:lvl>
+    <w:lvl w:ilvl="3" w:tplc="04160001" w:tentative="1">
+      <w:start w:val="1"/>
+      <w:numFmt w:val="bullet"/>
+      <w:lvlText w:val=""/>
+      <w:lvlJc w:val="left"/>
+      <w:pPr>
+        <w:ind w:left="3589" w:hanging="360"/>
+      </w:pPr>
+      <w:rPr>
+        <w:rFonts w:ascii="Symbol" w:hAnsi="Symbol" w:hint="default"/>
+      </w:rPr>
+    </w:lvl>
+    <w:lvl w:ilvl="4" w:tplc="04160003" w:tentative="1">
+      <w:start w:val="1"/>
+      <w:numFmt w:val="bullet"/>
+      <w:lvlText w:val="o"/>
+      <w:lvlJc w:val="left"/>
+      <w:pPr>
+        <w:ind w:left="4309" w:hanging="360"/>
+      </w:pPr>
+      <w:rPr>
+        <w:rFonts w:ascii="Courier New" w:hAnsi="Courier New" w:cs="Courier New" w:hint="default"/>
+      </w:rPr>
+    </w:lvl>
+    <w:lvl w:ilvl="5" w:tplc="04160005" w:tentative="1">
+      <w:start w:val="1"/>
+      <w:numFmt w:val="bullet"/>
+      <w:lvlText w:val=""/>
+      <w:lvlJc w:val="left"/>
+      <w:pPr>
+        <w:ind w:left="5029" w:hanging="360"/>
+      </w:pPr>
+      <w:rPr>
+        <w:rFonts w:ascii="Wingdings" w:hAnsi="Wingdings" w:hint="default"/>
+      </w:rPr>
+    </w:lvl>
+    <w:lvl w:ilvl="6" w:tplc="04160001" w:tentative="1">
+      <w:start w:val="1"/>
+      <w:numFmt w:val="bullet"/>
+      <w:lvlText w:val=""/>
+      <w:lvlJc w:val="left"/>
+      <w:pPr>
+        <w:ind w:left="5749" w:hanging="360"/>
+      </w:pPr>
+      <w:rPr>
+        <w:rFonts w:ascii="Symbol" w:hAnsi="Symbol" w:hint="default"/>
+      </w:rPr>
+    </w:lvl>
+    <w:lvl w:ilvl="7" w:tplc="04160003" w:tentative="1">
+      <w:start w:val="1"/>
+      <w:numFmt w:val="bullet"/>
+      <w:lvlText w:val="o"/>
+      <w:lvlJc w:val="left"/>
+      <w:pPr>
+        <w:ind w:left="6469" w:hanging="360"/>
+      </w:pPr>
+      <w:rPr>
+        <w:rFonts w:ascii="Courier New" w:hAnsi="Courier New" w:cs="Courier New" w:hint="default"/>
+      </w:rPr>
+    </w:lvl>
+    <w:lvl w:ilvl="8" w:tplc="04160005" w:tentative="1">
+      <w:start w:val="1"/>
+      <w:numFmt w:val="bullet"/>
+      <w:lvlText w:val=""/>
+      <w:lvlJc w:val="left"/>
+      <w:pPr>
+        <w:ind w:left="7189" w:hanging="360"/>
+      </w:pPr>
+      <w:rPr>
+        <w:rFonts w:ascii="Wingdings" w:hAnsi="Wingdings" w:hint="default"/>
+      </w:rPr>
+    </w:lvl>
+  </w:abstractNum>
+  <w:abstractNum w:abstractNumId="13" w15:restartNumberingAfterBreak="0">
     <w:nsid w:val="2C0C0029"/>
     <w:multiLevelType w:val="multilevel"/>
     <w:tmpl w:val="0416001F"/>
@@ -4551,7 +3786,7 @@
       </w:pPr>
     </w:lvl>
   </w:abstractNum>
-  <w:abstractNum w:abstractNumId="13" w15:restartNumberingAfterBreak="0">
+  <w:abstractNum w:abstractNumId="14" w15:restartNumberingAfterBreak="0">
     <w:nsid w:val="3AFD4A7C"/>
     <w:multiLevelType w:val="hybridMultilevel"/>
     <w:tmpl w:val="7DD60E4A"/>
@@ -4637,7 +3872,7 @@
       </w:pPr>
     </w:lvl>
   </w:abstractNum>
-  <w:abstractNum w:abstractNumId="14" w15:restartNumberingAfterBreak="0">
+  <w:abstractNum w:abstractNumId="15" w15:restartNumberingAfterBreak="0">
     <w:nsid w:val="3BC64E0A"/>
     <w:multiLevelType w:val="multilevel"/>
     <w:tmpl w:val="5A80320C"/>
@@ -4786,7 +4021,7 @@
       </w:rPr>
     </w:lvl>
   </w:abstractNum>
-  <w:abstractNum w:abstractNumId="15" w15:restartNumberingAfterBreak="0">
+  <w:abstractNum w:abstractNumId="16" w15:restartNumberingAfterBreak="0">
     <w:nsid w:val="467A0A62"/>
     <w:multiLevelType w:val="multilevel"/>
     <w:tmpl w:val="0416001F"/>
@@ -4872,7 +4107,7 @@
       </w:pPr>
     </w:lvl>
   </w:abstractNum>
-  <w:abstractNum w:abstractNumId="16" w15:restartNumberingAfterBreak="0">
+  <w:abstractNum w:abstractNumId="17" w15:restartNumberingAfterBreak="0">
     <w:nsid w:val="478170D5"/>
     <w:multiLevelType w:val="hybridMultilevel"/>
     <w:tmpl w:val="BA60744A"/>
@@ -4985,7 +4220,7 @@
       </w:rPr>
     </w:lvl>
   </w:abstractNum>
-  <w:abstractNum w:abstractNumId="17" w15:restartNumberingAfterBreak="0">
+  <w:abstractNum w:abstractNumId="18" w15:restartNumberingAfterBreak="0">
     <w:nsid w:val="50B74C88"/>
     <w:multiLevelType w:val="multilevel"/>
     <w:tmpl w:val="9F4E18AE"/>
@@ -5134,7 +4369,7 @@
       </w:rPr>
     </w:lvl>
   </w:abstractNum>
-  <w:abstractNum w:abstractNumId="18" w15:restartNumberingAfterBreak="0">
+  <w:abstractNum w:abstractNumId="19" w15:restartNumberingAfterBreak="0">
     <w:nsid w:val="5DAC6CEF"/>
     <w:multiLevelType w:val="hybridMultilevel"/>
     <w:tmpl w:val="C548DE02"/>
@@ -5247,7 +4482,7 @@
       </w:rPr>
     </w:lvl>
   </w:abstractNum>
-  <w:abstractNum w:abstractNumId="19" w15:restartNumberingAfterBreak="0">
+  <w:abstractNum w:abstractNumId="20" w15:restartNumberingAfterBreak="0">
     <w:nsid w:val="77386383"/>
     <w:multiLevelType w:val="hybridMultilevel"/>
     <w:tmpl w:val="DEAAA0B2"/>
@@ -5388,37 +4623,40 @@
     <w:abstractNumId w:val="0"/>
   </w:num>
   <w:num w:numId="10" w16cid:durableId="1002050902">
-    <w:abstractNumId w:val="15"/>
+    <w:abstractNumId w:val="16"/>
   </w:num>
   <w:num w:numId="11" w16cid:durableId="1837723513">
-    <w:abstractNumId w:val="13"/>
+    <w:abstractNumId w:val="14"/>
   </w:num>
   <w:num w:numId="12" w16cid:durableId="226456033">
     <w:abstractNumId w:val="10"/>
   </w:num>
   <w:num w:numId="13" w16cid:durableId="813106907">
-    <w:abstractNumId w:val="12"/>
+    <w:abstractNumId w:val="13"/>
   </w:num>
   <w:num w:numId="14" w16cid:durableId="1047337238">
     <w:abstractNumId w:val="9"/>
   </w:num>
   <w:num w:numId="15" w16cid:durableId="1384283716">
+    <w:abstractNumId w:val="19"/>
+  </w:num>
+  <w:num w:numId="16" w16cid:durableId="362751673">
     <w:abstractNumId w:val="18"/>
   </w:num>
-  <w:num w:numId="16" w16cid:durableId="362751673">
-    <w:abstractNumId w:val="17"/>
-  </w:num>
   <w:num w:numId="17" w16cid:durableId="654844321">
-    <w:abstractNumId w:val="14"/>
+    <w:abstractNumId w:val="15"/>
   </w:num>
   <w:num w:numId="18" w16cid:durableId="463355560">
-    <w:abstractNumId w:val="19"/>
+    <w:abstractNumId w:val="20"/>
   </w:num>
   <w:num w:numId="19" w16cid:durableId="625162700">
     <w:abstractNumId w:val="11"/>
   </w:num>
   <w:num w:numId="20" w16cid:durableId="146678674">
-    <w:abstractNumId w:val="16"/>
+    <w:abstractNumId w:val="17"/>
+  </w:num>
+  <w:num w:numId="21" w16cid:durableId="302082172">
+    <w:abstractNumId w:val="12"/>
   </w:num>
 </w:numbering>
 </file>
@@ -5812,10 +5050,16 @@
   <w:style w:type="paragraph" w:default="1" w:styleId="Normal">
     <w:name w:val="Normal"/>
     <w:qFormat/>
-    <w:rsid w:val="00FC693F"/>
+    <w:rsid w:val="00D21CB8"/>
+    <w:pPr>
+      <w:spacing w:line="360" w:lineRule="auto"/>
+      <w:ind w:firstLine="709"/>
+      <w:jc w:val="both"/>
+    </w:pPr>
     <w:rPr>
       <w:rFonts w:ascii="Times New Roman" w:hAnsi="Times New Roman"/>
       <w:sz w:val="24"/>
+      <w:lang w:val="pt-BR"/>
     </w:rPr>
   </w:style>
   <w:style w:type="paragraph" w:styleId="Ttulo1">
@@ -5825,7 +5069,7 @@
     <w:link w:val="Ttulo1Char"/>
     <w:uiPriority w:val="9"/>
     <w:qFormat/>
-    <w:rsid w:val="00FC693F"/>
+    <w:rsid w:val="00AB4A1F"/>
     <w:pPr>
       <w:keepNext/>
       <w:keepLines/>
@@ -5833,11 +5077,9 @@
       <w:outlineLvl w:val="0"/>
     </w:pPr>
     <w:rPr>
-      <w:rFonts w:asciiTheme="majorHAnsi" w:eastAsiaTheme="majorEastAsia" w:hAnsiTheme="majorHAnsi" w:cstheme="majorBidi"/>
+      <w:rFonts w:eastAsiaTheme="majorEastAsia" w:cstheme="majorBidi"/>
       <w:b/>
       <w:bCs/>
-      <w:color w:val="365F91" w:themeColor="accent1" w:themeShade="BF"/>
-      <w:sz w:val="28"/>
       <w:szCs w:val="28"/>
     </w:rPr>
   </w:style>
@@ -6112,13 +5354,12 @@
     <w:basedOn w:val="Fontepargpadro"/>
     <w:link w:val="Ttulo1"/>
     <w:uiPriority w:val="9"/>
-    <w:rsid w:val="00FC693F"/>
+    <w:rsid w:val="00AB4A1F"/>
     <w:rPr>
-      <w:rFonts w:asciiTheme="majorHAnsi" w:eastAsiaTheme="majorEastAsia" w:hAnsiTheme="majorHAnsi" w:cstheme="majorBidi"/>
+      <w:rFonts w:ascii="Times New Roman" w:eastAsiaTheme="majorEastAsia" w:hAnsi="Times New Roman" w:cstheme="majorBidi"/>
       <w:b/>
       <w:bCs/>
-      <w:color w:val="365F91" w:themeColor="accent1" w:themeShade="BF"/>
-      <w:sz w:val="28"/>
+      <w:sz w:val="24"/>
       <w:szCs w:val="28"/>
     </w:rPr>
   </w:style>
@@ -6201,6 +5442,7 @@
       <w:numPr>
         <w:ilvl w:val="1"/>
       </w:numPr>
+      <w:ind w:firstLine="709"/>
     </w:pPr>
     <w:rPr>
       <w:rFonts w:asciiTheme="majorHAnsi" w:eastAsiaTheme="majorEastAsia" w:hAnsiTheme="majorHAnsi" w:cstheme="majorBidi"/>
@@ -16838,6 +16080,44 @@
     <w:rPr>
       <w:color w:val="605E5C"/>
       <w:shd w:val="clear" w:color="auto" w:fill="E1DFDD"/>
+    </w:rPr>
+  </w:style>
+  <w:style w:type="character" w:styleId="TextodoEspaoReservado">
+    <w:name w:val="Placeholder Text"/>
+    <w:basedOn w:val="Fontepargpadro"/>
+    <w:uiPriority w:val="99"/>
+    <w:semiHidden/>
+    <w:rsid w:val="00CE6003"/>
+    <w:rPr>
+      <w:color w:val="666666"/>
+    </w:rPr>
+  </w:style>
+  <w:style w:type="paragraph" w:customStyle="1" w:styleId="Capa">
+    <w:name w:val="Capa"/>
+    <w:basedOn w:val="Normal"/>
+    <w:link w:val="CapaChar"/>
+    <w:qFormat/>
+    <w:rsid w:val="007C0846"/>
+    <w:pPr>
+      <w:ind w:firstLine="0"/>
+      <w:jc w:val="center"/>
+    </w:pPr>
+    <w:rPr>
+      <w:b/>
+      <w:bCs/>
+    </w:rPr>
+  </w:style>
+  <w:style w:type="character" w:customStyle="1" w:styleId="CapaChar">
+    <w:name w:val="Capa Char"/>
+    <w:basedOn w:val="Fontepargpadro"/>
+    <w:link w:val="Capa"/>
+    <w:rsid w:val="007C0846"/>
+    <w:rPr>
+      <w:rFonts w:ascii="Times New Roman" w:hAnsi="Times New Roman"/>
+      <w:b/>
+      <w:bCs/>
+      <w:sz w:val="24"/>
+      <w:lang w:val="pt-BR"/>
     </w:rPr>
   </w:style>
 </w:styles>
@@ -17179,7 +16459,7 @@
   </we:alternateReferences>
   <we:properties>
     <we:property name="MENDELEY_BIBLIOGRAPHY_IS_DIRTY" value="true"/>
-    <we:property name="MENDELEY_BIBLIOGRAPHY_LAST_MODIFIED" value="1760221868714"/>
+    <we:property name="MENDELEY_BIBLIOGRAPHY_LAST_MODIFIED" value="1765838180606"/>
     <we:property name="MENDELEY_CITATIONS" value="[]"/>
     <we:property name="MENDELEY_CITATIONS_LOCALE_CODE" value="&quot;pt-BR&quot;"/>
     <we:property name="MENDELEY_CITATIONS_STYLE" value="{&quot;id&quot;:&quot;https://www.zotero.org/styles/associacao-brasileira-de-normas-tecnicas&quot;,&quot;title&quot;:&quot;Associação Brasileira de Normas Técnicas (Português - Brasil)&quot;,&quot;format&quot;:&quot;author-date&quot;,&quot;defaultLocale&quot;:&quot;pt-BR&quot;,&quot;isLocaleCodeValid&quot;:true}"/>

--- a/Dissertação - Raphael Antônio Dalto Viana.docx
+++ b/Dissertação - Raphael Antônio Dalto Viana.docx
@@ -445,7 +445,6 @@
           <w:docPartUnique/>
         </w:docPartObj>
       </w:sdtPr>
-      <w:sdtEndPr/>
       <w:sdtContent>
         <w:p>
           <w:pPr>
@@ -2658,15 +2657,7 @@
     </w:p>
     <w:p>
       <w:r>
-        <w:t xml:space="preserve">Este trabalho apresenta o desenvolvimento de um sistema inteligente de web </w:t>
-      </w:r>
-      <w:proofErr w:type="spellStart"/>
-      <w:r>
-        <w:t>scraping</w:t>
-      </w:r>
-      <w:proofErr w:type="spellEnd"/>
-      <w:r>
-        <w:t xml:space="preserve"> voltado à identificação de oportunidades de negócios. A proposta visa integrar técnicas de coleta automatizada de dados</w:t>
+        <w:t>Este trabalho apresenta o desenvolvimento de um sistema inteligente de web scraping voltado à identificação de oportunidades de negócios. A proposta visa integrar técnicas de coleta automatizada de dados</w:t>
       </w:r>
       <w:r>
         <w:t xml:space="preserve"> no PNCP (Portal Nacional de Contratações Públicas)</w:t>
@@ -2692,14 +2683,12 @@
       <w:r>
         <w:t xml:space="preserve">: Web </w:t>
       </w:r>
-      <w:proofErr w:type="spellStart"/>
       <w:r>
         <w:t>Sc</w:t>
       </w:r>
       <w:r>
         <w:t>raping</w:t>
       </w:r>
-      <w:proofErr w:type="spellEnd"/>
       <w:r>
         <w:t xml:space="preserve">. </w:t>
       </w:r>
@@ -2748,23 +2737,7 @@
         <w:t>informações</w:t>
       </w:r>
       <w:r>
-        <w:t xml:space="preserve"> um diferencial competitivo para as organizações. Nesse contexto, ferramentas de web </w:t>
-      </w:r>
-      <w:proofErr w:type="spellStart"/>
-      <w:r>
-        <w:t>crawling</w:t>
-      </w:r>
-      <w:proofErr w:type="spellEnd"/>
-      <w:r>
-        <w:t xml:space="preserve"> e </w:t>
-      </w:r>
-      <w:proofErr w:type="spellStart"/>
-      <w:r>
-        <w:t>scraping</w:t>
-      </w:r>
-      <w:proofErr w:type="spellEnd"/>
-      <w:r>
-        <w:t xml:space="preserve"> surgem como soluções poderosas para a coleta automatizada de informações disponíveis na internet. No entanto, a mera coleta de dados não é suficiente</w:t>
+        <w:t xml:space="preserve"> um diferencial competitivo para as organizações. Nesse contexto, ferramentas de web crawling e scraping surgem como soluções poderosas para a coleta automatizada de informações disponíveis na internet. No entanto, a mera coleta de dados não é suficiente</w:t>
       </w:r>
       <w:r>
         <w:t>,</w:t>
@@ -3089,23 +3062,7 @@
         <w:t>dados de ordem pública e publicados de forma transparente pelo Comitê Gestor da Rede Nacional de Contratações Públicas</w:t>
       </w:r>
       <w:r>
-        <w:t xml:space="preserve"> e fornecidos pelos órgãos e entidades responsáveis pela realização dos contratos ou compras. Nesse portal estão disponíveis chaves públicas, APIs (</w:t>
-      </w:r>
-      <w:proofErr w:type="spellStart"/>
-      <w:r>
-        <w:t>Application</w:t>
-      </w:r>
-      <w:proofErr w:type="spellEnd"/>
-      <w:r>
-        <w:t xml:space="preserve"> </w:t>
-      </w:r>
-      <w:proofErr w:type="spellStart"/>
-      <w:r>
-        <w:t>Programming</w:t>
-      </w:r>
-      <w:proofErr w:type="spellEnd"/>
-      <w:r>
-        <w:t xml:space="preserve"> Interface), para integração de sistemas e plataformas como o sistema dessa dissertação.</w:t>
+        <w:t xml:space="preserve"> e fornecidos pelos órgãos e entidades responsáveis pela realização dos contratos ou compras. Nesse portal estão disponíveis chaves públicas, APIs (Application Programming Interface), para integração de sistemas e plataformas como o sistema dessa dissertação.</w:t>
       </w:r>
     </w:p>
     <w:p>
@@ -3116,15 +3073,7 @@
         <w:t xml:space="preserve">s dados do PNCP </w:t>
       </w:r>
       <w:r>
-        <w:t xml:space="preserve">devem </w:t>
-      </w:r>
-      <w:proofErr w:type="gramStart"/>
-      <w:r>
-        <w:t>obedecer os</w:t>
-      </w:r>
-      <w:proofErr w:type="gramEnd"/>
-      <w:r>
-        <w:t xml:space="preserve"> princípios estabelecidos n</w:t>
+        <w:t>devem obedecer os princípios estabelecidos n</w:t>
       </w:r>
       <w:r>
         <w:t>o Artigo 37 d</w:t>
@@ -3335,48 +3284,20 @@
     </w:p>
     <w:p>
       <w:r>
-        <w:t xml:space="preserve">Web </w:t>
-      </w:r>
-      <w:proofErr w:type="spellStart"/>
-      <w:r>
-        <w:t>crawling</w:t>
-      </w:r>
-      <w:proofErr w:type="spellEnd"/>
-      <w:r>
-        <w:t xml:space="preserve"> refere-se ao processo automatizado de navegação pela web para indexação e coleta de informações. </w:t>
-      </w:r>
-      <w:r>
-        <w:t xml:space="preserve">De acordo com o </w:t>
-      </w:r>
-      <w:proofErr w:type="spellStart"/>
-      <w:r>
-        <w:t>Cloudflare</w:t>
-      </w:r>
-      <w:proofErr w:type="spellEnd"/>
-      <w:r>
-        <w:t xml:space="preserve"> (2025), </w:t>
-      </w:r>
-      <w:proofErr w:type="gramStart"/>
-      <w:r>
-        <w:t>um web</w:t>
-      </w:r>
-      <w:proofErr w:type="gramEnd"/>
-      <w:r>
-        <w:t xml:space="preserve"> </w:t>
-      </w:r>
-      <w:proofErr w:type="spellStart"/>
-      <w:r>
-        <w:t>crawler</w:t>
-      </w:r>
-      <w:proofErr w:type="spellEnd"/>
+        <w:t xml:space="preserve">Web crawling refere-se ao processo automatizado de navegação pela web para indexação e coleta de informações. </w:t>
+      </w:r>
+      <w:r>
+        <w:t xml:space="preserve">De acordo com o Cloudflare (2025), </w:t>
+      </w:r>
+      <w:r>
+        <w:t>um web crawler</w:t>
+      </w:r>
       <w:r>
         <w:t xml:space="preserve"> ou </w:t>
       </w:r>
-      <w:proofErr w:type="spellStart"/>
       <w:r>
         <w:t>spider</w:t>
       </w:r>
-      <w:proofErr w:type="spellEnd"/>
       <w:r>
         <w:t xml:space="preserve"> é um programa que acessa, baixa e/ou indexa conteúdo de toda a internet (</w:t>
       </w:r>
@@ -3403,15 +3324,7 @@
         <w:t xml:space="preserve"> </w:t>
       </w:r>
       <w:r>
-        <w:t xml:space="preserve">Web </w:t>
-      </w:r>
-      <w:proofErr w:type="spellStart"/>
-      <w:r>
-        <w:t>scraping</w:t>
-      </w:r>
-      <w:proofErr w:type="spellEnd"/>
-      <w:r>
-        <w:t xml:space="preserve">, por sua vez, </w:t>
+        <w:t xml:space="preserve">Web scraping, por sua vez, </w:t>
       </w:r>
       <w:r>
         <w:t>refere-se ao processo de extração de conteúdo e dados de sites usando software</w:t>
@@ -3429,43 +3342,14 @@
         <w:t xml:space="preserve">esse processo por sua vez se mostra muito utilizado em sites de comparação de produtos como Buscapé, </w:t>
       </w:r>
       <w:r>
-        <w:t xml:space="preserve">passagens como o </w:t>
-      </w:r>
-      <w:proofErr w:type="spellStart"/>
-      <w:r>
-        <w:t>ClickBus</w:t>
-      </w:r>
-      <w:proofErr w:type="spellEnd"/>
-      <w:r>
-        <w:t xml:space="preserve"> e hotelaria como o </w:t>
-      </w:r>
-      <w:proofErr w:type="spellStart"/>
-      <w:r>
-        <w:t>TriVago</w:t>
-      </w:r>
-      <w:proofErr w:type="spellEnd"/>
-      <w:r>
-        <w:t>.</w:t>
-      </w:r>
-      <w:r>
-        <w:t xml:space="preserve"> Ainda no texto de </w:t>
-      </w:r>
-      <w:proofErr w:type="spellStart"/>
-      <w:r>
-        <w:t>Holcombre</w:t>
-      </w:r>
-      <w:proofErr w:type="spellEnd"/>
-      <w:r>
-        <w:t xml:space="preserve"> (2023) é possível ter uma</w:t>
-      </w:r>
-      <w:r>
-        <w:t xml:space="preserve"> noção da legalidade do processo de web </w:t>
-      </w:r>
-      <w:proofErr w:type="spellStart"/>
-      <w:r>
-        <w:t>scraping</w:t>
-      </w:r>
-      <w:proofErr w:type="spellEnd"/>
+        <w:t>passagens como o ClickBus e hotelaria como o TriVago.</w:t>
+      </w:r>
+      <w:r>
+        <w:t xml:space="preserve"> Ainda no texto de Holcombre (2023) é possível ter uma</w:t>
+      </w:r>
+      <w:r>
+        <w:t xml:space="preserve"> noção da legalidade do processo de web scraping</w:t>
+      </w:r>
       <w:r>
         <w:t xml:space="preserve"> visto que </w:t>
       </w:r>
@@ -3473,15 +3357,7 @@
         <w:t xml:space="preserve">se trata de uma coleta de dados em massa, o que o autor </w:t>
       </w:r>
       <w:r>
-        <w:t xml:space="preserve">comenta sobre “não haver nada inerentemente ilegal sobre web </w:t>
-      </w:r>
-      <w:proofErr w:type="spellStart"/>
-      <w:r>
-        <w:t>scraping</w:t>
-      </w:r>
-      <w:proofErr w:type="spellEnd"/>
-      <w:r>
-        <w:t>”, quando um site publica seus dados</w:t>
+        <w:t>comenta sobre “não haver nada inerentemente ilegal sobre web scraping”, quando um site publica seus dados</w:t>
       </w:r>
       <w:r>
         <w:t xml:space="preserve"> e como o produto dessa dissertação utiliza de dados públicos governamentais, </w:t>
@@ -3497,38 +3373,20 @@
       <w:r>
         <w:t xml:space="preserve"> campo das definições, </w:t>
       </w:r>
-      <w:proofErr w:type="spellStart"/>
       <w:r>
         <w:t>K</w:t>
       </w:r>
       <w:r>
-        <w:t>hder</w:t>
-      </w:r>
-      <w:proofErr w:type="spellEnd"/>
-      <w:r>
-        <w:t xml:space="preserve"> (2021) define</w:t>
+        <w:t>hder (2021) define</w:t>
       </w:r>
       <w:r>
         <w:t xml:space="preserve"> que</w:t>
       </w:r>
       <w:r>
-        <w:t xml:space="preserve"> web </w:t>
-      </w:r>
-      <w:proofErr w:type="spellStart"/>
-      <w:r>
-        <w:t>scraping</w:t>
-      </w:r>
-      <w:proofErr w:type="spellEnd"/>
-      <w:r>
-        <w:t xml:space="preserve"> é uma técnica para converter dados web não estruturados em dados estruturados que possam ser salvos e analisados, permitindo o </w:t>
-      </w:r>
-      <w:proofErr w:type="spellStart"/>
-      <w:r>
-        <w:t>bot</w:t>
-      </w:r>
-      <w:proofErr w:type="spellEnd"/>
-      <w:r>
-        <w:t xml:space="preserve">/programa coletar grandes volumes de dados em </w:t>
+        <w:t xml:space="preserve"> web scraping é uma técnica para converter dados web não estruturados em dados estruturados que possam ser salvos e analisados, permitindo o </w:t>
+      </w:r>
+      <w:r>
+        <w:t xml:space="preserve">bot/programa coletar grandes volumes de dados em </w:t>
       </w:r>
       <w:r>
         <w:t xml:space="preserve">curtos </w:t>
@@ -3569,37 +3427,13 @@
         <w:t>grande modelo de linguagem</w:t>
       </w:r>
       <w:r>
-        <w:t xml:space="preserve">, conhecido também por LLM (Large </w:t>
-      </w:r>
-      <w:proofErr w:type="spellStart"/>
-      <w:r>
-        <w:t>Language</w:t>
-      </w:r>
-      <w:proofErr w:type="spellEnd"/>
-      <w:r>
-        <w:t xml:space="preserve"> Model), se torna uma opção altamente viável.</w:t>
-      </w:r>
-      <w:r>
-        <w:t xml:space="preserve"> </w:t>
-      </w:r>
-      <w:proofErr w:type="spellStart"/>
-      <w:r>
-        <w:t>LLMs</w:t>
-      </w:r>
-      <w:proofErr w:type="spellEnd"/>
-      <w:r>
-        <w:t xml:space="preserve"> são </w:t>
-      </w:r>
-      <w:r>
-        <w:t xml:space="preserve">uma categoria de modelos de </w:t>
-      </w:r>
-      <w:proofErr w:type="spellStart"/>
-      <w:r>
-        <w:t>deep</w:t>
-      </w:r>
-      <w:proofErr w:type="spellEnd"/>
-      <w:r>
-        <w:t xml:space="preserve"> learning </w:t>
+        <w:t>, conhecido também por LLM (Large Language Model), se torna uma opção altamente viável.</w:t>
+      </w:r>
+      <w:r>
+        <w:t xml:space="preserve"> LLMs são </w:t>
+      </w:r>
+      <w:r>
+        <w:t xml:space="preserve">uma categoria de modelos de deep learning </w:t>
       </w:r>
       <w:r>
         <w:t>treinados em imensas quantidades de dados, tornando-os capazes de entender e gerar linguagem natural e outros tipos de conteúdo para executar uma grande variedade de tarefas</w:t>
@@ -3616,15 +3450,7 @@
         <w:t xml:space="preserve">O artigo web </w:t>
       </w:r>
       <w:r>
-        <w:t xml:space="preserve">“O que é LLM? | Large </w:t>
-      </w:r>
-      <w:proofErr w:type="spellStart"/>
-      <w:r>
-        <w:t>Language</w:t>
-      </w:r>
-      <w:proofErr w:type="spellEnd"/>
-      <w:r>
-        <w:t xml:space="preserve"> Model”</w:t>
+        <w:t>“O que é LLM? | Large Language Model”</w:t>
       </w:r>
       <w:r>
         <w:t xml:space="preserve"> de</w:t>
@@ -3782,15 +3608,7 @@
         <w:t>Quintanilha (2025)</w:t>
       </w:r>
       <w:r>
-        <w:t xml:space="preserve"> traz uma quantização de custos que </w:t>
-      </w:r>
-      <w:proofErr w:type="spellStart"/>
-      <w:r>
-        <w:t>LLMs</w:t>
-      </w:r>
-      <w:proofErr w:type="spellEnd"/>
-      <w:r>
-        <w:t xml:space="preserve"> geram</w:t>
+        <w:t xml:space="preserve"> traz uma quantização de custos que LLMs geram</w:t>
       </w:r>
       <w:r>
         <w:t xml:space="preserve"> em termos de tokens. Primeiro, ele compara o GPT 4.1 Nano que cobra $0,10</w:t>
@@ -3840,47 +3658,18 @@
         <w:t>ortanto, foi escolhido o uso de modelos locais</w:t>
       </w:r>
       <w:r>
-        <w:t xml:space="preserve"> como o </w:t>
-      </w:r>
-      <w:proofErr w:type="spellStart"/>
-      <w:r>
-        <w:t>Ollama</w:t>
-      </w:r>
-      <w:proofErr w:type="spellEnd"/>
-      <w:r>
-        <w:t>.</w:t>
+        <w:t xml:space="preserve"> como o Ollama.</w:t>
       </w:r>
     </w:p>
     <w:p>
       <w:r>
-        <w:t xml:space="preserve">O </w:t>
-      </w:r>
-      <w:proofErr w:type="spellStart"/>
-      <w:r>
-        <w:t>Ollama</w:t>
-      </w:r>
-      <w:proofErr w:type="spellEnd"/>
-      <w:r>
-        <w:t xml:space="preserve"> é uma ferramenta open</w:t>
+        <w:t>O Ollama é uma ferramenta open</w:t>
       </w:r>
       <w:r>
         <w:t xml:space="preserve"> </w:t>
       </w:r>
-      <w:proofErr w:type="spellStart"/>
-      <w:r>
-        <w:t>source</w:t>
-      </w:r>
-      <w:proofErr w:type="spellEnd"/>
-      <w:r>
-        <w:t xml:space="preserve"> para execução de </w:t>
-      </w:r>
-      <w:proofErr w:type="spellStart"/>
-      <w:r>
-        <w:t>LLMs</w:t>
-      </w:r>
-      <w:proofErr w:type="spellEnd"/>
-      <w:r>
-        <w:t xml:space="preserve"> de forma local</w:t>
+      <w:r>
+        <w:t>source para execução de LLMs de forma local</w:t>
       </w:r>
       <w:r>
         <w:t>, mantendo o controle total dos dados transmitidos e evitando possíveis riscos de segurança</w:t>
@@ -3895,28 +3684,12 @@
         <w:t xml:space="preserve"> as confi</w:t>
       </w:r>
       <w:r>
-        <w:t xml:space="preserve">gurações que cada modelo exige, visto que são </w:t>
-      </w:r>
-      <w:proofErr w:type="spellStart"/>
-      <w:r>
-        <w:t>pré</w:t>
-      </w:r>
-      <w:proofErr w:type="spellEnd"/>
-      <w:r>
-        <w:t>-treinados.</w:t>
+        <w:t>gurações que cada modelo exige, visto que são pré-treinados.</w:t>
       </w:r>
     </w:p>
     <w:p>
       <w:r>
-        <w:t xml:space="preserve">Ainda sobre custos, o </w:t>
-      </w:r>
-      <w:proofErr w:type="spellStart"/>
-      <w:r>
-        <w:t>Ollama</w:t>
-      </w:r>
-      <w:proofErr w:type="spellEnd"/>
-      <w:r>
-        <w:t xml:space="preserve"> se mostra </w:t>
+        <w:t xml:space="preserve">Ainda sobre custos, o Ollama se mostra </w:t>
       </w:r>
       <w:r>
         <w:t xml:space="preserve">eficaz pois apesar de funcionar melhor em GPU </w:t>
@@ -3952,15 +3725,7 @@
     </w:p>
     <w:p>
       <w:r>
-        <w:t xml:space="preserve">Além de contar com suporte multiplataforma, o </w:t>
-      </w:r>
-      <w:proofErr w:type="spellStart"/>
-      <w:r>
-        <w:t>Ollama</w:t>
-      </w:r>
-      <w:proofErr w:type="spellEnd"/>
-      <w:r>
-        <w:t xml:space="preserve"> </w:t>
+        <w:t xml:space="preserve">Além de contar com suporte multiplataforma, o Ollama </w:t>
       </w:r>
       <w:r>
         <w:t>dispõe de diversos modelos LLM</w:t>
@@ -4050,15 +3815,7 @@
         <w:pStyle w:val="PargrafodaLista"/>
       </w:pPr>
       <w:r>
-        <w:t xml:space="preserve">Este trabalho propõe o desenvolvimento de um sistema inteligente de web </w:t>
-      </w:r>
-      <w:proofErr w:type="spellStart"/>
-      <w:r>
-        <w:t>scraping</w:t>
-      </w:r>
-      <w:proofErr w:type="spellEnd"/>
-      <w:r>
-        <w:t xml:space="preserve"> voltado à identificação de oportunidades de negócios usando a base de dados do Portal Nacional de Contratações Públicas (PNCP). A pesquisa busca unir técnicas de aprendizado de máquina, processamento de linguagem natural e modelagem computacional para transformar dados brutos em conhecimento estratégico.</w:t>
+        <w:t>Este trabalho propõe o desenvolvimento de um sistema inteligente de web scraping voltado à identificação de oportunidades de negócios usando a base de dados do Portal Nacional de Contratações Públicas (PNCP). A pesquisa busca unir técnicas de aprendizado de máquina, processamento de linguagem natural e modelagem computacional para transformar dados brutos em conhecimento estratégico.</w:t>
       </w:r>
     </w:p>
     <w:p>
@@ -4102,18 +3859,8 @@
         </w:numPr>
       </w:pPr>
       <w:r>
-        <w:t xml:space="preserve">Consolidar resultados de várias páginas em um único arquivo </w:t>
-      </w:r>
-      <w:proofErr w:type="spellStart"/>
-      <w:r>
-        <w:t>dados_</w:t>
-      </w:r>
-      <w:proofErr w:type="gramStart"/>
-      <w:r>
-        <w:t>contratacoes.json</w:t>
-      </w:r>
-      <w:proofErr w:type="spellEnd"/>
-      <w:proofErr w:type="gramEnd"/>
+        <w:t>Consolidar resultados de várias páginas em um único arquivo dados_contratacoes.json</w:t>
+      </w:r>
       <w:r>
         <w:t>;</w:t>
       </w:r>
@@ -4217,45 +3964,19 @@
       <w:r>
         <w:t xml:space="preserve"> bibliotecas como </w:t>
       </w:r>
-      <w:proofErr w:type="spellStart"/>
-      <w:r>
-        <w:t>ollama</w:t>
-      </w:r>
-      <w:proofErr w:type="spellEnd"/>
-      <w:r>
-        <w:t xml:space="preserve"> e</w:t>
-      </w:r>
-      <w:r>
-        <w:t xml:space="preserve"> </w:t>
-      </w:r>
-      <w:proofErr w:type="spellStart"/>
-      <w:r>
-        <w:t>requests</w:t>
-      </w:r>
-      <w:proofErr w:type="spellEnd"/>
+      <w:r>
+        <w:t>ollama e</w:t>
+      </w:r>
+      <w:r>
+        <w:t xml:space="preserve"> requests</w:t>
+      </w:r>
       <w:r>
         <w:t>. O ambiente de desenvolvimento foi configurado com suporte a execução em infraestrutura de alto desempenho provida pela LANIAQ.</w:t>
       </w:r>
     </w:p>
     <w:p>
       <w:r>
-        <w:t xml:space="preserve">O sistema foi desenvolvido utilizando a linguagem Python 3.13, empregando-se o Visual Studio </w:t>
-      </w:r>
-      <w:proofErr w:type="spellStart"/>
-      <w:r>
-        <w:t>Code</w:t>
-      </w:r>
-      <w:proofErr w:type="spellEnd"/>
-      <w:r>
-        <w:t xml:space="preserve"> (</w:t>
-      </w:r>
-      <w:proofErr w:type="spellStart"/>
-      <w:r>
-        <w:t>VSCode</w:t>
-      </w:r>
-      <w:proofErr w:type="spellEnd"/>
-      <w:r>
-        <w:t>) como ambiente integrado de desenvolvimento (IDE)</w:t>
+        <w:t>O sistema foi desenvolvido utilizando a linguagem Python 3.13, empregando-se o Visual Studio Code (VSCode) como ambiente integrado de desenvolvimento (IDE)</w:t>
       </w:r>
       <w:r>
         <w:t xml:space="preserve">, foi utilizado </w:t>
@@ -4264,13 +3985,8 @@
         <w:t xml:space="preserve">também </w:t>
       </w:r>
       <w:r>
-        <w:t xml:space="preserve">o </w:t>
-      </w:r>
-      <w:proofErr w:type="spellStart"/>
-      <w:r>
-        <w:t>Ollama</w:t>
-      </w:r>
-      <w:proofErr w:type="spellEnd"/>
+        <w:t>o Ollama</w:t>
+      </w:r>
       <w:r>
         <w:t xml:space="preserve"> </w:t>
       </w:r>
@@ -4301,29 +4017,13 @@
         <w:t>O</w:t>
       </w:r>
       <w:r>
-        <w:t xml:space="preserve"> sistema acessa o </w:t>
-      </w:r>
-      <w:proofErr w:type="spellStart"/>
-      <w:r>
-        <w:t>endpoint</w:t>
-      </w:r>
-      <w:proofErr w:type="spellEnd"/>
-      <w:r>
-        <w:t xml:space="preserve"> oficial</w:t>
+        <w:t xml:space="preserve"> sistema acessa o endpoint oficial</w:t>
       </w:r>
       <w:r>
         <w:t xml:space="preserve"> de contratações encontrado em (</w:t>
       </w:r>
       <w:r>
-        <w:t>https://pncp.gov.br/api/consulta/v1/</w:t>
-      </w:r>
-      <w:proofErr w:type="spellStart"/>
-      <w:r>
-        <w:t>contratacoes</w:t>
-      </w:r>
-      <w:proofErr w:type="spellEnd"/>
-      <w:r>
-        <w:t>/proposta</w:t>
+        <w:t>https://pncp.gov.br/api/consulta/v1/contratacoes/proposta</w:t>
       </w:r>
       <w:r>
         <w:t xml:space="preserve">), esse </w:t>
@@ -4411,7 +4111,7 @@
           <w:noProof/>
         </w:rPr>
         <w:drawing>
-          <wp:anchor distT="0" distB="0" distL="114300" distR="114300" simplePos="0" relativeHeight="251658240" behindDoc="1" locked="0" layoutInCell="1" allowOverlap="1" wp14:anchorId="4F9DD04A" wp14:editId="5E214466">
+          <wp:anchor distT="0" distB="0" distL="114300" distR="114300" simplePos="0" relativeHeight="251658240" behindDoc="1" locked="0" layoutInCell="1" allowOverlap="1" wp14:anchorId="4F9DD04A" wp14:editId="12E22EEB">
             <wp:simplePos x="0" y="0"/>
             <wp:positionH relativeFrom="margin">
               <wp:align>center</wp:align>
@@ -4433,9 +4133,9 @@
                     <pic:cNvPr id="1947599421" name="Imagem 1"/>
                     <pic:cNvPicPr/>
                   </pic:nvPicPr>
-                  <pic:blipFill rotWithShape="1">
+                  <pic:blipFill>
                     <a:blip r:embed="rId7"/>
-                    <a:srcRect l="6394"/>
+                    <a:srcRect t="969" b="969"/>
                     <a:stretch>
                       <a:fillRect/>
                     </a:stretch>
@@ -4476,13 +4176,8 @@
         <w:t>em</w:t>
       </w:r>
       <w:r>
-        <w:t xml:space="preserve"> 2 arquivos </w:t>
-      </w:r>
-      <w:proofErr w:type="spellStart"/>
-      <w:r>
-        <w:t>python</w:t>
-      </w:r>
-      <w:proofErr w:type="spellEnd"/>
+        <w:t xml:space="preserve"> 2 arquivos python</w:t>
+      </w:r>
       <w:r>
         <w:t xml:space="preserve">, o arquivo main.py no qual é programa de fato e o arquivo functions.py que é </w:t>
       </w:r>
@@ -4499,40 +4194,16 @@
         <w:t xml:space="preserve">que contém </w:t>
       </w:r>
       <w:r>
-        <w:t xml:space="preserve">as funções criadas para a execução do programa e usadas no arquivo </w:t>
-      </w:r>
-      <w:proofErr w:type="spellStart"/>
-      <w:r>
-        <w:t>main</w:t>
-      </w:r>
-      <w:proofErr w:type="spellEnd"/>
-      <w:r>
-        <w:t>.</w:t>
+        <w:t>as funções criadas para a execução do programa e usadas no arquivo main.</w:t>
       </w:r>
       <w:r>
         <w:t xml:space="preserve"> </w:t>
       </w:r>
       <w:r>
-        <w:t xml:space="preserve">O arquivo </w:t>
-      </w:r>
-      <w:proofErr w:type="spellStart"/>
-      <w:r>
-        <w:t>main</w:t>
-      </w:r>
-      <w:proofErr w:type="spellEnd"/>
-      <w:r>
-        <w:t xml:space="preserve"> </w:t>
-      </w:r>
-      <w:r>
-        <w:t xml:space="preserve">é composto por alguns </w:t>
-      </w:r>
-      <w:proofErr w:type="spellStart"/>
-      <w:r>
-        <w:t>imports</w:t>
-      </w:r>
-      <w:proofErr w:type="spellEnd"/>
-      <w:r>
-        <w:t xml:space="preserve"> básicos para o </w:t>
+        <w:t xml:space="preserve">O arquivo main </w:t>
+      </w:r>
+      <w:r>
+        <w:t xml:space="preserve">é composto por alguns imports básicos para o </w:t>
       </w:r>
       <w:r>
         <w:t>funcionamento</w:t>
@@ -4880,7 +4551,7 @@
                             <w:pPr>
                               <w:pStyle w:val="Legenda"/>
                             </w:pPr>
-                            <w:bookmarkStart w:id="12" w:name="_Toc227347949"/>
+                            <w:bookmarkStart w:id="10" w:name="_Toc227347949"/>
                             <w:r>
                               <w:t xml:space="preserve">Figura </w:t>
                             </w:r>
@@ -4903,15 +4574,12 @@
                               <w:t>.</w:t>
                             </w:r>
                             <w:r>
-                              <w:t xml:space="preserve"> </w:t>
-                            </w:r>
-                            <w:r>
-                              <w:t>Prompt utilizado na requisição</w:t>
+                              <w:t xml:space="preserve"> Prompt utilizado na requisição</w:t>
                             </w:r>
                             <w:r>
                               <w:t>. Fonte: Elaborado pelo autor.</w:t>
                             </w:r>
-                            <w:bookmarkEnd w:id="12"/>
+                            <w:bookmarkEnd w:id="10"/>
                           </w:p>
                         </w:txbxContent>
                       </wps:txbx>
@@ -4986,16 +4654,7 @@
       </w:pPr>
       <w:r>
         <w:lastRenderedPageBreak/>
-        <w:t>A</w:t>
-      </w:r>
-      <w:r>
-        <w:t xml:space="preserve"> figura </w:t>
-      </w:r>
-      <w:r>
-        <w:t>2</w:t>
-      </w:r>
-      <w:r>
-        <w:t xml:space="preserve"> mostra o prompt no qual o modelo irá trabalhar</w:t>
+        <w:t>A figura 2 mostra o prompt no qual o modelo irá trabalhar</w:t>
       </w:r>
       <w:r>
         <w:t xml:space="preserve">, seguindo </w:t>
@@ -5056,6 +4715,60 @@
       </w:r>
     </w:p>
     <w:p>
+      <w:r>
+        <w:rPr>
+          <w:noProof/>
+        </w:rPr>
+        <w:drawing>
+          <wp:anchor distT="0" distB="0" distL="114300" distR="114300" simplePos="0" relativeHeight="251703296" behindDoc="1" locked="0" layoutInCell="1" allowOverlap="1" wp14:anchorId="0A1790D1" wp14:editId="0BDBDC31">
+            <wp:simplePos x="0" y="0"/>
+            <wp:positionH relativeFrom="margin">
+              <wp:posOffset>-508635</wp:posOffset>
+            </wp:positionH>
+            <wp:positionV relativeFrom="paragraph">
+              <wp:posOffset>20320</wp:posOffset>
+            </wp:positionV>
+            <wp:extent cx="6496050" cy="3660140"/>
+            <wp:effectExtent l="0" t="0" r="0" b="0"/>
+            <wp:wrapNone/>
+            <wp:docPr id="1757662954" name="Imagem 1"/>
+            <wp:cNvGraphicFramePr>
+              <a:graphicFrameLocks xmlns:a="http://schemas.openxmlformats.org/drawingml/2006/main" noChangeAspect="1"/>
+            </wp:cNvGraphicFramePr>
+            <a:graphic xmlns:a="http://schemas.openxmlformats.org/drawingml/2006/main">
+              <a:graphicData uri="http://schemas.openxmlformats.org/drawingml/2006/picture">
+                <pic:pic xmlns:pic="http://schemas.openxmlformats.org/drawingml/2006/picture">
+                  <pic:nvPicPr>
+                    <pic:cNvPr id="1757662954" name="Imagem 1"/>
+                    <pic:cNvPicPr/>
+                  </pic:nvPicPr>
+                  <pic:blipFill>
+                    <a:blip r:embed="rId9"/>
+                    <a:stretch>
+                      <a:fillRect/>
+                    </a:stretch>
+                  </pic:blipFill>
+                  <pic:spPr>
+                    <a:xfrm>
+                      <a:off x="0" y="0"/>
+                      <a:ext cx="6496050" cy="3660140"/>
+                    </a:xfrm>
+                    <a:prstGeom prst="rect">
+                      <a:avLst/>
+                    </a:prstGeom>
+                  </pic:spPr>
+                </pic:pic>
+              </a:graphicData>
+            </a:graphic>
+            <wp14:sizeRelH relativeFrom="margin">
+              <wp14:pctWidth>0</wp14:pctWidth>
+            </wp14:sizeRelH>
+            <wp14:sizeRelV relativeFrom="margin">
+              <wp14:pctHeight>0</wp14:pctHeight>
+            </wp14:sizeRelV>
+          </wp:anchor>
+        </w:drawing>
+      </w:r>
       <w:r>
         <w:rPr>
           <w:noProof/>
@@ -5063,7 +4776,7 @@
         <mc:AlternateContent>
           <mc:Choice Requires="wps">
             <w:drawing>
-              <wp:anchor distT="0" distB="0" distL="114300" distR="114300" simplePos="0" relativeHeight="251714560" behindDoc="1" locked="0" layoutInCell="1" allowOverlap="1" wp14:anchorId="2E54892E" wp14:editId="12617788">
+              <wp:anchor distT="0" distB="0" distL="114300" distR="114300" simplePos="0" relativeHeight="251714560" behindDoc="1" locked="0" layoutInCell="1" allowOverlap="1" wp14:anchorId="2E54892E" wp14:editId="1F8CE996">
                 <wp:simplePos x="0" y="0"/>
                 <wp:positionH relativeFrom="column">
                   <wp:posOffset>-629920</wp:posOffset>
@@ -5101,7 +4814,7 @@
                             <w:pPr>
                               <w:pStyle w:val="Legenda"/>
                             </w:pPr>
-                            <w:bookmarkStart w:id="14" w:name="_Toc227347950"/>
+                            <w:bookmarkStart w:id="11" w:name="_Toc227347950"/>
                             <w:r>
                               <w:t xml:space="preserve">Figura </w:t>
                             </w:r>
@@ -5129,7 +4842,7 @@
                             <w:r>
                               <w:t>. Fonte: Elaborado pelo autor.</w:t>
                             </w:r>
-                            <w:bookmarkEnd w:id="14"/>
+                            <w:bookmarkEnd w:id="11"/>
                           </w:p>
                         </w:txbxContent>
                       </wps:txbx>
@@ -5147,14 +4860,18 @@
           </mc:Choice>
           <mc:Fallback>
             <w:pict>
-              <v:shape w14:anchorId="2E54892E" id="_x0000_s1028" type="#_x0000_t202" style="position:absolute;left:0;text-align:left;margin-left:-49.6pt;margin-top:294.45pt;width:531.25pt;height:.05pt;z-index:-251601920;visibility:visible;mso-wrap-style:square;mso-wrap-distance-left:9pt;mso-wrap-distance-top:0;mso-wrap-distance-right:9pt;mso-wrap-distance-bottom:0;mso-position-horizontal:absolute;mso-position-horizontal-relative:text;mso-position-vertical:absolute;mso-position-vertical-relative:text;v-text-anchor:top" o:gfxdata="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" stroked="f">
+              <v:shapetype w14:anchorId="2E54892E" id="_x0000_t202" coordsize="21600,21600" o:spt="202" path="m,l,21600r21600,l21600,xe">
+                <v:stroke joinstyle="miter"/>
+                <v:path gradientshapeok="t" o:connecttype="rect"/>
+              </v:shapetype>
+              <v:shape id="_x0000_s1028" type="#_x0000_t202" style="position:absolute;left:0;text-align:left;margin-left:-49.6pt;margin-top:294.45pt;width:531.25pt;height:.05pt;z-index:-251601920;visibility:visible;mso-wrap-style:square;mso-wrap-distance-left:9pt;mso-wrap-distance-top:0;mso-wrap-distance-right:9pt;mso-wrap-distance-bottom:0;mso-position-horizontal:absolute;mso-position-horizontal-relative:text;mso-position-vertical:absolute;mso-position-vertical-relative:text;v-text-anchor:top" o:gfxdata="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" stroked="f">
                 <v:textbox style="mso-fit-shape-to-text:t" inset="0,0,0,0">
                   <w:txbxContent>
                     <w:p>
                       <w:pPr>
                         <w:pStyle w:val="Legenda"/>
                       </w:pPr>
-                      <w:bookmarkStart w:id="15" w:name="_Toc227347950"/>
+                      <w:bookmarkStart w:id="12" w:name="_Toc227347950"/>
                       <w:r>
                         <w:t xml:space="preserve">Figura </w:t>
                       </w:r>
@@ -5182,7 +4899,7 @@
                       <w:r>
                         <w:t>. Fonte: Elaborado pelo autor.</w:t>
                       </w:r>
-                      <w:bookmarkEnd w:id="15"/>
+                      <w:bookmarkEnd w:id="12"/>
                     </w:p>
                   </w:txbxContent>
                 </v:textbox>
@@ -5190,60 +4907,6 @@
             </w:pict>
           </mc:Fallback>
         </mc:AlternateContent>
-      </w:r>
-      <w:r>
-        <w:rPr>
-          <w:noProof/>
-        </w:rPr>
-        <w:drawing>
-          <wp:anchor distT="0" distB="0" distL="114300" distR="114300" simplePos="0" relativeHeight="251703296" behindDoc="1" locked="0" layoutInCell="1" allowOverlap="1" wp14:anchorId="0A1790D1" wp14:editId="7088A1F1">
-            <wp:simplePos x="0" y="0"/>
-            <wp:positionH relativeFrom="margin">
-              <wp:align>center</wp:align>
-            </wp:positionH>
-            <wp:positionV relativeFrom="paragraph">
-              <wp:posOffset>22308</wp:posOffset>
-            </wp:positionV>
-            <wp:extent cx="6747260" cy="3660570"/>
-            <wp:effectExtent l="0" t="0" r="0" b="0"/>
-            <wp:wrapNone/>
-            <wp:docPr id="1757662954" name="Imagem 1"/>
-            <wp:cNvGraphicFramePr>
-              <a:graphicFrameLocks xmlns:a="http://schemas.openxmlformats.org/drawingml/2006/main" noChangeAspect="1"/>
-            </wp:cNvGraphicFramePr>
-            <a:graphic xmlns:a="http://schemas.openxmlformats.org/drawingml/2006/main">
-              <a:graphicData uri="http://schemas.openxmlformats.org/drawingml/2006/picture">
-                <pic:pic xmlns:pic="http://schemas.openxmlformats.org/drawingml/2006/picture">
-                  <pic:nvPicPr>
-                    <pic:cNvPr id="1757662954" name="Imagem 1"/>
-                    <pic:cNvPicPr/>
-                  </pic:nvPicPr>
-                  <pic:blipFill>
-                    <a:blip r:embed="rId9"/>
-                    <a:stretch>
-                      <a:fillRect/>
-                    </a:stretch>
-                  </pic:blipFill>
-                  <pic:spPr>
-                    <a:xfrm>
-                      <a:off x="0" y="0"/>
-                      <a:ext cx="6747260" cy="3660570"/>
-                    </a:xfrm>
-                    <a:prstGeom prst="rect">
-                      <a:avLst/>
-                    </a:prstGeom>
-                  </pic:spPr>
-                </pic:pic>
-              </a:graphicData>
-            </a:graphic>
-            <wp14:sizeRelH relativeFrom="margin">
-              <wp14:pctWidth>0</wp14:pctWidth>
-            </wp14:sizeRelH>
-            <wp14:sizeRelV relativeFrom="margin">
-              <wp14:pctHeight>0</wp14:pctHeight>
-            </wp14:sizeRelV>
-          </wp:anchor>
-        </w:drawing>
       </w:r>
     </w:p>
     <w:p/>
@@ -5274,26 +4937,7 @@
         <w:t xml:space="preserve">é </w:t>
       </w:r>
       <w:r>
-        <w:t xml:space="preserve">feita </w:t>
-      </w:r>
-      <w:r>
-        <w:t xml:space="preserve">a chamada da função </w:t>
-      </w:r>
-      <w:proofErr w:type="spellStart"/>
-      <w:r>
-        <w:t>api_</w:t>
-      </w:r>
-      <w:proofErr w:type="gramStart"/>
-      <w:r>
-        <w:t>get</w:t>
-      </w:r>
-      <w:proofErr w:type="spellEnd"/>
-      <w:r>
-        <w:t>(</w:t>
-      </w:r>
-      <w:proofErr w:type="gramEnd"/>
-      <w:r>
-        <w:t xml:space="preserve">) que puxa os dados da API e o </w:t>
+        <w:t xml:space="preserve">feita a chamada da função api_get() que puxa os dados da API e o </w:t>
       </w:r>
       <w:r>
         <w:t xml:space="preserve">os </w:t>
@@ -5302,176 +4946,113 @@
         <w:t>salva</w:t>
       </w:r>
       <w:r>
-        <w:t xml:space="preserve"> em um arquivo JSON cru e um arquivo </w:t>
-      </w:r>
-      <w:proofErr w:type="spellStart"/>
-      <w:r>
-        <w:t>txt</w:t>
-      </w:r>
-      <w:proofErr w:type="spellEnd"/>
+        <w:t xml:space="preserve"> em um arquivo JSON cru e um arquivo txt </w:t>
+      </w:r>
+      <w:r>
+        <w:t xml:space="preserve">tratado seguindo o padrão </w:t>
+      </w:r>
+      <w:r>
+        <w:t xml:space="preserve">dados_contratacoes - </w:t>
+      </w:r>
+      <w:r>
+        <w:t>dia</w:t>
+      </w:r>
+      <w:r>
+        <w:t>-</w:t>
+      </w:r>
+      <w:r>
+        <w:t>mês</w:t>
+      </w:r>
+      <w:r>
+        <w:t>-</w:t>
+      </w:r>
+      <w:r>
+        <w:t xml:space="preserve">ano e </w:t>
+      </w:r>
+      <w:r>
+        <w:t xml:space="preserve">fichas_propostas - </w:t>
+      </w:r>
+      <w:r>
+        <w:t>dia</w:t>
+      </w:r>
+      <w:r>
+        <w:t>-</w:t>
+      </w:r>
+      <w:r>
+        <w:t>mês</w:t>
+      </w:r>
+      <w:r>
+        <w:t>-</w:t>
+      </w:r>
+      <w:r>
+        <w:t>ano respectivamente.</w:t>
+      </w:r>
+      <w:r>
+        <w:t xml:space="preserve"> A variável caminho_saida_ollama_teste é a responsável p</w:t>
+      </w:r>
+      <w:r>
+        <w:t xml:space="preserve">elo caminho para a resposta do modelo em texto. Em seguida, é </w:t>
+      </w:r>
+      <w:r>
+        <w:t>definido o modelo que será utilizado (gemma3) e feita</w:t>
+      </w:r>
+      <w:r>
+        <w:t xml:space="preserve"> sua</w:t>
+      </w:r>
+      <w:r>
+        <w:t xml:space="preserve"> inicialização utilizando da biblioteca subprocess do python, que permite a execução de programas externos dentro do código, similar ao CMD, com uma checagem se o modelo está baixado (forçando o download em caso negativo) e a criação do cliente.</w:t>
+      </w:r>
+      <w:r>
+        <w:t xml:space="preserve"> Por final, vem uma interface feita com o YASPIN (Y</w:t>
+      </w:r>
+      <w:r>
+        <w:t>et Another Terminal Spinner for Pytho</w:t>
+      </w:r>
+      <w:r>
+        <w:t>n</w:t>
+      </w:r>
+      <w:r>
+        <w:t>) e um loop que itera todas as propostas</w:t>
+      </w:r>
       <w:r>
         <w:t xml:space="preserve"> </w:t>
       </w:r>
       <w:r>
-        <w:t xml:space="preserve">tratado seguindo o padrão </w:t>
-      </w:r>
-      <w:proofErr w:type="spellStart"/>
-      <w:r>
-        <w:t>dados_contratacoes</w:t>
-      </w:r>
-      <w:proofErr w:type="spellEnd"/>
-      <w:r>
-        <w:t xml:space="preserve"> - </w:t>
-      </w:r>
-      <w:r>
-        <w:t>dia</w:t>
-      </w:r>
-      <w:r>
-        <w:t>-</w:t>
-      </w:r>
-      <w:r>
-        <w:t>mês</w:t>
-      </w:r>
-      <w:r>
-        <w:t>-</w:t>
-      </w:r>
-      <w:r>
-        <w:t xml:space="preserve">ano e </w:t>
-      </w:r>
-      <w:proofErr w:type="spellStart"/>
-      <w:r>
-        <w:t>fichas_propostas</w:t>
-      </w:r>
-      <w:proofErr w:type="spellEnd"/>
-      <w:r>
-        <w:t xml:space="preserve"> - </w:t>
-      </w:r>
-      <w:r>
-        <w:t>dia</w:t>
-      </w:r>
-      <w:r>
-        <w:t>-</w:t>
-      </w:r>
-      <w:r>
-        <w:t>mês</w:t>
-      </w:r>
-      <w:r>
-        <w:t>-</w:t>
-      </w:r>
-      <w:r>
-        <w:t>ano</w:t>
-      </w:r>
-      <w:r>
-        <w:t xml:space="preserve"> respectivamente.</w:t>
-      </w:r>
-      <w:r>
-        <w:t xml:space="preserve"> A variável </w:t>
-      </w:r>
-      <w:proofErr w:type="spellStart"/>
-      <w:r>
-        <w:t>caminho_saida_ollama_teste</w:t>
-      </w:r>
-      <w:proofErr w:type="spellEnd"/>
-      <w:r>
-        <w:t xml:space="preserve"> é a responsável p</w:t>
-      </w:r>
-      <w:r>
-        <w:t xml:space="preserve">elo caminho para a resposta do modelo em texto. Em seguida, é </w:t>
-      </w:r>
-      <w:r>
-        <w:t>definido o modelo que será utilizado (gemma3) e feita</w:t>
-      </w:r>
-      <w:r>
-        <w:t xml:space="preserve"> sua</w:t>
-      </w:r>
-      <w:r>
-        <w:t xml:space="preserve"> inicialização utilizando da biblioteca </w:t>
-      </w:r>
-      <w:proofErr w:type="spellStart"/>
-      <w:r>
-        <w:t>subprocess</w:t>
-      </w:r>
-      <w:proofErr w:type="spellEnd"/>
-      <w:r>
-        <w:t xml:space="preserve"> do </w:t>
-      </w:r>
-      <w:proofErr w:type="spellStart"/>
-      <w:r>
-        <w:t>python</w:t>
-      </w:r>
-      <w:proofErr w:type="spellEnd"/>
-      <w:r>
-        <w:t>, que permite a execução de programas externos dentro do código, similar ao CMD, com uma checagem se o modelo está baixado (forçando o download em caso negativo) e a criação do cliente.</w:t>
-      </w:r>
-      <w:r>
-        <w:t xml:space="preserve"> Por final, vem uma interface feita com o YASPIN (</w:t>
-      </w:r>
-      <w:proofErr w:type="spellStart"/>
-      <w:r>
-        <w:t>Y</w:t>
-      </w:r>
-      <w:r>
-        <w:t>et</w:t>
-      </w:r>
-      <w:proofErr w:type="spellEnd"/>
+        <w:t>uma a uma</w:t>
+      </w:r>
       <w:r>
         <w:t xml:space="preserve"> </w:t>
       </w:r>
-      <w:proofErr w:type="spellStart"/>
-      <w:r>
-        <w:t>Another</w:t>
-      </w:r>
-      <w:proofErr w:type="spellEnd"/>
-      <w:r>
-        <w:t xml:space="preserve"> Terminal </w:t>
-      </w:r>
-      <w:proofErr w:type="spellStart"/>
-      <w:r>
-        <w:t>Spinner</w:t>
-      </w:r>
-      <w:proofErr w:type="spellEnd"/>
-      <w:r>
-        <w:t xml:space="preserve"> for Pytho</w:t>
-      </w:r>
-      <w:r>
-        <w:t>n</w:t>
-      </w:r>
-      <w:r>
-        <w:t xml:space="preserve">) e um loop </w:t>
+      <w:r>
+        <w:t>e</w:t>
+      </w:r>
+      <w:r>
+        <w:t xml:space="preserve"> </w:t>
+      </w:r>
+      <w:r>
+        <w:t>as envia</w:t>
+      </w:r>
+      <w:r>
+        <w:t xml:space="preserve"> para o </w:t>
+      </w:r>
+      <w:r>
+        <w:t>modelo LLM</w:t>
+      </w:r>
+      <w:r>
+        <w:t xml:space="preserve"> analisar usando o </w:t>
       </w:r>
       <w:r>
         <w:lastRenderedPageBreak/>
-        <w:t>que itera todas as propostas</w:t>
-      </w:r>
-      <w:r>
-        <w:t xml:space="preserve"> </w:t>
-      </w:r>
-      <w:r>
-        <w:t>uma a uma</w:t>
-      </w:r>
-      <w:r>
-        <w:t xml:space="preserve"> </w:t>
-      </w:r>
-      <w:r>
-        <w:t>e</w:t>
-      </w:r>
-      <w:r>
-        <w:t xml:space="preserve"> </w:t>
-      </w:r>
-      <w:r>
-        <w:t>as envia</w:t>
-      </w:r>
-      <w:r>
-        <w:t xml:space="preserve"> para o </w:t>
-      </w:r>
-      <w:r>
-        <w:t>modelo LLM</w:t>
-      </w:r>
-      <w:r>
-        <w:t xml:space="preserve"> analisar usando o prompt da figura 3</w:t>
-      </w:r>
-      <w:r>
-        <w:t xml:space="preserve"> e salvando cada uma na medida que é retornada.</w:t>
+        <w:t>prompt da figura 3</w:t>
+      </w:r>
+      <w:r>
+        <w:t xml:space="preserve"> e salvando cada uma na medida que é retornada</w:t>
+      </w:r>
+      <w:r>
+        <w:t xml:space="preserve"> sempre que o modelo categorizar a proposta como verdadeira para computação, reduzindo assim a quantidade de propostas que serão lidas posteriormente por uma pessoa</w:t>
+      </w:r>
+      <w:r>
+        <w:t>.</w:t>
       </w:r>
     </w:p>
     <w:p>
@@ -5536,15 +5117,7 @@
         <w:t xml:space="preserve">inicia </w:t>
       </w:r>
       <w:r>
-        <w:t xml:space="preserve">de forma similar, com seus </w:t>
-      </w:r>
-      <w:proofErr w:type="spellStart"/>
-      <w:r>
-        <w:t>imports</w:t>
-      </w:r>
-      <w:proofErr w:type="spellEnd"/>
-      <w:r>
-        <w:t xml:space="preserve"> </w:t>
+        <w:t xml:space="preserve">de forma similar, com seus imports </w:t>
       </w:r>
       <w:r>
         <w:t xml:space="preserve">básicos </w:t>
@@ -5616,7 +5189,7 @@
                             <w:pPr>
                               <w:pStyle w:val="Legenda"/>
                             </w:pPr>
-                            <w:bookmarkStart w:id="16" w:name="_Toc227347951"/>
+                            <w:bookmarkStart w:id="13" w:name="_Toc227347951"/>
                             <w:r>
                               <w:t xml:space="preserve">Figura </w:t>
                             </w:r>
@@ -5644,7 +5217,7 @@
                             <w:r>
                               <w:t>. Fonte: Elaborado pelo autor.</w:t>
                             </w:r>
-                            <w:bookmarkEnd w:id="16"/>
+                            <w:bookmarkEnd w:id="13"/>
                           </w:p>
                         </w:txbxContent>
                       </wps:txbx>
@@ -5723,92 +5296,59 @@
         <w:t>três</w:t>
       </w:r>
       <w:r>
+        <w:t xml:space="preserve"> strings, </w:t>
+      </w:r>
+      <w:r>
+        <w:t xml:space="preserve">a string </w:t>
+      </w:r>
+      <w:r>
+        <w:t>“</w:t>
+      </w:r>
+      <w:r>
+        <w:t>hoje</w:t>
+      </w:r>
+      <w:r>
+        <w:t>”</w:t>
+      </w:r>
+      <w:r>
+        <w:t xml:space="preserve"> que recebe a data do dia, a string </w:t>
+      </w:r>
+      <w:r>
+        <w:t>“</w:t>
+      </w:r>
+      <w:r>
+        <w:t>hoje_string</w:t>
+      </w:r>
+      <w:r>
+        <w:t>”</w:t>
+      </w:r>
+      <w:r>
+        <w:t xml:space="preserve"> que </w:t>
+      </w:r>
+      <w:r>
+        <w:t xml:space="preserve">recebe e formata </w:t>
+      </w:r>
+      <w:r>
+        <w:t xml:space="preserve">a data </w:t>
+      </w:r>
+      <w:r>
+        <w:t xml:space="preserve">“hoje” </w:t>
+      </w:r>
+      <w:r>
+        <w:t>em formato AAAAMMDD que será utilizado na requisição e</w:t>
+      </w:r>
+      <w:r>
+        <w:t xml:space="preserve"> a string</w:t>
+      </w:r>
+      <w:r>
         <w:t xml:space="preserve"> </w:t>
       </w:r>
-      <w:proofErr w:type="spellStart"/>
-      <w:r>
-        <w:t>strings</w:t>
-      </w:r>
-      <w:proofErr w:type="spellEnd"/>
-      <w:r>
-        <w:t xml:space="preserve">, </w:t>
-      </w:r>
-      <w:r>
-        <w:t xml:space="preserve">a </w:t>
-      </w:r>
-      <w:proofErr w:type="spellStart"/>
-      <w:r>
-        <w:t>string</w:t>
-      </w:r>
-      <w:proofErr w:type="spellEnd"/>
-      <w:r>
-        <w:t xml:space="preserve"> </w:t>
-      </w:r>
       <w:r>
         <w:t>“</w:t>
       </w:r>
       <w:r>
-        <w:t>hoje</w:t>
-      </w:r>
-      <w:r>
-        <w:t>”</w:t>
-      </w:r>
-      <w:r>
-        <w:t xml:space="preserve"> que recebe a data do dia, a </w:t>
-      </w:r>
-      <w:proofErr w:type="spellStart"/>
-      <w:r>
-        <w:t>string</w:t>
-      </w:r>
-      <w:proofErr w:type="spellEnd"/>
-      <w:r>
-        <w:t xml:space="preserve"> </w:t>
-      </w:r>
-      <w:r>
-        <w:t>“</w:t>
-      </w:r>
-      <w:proofErr w:type="spellStart"/>
-      <w:r>
-        <w:t>hoje_string</w:t>
-      </w:r>
-      <w:proofErr w:type="spellEnd"/>
-      <w:r>
-        <w:t>”</w:t>
-      </w:r>
-      <w:r>
-        <w:t xml:space="preserve"> que </w:t>
-      </w:r>
-      <w:r>
-        <w:t xml:space="preserve">recebe e formata </w:t>
-      </w:r>
-      <w:r>
-        <w:t xml:space="preserve">a data </w:t>
-      </w:r>
-      <w:r>
-        <w:t xml:space="preserve">“hoje” </w:t>
-      </w:r>
-      <w:r>
-        <w:t>em formato AAAAMMDD que será utilizado na requisição e</w:t>
-      </w:r>
-      <w:r>
-        <w:t xml:space="preserve"> a </w:t>
-      </w:r>
-      <w:proofErr w:type="spellStart"/>
-      <w:r>
-        <w:t>string</w:t>
-      </w:r>
-      <w:proofErr w:type="spellEnd"/>
-      <w:r>
-        <w:t xml:space="preserve"> </w:t>
-      </w:r>
-      <w:r>
-        <w:t>“</w:t>
-      </w:r>
-      <w:proofErr w:type="spellStart"/>
-      <w:r>
         <w:t>hoje_string_arq</w:t>
       </w:r>
-      <w:proofErr w:type="spellEnd"/>
       <w:r>
         <w:t>”</w:t>
       </w:r>
@@ -5904,26 +5444,13 @@
         <w:t xml:space="preserve"> é </w:t>
       </w:r>
       <w:r>
-        <w:t xml:space="preserve">exposta a função de acesso e coleta do programa, essa função chamada </w:t>
-      </w:r>
-      <w:proofErr w:type="spellStart"/>
-      <w:r>
-        <w:t>api</w:t>
-      </w:r>
-      <w:r>
-        <w:t>_</w:t>
-      </w:r>
-      <w:proofErr w:type="gramStart"/>
-      <w:r>
-        <w:t>get</w:t>
-      </w:r>
-      <w:proofErr w:type="spellEnd"/>
-      <w:r>
-        <w:t>(</w:t>
-      </w:r>
-      <w:proofErr w:type="gramEnd"/>
-      <w:r>
-        <w:t>)</w:t>
+        <w:t>exposta a função de acesso e coleta do programa, essa função chamada api</w:t>
+      </w:r>
+      <w:r>
+        <w:t>_get</w:t>
+      </w:r>
+      <w:r>
+        <w:t>()</w:t>
       </w:r>
       <w:r>
         <w:t xml:space="preserve"> define </w:t>
@@ -6045,7 +5572,7 @@
                             <w:pPr>
                               <w:pStyle w:val="Legenda"/>
                             </w:pPr>
-                            <w:bookmarkStart w:id="18" w:name="_Toc227347952"/>
+                            <w:bookmarkStart w:id="14" w:name="_Toc227347952"/>
                             <w:r>
                               <w:t xml:space="preserve">Figura </w:t>
                             </w:r>
@@ -6068,28 +5595,12 @@
                               <w:t>.</w:t>
                             </w:r>
                             <w:r>
-                              <w:t xml:space="preserve"> Função </w:t>
-                            </w:r>
-                            <w:proofErr w:type="spellStart"/>
-                            <w:r>
-                              <w:t>acessar_</w:t>
-                            </w:r>
-                            <w:proofErr w:type="gramStart"/>
-                            <w:r>
-                              <w:t>api</w:t>
-                            </w:r>
-                            <w:proofErr w:type="spellEnd"/>
-                            <w:r>
-                              <w:t>(</w:t>
-                            </w:r>
-                            <w:proofErr w:type="gramEnd"/>
-                            <w:r>
-                              <w:t>) parte 1</w:t>
+                              <w:t xml:space="preserve"> Função acessar_api() parte 1</w:t>
                             </w:r>
                             <w:r>
                               <w:t>. Fonte: Elaborado pelo autor.</w:t>
                             </w:r>
-                            <w:bookmarkEnd w:id="18"/>
+                            <w:bookmarkEnd w:id="14"/>
                           </w:p>
                         </w:txbxContent>
                       </wps:txbx>
@@ -6218,7 +5729,7 @@
                             <w:pPr>
                               <w:pStyle w:val="Legenda"/>
                             </w:pPr>
-                            <w:bookmarkStart w:id="20" w:name="_Toc227347953"/>
+                            <w:bookmarkStart w:id="15" w:name="_Toc227347953"/>
                             <w:r>
                               <w:t xml:space="preserve">Figura </w:t>
                             </w:r>
@@ -6241,28 +5752,12 @@
                               <w:t>.</w:t>
                             </w:r>
                             <w:r>
-                              <w:t xml:space="preserve"> Função </w:t>
-                            </w:r>
-                            <w:proofErr w:type="spellStart"/>
-                            <w:r>
-                              <w:t>acessar_</w:t>
-                            </w:r>
-                            <w:proofErr w:type="gramStart"/>
-                            <w:r>
-                              <w:t>api</w:t>
-                            </w:r>
-                            <w:proofErr w:type="spellEnd"/>
-                            <w:r>
-                              <w:t>(</w:t>
-                            </w:r>
-                            <w:proofErr w:type="gramEnd"/>
-                            <w:r>
-                              <w:t>) parte 2</w:t>
+                              <w:t xml:space="preserve"> Função acessar_api() parte 2</w:t>
                             </w:r>
                             <w:r>
                               <w:t>. Fonte: Elaborado pelo autor.</w:t>
                             </w:r>
-                            <w:bookmarkEnd w:id="20"/>
+                            <w:bookmarkEnd w:id="15"/>
                           </w:p>
                         </w:txbxContent>
                       </wps:txbx>
@@ -6420,10 +5915,61 @@
         <w:rPr>
           <w:noProof/>
         </w:rPr>
+        <w:drawing>
+          <wp:anchor distT="0" distB="0" distL="114300" distR="114300" simplePos="0" relativeHeight="251705344" behindDoc="1" locked="0" layoutInCell="1" allowOverlap="1" wp14:anchorId="720BDF4D" wp14:editId="14C1E391">
+            <wp:simplePos x="0" y="0"/>
+            <wp:positionH relativeFrom="margin">
+              <wp:posOffset>3810</wp:posOffset>
+            </wp:positionH>
+            <wp:positionV relativeFrom="paragraph">
+              <wp:posOffset>57150</wp:posOffset>
+            </wp:positionV>
+            <wp:extent cx="5486400" cy="7571740"/>
+            <wp:effectExtent l="0" t="0" r="0" b="0"/>
+            <wp:wrapNone/>
+            <wp:docPr id="1470146807" name="Imagem 1"/>
+            <wp:cNvGraphicFramePr>
+              <a:graphicFrameLocks xmlns:a="http://schemas.openxmlformats.org/drawingml/2006/main" noChangeAspect="1"/>
+            </wp:cNvGraphicFramePr>
+            <a:graphic xmlns:a="http://schemas.openxmlformats.org/drawingml/2006/main">
+              <a:graphicData uri="http://schemas.openxmlformats.org/drawingml/2006/picture">
+                <pic:pic xmlns:pic="http://schemas.openxmlformats.org/drawingml/2006/picture">
+                  <pic:nvPicPr>
+                    <pic:cNvPr id="1470146807" name="Imagem 1"/>
+                    <pic:cNvPicPr/>
+                  </pic:nvPicPr>
+                  <pic:blipFill>
+                    <a:blip r:embed="rId13"/>
+                    <a:stretch>
+                      <a:fillRect/>
+                    </a:stretch>
+                  </pic:blipFill>
+                  <pic:spPr>
+                    <a:xfrm>
+                      <a:off x="0" y="0"/>
+                      <a:ext cx="5486400" cy="7571740"/>
+                    </a:xfrm>
+                    <a:prstGeom prst="rect">
+                      <a:avLst/>
+                    </a:prstGeom>
+                  </pic:spPr>
+                </pic:pic>
+              </a:graphicData>
+            </a:graphic>
+            <wp14:sizeRelV relativeFrom="margin">
+              <wp14:pctHeight>0</wp14:pctHeight>
+            </wp14:sizeRelV>
+          </wp:anchor>
+        </w:drawing>
+      </w:r>
+      <w:r>
+        <w:rPr>
+          <w:noProof/>
+        </w:rPr>
         <mc:AlternateContent>
           <mc:Choice Requires="wps">
             <w:drawing>
-              <wp:anchor distT="0" distB="0" distL="114300" distR="114300" simplePos="0" relativeHeight="251722752" behindDoc="1" locked="0" layoutInCell="1" allowOverlap="1" wp14:anchorId="77EA785C" wp14:editId="47A770A8">
+              <wp:anchor distT="0" distB="0" distL="114300" distR="114300" simplePos="0" relativeHeight="251722752" behindDoc="1" locked="0" layoutInCell="1" allowOverlap="1" wp14:anchorId="77EA785C" wp14:editId="58F2FD8A">
                 <wp:simplePos x="0" y="0"/>
                 <wp:positionH relativeFrom="column">
                   <wp:posOffset>0</wp:posOffset>
@@ -6461,7 +6007,7 @@
                             <w:pPr>
                               <w:pStyle w:val="Legenda"/>
                             </w:pPr>
-                            <w:bookmarkStart w:id="22" w:name="_Toc227347954"/>
+                            <w:bookmarkStart w:id="16" w:name="_Toc227347954"/>
                             <w:r>
                               <w:t xml:space="preserve">Figura </w:t>
                             </w:r>
@@ -6484,28 +6030,12 @@
                               <w:t>.</w:t>
                             </w:r>
                             <w:r>
-                              <w:t xml:space="preserve"> Função </w:t>
-                            </w:r>
-                            <w:proofErr w:type="spellStart"/>
-                            <w:r>
-                              <w:t>acessar_</w:t>
-                            </w:r>
-                            <w:proofErr w:type="gramStart"/>
-                            <w:r>
-                              <w:t>api</w:t>
-                            </w:r>
-                            <w:proofErr w:type="spellEnd"/>
-                            <w:r>
-                              <w:t>(</w:t>
-                            </w:r>
-                            <w:proofErr w:type="gramEnd"/>
-                            <w:r>
-                              <w:t>) parte 3</w:t>
+                              <w:t xml:space="preserve"> Função acessar_api() parte 3</w:t>
                             </w:r>
                             <w:r>
                               <w:t>. Fonte: Elaborado pelo autor.</w:t>
                             </w:r>
-                            <w:bookmarkEnd w:id="22"/>
+                            <w:bookmarkEnd w:id="16"/>
                           </w:p>
                         </w:txbxContent>
                       </wps:txbx>
@@ -6530,7 +6060,7 @@
                       <w:pPr>
                         <w:pStyle w:val="Legenda"/>
                       </w:pPr>
-                      <w:bookmarkStart w:id="23" w:name="_Toc227347954"/>
+                      <w:bookmarkStart w:id="17" w:name="_Toc227347954"/>
                       <w:r>
                         <w:t xml:space="preserve">Figura </w:t>
                       </w:r>
@@ -6553,28 +6083,12 @@
                         <w:t>.</w:t>
                       </w:r>
                       <w:r>
-                        <w:t xml:space="preserve"> Função </w:t>
-                      </w:r>
-                      <w:proofErr w:type="spellStart"/>
-                      <w:r>
-                        <w:t>acessar_</w:t>
-                      </w:r>
-                      <w:proofErr w:type="gramStart"/>
-                      <w:r>
-                        <w:t>api</w:t>
-                      </w:r>
-                      <w:proofErr w:type="spellEnd"/>
-                      <w:r>
-                        <w:t>(</w:t>
-                      </w:r>
-                      <w:proofErr w:type="gramEnd"/>
-                      <w:r>
-                        <w:t>) parte 3</w:t>
+                        <w:t xml:space="preserve"> Função acessar_api() parte 3</w:t>
                       </w:r>
                       <w:r>
                         <w:t>. Fonte: Elaborado pelo autor.</w:t>
                       </w:r>
-                      <w:bookmarkEnd w:id="23"/>
+                      <w:bookmarkEnd w:id="17"/>
                     </w:p>
                   </w:txbxContent>
                 </v:textbox>
@@ -6582,51 +6096,6 @@
             </w:pict>
           </mc:Fallback>
         </mc:AlternateContent>
-      </w:r>
-      <w:r>
-        <w:drawing>
-          <wp:anchor distT="0" distB="0" distL="114300" distR="114300" simplePos="0" relativeHeight="251705344" behindDoc="1" locked="0" layoutInCell="1" allowOverlap="1" wp14:anchorId="720BDF4D" wp14:editId="56BA74D3">
-            <wp:simplePos x="0" y="0"/>
-            <wp:positionH relativeFrom="margin">
-              <wp:align>center</wp:align>
-            </wp:positionH>
-            <wp:positionV relativeFrom="paragraph">
-              <wp:posOffset>0</wp:posOffset>
-            </wp:positionV>
-            <wp:extent cx="5486400" cy="7689850"/>
-            <wp:effectExtent l="0" t="0" r="0" b="6350"/>
-            <wp:wrapNone/>
-            <wp:docPr id="1470146807" name="Imagem 1"/>
-            <wp:cNvGraphicFramePr>
-              <a:graphicFrameLocks xmlns:a="http://schemas.openxmlformats.org/drawingml/2006/main" noChangeAspect="1"/>
-            </wp:cNvGraphicFramePr>
-            <a:graphic xmlns:a="http://schemas.openxmlformats.org/drawingml/2006/main">
-              <a:graphicData uri="http://schemas.openxmlformats.org/drawingml/2006/picture">
-                <pic:pic xmlns:pic="http://schemas.openxmlformats.org/drawingml/2006/picture">
-                  <pic:nvPicPr>
-                    <pic:cNvPr id="1470146807" name=""/>
-                    <pic:cNvPicPr/>
-                  </pic:nvPicPr>
-                  <pic:blipFill>
-                    <a:blip r:embed="rId13"/>
-                    <a:stretch>
-                      <a:fillRect/>
-                    </a:stretch>
-                  </pic:blipFill>
-                  <pic:spPr>
-                    <a:xfrm>
-                      <a:off x="0" y="0"/>
-                      <a:ext cx="5486400" cy="7689850"/>
-                    </a:xfrm>
-                    <a:prstGeom prst="rect">
-                      <a:avLst/>
-                    </a:prstGeom>
-                  </pic:spPr>
-                </pic:pic>
-              </a:graphicData>
-            </a:graphic>
-          </wp:anchor>
-        </w:drawing>
       </w:r>
     </w:p>
     <w:p/>
@@ -6695,7 +6164,7 @@
                             <w:pPr>
                               <w:pStyle w:val="Legenda"/>
                             </w:pPr>
-                            <w:bookmarkStart w:id="24" w:name="_Toc227347955"/>
+                            <w:bookmarkStart w:id="18" w:name="_Toc227347955"/>
                             <w:r>
                               <w:t xml:space="preserve">Figura </w:t>
                             </w:r>
@@ -6718,28 +6187,12 @@
                               <w:t>.</w:t>
                             </w:r>
                             <w:r>
-                              <w:t xml:space="preserve"> Função </w:t>
-                            </w:r>
-                            <w:proofErr w:type="spellStart"/>
-                            <w:r>
-                              <w:t>acessar_</w:t>
-                            </w:r>
-                            <w:proofErr w:type="gramStart"/>
-                            <w:r>
-                              <w:t>api</w:t>
-                            </w:r>
-                            <w:proofErr w:type="spellEnd"/>
-                            <w:r>
-                              <w:t>(</w:t>
-                            </w:r>
-                            <w:proofErr w:type="gramEnd"/>
-                            <w:r>
-                              <w:t>) parte 4</w:t>
+                              <w:t xml:space="preserve"> Função acessar_api() parte 4</w:t>
                             </w:r>
                             <w:r>
                               <w:t>. Fonte: Elaborado pelo autor.</w:t>
                             </w:r>
-                            <w:bookmarkEnd w:id="24"/>
+                            <w:bookmarkEnd w:id="18"/>
                           </w:p>
                         </w:txbxContent>
                       </wps:txbx>
@@ -6818,6 +6271,9 @@
         </mc:AlternateContent>
       </w:r>
       <w:r>
+        <w:rPr>
+          <w:noProof/>
+        </w:rPr>
         <w:drawing>
           <wp:anchor distT="0" distB="0" distL="114300" distR="114300" simplePos="0" relativeHeight="251708416" behindDoc="1" locked="0" layoutInCell="1" allowOverlap="1" wp14:anchorId="31507ED1" wp14:editId="492A4045">
             <wp:simplePos x="0" y="0"/>
@@ -6886,11 +6342,9 @@
       <w:r>
         <w:t xml:space="preserve"> </w:t>
       </w:r>
-      <w:proofErr w:type="spellStart"/>
       <w:r>
         <w:t>parametros_consulta</w:t>
       </w:r>
-      <w:proofErr w:type="spellEnd"/>
       <w:r>
         <w:t xml:space="preserve"> servem para melhor paginação</w:t>
       </w:r>
@@ -6927,23 +6381,10 @@
         <w:t>Envia uma requisição GET à API do PNCP</w:t>
       </w:r>
       <w:r>
-        <w:t xml:space="preserve"> através da função </w:t>
-      </w:r>
-      <w:proofErr w:type="spellStart"/>
-      <w:r>
-        <w:t>acessar_</w:t>
-      </w:r>
-      <w:proofErr w:type="gramStart"/>
-      <w:r>
-        <w:t>api</w:t>
-      </w:r>
-      <w:proofErr w:type="spellEnd"/>
-      <w:r>
-        <w:t>(</w:t>
-      </w:r>
-      <w:proofErr w:type="gramEnd"/>
-      <w:r>
-        <w:t>)</w:t>
+        <w:t xml:space="preserve"> através da função acessar_api</w:t>
+      </w:r>
+      <w:r>
+        <w:t>()</w:t>
       </w:r>
       <w:r>
         <w:t>;</w:t>
@@ -6970,15 +6411,7 @@
         </w:numPr>
       </w:pPr>
       <w:r>
-        <w:t xml:space="preserve">Extrai os itens retornados no campo "data" do </w:t>
-      </w:r>
-      <w:proofErr w:type="spellStart"/>
-      <w:r>
-        <w:t>payload</w:t>
-      </w:r>
-      <w:proofErr w:type="spellEnd"/>
-      <w:r>
-        <w:t>;</w:t>
+        <w:t>Extrai os itens retornados no campo "data" do payload;</w:t>
       </w:r>
     </w:p>
     <w:p>
@@ -6990,15 +6423,7 @@
         </w:numPr>
       </w:pPr>
       <w:r>
-        <w:t xml:space="preserve">Armazena esses itens em uma lista acumuladora chamada </w:t>
-      </w:r>
-      <w:proofErr w:type="spellStart"/>
-      <w:r>
-        <w:t>all_data</w:t>
-      </w:r>
-      <w:proofErr w:type="spellEnd"/>
-      <w:r>
-        <w:t>;</w:t>
+        <w:t>Armazena esses itens em uma lista acumuladora chamada all_data;</w:t>
       </w:r>
     </w:p>
     <w:p>
@@ -7010,31 +6435,7 @@
         </w:numPr>
       </w:pPr>
       <w:r>
-        <w:t>Analisa os metadados de paginação retornados pela API (</w:t>
-      </w:r>
-      <w:proofErr w:type="spellStart"/>
-      <w:r>
-        <w:t>totalPaginas</w:t>
-      </w:r>
-      <w:proofErr w:type="spellEnd"/>
-      <w:r>
-        <w:t xml:space="preserve">, </w:t>
-      </w:r>
-      <w:proofErr w:type="spellStart"/>
-      <w:r>
-        <w:t>numeroPagina</w:t>
-      </w:r>
-      <w:proofErr w:type="spellEnd"/>
-      <w:r>
-        <w:t xml:space="preserve">, </w:t>
-      </w:r>
-      <w:proofErr w:type="spellStart"/>
-      <w:r>
-        <w:t>paginasRestantes</w:t>
-      </w:r>
-      <w:proofErr w:type="spellEnd"/>
-      <w:r>
-        <w:t>);</w:t>
+        <w:t>Analisa os metadados de paginação retornados pela API (totalPaginas, numeroPagina, paginasRestantes);</w:t>
       </w:r>
     </w:p>
     <w:p>
@@ -7125,7 +6526,7 @@
                             <w:pPr>
                               <w:pStyle w:val="Legenda"/>
                             </w:pPr>
-                            <w:bookmarkStart w:id="26" w:name="_Toc227347956"/>
+                            <w:bookmarkStart w:id="19" w:name="_Toc227347956"/>
                             <w:r>
                               <w:t xml:space="preserve">Figura </w:t>
                             </w:r>
@@ -7148,28 +6549,12 @@
                               <w:t>.</w:t>
                             </w:r>
                             <w:r>
-                              <w:t xml:space="preserve"> Função </w:t>
-                            </w:r>
-                            <w:proofErr w:type="spellStart"/>
-                            <w:r>
-                              <w:t>parser_</w:t>
-                            </w:r>
-                            <w:proofErr w:type="gramStart"/>
-                            <w:r>
-                              <w:t>propostas</w:t>
-                            </w:r>
-                            <w:proofErr w:type="spellEnd"/>
-                            <w:r>
-                              <w:t>(</w:t>
-                            </w:r>
-                            <w:proofErr w:type="gramEnd"/>
-                            <w:r>
-                              <w:t>)</w:t>
+                              <w:t xml:space="preserve"> Função parser_propostas()</w:t>
                             </w:r>
                             <w:r>
                               <w:t>. Fonte: Elaborado pelo autor.</w:t>
                             </w:r>
-                            <w:bookmarkEnd w:id="26"/>
+                            <w:bookmarkEnd w:id="19"/>
                           </w:p>
                         </w:txbxContent>
                       </wps:txbx>
@@ -7248,6 +6633,9 @@
         </mc:AlternateContent>
       </w:r>
       <w:r>
+        <w:rPr>
+          <w:noProof/>
+        </w:rPr>
         <w:drawing>
           <wp:anchor distT="0" distB="0" distL="114300" distR="114300" simplePos="0" relativeHeight="251725824" behindDoc="1" locked="0" layoutInCell="1" allowOverlap="1" wp14:anchorId="0347CAE2" wp14:editId="0ECDC1FE">
             <wp:simplePos x="0" y="0"/>
@@ -7296,13 +6684,8 @@
         <w:t>Ao final da coleta, o sistema salva todos os resultados agregados em um arquivo JSON denominado</w:t>
       </w:r>
       <w:r>
-        <w:t xml:space="preserve"> “</w:t>
-      </w:r>
-      <w:proofErr w:type="spellStart"/>
-      <w:r>
-        <w:t>dados_contratacoes</w:t>
-      </w:r>
-      <w:proofErr w:type="spellEnd"/>
+        <w:t xml:space="preserve"> “dados_contratacoes</w:t>
+      </w:r>
       <w:r>
         <w:t xml:space="preserve"> - </w:t>
       </w:r>
@@ -7318,18 +6701,11 @@
       <w:r>
         <w:t>-</w:t>
       </w:r>
-      <w:proofErr w:type="spellStart"/>
-      <w:proofErr w:type="gramStart"/>
       <w:r>
         <w:t>ano</w:t>
       </w:r>
       <w:r>
-        <w:t>.json</w:t>
-      </w:r>
-      <w:proofErr w:type="spellEnd"/>
-      <w:proofErr w:type="gramEnd"/>
-      <w:r>
-        <w:t>” que armazena todas as propostas coletadas, o total de registros, as informações gerais de paginação e um indicador de lista vazia (fim dos contratos).</w:t>
+        <w:t>.json” que armazena todas as propostas coletadas, o total de registros, as informações gerais de paginação e um indicador de lista vazia (fim dos contratos).</w:t>
       </w:r>
     </w:p>
     <w:p/>
@@ -7381,16 +6757,11 @@
       <w:r>
         <w:t xml:space="preserve"> </w:t>
       </w:r>
-      <w:proofErr w:type="spellStart"/>
       <w:r>
         <w:t>parser</w:t>
       </w:r>
       <w:r>
-        <w:t>_propostas</w:t>
-      </w:r>
-      <w:proofErr w:type="spellEnd"/>
-      <w:r>
-        <w:t xml:space="preserve"> </w:t>
+        <w:t xml:space="preserve">_propostas </w:t>
       </w:r>
       <w:r>
         <w:t xml:space="preserve">(figura </w:t>
@@ -7493,21 +6864,8 @@
           <w:numId w:val="29"/>
         </w:numPr>
       </w:pPr>
-      <w:proofErr w:type="spellStart"/>
-      <w:r>
-        <w:t>encontrar_propostas</w:t>
-      </w:r>
-      <w:proofErr w:type="spellEnd"/>
-      <w:r>
-        <w:t>(</w:t>
-      </w:r>
-      <w:proofErr w:type="spellStart"/>
-      <w:r>
-        <w:t>obj</w:t>
-      </w:r>
-      <w:proofErr w:type="spellEnd"/>
-      <w:r>
-        <w:t>)</w:t>
+      <w:r>
+        <w:t>encontrar_propostas(obj)</w:t>
       </w:r>
     </w:p>
     <w:p>
@@ -7516,6 +6874,9 @@
         <w:ind w:left="1069" w:firstLine="0"/>
       </w:pPr>
       <w:r>
+        <w:rPr>
+          <w:noProof/>
+        </w:rPr>
         <w:drawing>
           <wp:anchor distT="0" distB="0" distL="114300" distR="114300" simplePos="0" relativeHeight="251728896" behindDoc="1" locked="0" layoutInCell="1" allowOverlap="1" wp14:anchorId="7EB9D796" wp14:editId="4D273F1C">
             <wp:simplePos x="0" y="0"/>
@@ -7641,7 +7002,7 @@
                                 <w:szCs w:val="22"/>
                               </w:rPr>
                             </w:pPr>
-                            <w:bookmarkStart w:id="28" w:name="_Toc227347957"/>
+                            <w:bookmarkStart w:id="20" w:name="_Toc227347957"/>
                             <w:r>
                               <w:t xml:space="preserve">Figura </w:t>
                             </w:r>
@@ -7667,28 +7028,12 @@
                               <w:t>.</w:t>
                             </w:r>
                             <w:r>
-                              <w:t xml:space="preserve"> Função </w:t>
-                            </w:r>
-                            <w:proofErr w:type="spellStart"/>
-                            <w:r>
-                              <w:t>encontrar_propostas</w:t>
-                            </w:r>
-                            <w:proofErr w:type="spellEnd"/>
-                            <w:r>
-                              <w:t>(</w:t>
-                            </w:r>
-                            <w:proofErr w:type="spellStart"/>
-                            <w:r>
-                              <w:t>obj</w:t>
-                            </w:r>
-                            <w:proofErr w:type="spellEnd"/>
-                            <w:r>
-                              <w:t>)</w:t>
+                              <w:t xml:space="preserve"> Função encontrar_propostas(obj)</w:t>
                             </w:r>
                             <w:r>
                               <w:t>. Fonte: Elaborado pelo autor.</w:t>
                             </w:r>
-                            <w:bookmarkEnd w:id="28"/>
+                            <w:bookmarkEnd w:id="20"/>
                           </w:p>
                         </w:txbxContent>
                       </wps:txbx>
@@ -7790,21 +7135,8 @@
           <w:numId w:val="29"/>
         </w:numPr>
       </w:pPr>
-      <w:proofErr w:type="spellStart"/>
-      <w:r>
-        <w:t>formatar_</w:t>
-      </w:r>
-      <w:proofErr w:type="gramStart"/>
-      <w:r>
-        <w:t>data</w:t>
-      </w:r>
-      <w:proofErr w:type="spellEnd"/>
-      <w:r>
-        <w:t>(</w:t>
-      </w:r>
-      <w:proofErr w:type="gramEnd"/>
-      <w:r>
-        <w:t>)</w:t>
+      <w:r>
+        <w:t>formatar_data()</w:t>
       </w:r>
     </w:p>
     <w:p>
@@ -7824,47 +7156,13 @@
       <w:r>
         <w:t xml:space="preserve"> que datas ISO sejam convertidas automaticamente para o padrão brasileiro </w:t>
       </w:r>
-      <w:proofErr w:type="spellStart"/>
       <w:r>
         <w:rPr>
           <w:b/>
           <w:bCs/>
         </w:rPr>
-        <w:t>dd</w:t>
-      </w:r>
-      <w:proofErr w:type="spellEnd"/>
-      <w:r>
-        <w:rPr>
-          <w:b/>
-          <w:bCs/>
-        </w:rPr>
-        <w:t>/mm/</w:t>
-      </w:r>
-      <w:proofErr w:type="spellStart"/>
-      <w:r>
-        <w:rPr>
-          <w:b/>
-          <w:bCs/>
-        </w:rPr>
-        <w:t>yyyy</w:t>
-      </w:r>
-      <w:proofErr w:type="spellEnd"/>
-      <w:r>
-        <w:rPr>
-          <w:b/>
-          <w:bCs/>
-        </w:rPr>
-        <w:t xml:space="preserve"> </w:t>
-      </w:r>
-      <w:proofErr w:type="spellStart"/>
-      <w:r>
-        <w:rPr>
-          <w:b/>
-          <w:bCs/>
-        </w:rPr>
-        <w:t>hh:mm:ss</w:t>
-      </w:r>
-      <w:proofErr w:type="spellEnd"/>
+        <w:t>dd/mm/yyyy hh:mm:ss</w:t>
+      </w:r>
       <w:r>
         <w:t>.</w:t>
       </w:r>
@@ -7922,7 +7220,7 @@
                                 <w:szCs w:val="22"/>
                               </w:rPr>
                             </w:pPr>
-                            <w:bookmarkStart w:id="30" w:name="_Toc227347958"/>
+                            <w:bookmarkStart w:id="21" w:name="_Toc227347958"/>
                             <w:r>
                               <w:t xml:space="preserve">Figura </w:t>
                             </w:r>
@@ -7950,18 +7248,13 @@
                             <w:r>
                               <w:t xml:space="preserve"> Função </w:t>
                             </w:r>
-                            <w:proofErr w:type="spellStart"/>
                             <w:r>
-                              <w:t>formatar_data</w:t>
-                            </w:r>
-                            <w:proofErr w:type="spellEnd"/>
-                            <w:r>
-                              <w:t>(d)</w:t>
+                              <w:t>formatar_data(d)</w:t>
                             </w:r>
                             <w:r>
                               <w:t>. Fonte: Elaborado pelo autor.</w:t>
                             </w:r>
-                            <w:bookmarkEnd w:id="30"/>
+                            <w:bookmarkEnd w:id="21"/>
                           </w:p>
                         </w:txbxContent>
                       </wps:txbx>
@@ -8038,6 +7331,9 @@
         </mc:AlternateContent>
       </w:r>
       <w:r>
+        <w:rPr>
+          <w:noProof/>
+        </w:rPr>
         <w:drawing>
           <wp:anchor distT="0" distB="0" distL="114300" distR="114300" simplePos="0" relativeHeight="251731968" behindDoc="1" locked="0" layoutInCell="1" allowOverlap="1" wp14:anchorId="765F79D7" wp14:editId="5061823A">
             <wp:simplePos x="0" y="0"/>
@@ -8139,44 +7435,13 @@
           <w:numId w:val="29"/>
         </w:numPr>
       </w:pPr>
-      <w:proofErr w:type="spellStart"/>
       <w:r>
         <w:lastRenderedPageBreak/>
-        <w:t>imprimir_</w:t>
-      </w:r>
-      <w:proofErr w:type="gramStart"/>
-      <w:r>
-        <w:t>ficha</w:t>
-      </w:r>
-      <w:proofErr w:type="spellEnd"/>
-      <w:r>
-        <w:t>(</w:t>
-      </w:r>
-      <w:proofErr w:type="gramEnd"/>
-      <w:r>
-        <w:t xml:space="preserve">ficha: </w:t>
-      </w:r>
-      <w:proofErr w:type="spellStart"/>
-      <w:r>
-        <w:t>dict</w:t>
-      </w:r>
-      <w:proofErr w:type="spellEnd"/>
-      <w:r>
-        <w:t xml:space="preserve">, </w:t>
-      </w:r>
-      <w:proofErr w:type="spellStart"/>
-      <w:r>
-        <w:t>indice</w:t>
-      </w:r>
-      <w:proofErr w:type="spellEnd"/>
-      <w:r>
-        <w:t>=</w:t>
-      </w:r>
-      <w:proofErr w:type="spellStart"/>
-      <w:r>
-        <w:t>None</w:t>
-      </w:r>
-      <w:proofErr w:type="spellEnd"/>
+        <w:t>imprimir_ficha(</w:t>
+      </w:r>
+      <w:r>
+        <w:t>ficha: dict, indice=None</w:t>
+      </w:r>
       <w:r>
         <w:t>)</w:t>
       </w:r>
@@ -8343,8 +7608,8 @@
                             <w:pPr>
                               <w:pStyle w:val="Legenda"/>
                             </w:pPr>
-                            <w:bookmarkStart w:id="32" w:name="_Toc225809395"/>
-                            <w:bookmarkStart w:id="33" w:name="_Toc227347959"/>
+                            <w:bookmarkStart w:id="22" w:name="_Toc225809395"/>
+                            <w:bookmarkStart w:id="23" w:name="_Toc227347959"/>
                             <w:r>
                               <w:t xml:space="preserve">Figura </w:t>
                             </w:r>
@@ -8367,53 +7632,19 @@
                               <w:t>.</w:t>
                             </w:r>
                             <w:r>
-                              <w:t xml:space="preserve"> Função </w:t>
+                              <w:t xml:space="preserve"> Função imprimir_ficha(</w:t>
                             </w:r>
-                            <w:proofErr w:type="spellStart"/>
                             <w:r>
-                              <w:t>imprimir_</w:t>
+                              <w:t>ficha: dict, indice=None</w:t>
                             </w:r>
-                            <w:proofErr w:type="gramStart"/>
-                            <w:r>
-                              <w:t>ficha</w:t>
-                            </w:r>
-                            <w:proofErr w:type="spellEnd"/>
-                            <w:r>
-                              <w:t>(</w:t>
-                            </w:r>
-                            <w:proofErr w:type="gramEnd"/>
-                            <w:r>
-                              <w:t xml:space="preserve">ficha: </w:t>
-                            </w:r>
-                            <w:proofErr w:type="spellStart"/>
-                            <w:r>
-                              <w:t>dict</w:t>
-                            </w:r>
-                            <w:proofErr w:type="spellEnd"/>
-                            <w:r>
-                              <w:t xml:space="preserve">, </w:t>
-                            </w:r>
-                            <w:proofErr w:type="spellStart"/>
-                            <w:r>
-                              <w:t>indice</w:t>
-                            </w:r>
-                            <w:proofErr w:type="spellEnd"/>
-                            <w:r>
-                              <w:t>=</w:t>
-                            </w:r>
-                            <w:proofErr w:type="spellStart"/>
-                            <w:r>
-                              <w:t>None</w:t>
-                            </w:r>
-                            <w:proofErr w:type="spellEnd"/>
                             <w:r>
                               <w:t>)</w:t>
                             </w:r>
-                            <w:bookmarkEnd w:id="32"/>
+                            <w:bookmarkEnd w:id="22"/>
                             <w:r>
                               <w:t>. Fonte: Elaborado pelo autor.</w:t>
                             </w:r>
-                            <w:bookmarkEnd w:id="33"/>
+                            <w:bookmarkEnd w:id="23"/>
                           </w:p>
                         </w:txbxContent>
                       </wps:txbx>
@@ -8531,24 +7762,11 @@
           <w:numId w:val="29"/>
         </w:numPr>
       </w:pPr>
-      <w:proofErr w:type="spellStart"/>
       <w:r>
         <w:t>json</w:t>
       </w:r>
       <w:r>
-        <w:t>_para_</w:t>
-      </w:r>
-      <w:proofErr w:type="gramStart"/>
-      <w:r>
-        <w:t>ollama</w:t>
-      </w:r>
-      <w:proofErr w:type="spellEnd"/>
-      <w:r>
-        <w:t>(</w:t>
-      </w:r>
-      <w:proofErr w:type="gramEnd"/>
-      <w:r>
-        <w:t>)</w:t>
+        <w:t>_para_ollama()</w:t>
       </w:r>
     </w:p>
     <w:p>
@@ -8610,61 +7828,19 @@
         <w:t>R</w:t>
       </w:r>
       <w:r>
-        <w:t xml:space="preserve">ealiza a leitura de um arquivo JSON, mas com a </w:t>
-      </w:r>
-      <w:proofErr w:type="spellStart"/>
-      <w:r>
-        <w:t>desserialização</w:t>
-      </w:r>
-      <w:proofErr w:type="spellEnd"/>
-      <w:r>
-        <w:t xml:space="preserve"> imediata pelo </w:t>
-      </w:r>
-      <w:proofErr w:type="spellStart"/>
-      <w:proofErr w:type="gramStart"/>
-      <w:r>
-        <w:t>json.load</w:t>
-      </w:r>
-      <w:proofErr w:type="spellEnd"/>
-      <w:proofErr w:type="gramEnd"/>
-      <w:r>
-        <w:t xml:space="preserve">. O retorno é </w:t>
+        <w:t xml:space="preserve">ealiza a leitura de um arquivo JSON, mas com a desserialização imediata pelo json.load. O retorno é </w:t>
       </w:r>
       <w:r>
         <w:t>um</w:t>
       </w:r>
       <w:r>
-        <w:t xml:space="preserve"> </w:t>
-      </w:r>
-      <w:proofErr w:type="spellStart"/>
-      <w:r>
-        <w:t>dict</w:t>
-      </w:r>
-      <w:proofErr w:type="spellEnd"/>
-      <w:r>
-        <w:t xml:space="preserve"> já interpretad</w:t>
+        <w:t xml:space="preserve"> dict já interpretad</w:t>
       </w:r>
       <w:r>
         <w:t>o</w:t>
       </w:r>
       <w:r>
-        <w:t xml:space="preserve">. Este padrão é crucial em pesquisas que processam pacotes JSON de contratos e propostas, pois preserva tipos nativos (listas, dicionários, números, </w:t>
-      </w:r>
-      <w:proofErr w:type="spellStart"/>
-      <w:r>
-        <w:t>strings</w:t>
-      </w:r>
-      <w:proofErr w:type="spellEnd"/>
-      <w:r>
-        <w:t xml:space="preserve">) para análise posterior e evita manipulação </w:t>
-      </w:r>
-      <w:proofErr w:type="spellStart"/>
-      <w:r>
-        <w:t>string-by-string</w:t>
-      </w:r>
-      <w:proofErr w:type="spellEnd"/>
-      <w:r>
-        <w:t>.</w:t>
+        <w:t>. Este padrão é crucial em pesquisas que processam pacotes JSON de contratos e propostas, pois preserva tipos nativos (listas, dicionários, números, strings) para análise posterior e evita manipulação string-by-string.</w:t>
       </w:r>
     </w:p>
     <w:p/>
@@ -8716,8 +7892,8 @@
                             <w:pPr>
                               <w:pStyle w:val="Legenda"/>
                             </w:pPr>
-                            <w:bookmarkStart w:id="36" w:name="_Toc225809398"/>
-                            <w:bookmarkStart w:id="37" w:name="_Toc227347960"/>
+                            <w:bookmarkStart w:id="24" w:name="_Toc225809398"/>
+                            <w:bookmarkStart w:id="25" w:name="_Toc227347960"/>
                             <w:r>
                               <w:t xml:space="preserve">Figura </w:t>
                             </w:r>
@@ -8740,18 +7916,13 @@
                               <w:t>.</w:t>
                             </w:r>
                             <w:r>
-                              <w:t xml:space="preserve"> Função </w:t>
+                              <w:t xml:space="preserve"> Função json_para_ollama</w:t>
                             </w:r>
-                            <w:proofErr w:type="spellStart"/>
-                            <w:r>
-                              <w:t>json_para_ollama</w:t>
-                            </w:r>
-                            <w:bookmarkEnd w:id="36"/>
-                            <w:proofErr w:type="spellEnd"/>
+                            <w:bookmarkEnd w:id="24"/>
                             <w:r>
                               <w:t>. Fonte: Elaborado pelo autor.</w:t>
                             </w:r>
-                            <w:bookmarkEnd w:id="37"/>
+                            <w:bookmarkEnd w:id="25"/>
                           </w:p>
                         </w:txbxContent>
                       </wps:txbx>
@@ -8834,7 +8005,7 @@
           <w:tab w:val="num" w:pos="360"/>
         </w:tabs>
       </w:pPr>
-      <w:bookmarkStart w:id="40" w:name="_Toc227347944"/>
+      <w:bookmarkStart w:id="26" w:name="_Toc227347944"/>
       <w:r>
         <w:lastRenderedPageBreak/>
         <w:t>R</w:t>
@@ -8842,7 +8013,7 @@
       <w:r>
         <w:t>ESULTADOS E DISCUSSÕES</w:t>
       </w:r>
-      <w:bookmarkEnd w:id="40"/>
+      <w:bookmarkEnd w:id="26"/>
     </w:p>
     <w:p>
       <w:r>
@@ -8855,23 +8026,7 @@
         <w:t>ão</w:t>
       </w:r>
       <w:r>
-        <w:t xml:space="preserve"> </w:t>
-      </w:r>
-      <w:proofErr w:type="spellStart"/>
-      <w:r>
-        <w:t>json_para_</w:t>
-      </w:r>
-      <w:proofErr w:type="gramStart"/>
-      <w:r>
-        <w:t>ollama</w:t>
-      </w:r>
-      <w:proofErr w:type="spellEnd"/>
-      <w:r>
-        <w:t>(</w:t>
-      </w:r>
-      <w:proofErr w:type="gramEnd"/>
-      <w:r>
-        <w:t xml:space="preserve">) </w:t>
+        <w:t xml:space="preserve"> json_para_ollama() </w:t>
       </w:r>
       <w:r>
         <w:t xml:space="preserve">da </w:t>
@@ -8897,21 +8052,31 @@
         <w:t xml:space="preserve">Para </w:t>
       </w:r>
       <w:r>
-        <w:t>análise parcial do sistema, foram utilizados e analisados os dados dos dias 13, 14, 15 e 16 de abril</w:t>
+        <w:t>análise parcial do sistema, foram utilizados e analisados os dados dos dias 13, 14, 15</w:t>
+      </w:r>
+      <w:r>
+        <w:t xml:space="preserve">, </w:t>
+      </w:r>
+      <w:r>
+        <w:t>16</w:t>
+      </w:r>
+      <w:r>
+        <w:t xml:space="preserve"> e um compilado com fechamento de 16 </w:t>
+      </w:r>
+      <w:r>
+        <w:t>a</w:t>
+      </w:r>
+      <w:r>
+        <w:t xml:space="preserve"> 30</w:t>
+      </w:r>
+      <w:r>
+        <w:t xml:space="preserve"> de abril</w:t>
       </w:r>
       <w:r>
         <w:t xml:space="preserve"> de 2026 em formato JSON no modelo gemma3:latest d</w:t>
       </w:r>
       <w:r>
-        <w:t xml:space="preserve">o </w:t>
-      </w:r>
-      <w:proofErr w:type="spellStart"/>
-      <w:r>
-        <w:t>Ollama</w:t>
-      </w:r>
-      <w:proofErr w:type="spellEnd"/>
-      <w:r>
-        <w:t xml:space="preserve"> e os mesmos dados em formato TXT para comparação com o retornado </w:t>
+        <w:t xml:space="preserve">o Ollama e os mesmos dados em formato TXT para comparação com o retornado </w:t>
       </w:r>
       <w:r>
         <w:t xml:space="preserve">pós análise </w:t>
@@ -8972,7 +8137,7 @@
                                 <w:szCs w:val="22"/>
                               </w:rPr>
                             </w:pPr>
-                            <w:bookmarkStart w:id="41" w:name="_Toc227347961"/>
+                            <w:bookmarkStart w:id="27" w:name="_Toc227347961"/>
                             <w:r>
                               <w:t xml:space="preserve">Figura </w:t>
                             </w:r>
@@ -9003,7 +8168,7 @@
                             <w:r>
                               <w:t>. Fonte: Elaborado pelo autor.</w:t>
                             </w:r>
-                            <w:bookmarkEnd w:id="41"/>
+                            <w:bookmarkEnd w:id="27"/>
                           </w:p>
                         </w:txbxContent>
                       </wps:txbx>
@@ -9072,6 +8237,9 @@
         </mc:AlternateContent>
       </w:r>
       <w:r>
+        <w:rPr>
+          <w:noProof/>
+        </w:rPr>
         <w:drawing>
           <wp:anchor distT="0" distB="0" distL="114300" distR="114300" simplePos="0" relativeHeight="251735040" behindDoc="1" locked="0" layoutInCell="1" allowOverlap="1" wp14:anchorId="6042EF20" wp14:editId="36D28D0F">
             <wp:simplePos x="0" y="0"/>
@@ -9140,6 +8308,9 @@
     <w:p/>
     <w:p>
       <w:r>
+        <w:rPr>
+          <w:noProof/>
+        </w:rPr>
         <w:lastRenderedPageBreak/>
         <w:drawing>
           <wp:anchor distT="0" distB="0" distL="114300" distR="114300" simplePos="0" relativeHeight="251738112" behindDoc="1" locked="0" layoutInCell="1" allowOverlap="1" wp14:anchorId="450D762B" wp14:editId="77B38627">
@@ -9250,7 +8421,7 @@
                                 <w:szCs w:val="22"/>
                               </w:rPr>
                             </w:pPr>
-                            <w:bookmarkStart w:id="43" w:name="_Toc227347962"/>
+                            <w:bookmarkStart w:id="28" w:name="_Toc227347962"/>
                             <w:r>
                               <w:t xml:space="preserve">Figura </w:t>
                             </w:r>
@@ -9281,7 +8452,7 @@
                             <w:r>
                               <w:t>. Fonte: Elaborado pelo autor.</w:t>
                             </w:r>
-                            <w:bookmarkEnd w:id="43"/>
+                            <w:bookmarkEnd w:id="28"/>
                           </w:p>
                         </w:txbxContent>
                       </wps:txbx>
@@ -9353,6 +8524,9 @@
     </w:p>
     <w:p>
       <w:r>
+        <w:rPr>
+          <w:noProof/>
+        </w:rPr>
         <w:drawing>
           <wp:anchor distT="0" distB="0" distL="114300" distR="114300" simplePos="0" relativeHeight="251739136" behindDoc="1" locked="0" layoutInCell="1" allowOverlap="1" wp14:anchorId="0BEA3747" wp14:editId="0573AD8C">
             <wp:simplePos x="0" y="0"/>
@@ -9451,7 +8625,7 @@
                                 <w:szCs w:val="22"/>
                               </w:rPr>
                             </w:pPr>
-                            <w:bookmarkStart w:id="45" w:name="_Toc227347963"/>
+                            <w:bookmarkStart w:id="29" w:name="_Toc227347963"/>
                             <w:r>
                               <w:t xml:space="preserve">Figura </w:t>
                             </w:r>
@@ -9491,7 +8665,7 @@
                             <w:r>
                               <w:t>.</w:t>
                             </w:r>
-                            <w:bookmarkEnd w:id="45"/>
+                            <w:bookmarkEnd w:id="29"/>
                           </w:p>
                         </w:txbxContent>
                       </wps:txbx>
@@ -9687,10 +8861,7 @@
         <w:t>”</w:t>
       </w:r>
       <w:r>
-        <w:t xml:space="preserve">, bem como a proposta </w:t>
-      </w:r>
-      <w:r>
-        <w:t xml:space="preserve">de número </w:t>
+        <w:t xml:space="preserve">, bem como a proposta de número </w:t>
       </w:r>
       <w:r>
         <w:t>17947581000176-1-000025/2026</w:t>
@@ -9731,43 +8902,7 @@
     </w:p>
     <w:p>
       <w:r>
-        <w:t xml:space="preserve">Por sua vez, </w:t>
-      </w:r>
-      <w:r>
-        <w:t>os dados de 1</w:t>
-      </w:r>
-      <w:r>
-        <w:t>4</w:t>
-      </w:r>
-      <w:r>
-        <w:t xml:space="preserve">/04/2026, </w:t>
-      </w:r>
-      <w:r>
-        <w:t>somaram 89</w:t>
-      </w:r>
-      <w:r>
-        <w:t xml:space="preserve"> propostas e </w:t>
-      </w:r>
-      <w:r>
-        <w:t>retornaram 4</w:t>
-      </w:r>
-      <w:r>
-        <w:t xml:space="preserve"> proposta</w:t>
-      </w:r>
-      <w:r>
-        <w:t>s</w:t>
-      </w:r>
-      <w:r>
-        <w:t xml:space="preserve"> verdadeir</w:t>
-      </w:r>
-      <w:r>
-        <w:t>as</w:t>
-      </w:r>
-      <w:r>
-        <w:t xml:space="preserve"> no campo “Verdadeiro ou falto para se é computação”</w:t>
-      </w:r>
-      <w:r>
-        <w:t xml:space="preserve">, </w:t>
+        <w:t xml:space="preserve">Por sua vez, os dados de 14/04/2026, somaram 89 propostas e retornaram 4 propostas verdadeiras no campo “Verdadeiro ou falto para se é computação”, </w:t>
       </w:r>
       <w:r>
         <w:t>sendo a proposta</w:t>
@@ -9833,16 +8968,10 @@
         <w:t>12 e 22 positivos em cada uma.</w:t>
       </w:r>
       <w:r>
-        <w:t xml:space="preserve"> É possível perceber que </w:t>
-      </w:r>
-      <w:r>
-        <w:t xml:space="preserve">a proposta de número </w:t>
-      </w:r>
-      <w:r>
-        <w:t>44573087000161-1-000102/2026</w:t>
-      </w:r>
-      <w:r>
-        <w:t xml:space="preserve"> </w:t>
+        <w:t xml:space="preserve"> É possível perceber que a proposta de número </w:t>
+      </w:r>
+      <w:r>
+        <w:t xml:space="preserve">44573087000161-1-000102/2026 </w:t>
       </w:r>
       <w:r>
         <w:t>de controle no PNCP</w:t>
@@ -9886,19 +9015,61 @@
         <w:t xml:space="preserve">de número </w:t>
       </w:r>
       <w:r>
-        <w:t>36901264000163-1-000273/2026</w:t>
+        <w:t xml:space="preserve">36901264000163-1-000273/2026 </w:t>
+      </w:r>
+      <w:r>
+        <w:t>de controle no PNCP</w:t>
+      </w:r>
+      <w:r>
+        <w:t>, que trata da compra do r</w:t>
+      </w:r>
+      <w:r>
+        <w:t xml:space="preserve">egistro de preços para aquisição de equipamentos de proteção individual &amp; coletiva – </w:t>
+      </w:r>
+      <w:r>
+        <w:t xml:space="preserve">EPI </w:t>
+      </w:r>
+      <w:r>
+        <w:t xml:space="preserve">&amp; </w:t>
+      </w:r>
+      <w:r>
+        <w:t>EPC</w:t>
       </w:r>
       <w:r>
         <w:t xml:space="preserve"> </w:t>
       </w:r>
       <w:r>
-        <w:t>de controle no PNCP</w:t>
-      </w:r>
-      <w:r>
-        <w:t>, que trata da compra do r</w:t>
-      </w:r>
-      <w:r>
-        <w:t xml:space="preserve">egistro de preços para aquisição de equipamentos de proteção individual &amp; coletiva – </w:t>
+        <w:t xml:space="preserve">na qual o modelo retorna positivo </w:t>
+      </w:r>
+      <w:r>
+        <w:t xml:space="preserve">sob </w:t>
+      </w:r>
+      <w:r>
+        <w:t xml:space="preserve">a </w:t>
+      </w:r>
+      <w:r>
+        <w:t>justificativa</w:t>
+      </w:r>
+      <w:r>
+        <w:t xml:space="preserve"> de</w:t>
+      </w:r>
+      <w:r>
+        <w:t xml:space="preserve"> que</w:t>
+      </w:r>
+      <w:r>
+        <w:t xml:space="preserve"> “</w:t>
+      </w:r>
+      <w:r>
+        <w:t>O</w:t>
+      </w:r>
+      <w:r>
+        <w:t xml:space="preserve"> objeto da licitação é </w:t>
+      </w:r>
+      <w:r>
+        <w:t>‘</w:t>
+      </w:r>
+      <w:r>
+        <w:t xml:space="preserve">registro de preços para aquisição de equipamentos de proteção individual &amp; coletiva – </w:t>
       </w:r>
       <w:r>
         <w:t xml:space="preserve">EPI </w:t>
@@ -9910,108 +9081,72 @@
         <w:t>EPC</w:t>
       </w:r>
       <w:r>
-        <w:t xml:space="preserve"> </w:t>
-      </w:r>
-      <w:r>
-        <w:t xml:space="preserve">na qual o modelo retorna positivo </w:t>
-      </w:r>
-      <w:r>
-        <w:t xml:space="preserve">sob </w:t>
-      </w:r>
-      <w:r>
-        <w:t xml:space="preserve">a </w:t>
-      </w:r>
-      <w:r>
-        <w:t>justificativa</w:t>
-      </w:r>
-      <w:r>
-        <w:t xml:space="preserve"> de</w:t>
-      </w:r>
-      <w:r>
-        <w:t xml:space="preserve"> que</w:t>
-      </w:r>
-      <w:r>
-        <w:t xml:space="preserve"> “</w:t>
+        <w:t>’</w:t>
+      </w:r>
+      <w:r>
+        <w:t>.</w:t>
+      </w:r>
+      <w:r>
+        <w:t xml:space="preserve">  </w:t>
       </w:r>
       <w:r>
         <w:t>O</w:t>
       </w:r>
       <w:r>
-        <w:t xml:space="preserve"> objeto da licitação é </w:t>
-      </w:r>
-      <w:r>
-        <w:t>‘</w:t>
-      </w:r>
-      <w:r>
-        <w:t xml:space="preserve">registro de preços para aquisição de equipamentos de proteção individual &amp; coletiva – </w:t>
-      </w:r>
-      <w:r>
-        <w:t xml:space="preserve">EPI </w:t>
-      </w:r>
-      <w:r>
-        <w:t xml:space="preserve">&amp; </w:t>
-      </w:r>
-      <w:r>
-        <w:t>EPC</w:t>
-      </w:r>
-      <w:r>
-        <w:t>’</w:t>
+        <w:t xml:space="preserve"> registro de preços é frequentemente utilizado para adquirir equipamentos de ti, incluindo computadores, notebooks, servidores e outros equipamentos de proteção, o que se encaixa na categoria de infraestrutura de ti. a referência a </w:t>
+      </w:r>
+      <w:r>
+        <w:t>EPI</w:t>
+      </w:r>
+      <w:r>
+        <w:t xml:space="preserve"> e </w:t>
+      </w:r>
+      <w:r>
+        <w:t xml:space="preserve">EPC </w:t>
+      </w:r>
+      <w:r>
+        <w:t>sugere que a licitação envolve equipamentos utilizados em ambientes de tecnologia, reforçando a probabilidade de inclusão de hardware de ti.</w:t>
+      </w:r>
+      <w:r>
+        <w:t>”</w:t>
+      </w:r>
+      <w:r>
+        <w:t xml:space="preserve">. Outro falso positivo é na proposta </w:t>
+      </w:r>
+      <w:r>
+        <w:t>13128855000144-1-000030/2026</w:t>
+      </w:r>
+      <w:r>
+        <w:t xml:space="preserve"> da </w:t>
+      </w:r>
+      <w:r>
+        <w:t>PREFEITURA MUNICIPAL DE SÃO CRISTÓVÃO/SE</w:t>
+      </w:r>
+      <w:r>
+        <w:t xml:space="preserve"> que trata da </w:t>
+      </w:r>
+      <w:r>
+        <w:t>aquisição de motocicletas para a realização dos sorteios para os contribuintes adimplentes referente ao programa “iptu premiado” para atender às necessidades da secretaria municipal de fazenda</w:t>
+      </w:r>
+      <w:r>
+        <w:t>, o modelo classifica erroneamente por entender que pelo objeto da compra envolver sorteio, há a necessidade de equipamento de TI.</w:t>
+      </w:r>
+    </w:p>
+    <w:p>
+      <w:r>
+        <w:t xml:space="preserve">Por fim, no compilado de 16 a 30 foram totalizadas </w:t>
+      </w:r>
+      <w:r>
+        <w:t>21</w:t>
       </w:r>
       <w:r>
         <w:t>.</w:t>
       </w:r>
       <w:r>
-        <w:t xml:space="preserve">  </w:t>
-      </w:r>
-      <w:r>
-        <w:t>O</w:t>
-      </w:r>
-      <w:r>
-        <w:t xml:space="preserve"> registro de preços é frequentemente utilizado para adquirir equipamentos de ti, incluindo computadores, notebooks, servidores e outros equipamentos de proteção, o que se encaixa na categoria de infraestrutura de ti. a referência a </w:t>
-      </w:r>
-      <w:r>
-        <w:t>EPI</w:t>
-      </w:r>
-      <w:r>
-        <w:t xml:space="preserve"> e </w:t>
-      </w:r>
-      <w:r>
-        <w:t xml:space="preserve">EPC </w:t>
-      </w:r>
-      <w:r>
-        <w:t>sugere que a licitação envolve equipamentos utilizados em ambientes de tecnologia, reforçando a probabilidade de inclusão de hardware de ti.</w:t>
-      </w:r>
-      <w:r>
-        <w:t>”</w:t>
-      </w:r>
-      <w:r>
-        <w:t xml:space="preserve">. Outro falso positivo é na proposta </w:t>
-      </w:r>
-      <w:r>
-        <w:t>13128855000144-1-000030/2026</w:t>
-      </w:r>
-      <w:r>
-        <w:t xml:space="preserve"> da </w:t>
-      </w:r>
-      <w:r>
-        <w:t>PREFEITURA MUNICIPAL DE SÃO CRISTÓVÃO/SE</w:t>
-      </w:r>
-      <w:r>
-        <w:t xml:space="preserve"> que trata da </w:t>
-      </w:r>
-      <w:r>
-        <w:t>aquisição de motocicletas para a realização dos sorteios para os contribuintes adimplentes referente ao programa “</w:t>
-      </w:r>
-      <w:proofErr w:type="spellStart"/>
-      <w:r>
-        <w:t>iptu</w:t>
-      </w:r>
-      <w:proofErr w:type="spellEnd"/>
-      <w:r>
-        <w:t xml:space="preserve"> premiado” para atender às necessidades da secretaria municipal de fazenda</w:t>
-      </w:r>
-      <w:r>
-        <w:t>, o modelo classifica erroneamente por entender que pelo objeto da compra envolver sorteio, há a necessidade de equipamento de TI.</w:t>
+        <w:t>850</w:t>
+      </w:r>
+      <w:r>
+        <w:t xml:space="preserve"> propostas no momento da coleta e processados 1.040 como verdadeiros para computação. É possível perceber uma quantia expressiva nas propostas dadas como positivas, porém muitas na área tangente ao esperado de HCP, como compra de computadores ou sistemas computacionais.</w:t>
       </w:r>
     </w:p>
     <w:p/>
@@ -10024,12 +9159,11 @@
           <w:numId w:val="13"/>
         </w:numPr>
       </w:pPr>
-      <w:bookmarkStart w:id="47" w:name="_Toc227347945"/>
-      <w:r>
-        <w:lastRenderedPageBreak/>
+      <w:bookmarkStart w:id="30" w:name="_Toc227347945"/>
+      <w:r>
         <w:t>CONCLUSÃO</w:t>
       </w:r>
-      <w:bookmarkEnd w:id="47"/>
+      <w:bookmarkEnd w:id="30"/>
     </w:p>
     <w:p/>
     <w:p>
@@ -10037,6 +9171,9 @@
         <w:t>Após a coleta e análise dos dados de 4 dias</w:t>
       </w:r>
       <w:r>
+        <w:t xml:space="preserve"> e do compilado</w:t>
+      </w:r>
+      <w:r>
         <w:t xml:space="preserve">, é perceptível que </w:t>
       </w:r>
       <w:r>
@@ -10049,7 +9186,7 @@
         <w:t>para capturar exatamente o que se pede</w:t>
       </w:r>
       <w:r>
-        <w:t xml:space="preserve"> na requisição, bem como analisar a viabilidade de usar tal método para participação em licitações das mais variadas no campo de computação e TI, principalmente se o foco for em venda de </w:t>
+        <w:t xml:space="preserve"> na requisição, bem como analisar a viabilidade de usar tal método para participação em licitações das mais variadas no campo de computação e TI, principalmente se o foco for em </w:t>
       </w:r>
       <w:r>
         <w:t>computadores de alta performance e derivados, pois em sua maioria as licitações rodam em torno de periféricos, produtos perecíveis como verduras</w:t>
@@ -10072,29 +9209,13 @@
         <w:t>o refinamento da requisição bem como o teste de outros modelos como o gemma4</w:t>
       </w:r>
       <w:r>
-        <w:t xml:space="preserve"> (</w:t>
-      </w:r>
-      <w:proofErr w:type="spellStart"/>
-      <w:r>
-        <w:t>deploy</w:t>
-      </w:r>
-      <w:proofErr w:type="spellEnd"/>
-      <w:r>
-        <w:t xml:space="preserve"> mais recente do gemma3) ou o n</w:t>
+        <w:t xml:space="preserve"> (deploy mais recente do gemma3) ou o n</w:t>
       </w:r>
       <w:r>
         <w:t>emotron-cascade-2</w:t>
       </w:r>
       <w:r>
-        <w:t xml:space="preserve">, modelo da Nvidia </w:t>
-      </w:r>
-      <w:proofErr w:type="gramStart"/>
-      <w:r>
-        <w:t>e também</w:t>
-      </w:r>
-      <w:proofErr w:type="gramEnd"/>
-      <w:r>
-        <w:t xml:space="preserve"> o teste da requisição para outras áreas de venda como as citadas acima.</w:t>
+        <w:t>, modelo da Nvidia e também o teste da requisição para outras áreas de venda como as citadas acima.</w:t>
       </w:r>
     </w:p>
     <w:p/>
@@ -10115,12 +9236,11 @@
           <w:numId w:val="13"/>
         </w:numPr>
       </w:pPr>
-      <w:bookmarkStart w:id="48" w:name="_Toc227347946"/>
-      <w:r>
-        <w:lastRenderedPageBreak/>
+      <w:bookmarkStart w:id="31" w:name="_Toc227347946"/>
+      <w:r>
         <w:t>CRONOGRAMA</w:t>
       </w:r>
-      <w:bookmarkEnd w:id="48"/>
+      <w:bookmarkEnd w:id="31"/>
     </w:p>
     <w:tbl>
       <w:tblPr>
@@ -13528,12 +12648,12 @@
       <w:pPr>
         <w:pStyle w:val="Ttulo1"/>
       </w:pPr>
-      <w:bookmarkStart w:id="49" w:name="_Toc227347947"/>
+      <w:bookmarkStart w:id="32" w:name="_Toc227347947"/>
       <w:r>
         <w:lastRenderedPageBreak/>
         <w:t>REFERÊNCIAS</w:t>
       </w:r>
-      <w:bookmarkEnd w:id="49"/>
+      <w:bookmarkEnd w:id="32"/>
     </w:p>
     <w:p/>
     <w:p>
@@ -13796,9 +12916,46 @@
           <w:bCs/>
           <w:color w:val="000000"/>
         </w:rPr>
-        <w:t xml:space="preserve">que é </w:t>
-      </w:r>
-      <w:proofErr w:type="gramStart"/>
+        <w:t>que é um web crawler? | Como funcionam os web spiders</w:t>
+      </w:r>
+      <w:r>
+        <w:rPr>
+          <w:rFonts w:eastAsia="Times New Roman" w:cs="Times New Roman"/>
+          <w:color w:val="000000"/>
+        </w:rPr>
+        <w:t xml:space="preserve">. Disponível em: </w:t>
+      </w:r>
+      <w:r>
+        <w:rPr>
+          <w:rFonts w:eastAsia="Times New Roman" w:cs="Times New Roman"/>
+          <w:color w:val="000000"/>
+        </w:rPr>
+        <w:t>https://www.cloudflare.com/pt-br/learning/bots/what-is-a-web-crawler</w:t>
+      </w:r>
+      <w:r>
+        <w:rPr>
+          <w:rFonts w:eastAsia="Times New Roman" w:cs="Times New Roman"/>
+          <w:color w:val="000000"/>
+        </w:rPr>
+        <w:t>.</w:t>
+      </w:r>
+    </w:p>
+    <w:p>
+      <w:pPr>
+        <w:ind w:firstLine="0"/>
+        <w:jc w:val="left"/>
+        <w:rPr>
+          <w:rFonts w:eastAsia="Times New Roman" w:cs="Times New Roman"/>
+          <w:color w:val="000000"/>
+        </w:rPr>
+      </w:pPr>
+      <w:r>
+        <w:rPr>
+          <w:rFonts w:eastAsia="Times New Roman" w:cs="Times New Roman"/>
+          <w:color w:val="000000"/>
+        </w:rPr>
+        <w:t>HOLCOMBE, J. </w:t>
+      </w:r>
       <w:r>
         <w:rPr>
           <w:rFonts w:eastAsia="Times New Roman" w:cs="Times New Roman"/>
@@ -13806,154 +12963,14 @@
           <w:bCs/>
           <w:color w:val="000000"/>
         </w:rPr>
-        <w:t>um web</w:t>
-      </w:r>
-      <w:proofErr w:type="gramEnd"/>
-      <w:r>
-        <w:rPr>
-          <w:rFonts w:eastAsia="Times New Roman" w:cs="Times New Roman"/>
-          <w:b/>
-          <w:bCs/>
-          <w:color w:val="000000"/>
-        </w:rPr>
-        <w:t xml:space="preserve"> </w:t>
-      </w:r>
-      <w:proofErr w:type="spellStart"/>
-      <w:r>
-        <w:rPr>
-          <w:rFonts w:eastAsia="Times New Roman" w:cs="Times New Roman"/>
-          <w:b/>
-          <w:bCs/>
-          <w:color w:val="000000"/>
-        </w:rPr>
-        <w:t>crawler</w:t>
-      </w:r>
-      <w:proofErr w:type="spellEnd"/>
-      <w:r>
-        <w:rPr>
-          <w:rFonts w:eastAsia="Times New Roman" w:cs="Times New Roman"/>
-          <w:b/>
-          <w:bCs/>
-          <w:color w:val="000000"/>
-        </w:rPr>
-        <w:t xml:space="preserve">? | Como funcionam os web </w:t>
-      </w:r>
-      <w:proofErr w:type="spellStart"/>
-      <w:r>
-        <w:rPr>
-          <w:rFonts w:eastAsia="Times New Roman" w:cs="Times New Roman"/>
-          <w:b/>
-          <w:bCs/>
-          <w:color w:val="000000"/>
-        </w:rPr>
-        <w:t>spiders</w:t>
-      </w:r>
-      <w:proofErr w:type="spellEnd"/>
+        <w:t>O que é Web Scraping? Como Extrair Legalmente o Conteúdo da Web</w:t>
+      </w:r>
       <w:r>
         <w:rPr>
           <w:rFonts w:eastAsia="Times New Roman" w:cs="Times New Roman"/>
           <w:color w:val="000000"/>
         </w:rPr>
-        <w:t xml:space="preserve">. Disponível em: </w:t>
-      </w:r>
-      <w:r>
-        <w:rPr>
-          <w:rFonts w:eastAsia="Times New Roman" w:cs="Times New Roman"/>
-          <w:color w:val="000000"/>
-        </w:rPr>
-        <w:t>https://www.cloudflare.com/pt-br/learning/bots/what-is-a-web-crawler</w:t>
-      </w:r>
-      <w:r>
-        <w:rPr>
-          <w:rFonts w:eastAsia="Times New Roman" w:cs="Times New Roman"/>
-          <w:color w:val="000000"/>
-        </w:rPr>
-        <w:t>.</w:t>
-      </w:r>
-    </w:p>
-    <w:p>
-      <w:pPr>
-        <w:ind w:firstLine="0"/>
-        <w:jc w:val="left"/>
-        <w:rPr>
-          <w:rFonts w:eastAsia="Times New Roman" w:cs="Times New Roman"/>
-          <w:color w:val="000000"/>
-        </w:rPr>
-      </w:pPr>
-      <w:r>
-        <w:rPr>
-          <w:rFonts w:eastAsia="Times New Roman" w:cs="Times New Roman"/>
-          <w:color w:val="000000"/>
-        </w:rPr>
-        <w:t>HOLCOMBE, J. </w:t>
-      </w:r>
-      <w:r>
-        <w:rPr>
-          <w:rFonts w:eastAsia="Times New Roman" w:cs="Times New Roman"/>
-          <w:b/>
-          <w:bCs/>
-          <w:color w:val="000000"/>
-        </w:rPr>
-        <w:t xml:space="preserve">O que é Web </w:t>
-      </w:r>
-      <w:proofErr w:type="spellStart"/>
-      <w:r>
-        <w:rPr>
-          <w:rFonts w:eastAsia="Times New Roman" w:cs="Times New Roman"/>
-          <w:b/>
-          <w:bCs/>
-          <w:color w:val="000000"/>
-        </w:rPr>
-        <w:t>Scraping</w:t>
-      </w:r>
-      <w:proofErr w:type="spellEnd"/>
-      <w:r>
-        <w:rPr>
-          <w:rFonts w:eastAsia="Times New Roman" w:cs="Times New Roman"/>
-          <w:b/>
-          <w:bCs/>
-          <w:color w:val="000000"/>
-        </w:rPr>
-        <w:t>? Como Extrair Legalmente o Conteúdo da Web</w:t>
-      </w:r>
-      <w:r>
-        <w:rPr>
-          <w:rFonts w:eastAsia="Times New Roman" w:cs="Times New Roman"/>
-          <w:color w:val="000000"/>
-        </w:rPr>
-        <w:t>. Disponível em: &lt;https://kinsta.com/</w:t>
-      </w:r>
-      <w:proofErr w:type="spellStart"/>
-      <w:r>
-        <w:rPr>
-          <w:rFonts w:eastAsia="Times New Roman" w:cs="Times New Roman"/>
-          <w:color w:val="000000"/>
-        </w:rPr>
-        <w:t>pt</w:t>
-      </w:r>
-      <w:proofErr w:type="spellEnd"/>
-      <w:r>
-        <w:rPr>
-          <w:rFonts w:eastAsia="Times New Roman" w:cs="Times New Roman"/>
-          <w:color w:val="000000"/>
-        </w:rPr>
-        <w:t>/blog/o-que-e-web-</w:t>
-      </w:r>
-      <w:proofErr w:type="spellStart"/>
-      <w:r>
-        <w:rPr>
-          <w:rFonts w:eastAsia="Times New Roman" w:cs="Times New Roman"/>
-          <w:color w:val="000000"/>
-        </w:rPr>
-        <w:t>scraping</w:t>
-      </w:r>
-      <w:proofErr w:type="spellEnd"/>
-      <w:r>
-        <w:rPr>
-          <w:rFonts w:eastAsia="Times New Roman" w:cs="Times New Roman"/>
-          <w:color w:val="000000"/>
-        </w:rPr>
-        <w:t>/&gt;.</w:t>
+        <w:t>. Disponível em: &lt;https://kinsta.com/pt/blog/o-que-e-web-scraping/&gt;.</w:t>
       </w:r>
     </w:p>
     <w:p>
@@ -13990,25 +13007,7 @@
           <w:color w:val="000000"/>
           <w:lang w:val="en-US"/>
         </w:rPr>
-        <w:t xml:space="preserve">, v. 13, n. 3, p. 145–168, 28 </w:t>
-      </w:r>
-      <w:proofErr w:type="spellStart"/>
-      <w:r>
-        <w:rPr>
-          <w:rFonts w:eastAsia="Times New Roman" w:cs="Times New Roman"/>
-          <w:color w:val="000000"/>
-          <w:lang w:val="en-US"/>
-        </w:rPr>
-        <w:t>nov.</w:t>
-      </w:r>
-      <w:proofErr w:type="spellEnd"/>
-      <w:r>
-        <w:rPr>
-          <w:rFonts w:eastAsia="Times New Roman" w:cs="Times New Roman"/>
-          <w:color w:val="000000"/>
-          <w:lang w:val="en-US"/>
-        </w:rPr>
-        <w:t xml:space="preserve"> 2021.</w:t>
+        <w:t>, v. 13, n. 3, p. 145–168, 28 nov. 2021.</w:t>
       </w:r>
     </w:p>
     <w:p>
@@ -14074,87 +13073,7 @@
           <w:rFonts w:eastAsia="Times New Roman" w:cs="Times New Roman"/>
           <w:color w:val="000000"/>
         </w:rPr>
-        <w:t>. Disponível em: &lt;https://www.ibm.com/</w:t>
-      </w:r>
-      <w:proofErr w:type="spellStart"/>
-      <w:r>
-        <w:rPr>
-          <w:rFonts w:eastAsia="Times New Roman" w:cs="Times New Roman"/>
-          <w:color w:val="000000"/>
-        </w:rPr>
-        <w:t>br-pt</w:t>
-      </w:r>
-      <w:proofErr w:type="spellEnd"/>
-      <w:r>
-        <w:rPr>
-          <w:rFonts w:eastAsia="Times New Roman" w:cs="Times New Roman"/>
-          <w:color w:val="000000"/>
-        </w:rPr>
-        <w:t>/</w:t>
-      </w:r>
-      <w:proofErr w:type="spellStart"/>
-      <w:r>
-        <w:rPr>
-          <w:rFonts w:eastAsia="Times New Roman" w:cs="Times New Roman"/>
-          <w:color w:val="000000"/>
-        </w:rPr>
-        <w:t>think</w:t>
-      </w:r>
-      <w:proofErr w:type="spellEnd"/>
-      <w:r>
-        <w:rPr>
-          <w:rFonts w:eastAsia="Times New Roman" w:cs="Times New Roman"/>
-          <w:color w:val="000000"/>
-        </w:rPr>
-        <w:t>/</w:t>
-      </w:r>
-      <w:proofErr w:type="spellStart"/>
-      <w:r>
-        <w:rPr>
-          <w:rFonts w:eastAsia="Times New Roman" w:cs="Times New Roman"/>
-          <w:color w:val="000000"/>
-        </w:rPr>
-        <w:t>topics</w:t>
-      </w:r>
-      <w:proofErr w:type="spellEnd"/>
-      <w:r>
-        <w:rPr>
-          <w:rFonts w:eastAsia="Times New Roman" w:cs="Times New Roman"/>
-          <w:color w:val="000000"/>
-        </w:rPr>
-        <w:t>/</w:t>
-      </w:r>
-      <w:proofErr w:type="spellStart"/>
-      <w:r>
-        <w:rPr>
-          <w:rFonts w:eastAsia="Times New Roman" w:cs="Times New Roman"/>
-          <w:color w:val="000000"/>
-        </w:rPr>
-        <w:t>large</w:t>
-      </w:r>
-      <w:proofErr w:type="spellEnd"/>
-      <w:r>
-        <w:rPr>
-          <w:rFonts w:eastAsia="Times New Roman" w:cs="Times New Roman"/>
-          <w:color w:val="000000"/>
-        </w:rPr>
-        <w:t>-</w:t>
-      </w:r>
-      <w:proofErr w:type="spellStart"/>
-      <w:r>
-        <w:rPr>
-          <w:rFonts w:eastAsia="Times New Roman" w:cs="Times New Roman"/>
-          <w:color w:val="000000"/>
-        </w:rPr>
-        <w:t>language</w:t>
-      </w:r>
-      <w:proofErr w:type="spellEnd"/>
-      <w:r>
-        <w:rPr>
-          <w:rFonts w:eastAsia="Times New Roman" w:cs="Times New Roman"/>
-          <w:color w:val="000000"/>
-        </w:rPr>
-        <w:t>-models&gt;.</w:t>
+        <w:t>. Disponível em: &lt;https://www.ibm.com/br-pt/think/topics/large-language-models&gt;.</w:t>
       </w:r>
     </w:p>
     <w:p>
@@ -14192,27 +13111,7 @@
           <w:bCs/>
           <w:color w:val="000000"/>
         </w:rPr>
-        <w:t xml:space="preserve">O que é LLM? | Large </w:t>
-      </w:r>
-      <w:proofErr w:type="spellStart"/>
-      <w:r>
-        <w:rPr>
-          <w:rFonts w:eastAsia="Times New Roman"/>
-          <w:b/>
-          <w:bCs/>
-          <w:color w:val="000000"/>
-        </w:rPr>
-        <w:t>Language</w:t>
-      </w:r>
-      <w:proofErr w:type="spellEnd"/>
-      <w:r>
-        <w:rPr>
-          <w:rFonts w:eastAsia="Times New Roman"/>
-          <w:b/>
-          <w:bCs/>
-          <w:color w:val="000000"/>
-        </w:rPr>
-        <w:t xml:space="preserve"> Model</w:t>
+        <w:t>O que é LLM? | Large Language Model</w:t>
       </w:r>
       <w:r>
         <w:rPr>
@@ -14279,9 +13178,25 @@
           <w:bCs/>
           <w:color w:val="000000"/>
         </w:rPr>
-        <w:t xml:space="preserve">O que é </w:t>
-      </w:r>
-      <w:proofErr w:type="spellStart"/>
+        <w:t>O que é Ollama? Como funciona, principais características e modelos</w:t>
+      </w:r>
+      <w:r>
+        <w:rPr>
+          <w:rFonts w:eastAsia="Times New Roman"/>
+          <w:color w:val="000000"/>
+        </w:rPr>
+        <w:t>. Disponível em: &lt;https://www.hostinger.com/br/tutoriais/o-que-e-ollama&gt;.</w:t>
+      </w:r>
+    </w:p>
+    <w:p>
+      <w:pPr>
+        <w:ind w:firstLine="0"/>
+        <w:jc w:val="left"/>
+        <w:rPr>
+          <w:rFonts w:eastAsia="Times New Roman"/>
+          <w:color w:val="000000"/>
+        </w:rPr>
+      </w:pPr>
       <w:r>
         <w:rPr>
           <w:rFonts w:eastAsia="Times New Roman"/>
@@ -14291,98 +13206,12 @@
         </w:rPr>
         <w:t>Ollama</w:t>
       </w:r>
-      <w:proofErr w:type="spellEnd"/>
-      <w:r>
-        <w:rPr>
-          <w:rFonts w:eastAsia="Times New Roman"/>
-          <w:b/>
-          <w:bCs/>
-          <w:color w:val="000000"/>
-        </w:rPr>
-        <w:t>? Como funciona, principais características e modelos</w:t>
-      </w:r>
       <w:r>
         <w:rPr>
           <w:rFonts w:eastAsia="Times New Roman"/>
           <w:color w:val="000000"/>
         </w:rPr>
-        <w:t>. Disponível em: &lt;https://www.hostinger.com/</w:t>
-      </w:r>
-      <w:proofErr w:type="spellStart"/>
-      <w:r>
-        <w:rPr>
-          <w:rFonts w:eastAsia="Times New Roman"/>
-          <w:color w:val="000000"/>
-        </w:rPr>
-        <w:t>br</w:t>
-      </w:r>
-      <w:proofErr w:type="spellEnd"/>
-      <w:r>
-        <w:rPr>
-          <w:rFonts w:eastAsia="Times New Roman"/>
-          <w:color w:val="000000"/>
-        </w:rPr>
-        <w:t>/tutoriais/o-que-e-</w:t>
-      </w:r>
-      <w:proofErr w:type="spellStart"/>
-      <w:r>
-        <w:rPr>
-          <w:rFonts w:eastAsia="Times New Roman"/>
-          <w:color w:val="000000"/>
-        </w:rPr>
-        <w:t>ollama</w:t>
-      </w:r>
-      <w:proofErr w:type="spellEnd"/>
-      <w:r>
-        <w:rPr>
-          <w:rFonts w:eastAsia="Times New Roman"/>
-          <w:color w:val="000000"/>
-        </w:rPr>
-        <w:t>&gt;.</w:t>
-      </w:r>
-    </w:p>
-    <w:p>
-      <w:pPr>
-        <w:ind w:firstLine="0"/>
-        <w:jc w:val="left"/>
-        <w:rPr>
-          <w:rFonts w:eastAsia="Times New Roman"/>
-          <w:color w:val="000000"/>
-        </w:rPr>
-      </w:pPr>
-      <w:proofErr w:type="spellStart"/>
-      <w:r>
-        <w:rPr>
-          <w:rFonts w:eastAsia="Times New Roman"/>
-          <w:b/>
-          <w:bCs/>
-          <w:color w:val="000000"/>
-        </w:rPr>
-        <w:t>Ollama</w:t>
-      </w:r>
-      <w:proofErr w:type="spellEnd"/>
-      <w:r>
-        <w:rPr>
-          <w:rFonts w:eastAsia="Times New Roman"/>
-          <w:color w:val="000000"/>
-        </w:rPr>
-        <w:t>. Disponível em: &lt;https://ollama.com/</w:t>
-      </w:r>
-      <w:proofErr w:type="spellStart"/>
-      <w:r>
-        <w:rPr>
-          <w:rFonts w:eastAsia="Times New Roman"/>
-          <w:color w:val="000000"/>
-        </w:rPr>
-        <w:t>library</w:t>
-      </w:r>
-      <w:proofErr w:type="spellEnd"/>
-      <w:r>
-        <w:rPr>
-          <w:rFonts w:eastAsia="Times New Roman"/>
-          <w:color w:val="000000"/>
-        </w:rPr>
-        <w:t>/gemma3&gt;.</w:t>
+        <w:t>. Disponível em: &lt;https://ollama.com/library/gemma3&gt;.</w:t>
       </w:r>
     </w:p>
     <w:sectPr>

--- a/Dissertação - Raphael Antônio Dalto Viana.docx
+++ b/Dissertação - Raphael Antônio Dalto Viana.docx
@@ -475,8 +475,12 @@
       </w:pPr>
       <w:r>
         <w:tab/>
+      </w:r>
+      <w:bookmarkStart w:id="1" w:name="_Toc232451250"/>
+      <w:r>
         <w:t>RESUMO</w:t>
       </w:r>
+      <w:bookmarkEnd w:id="1"/>
       <w:r>
         <w:tab/>
       </w:r>
@@ -484,7 +488,57 @@
         <w:tab/>
       </w:r>
     </w:p>
-    <w:p/>
+    <w:p>
+      <w:r>
+        <w:t xml:space="preserve">A crescente digitalização dos processos administrativos e a ampliação da transparência pública têm aumentado significativamente o volume de informações disponíveis sobre contratações governamentais. A identificação manual de oportunidades de negócios em licitações públicas torna-se uma atividade complexa, especialmente para empresas que atuam em segmentos específicos da área de tecnologia da informação. Esta pesquisa propõe o desenvolvimento de um sistema inteligente de </w:t>
+      </w:r>
+      <w:r>
+        <w:rPr>
+          <w:i/>
+          <w:iCs/>
+        </w:rPr>
+        <w:t xml:space="preserve">web </w:t>
+      </w:r>
+      <w:proofErr w:type="spellStart"/>
+      <w:r>
+        <w:rPr>
+          <w:i/>
+          <w:iCs/>
+        </w:rPr>
+        <w:t>scraping</w:t>
+      </w:r>
+      <w:proofErr w:type="spellEnd"/>
+      <w:r>
+        <w:t xml:space="preserve"> para identificação automatizada de oportunidades de negócios a partir dos dados disponibilizados pelo Portal Nacional de Contratações Públicas (PNCP). A solução desenvolvida utiliza técnicas de coleta automatizada de dados por meio da API pública do PNCP, processamento de linguagem natural e modelos de linguagem de grande escala executados localmente por meio da plataforma </w:t>
+      </w:r>
+      <w:proofErr w:type="spellStart"/>
+      <w:r>
+        <w:t>Ollama</w:t>
+      </w:r>
+      <w:proofErr w:type="spellEnd"/>
+      <w:r>
+        <w:t xml:space="preserve">, utilizando o modelo Gemma3. O sistema coleta, trata e estrutura as propostas de contratação em formatos adequados para análise automatizada. Posteriormente, o modelo classifica as propostas de acordo com sua relevância para o setor de computação e infraestrutura de TI. Os resultados demonstraram que a abordagem é capaz de identificar oportunidades relevantes de forma automatizada, reduzindo o esforço necessário para análise manual de grandes volumes de dados. Entretanto, também foram observados casos de falsos positivos decorrentes de interpretações semânticas imprecisas, evidenciando a necessidade de refinamento dos prompts e avaliação de modelos alternativos. Conclui-se que a integração entre </w:t>
+      </w:r>
+      <w:r>
+        <w:rPr>
+          <w:i/>
+          <w:iCs/>
+        </w:rPr>
+        <w:t xml:space="preserve">web </w:t>
+      </w:r>
+      <w:proofErr w:type="spellStart"/>
+      <w:r>
+        <w:rPr>
+          <w:i/>
+          <w:iCs/>
+        </w:rPr>
+        <w:t>scraping</w:t>
+      </w:r>
+      <w:proofErr w:type="spellEnd"/>
+      <w:r>
+        <w:t>, processamento de linguagem natural e grandes modelos de linguagem constitui uma estratégia promissora para a prospecção de oportunidades de negócios, contribuindo para tomadas de decisão mais eficientes e baseadas em dados.</w:t>
+      </w:r>
+    </w:p>
     <w:p>
       <w:r>
         <w:rPr>
@@ -496,81 +550,18 @@
       <w:r>
         <w:t xml:space="preserve">: </w:t>
       </w:r>
-    </w:p>
-    <w:p>
-      <w:pPr>
-        <w:pStyle w:val="Capa"/>
-      </w:pPr>
-    </w:p>
-    <w:p>
-      <w:pPr>
-        <w:pStyle w:val="Capa"/>
-      </w:pPr>
-    </w:p>
-    <w:p>
-      <w:pPr>
-        <w:pStyle w:val="Capa"/>
-      </w:pPr>
-    </w:p>
-    <w:p>
-      <w:pPr>
-        <w:pStyle w:val="Capa"/>
-      </w:pPr>
-    </w:p>
-    <w:p>
-      <w:pPr>
-        <w:pStyle w:val="Capa"/>
-      </w:pPr>
-    </w:p>
-    <w:p>
-      <w:pPr>
-        <w:pStyle w:val="Capa"/>
-      </w:pPr>
-    </w:p>
-    <w:p>
-      <w:pPr>
-        <w:pStyle w:val="Capa"/>
-      </w:pPr>
-    </w:p>
-    <w:p>
-      <w:pPr>
-        <w:pStyle w:val="Capa"/>
-      </w:pPr>
-    </w:p>
-    <w:p>
-      <w:pPr>
-        <w:pStyle w:val="Capa"/>
-      </w:pPr>
-    </w:p>
-    <w:p>
-      <w:pPr>
-        <w:pStyle w:val="Capa"/>
-      </w:pPr>
-    </w:p>
-    <w:p>
-      <w:pPr>
-        <w:pStyle w:val="Capa"/>
-      </w:pPr>
-    </w:p>
-    <w:p>
-      <w:pPr>
-        <w:pStyle w:val="Capa"/>
-      </w:pPr>
-    </w:p>
-    <w:p>
-      <w:pPr>
-        <w:pStyle w:val="Capa"/>
-      </w:pPr>
-    </w:p>
-    <w:p>
-      <w:pPr>
-        <w:pStyle w:val="Capa"/>
-      </w:pPr>
-    </w:p>
-    <w:p>
-      <w:pPr>
-        <w:pStyle w:val="Capa"/>
-      </w:pPr>
+      <w:r>
+        <w:t>Licitações Públicas; Portal Nacional de Contratações Públicas;</w:t>
+      </w:r>
+      <w:r>
+        <w:t xml:space="preserve"> NLP</w:t>
+      </w:r>
+      <w:r>
+        <w:t xml:space="preserve">; </w:t>
+      </w:r>
+      <w:r>
+        <w:t>LLM.</w:t>
+      </w:r>
     </w:p>
     <w:p>
       <w:pPr>
@@ -588,30 +579,71 @@
         <w:rPr>
           <w:lang w:val="en-US"/>
         </w:rPr>
-        <w:t>INTELLIGENT WEB SCRAPING SYSTEM FOR IDENTIFYING BUSINESS OPPORTUNITIES.</w:t>
+        <w:lastRenderedPageBreak/>
+        <w:t>INTELLIGENT WEB SCRAPING SYSTEM FOR IDENTIFYING BUSINESS OPPORTUNITIES</w:t>
       </w:r>
     </w:p>
     <w:p>
       <w:pPr>
         <w:pStyle w:val="Ttulo1"/>
+        <w:jc w:val="center"/>
         <w:rPr>
           <w:lang w:val="en-US"/>
         </w:rPr>
       </w:pPr>
-      <w:bookmarkStart w:id="1" w:name="_Toc232095186"/>
-      <w:bookmarkStart w:id="2" w:name="_Toc232193672"/>
-      <w:r>
-        <w:t>ABSTRACT</w:t>
-      </w:r>
-      <w:bookmarkEnd w:id="1"/>
-      <w:bookmarkEnd w:id="2"/>
-    </w:p>
-    <w:p>
-      <w:pPr>
+      <w:bookmarkStart w:id="2" w:name="_Toc232095186"/>
+      <w:bookmarkStart w:id="3" w:name="_Toc232193672"/>
+      <w:bookmarkStart w:id="4" w:name="_Toc232451251"/>
+      <w:r>
         <w:rPr>
           <w:lang w:val="en-US"/>
         </w:rPr>
-      </w:pPr>
+        <w:t>ABSTRACT</w:t>
+      </w:r>
+      <w:bookmarkEnd w:id="2"/>
+      <w:bookmarkEnd w:id="3"/>
+      <w:bookmarkEnd w:id="4"/>
+    </w:p>
+    <w:p>
+      <w:pPr>
+        <w:rPr>
+          <w:lang w:val="en-US"/>
+        </w:rPr>
+      </w:pPr>
+      <w:r>
+        <w:rPr>
+          <w:lang w:val="en-US"/>
+        </w:rPr>
+        <w:t xml:space="preserve">The increasing digitalization of administrative processes and the expansion of public transparency have significantly increased the volume of information available on government procurement. The manual identification of business opportunities in public tenders has become a complex task, especially for companies operating in specific segments of the information technology sector. This research proposes the development of an intelligent web scraping system for the automated identification of business opportunities based on data provided by the Brazilian National Public Procurement Portal (PNCP). The proposed solution employs automated data collection techniques through the PNCP public API, natural language processing, and large language models executed locally through the </w:t>
+      </w:r>
+      <w:proofErr w:type="spellStart"/>
+      <w:r>
+        <w:rPr>
+          <w:lang w:val="en-US"/>
+        </w:rPr>
+        <w:t>Ollama</w:t>
+      </w:r>
+      <w:proofErr w:type="spellEnd"/>
+      <w:r>
+        <w:rPr>
+          <w:lang w:val="en-US"/>
+        </w:rPr>
+        <w:t xml:space="preserve"> platform using the Gemma3 model. The system collects, processes, and structures procurement proposals into formats suitable for automated analysis. Subsequently, the model classifies the proposals according to their relevance to the computing and IT infrastructure sector. The results demonstrated that the approach </w:t>
+      </w:r>
+      <w:proofErr w:type="gramStart"/>
+      <w:r>
+        <w:rPr>
+          <w:lang w:val="en-US"/>
+        </w:rPr>
+        <w:t>is capable of identifying</w:t>
+      </w:r>
+      <w:proofErr w:type="gramEnd"/>
+      <w:r>
+        <w:rPr>
+          <w:lang w:val="en-US"/>
+        </w:rPr>
+        <w:t xml:space="preserve"> relevant opportunities automatically, reducing the effort required for the manual analysis of large volumes of data. However, false positive cases resulting from imprecise semantic interpretations were also observed, highlighting the need for prompt refinement and the evaluation of alternative models. It is concluded that the integration of web scraping, natural language processing, and large language models constitutes a promising strategy for business opportunity prospecting, contributing to more efficient and data-driven decision-making processes.</w:t>
+      </w:r>
     </w:p>
     <w:p>
       <w:pPr>
@@ -633,69 +665,12 @@
         </w:rPr>
         <w:t xml:space="preserve">: </w:t>
       </w:r>
-    </w:p>
-    <w:p>
-      <w:pPr>
+      <w:r>
         <w:rPr>
           <w:lang w:val="en-US"/>
         </w:rPr>
-      </w:pPr>
-    </w:p>
-    <w:p>
-      <w:pPr>
-        <w:rPr>
-          <w:lang w:val="en-US"/>
-        </w:rPr>
-      </w:pPr>
-    </w:p>
-    <w:p>
-      <w:pPr>
-        <w:rPr>
-          <w:lang w:val="en-US"/>
-        </w:rPr>
-      </w:pPr>
-    </w:p>
-    <w:p>
-      <w:pPr>
-        <w:rPr>
-          <w:lang w:val="en-US"/>
-        </w:rPr>
-      </w:pPr>
-    </w:p>
-    <w:p>
-      <w:pPr>
-        <w:rPr>
-          <w:lang w:val="en-US"/>
-        </w:rPr>
-      </w:pPr>
-    </w:p>
-    <w:p>
-      <w:pPr>
-        <w:rPr>
-          <w:lang w:val="en-US"/>
-        </w:rPr>
-      </w:pPr>
-    </w:p>
-    <w:p>
-      <w:pPr>
-        <w:rPr>
-          <w:lang w:val="en-US"/>
-        </w:rPr>
-      </w:pPr>
-    </w:p>
-    <w:p>
-      <w:pPr>
-        <w:rPr>
-          <w:lang w:val="en-US"/>
-        </w:rPr>
-      </w:pPr>
-    </w:p>
-    <w:p>
-      <w:pPr>
-        <w:rPr>
-          <w:lang w:val="en-US"/>
-        </w:rPr>
-      </w:pPr>
+        <w:t>Public Procurement; National Public Procurement Portal; NLP; LLM.</w:t>
+      </w:r>
     </w:p>
     <w:p>
       <w:pPr>
@@ -733,32 +708,15 @@
     </w:p>
     <w:p>
       <w:pPr>
-        <w:pStyle w:val="Capa"/>
-        <w:jc w:val="both"/>
-        <w:rPr>
-          <w:lang w:val="en-US"/>
-        </w:rPr>
-      </w:pPr>
-    </w:p>
-    <w:p>
-      <w:pPr>
-        <w:pStyle w:val="Capa"/>
-        <w:jc w:val="both"/>
-        <w:rPr>
-          <w:lang w:val="en-US"/>
-        </w:rPr>
-      </w:pPr>
-    </w:p>
-    <w:p>
-      <w:pPr>
         <w:pStyle w:val="Ttulo1"/>
         <w:rPr>
           <w:lang w:val="en-US"/>
         </w:rPr>
       </w:pPr>
-      <w:bookmarkStart w:id="3" w:name="_Toc232070571"/>
-      <w:bookmarkStart w:id="4" w:name="_Toc232095187"/>
-      <w:bookmarkStart w:id="5" w:name="_Toc232193673"/>
+      <w:bookmarkStart w:id="5" w:name="_Toc232070571"/>
+      <w:bookmarkStart w:id="6" w:name="_Toc232095187"/>
+      <w:bookmarkStart w:id="7" w:name="_Toc232193673"/>
+      <w:bookmarkStart w:id="8" w:name="_Toc232451252"/>
       <w:r>
         <w:rPr>
           <w:lang w:val="en-US"/>
@@ -766,9 +724,10 @@
         <w:lastRenderedPageBreak/>
         <w:t>LISTA DE FIGURAS</w:t>
       </w:r>
-      <w:bookmarkEnd w:id="3"/>
-      <w:bookmarkEnd w:id="4"/>
       <w:bookmarkEnd w:id="5"/>
+      <w:bookmarkEnd w:id="6"/>
+      <w:bookmarkEnd w:id="7"/>
+      <w:bookmarkEnd w:id="8"/>
     </w:p>
     <w:p>
       <w:pPr>
@@ -794,7 +753,7 @@
       <w:r>
         <w:fldChar w:fldCharType="separate"/>
       </w:r>
-      <w:hyperlink w:anchor="_Toc232095169" w:history="1">
+      <w:hyperlink w:anchor="_Toc232457060" w:history="1">
         <w:r>
           <w:rPr>
             <w:rStyle w:val="Hyperlink"/>
@@ -821,299 +780,7 @@
             <w:noProof/>
             <w:webHidden/>
           </w:rPr>
-          <w:instrText xml:space="preserve"> PAGEREF _Toc232095169 \h </w:instrText>
-        </w:r>
-        <w:r>
-          <w:rPr>
-            <w:noProof/>
-            <w:webHidden/>
-          </w:rPr>
-        </w:r>
-        <w:r>
-          <w:rPr>
-            <w:noProof/>
-            <w:webHidden/>
-          </w:rPr>
-          <w:fldChar w:fldCharType="separate"/>
-        </w:r>
-        <w:r>
-          <w:rPr>
-            <w:noProof/>
-            <w:webHidden/>
-          </w:rPr>
-          <w:t>15</w:t>
-        </w:r>
-        <w:r>
-          <w:rPr>
-            <w:noProof/>
-            <w:webHidden/>
-          </w:rPr>
-          <w:fldChar w:fldCharType="end"/>
-        </w:r>
-      </w:hyperlink>
-    </w:p>
-    <w:p>
-      <w:pPr>
-        <w:pStyle w:val="ndicedeilustraes"/>
-        <w:tabs>
-          <w:tab w:val="right" w:leader="dot" w:pos="9395"/>
-        </w:tabs>
-        <w:rPr>
-          <w:rFonts w:asciiTheme="minorHAnsi" w:hAnsiTheme="minorHAnsi"/>
-          <w:noProof/>
-          <w:kern w:val="2"/>
-          <w:szCs w:val="24"/>
-          <w:lang w:eastAsia="pt-BR"/>
-          <w14:ligatures w14:val="standardContextual"/>
-        </w:rPr>
-      </w:pPr>
-      <w:hyperlink w:anchor="_Toc232095170" w:history="1">
-        <w:r>
-          <w:rPr>
-            <w:rStyle w:val="Hyperlink"/>
-            <w:noProof/>
-          </w:rPr>
-          <w:t>Figura 2. Prompt utilizado na requisição. Fonte: Elaborado pelo autor.</w:t>
-        </w:r>
-        <w:r>
-          <w:rPr>
-            <w:noProof/>
-            <w:webHidden/>
-          </w:rPr>
-          <w:tab/>
-        </w:r>
-        <w:r>
-          <w:rPr>
-            <w:noProof/>
-            <w:webHidden/>
-          </w:rPr>
-          <w:fldChar w:fldCharType="begin"/>
-        </w:r>
-        <w:r>
-          <w:rPr>
-            <w:noProof/>
-            <w:webHidden/>
-          </w:rPr>
-          <w:instrText xml:space="preserve"> PAGEREF _Toc232095170 \h </w:instrText>
-        </w:r>
-        <w:r>
-          <w:rPr>
-            <w:noProof/>
-            <w:webHidden/>
-          </w:rPr>
-        </w:r>
-        <w:r>
-          <w:rPr>
-            <w:noProof/>
-            <w:webHidden/>
-          </w:rPr>
-          <w:fldChar w:fldCharType="separate"/>
-        </w:r>
-        <w:r>
-          <w:rPr>
-            <w:noProof/>
-            <w:webHidden/>
-          </w:rPr>
-          <w:t>16</w:t>
-        </w:r>
-        <w:r>
-          <w:rPr>
-            <w:noProof/>
-            <w:webHidden/>
-          </w:rPr>
-          <w:fldChar w:fldCharType="end"/>
-        </w:r>
-      </w:hyperlink>
-    </w:p>
-    <w:p>
-      <w:pPr>
-        <w:pStyle w:val="ndicedeilustraes"/>
-        <w:tabs>
-          <w:tab w:val="right" w:leader="dot" w:pos="9395"/>
-        </w:tabs>
-        <w:rPr>
-          <w:rFonts w:asciiTheme="minorHAnsi" w:hAnsiTheme="minorHAnsi"/>
-          <w:noProof/>
-          <w:kern w:val="2"/>
-          <w:szCs w:val="24"/>
-          <w:lang w:eastAsia="pt-BR"/>
-          <w14:ligatures w14:val="standardContextual"/>
-        </w:rPr>
-      </w:pPr>
-      <w:hyperlink w:anchor="_Toc232095171" w:history="1">
-        <w:r>
-          <w:rPr>
-            <w:rStyle w:val="Hyperlink"/>
-            <w:noProof/>
-          </w:rPr>
-          <w:t>Figura 3. Inicialização do LLM no main.py. Fonte: Elaborado pelo autor.</w:t>
-        </w:r>
-        <w:r>
-          <w:rPr>
-            <w:noProof/>
-            <w:webHidden/>
-          </w:rPr>
-          <w:tab/>
-        </w:r>
-        <w:r>
-          <w:rPr>
-            <w:noProof/>
-            <w:webHidden/>
-          </w:rPr>
-          <w:fldChar w:fldCharType="begin"/>
-        </w:r>
-        <w:r>
-          <w:rPr>
-            <w:noProof/>
-            <w:webHidden/>
-          </w:rPr>
-          <w:instrText xml:space="preserve"> PAGEREF _Toc232095171 \h </w:instrText>
-        </w:r>
-        <w:r>
-          <w:rPr>
-            <w:noProof/>
-            <w:webHidden/>
-          </w:rPr>
-        </w:r>
-        <w:r>
-          <w:rPr>
-            <w:noProof/>
-            <w:webHidden/>
-          </w:rPr>
-          <w:fldChar w:fldCharType="separate"/>
-        </w:r>
-        <w:r>
-          <w:rPr>
-            <w:noProof/>
-            <w:webHidden/>
-          </w:rPr>
-          <w:t>17</w:t>
-        </w:r>
-        <w:r>
-          <w:rPr>
-            <w:noProof/>
-            <w:webHidden/>
-          </w:rPr>
-          <w:fldChar w:fldCharType="end"/>
-        </w:r>
-      </w:hyperlink>
-    </w:p>
-    <w:p>
-      <w:pPr>
-        <w:pStyle w:val="ndicedeilustraes"/>
-        <w:tabs>
-          <w:tab w:val="right" w:leader="dot" w:pos="9395"/>
-        </w:tabs>
-        <w:rPr>
-          <w:rFonts w:asciiTheme="minorHAnsi" w:hAnsiTheme="minorHAnsi"/>
-          <w:noProof/>
-          <w:kern w:val="2"/>
-          <w:szCs w:val="24"/>
-          <w:lang w:eastAsia="pt-BR"/>
-          <w14:ligatures w14:val="standardContextual"/>
-        </w:rPr>
-      </w:pPr>
-      <w:hyperlink w:anchor="_Toc232095172" w:history="1">
-        <w:r>
-          <w:rPr>
-            <w:rStyle w:val="Hyperlink"/>
-            <w:noProof/>
-          </w:rPr>
-          <w:t>Figura 4. Inicialização do functions.py. Fonte: Elaborado pelo autor.</w:t>
-        </w:r>
-        <w:r>
-          <w:rPr>
-            <w:noProof/>
-            <w:webHidden/>
-          </w:rPr>
-          <w:tab/>
-        </w:r>
-        <w:r>
-          <w:rPr>
-            <w:noProof/>
-            <w:webHidden/>
-          </w:rPr>
-          <w:fldChar w:fldCharType="begin"/>
-        </w:r>
-        <w:r>
-          <w:rPr>
-            <w:noProof/>
-            <w:webHidden/>
-          </w:rPr>
-          <w:instrText xml:space="preserve"> PAGEREF _Toc232095172 \h </w:instrText>
-        </w:r>
-        <w:r>
-          <w:rPr>
-            <w:noProof/>
-            <w:webHidden/>
-          </w:rPr>
-        </w:r>
-        <w:r>
-          <w:rPr>
-            <w:noProof/>
-            <w:webHidden/>
-          </w:rPr>
-          <w:fldChar w:fldCharType="separate"/>
-        </w:r>
-        <w:r>
-          <w:rPr>
-            <w:noProof/>
-            <w:webHidden/>
-          </w:rPr>
-          <w:t>18</w:t>
-        </w:r>
-        <w:r>
-          <w:rPr>
-            <w:noProof/>
-            <w:webHidden/>
-          </w:rPr>
-          <w:fldChar w:fldCharType="end"/>
-        </w:r>
-      </w:hyperlink>
-    </w:p>
-    <w:p>
-      <w:pPr>
-        <w:pStyle w:val="ndicedeilustraes"/>
-        <w:tabs>
-          <w:tab w:val="right" w:leader="dot" w:pos="9395"/>
-        </w:tabs>
-        <w:rPr>
-          <w:rFonts w:asciiTheme="minorHAnsi" w:hAnsiTheme="minorHAnsi"/>
-          <w:noProof/>
-          <w:kern w:val="2"/>
-          <w:szCs w:val="24"/>
-          <w:lang w:eastAsia="pt-BR"/>
-          <w14:ligatures w14:val="standardContextual"/>
-        </w:rPr>
-      </w:pPr>
-      <w:hyperlink w:anchor="_Toc232095173" w:history="1">
-        <w:r>
-          <w:rPr>
-            <w:rStyle w:val="Hyperlink"/>
-            <w:noProof/>
-          </w:rPr>
-          <w:t>Figura 5. Função acessar_api() parte 1. Fonte: Elaborado pelo autor.</w:t>
-        </w:r>
-        <w:r>
-          <w:rPr>
-            <w:noProof/>
-            <w:webHidden/>
-          </w:rPr>
-          <w:tab/>
-        </w:r>
-        <w:r>
-          <w:rPr>
-            <w:noProof/>
-            <w:webHidden/>
-          </w:rPr>
-          <w:fldChar w:fldCharType="begin"/>
-        </w:r>
-        <w:r>
-          <w:rPr>
-            <w:noProof/>
-            <w:webHidden/>
-          </w:rPr>
-          <w:instrText xml:space="preserve"> PAGEREF _Toc232095173 \h </w:instrText>
+          <w:instrText xml:space="preserve"> PAGEREF _Toc232457060 \h </w:instrText>
         </w:r>
         <w:r>
           <w:rPr>
@@ -1159,13 +826,13 @@
           <w14:ligatures w14:val="standardContextual"/>
         </w:rPr>
       </w:pPr>
-      <w:hyperlink w:anchor="_Toc232095174" w:history="1">
+      <w:hyperlink w:anchor="_Toc232457061" w:history="1">
         <w:r>
           <w:rPr>
             <w:rStyle w:val="Hyperlink"/>
             <w:noProof/>
           </w:rPr>
-          <w:t>Figura 6. Função acessar_api() parte 2. Fonte: Elaborado pelo autor.</w:t>
+          <w:t>Figura 2. Prompt utilizado na requisição. Fonte: Elaborado pelo autor.</w:t>
         </w:r>
         <w:r>
           <w:rPr>
@@ -1186,7 +853,7 @@
             <w:noProof/>
             <w:webHidden/>
           </w:rPr>
-          <w:instrText xml:space="preserve"> PAGEREF _Toc232095174 \h </w:instrText>
+          <w:instrText xml:space="preserve"> PAGEREF _Toc232457061 \h </w:instrText>
         </w:r>
         <w:r>
           <w:rPr>
@@ -1232,13 +899,13 @@
           <w14:ligatures w14:val="standardContextual"/>
         </w:rPr>
       </w:pPr>
-      <w:hyperlink w:anchor="_Toc232095175" w:history="1">
+      <w:hyperlink w:anchor="_Toc232457062" w:history="1">
         <w:r>
           <w:rPr>
             <w:rStyle w:val="Hyperlink"/>
             <w:noProof/>
           </w:rPr>
-          <w:t>Figura 7. Função acessar_api() parte 3. Fonte: Elaborado pelo autor.</w:t>
+          <w:t>Figura 3. Inicialização do LLM no main.py. Fonte: Elaborado pelo autor.</w:t>
         </w:r>
         <w:r>
           <w:rPr>
@@ -1259,7 +926,7 @@
             <w:noProof/>
             <w:webHidden/>
           </w:rPr>
-          <w:instrText xml:space="preserve"> PAGEREF _Toc232095175 \h </w:instrText>
+          <w:instrText xml:space="preserve"> PAGEREF _Toc232457062 \h </w:instrText>
         </w:r>
         <w:r>
           <w:rPr>
@@ -1305,13 +972,13 @@
           <w14:ligatures w14:val="standardContextual"/>
         </w:rPr>
       </w:pPr>
-      <w:hyperlink w:anchor="_Toc232095176" w:history="1">
+      <w:hyperlink w:anchor="_Toc232457063" w:history="1">
         <w:r>
           <w:rPr>
             <w:rStyle w:val="Hyperlink"/>
             <w:noProof/>
           </w:rPr>
-          <w:t>Figura 8. Função acessar_api() parte 4. Fonte: Elaborado pelo autor.</w:t>
+          <w:t>Figura 4. Inicialização do functions.py. Fonte: Elaborado pelo autor.</w:t>
         </w:r>
         <w:r>
           <w:rPr>
@@ -1332,7 +999,7 @@
             <w:noProof/>
             <w:webHidden/>
           </w:rPr>
-          <w:instrText xml:space="preserve"> PAGEREF _Toc232095176 \h </w:instrText>
+          <w:instrText xml:space="preserve"> PAGEREF _Toc232457063 \h </w:instrText>
         </w:r>
         <w:r>
           <w:rPr>
@@ -1378,13 +1045,13 @@
           <w14:ligatures w14:val="standardContextual"/>
         </w:rPr>
       </w:pPr>
-      <w:hyperlink w:anchor="_Toc232095177" w:history="1">
+      <w:hyperlink w:anchor="_Toc232457064" w:history="1">
         <w:r>
           <w:rPr>
             <w:rStyle w:val="Hyperlink"/>
             <w:noProof/>
           </w:rPr>
-          <w:t>Figura 9. Função parser_propostas(). Fonte: Elaborado pelo autor.</w:t>
+          <w:t>Figura 5. Função acessar_api() parte 1. Fonte: Elaborado pelo autor.</w:t>
         </w:r>
         <w:r>
           <w:rPr>
@@ -1405,7 +1072,7 @@
             <w:noProof/>
             <w:webHidden/>
           </w:rPr>
-          <w:instrText xml:space="preserve"> PAGEREF _Toc232095177 \h </w:instrText>
+          <w:instrText xml:space="preserve"> PAGEREF _Toc232457064 \h </w:instrText>
         </w:r>
         <w:r>
           <w:rPr>
@@ -1451,13 +1118,13 @@
           <w14:ligatures w14:val="standardContextual"/>
         </w:rPr>
       </w:pPr>
-      <w:hyperlink w:anchor="_Toc232095178" w:history="1">
+      <w:hyperlink w:anchor="_Toc232457065" w:history="1">
         <w:r>
           <w:rPr>
             <w:rStyle w:val="Hyperlink"/>
             <w:noProof/>
           </w:rPr>
-          <w:t>Figura 10. Função encontrar_propostas(obj). Fonte: Elaborado pelo autor.</w:t>
+          <w:t>Figura 6. Função acessar_api() parte 2. Fonte: Elaborado pelo autor.</w:t>
         </w:r>
         <w:r>
           <w:rPr>
@@ -1478,7 +1145,7 @@
             <w:noProof/>
             <w:webHidden/>
           </w:rPr>
-          <w:instrText xml:space="preserve"> PAGEREF _Toc232095178 \h </w:instrText>
+          <w:instrText xml:space="preserve"> PAGEREF _Toc232457065 \h </w:instrText>
         </w:r>
         <w:r>
           <w:rPr>
@@ -1524,13 +1191,13 @@
           <w14:ligatures w14:val="standardContextual"/>
         </w:rPr>
       </w:pPr>
-      <w:hyperlink w:anchor="_Toc232095179" w:history="1">
+      <w:hyperlink w:anchor="_Toc232457066" w:history="1">
         <w:r>
           <w:rPr>
             <w:rStyle w:val="Hyperlink"/>
             <w:noProof/>
           </w:rPr>
-          <w:t>Figura 11. Função formatar_data(d). Fonte: Elaborado pelo autor.</w:t>
+          <w:t>Figura 7. Função acessar_api() parte 3. Fonte: Elaborado pelo autor.</w:t>
         </w:r>
         <w:r>
           <w:rPr>
@@ -1551,80 +1218,7 @@
             <w:noProof/>
             <w:webHidden/>
           </w:rPr>
-          <w:instrText xml:space="preserve"> PAGEREF _Toc232095179 \h </w:instrText>
-        </w:r>
-        <w:r>
-          <w:rPr>
-            <w:noProof/>
-            <w:webHidden/>
-          </w:rPr>
-        </w:r>
-        <w:r>
-          <w:rPr>
-            <w:noProof/>
-            <w:webHidden/>
-          </w:rPr>
-          <w:fldChar w:fldCharType="separate"/>
-        </w:r>
-        <w:r>
-          <w:rPr>
-            <w:noProof/>
-            <w:webHidden/>
-          </w:rPr>
-          <w:t>24</w:t>
-        </w:r>
-        <w:r>
-          <w:rPr>
-            <w:noProof/>
-            <w:webHidden/>
-          </w:rPr>
-          <w:fldChar w:fldCharType="end"/>
-        </w:r>
-      </w:hyperlink>
-    </w:p>
-    <w:p>
-      <w:pPr>
-        <w:pStyle w:val="ndicedeilustraes"/>
-        <w:tabs>
-          <w:tab w:val="right" w:leader="dot" w:pos="9395"/>
-        </w:tabs>
-        <w:rPr>
-          <w:rFonts w:asciiTheme="minorHAnsi" w:hAnsiTheme="minorHAnsi"/>
-          <w:noProof/>
-          <w:kern w:val="2"/>
-          <w:szCs w:val="24"/>
-          <w:lang w:eastAsia="pt-BR"/>
-          <w14:ligatures w14:val="standardContextual"/>
-        </w:rPr>
-      </w:pPr>
-      <w:hyperlink w:anchor="_Toc232095180" w:history="1">
-        <w:r>
-          <w:rPr>
-            <w:rStyle w:val="Hyperlink"/>
-            <w:noProof/>
-          </w:rPr>
-          <w:t>Figura 12. Função imprimir_ficha(ficha: dict, indice=None). Fonte: Elaborado pelo autor.</w:t>
-        </w:r>
-        <w:r>
-          <w:rPr>
-            <w:noProof/>
-            <w:webHidden/>
-          </w:rPr>
-          <w:tab/>
-        </w:r>
-        <w:r>
-          <w:rPr>
-            <w:noProof/>
-            <w:webHidden/>
-          </w:rPr>
-          <w:fldChar w:fldCharType="begin"/>
-        </w:r>
-        <w:r>
-          <w:rPr>
-            <w:noProof/>
-            <w:webHidden/>
-          </w:rPr>
-          <w:instrText xml:space="preserve"> PAGEREF _Toc232095180 \h </w:instrText>
+          <w:instrText xml:space="preserve"> PAGEREF _Toc232457066 \h </w:instrText>
         </w:r>
         <w:r>
           <w:rPr>
@@ -1670,13 +1264,13 @@
           <w14:ligatures w14:val="standardContextual"/>
         </w:rPr>
       </w:pPr>
-      <w:hyperlink w:anchor="_Toc232095181" w:history="1">
+      <w:hyperlink w:anchor="_Toc232457067" w:history="1">
         <w:r>
           <w:rPr>
             <w:rStyle w:val="Hyperlink"/>
             <w:noProof/>
           </w:rPr>
-          <w:t>Figura 13. Função json_para_ollama. Fonte: Elaborado pelo autor.</w:t>
+          <w:t>Figura 8. Função acessar_api() parte 4. Fonte: Elaborado pelo autor.</w:t>
         </w:r>
         <w:r>
           <w:rPr>
@@ -1697,80 +1291,7 @@
             <w:noProof/>
             <w:webHidden/>
           </w:rPr>
-          <w:instrText xml:space="preserve"> PAGEREF _Toc232095181 \h </w:instrText>
-        </w:r>
-        <w:r>
-          <w:rPr>
-            <w:noProof/>
-            <w:webHidden/>
-          </w:rPr>
-        </w:r>
-        <w:r>
-          <w:rPr>
-            <w:noProof/>
-            <w:webHidden/>
-          </w:rPr>
-          <w:fldChar w:fldCharType="separate"/>
-        </w:r>
-        <w:r>
-          <w:rPr>
-            <w:noProof/>
-            <w:webHidden/>
-          </w:rPr>
-          <w:t>25</w:t>
-        </w:r>
-        <w:r>
-          <w:rPr>
-            <w:noProof/>
-            <w:webHidden/>
-          </w:rPr>
-          <w:fldChar w:fldCharType="end"/>
-        </w:r>
-      </w:hyperlink>
-    </w:p>
-    <w:p>
-      <w:pPr>
-        <w:pStyle w:val="ndicedeilustraes"/>
-        <w:tabs>
-          <w:tab w:val="right" w:leader="dot" w:pos="9395"/>
-        </w:tabs>
-        <w:rPr>
-          <w:rFonts w:asciiTheme="minorHAnsi" w:hAnsiTheme="minorHAnsi"/>
-          <w:noProof/>
-          <w:kern w:val="2"/>
-          <w:szCs w:val="24"/>
-          <w:lang w:eastAsia="pt-BR"/>
-          <w14:ligatures w14:val="standardContextual"/>
-        </w:rPr>
-      </w:pPr>
-      <w:hyperlink w:anchor="_Toc232095182" w:history="1">
-        <w:r>
-          <w:rPr>
-            <w:rStyle w:val="Hyperlink"/>
-            <w:noProof/>
-          </w:rPr>
-          <w:t>Figura 14. Proposta em JSON. Fonte: Elaborado pelo autor.</w:t>
-        </w:r>
-        <w:r>
-          <w:rPr>
-            <w:noProof/>
-            <w:webHidden/>
-          </w:rPr>
-          <w:tab/>
-        </w:r>
-        <w:r>
-          <w:rPr>
-            <w:noProof/>
-            <w:webHidden/>
-          </w:rPr>
-          <w:fldChar w:fldCharType="begin"/>
-        </w:r>
-        <w:r>
-          <w:rPr>
-            <w:noProof/>
-            <w:webHidden/>
-          </w:rPr>
-          <w:instrText xml:space="preserve"> PAGEREF _Toc232095182 \h </w:instrText>
+          <w:instrText xml:space="preserve"> PAGEREF _Toc232457067 \h </w:instrText>
         </w:r>
         <w:r>
           <w:rPr>
@@ -1816,13 +1337,13 @@
           <w14:ligatures w14:val="standardContextual"/>
         </w:rPr>
       </w:pPr>
-      <w:hyperlink w:anchor="_Toc232095183" w:history="1">
+      <w:hyperlink w:anchor="_Toc232457068" w:history="1">
         <w:r>
           <w:rPr>
             <w:rStyle w:val="Hyperlink"/>
             <w:noProof/>
           </w:rPr>
-          <w:t>Figura 16. Proposta analisada pela LLM. Fonte: Elaborado pelo autor.</w:t>
+          <w:t>Figura 9. Função parser_propostas(). Fonte: Elaborado pelo autor.</w:t>
         </w:r>
         <w:r>
           <w:rPr>
@@ -1843,7 +1364,7 @@
             <w:noProof/>
             <w:webHidden/>
           </w:rPr>
-          <w:instrText xml:space="preserve"> PAGEREF _Toc232095183 \h </w:instrText>
+          <w:instrText xml:space="preserve"> PAGEREF _Toc232457068 \h </w:instrText>
         </w:r>
         <w:r>
           <w:rPr>
@@ -1889,13 +1410,13 @@
           <w14:ligatures w14:val="standardContextual"/>
         </w:rPr>
       </w:pPr>
-      <w:hyperlink w:anchor="_Toc232095184" w:history="1">
+      <w:hyperlink w:anchor="_Toc232457069" w:history="1">
         <w:r>
           <w:rPr>
             <w:rStyle w:val="Hyperlink"/>
             <w:noProof/>
           </w:rPr>
-          <w:t>Figura 15. Proposta em TXT. Fonte: Elaborado pelo autor.</w:t>
+          <w:t>Figura 10. Função encontrar_propostas(obj). Fonte: Elaborado pelo autor.</w:t>
         </w:r>
         <w:r>
           <w:rPr>
@@ -1916,7 +1437,7 @@
             <w:noProof/>
             <w:webHidden/>
           </w:rPr>
-          <w:instrText xml:space="preserve"> PAGEREF _Toc232095184 \h </w:instrText>
+          <w:instrText xml:space="preserve"> PAGEREF _Toc232457069 \h </w:instrText>
         </w:r>
         <w:r>
           <w:rPr>
@@ -1936,7 +1457,7 @@
             <w:noProof/>
             <w:webHidden/>
           </w:rPr>
-          <w:t>27</w:t>
+          <w:t>28</w:t>
         </w:r>
         <w:r>
           <w:rPr>
@@ -1948,10 +1469,646 @@
       </w:hyperlink>
     </w:p>
     <w:p>
+      <w:pPr>
+        <w:pStyle w:val="ndicedeilustraes"/>
+        <w:tabs>
+          <w:tab w:val="right" w:leader="dot" w:pos="9395"/>
+        </w:tabs>
+        <w:rPr>
+          <w:rFonts w:asciiTheme="minorHAnsi" w:hAnsiTheme="minorHAnsi"/>
+          <w:noProof/>
+          <w:kern w:val="2"/>
+          <w:szCs w:val="24"/>
+          <w:lang w:eastAsia="pt-BR"/>
+          <w14:ligatures w14:val="standardContextual"/>
+        </w:rPr>
+      </w:pPr>
+      <w:hyperlink w:anchor="_Toc232457070" w:history="1">
+        <w:r>
+          <w:rPr>
+            <w:rStyle w:val="Hyperlink"/>
+            <w:noProof/>
+          </w:rPr>
+          <w:t>Figura 11. Função formatar_data(d). Fonte: Elaborado pelo autor.</w:t>
+        </w:r>
+        <w:r>
+          <w:rPr>
+            <w:noProof/>
+            <w:webHidden/>
+          </w:rPr>
+          <w:tab/>
+        </w:r>
+        <w:r>
+          <w:rPr>
+            <w:noProof/>
+            <w:webHidden/>
+          </w:rPr>
+          <w:fldChar w:fldCharType="begin"/>
+        </w:r>
+        <w:r>
+          <w:rPr>
+            <w:noProof/>
+            <w:webHidden/>
+          </w:rPr>
+          <w:instrText xml:space="preserve"> PAGEREF _Toc232457070 \h </w:instrText>
+        </w:r>
+        <w:r>
+          <w:rPr>
+            <w:noProof/>
+            <w:webHidden/>
+          </w:rPr>
+        </w:r>
+        <w:r>
+          <w:rPr>
+            <w:noProof/>
+            <w:webHidden/>
+          </w:rPr>
+          <w:fldChar w:fldCharType="separate"/>
+        </w:r>
+        <w:r>
+          <w:rPr>
+            <w:noProof/>
+            <w:webHidden/>
+          </w:rPr>
+          <w:t>28</w:t>
+        </w:r>
+        <w:r>
+          <w:rPr>
+            <w:noProof/>
+            <w:webHidden/>
+          </w:rPr>
+          <w:fldChar w:fldCharType="end"/>
+        </w:r>
+      </w:hyperlink>
+    </w:p>
+    <w:p>
+      <w:pPr>
+        <w:pStyle w:val="ndicedeilustraes"/>
+        <w:tabs>
+          <w:tab w:val="right" w:leader="dot" w:pos="9395"/>
+        </w:tabs>
+        <w:rPr>
+          <w:rFonts w:asciiTheme="minorHAnsi" w:hAnsiTheme="minorHAnsi"/>
+          <w:noProof/>
+          <w:kern w:val="2"/>
+          <w:szCs w:val="24"/>
+          <w:lang w:eastAsia="pt-BR"/>
+          <w14:ligatures w14:val="standardContextual"/>
+        </w:rPr>
+      </w:pPr>
+      <w:hyperlink w:anchor="_Toc232457071" w:history="1">
+        <w:r>
+          <w:rPr>
+            <w:rStyle w:val="Hyperlink"/>
+            <w:noProof/>
+          </w:rPr>
+          <w:t>Figura 12. Função imprimir_ficha(ficha: dict, indice=None). Fonte: Elaborado pelo autor.</w:t>
+        </w:r>
+        <w:r>
+          <w:rPr>
+            <w:noProof/>
+            <w:webHidden/>
+          </w:rPr>
+          <w:tab/>
+        </w:r>
+        <w:r>
+          <w:rPr>
+            <w:noProof/>
+            <w:webHidden/>
+          </w:rPr>
+          <w:fldChar w:fldCharType="begin"/>
+        </w:r>
+        <w:r>
+          <w:rPr>
+            <w:noProof/>
+            <w:webHidden/>
+          </w:rPr>
+          <w:instrText xml:space="preserve"> PAGEREF _Toc232457071 \h </w:instrText>
+        </w:r>
+        <w:r>
+          <w:rPr>
+            <w:noProof/>
+            <w:webHidden/>
+          </w:rPr>
+        </w:r>
+        <w:r>
+          <w:rPr>
+            <w:noProof/>
+            <w:webHidden/>
+          </w:rPr>
+          <w:fldChar w:fldCharType="separate"/>
+        </w:r>
+        <w:r>
+          <w:rPr>
+            <w:noProof/>
+            <w:webHidden/>
+          </w:rPr>
+          <w:t>29</w:t>
+        </w:r>
+        <w:r>
+          <w:rPr>
+            <w:noProof/>
+            <w:webHidden/>
+          </w:rPr>
+          <w:fldChar w:fldCharType="end"/>
+        </w:r>
+      </w:hyperlink>
+    </w:p>
+    <w:p>
+      <w:pPr>
+        <w:pStyle w:val="ndicedeilustraes"/>
+        <w:tabs>
+          <w:tab w:val="right" w:leader="dot" w:pos="9395"/>
+        </w:tabs>
+        <w:rPr>
+          <w:rFonts w:asciiTheme="minorHAnsi" w:hAnsiTheme="minorHAnsi"/>
+          <w:noProof/>
+          <w:kern w:val="2"/>
+          <w:szCs w:val="24"/>
+          <w:lang w:eastAsia="pt-BR"/>
+          <w14:ligatures w14:val="standardContextual"/>
+        </w:rPr>
+      </w:pPr>
+      <w:hyperlink w:anchor="_Toc232457072" w:history="1">
+        <w:r>
+          <w:rPr>
+            <w:rStyle w:val="Hyperlink"/>
+            <w:noProof/>
+          </w:rPr>
+          <w:t>Figura 13. Função json_para_ollama. Fonte: Elaborado pelo autor.</w:t>
+        </w:r>
+        <w:r>
+          <w:rPr>
+            <w:noProof/>
+            <w:webHidden/>
+          </w:rPr>
+          <w:tab/>
+        </w:r>
+        <w:r>
+          <w:rPr>
+            <w:noProof/>
+            <w:webHidden/>
+          </w:rPr>
+          <w:fldChar w:fldCharType="begin"/>
+        </w:r>
+        <w:r>
+          <w:rPr>
+            <w:noProof/>
+            <w:webHidden/>
+          </w:rPr>
+          <w:instrText xml:space="preserve"> PAGEREF _Toc232457072 \h </w:instrText>
+        </w:r>
+        <w:r>
+          <w:rPr>
+            <w:noProof/>
+            <w:webHidden/>
+          </w:rPr>
+        </w:r>
+        <w:r>
+          <w:rPr>
+            <w:noProof/>
+            <w:webHidden/>
+          </w:rPr>
+          <w:fldChar w:fldCharType="separate"/>
+        </w:r>
+        <w:r>
+          <w:rPr>
+            <w:noProof/>
+            <w:webHidden/>
+          </w:rPr>
+          <w:t>29</w:t>
+        </w:r>
+        <w:r>
+          <w:rPr>
+            <w:noProof/>
+            <w:webHidden/>
+          </w:rPr>
+          <w:fldChar w:fldCharType="end"/>
+        </w:r>
+      </w:hyperlink>
+    </w:p>
+    <w:p>
+      <w:pPr>
+        <w:pStyle w:val="ndicedeilustraes"/>
+        <w:tabs>
+          <w:tab w:val="right" w:leader="dot" w:pos="9395"/>
+        </w:tabs>
+        <w:rPr>
+          <w:rFonts w:asciiTheme="minorHAnsi" w:hAnsiTheme="minorHAnsi"/>
+          <w:noProof/>
+          <w:kern w:val="2"/>
+          <w:szCs w:val="24"/>
+          <w:lang w:eastAsia="pt-BR"/>
+          <w14:ligatures w14:val="standardContextual"/>
+        </w:rPr>
+      </w:pPr>
+      <w:hyperlink w:anchor="_Toc232457073" w:history="1">
+        <w:r>
+          <w:rPr>
+            <w:rStyle w:val="Hyperlink"/>
+            <w:noProof/>
+          </w:rPr>
+          <w:t>Figura 14. Proposta em JSON. Fonte: Elaborado pelo autor.</w:t>
+        </w:r>
+        <w:r>
+          <w:rPr>
+            <w:noProof/>
+            <w:webHidden/>
+          </w:rPr>
+          <w:tab/>
+        </w:r>
+        <w:r>
+          <w:rPr>
+            <w:noProof/>
+            <w:webHidden/>
+          </w:rPr>
+          <w:fldChar w:fldCharType="begin"/>
+        </w:r>
+        <w:r>
+          <w:rPr>
+            <w:noProof/>
+            <w:webHidden/>
+          </w:rPr>
+          <w:instrText xml:space="preserve"> PAGEREF _Toc232457073 \h </w:instrText>
+        </w:r>
+        <w:r>
+          <w:rPr>
+            <w:noProof/>
+            <w:webHidden/>
+          </w:rPr>
+        </w:r>
+        <w:r>
+          <w:rPr>
+            <w:noProof/>
+            <w:webHidden/>
+          </w:rPr>
+          <w:fldChar w:fldCharType="separate"/>
+        </w:r>
+        <w:r>
+          <w:rPr>
+            <w:noProof/>
+            <w:webHidden/>
+          </w:rPr>
+          <w:t>30</w:t>
+        </w:r>
+        <w:r>
+          <w:rPr>
+            <w:noProof/>
+            <w:webHidden/>
+          </w:rPr>
+          <w:fldChar w:fldCharType="end"/>
+        </w:r>
+      </w:hyperlink>
+    </w:p>
+    <w:p>
+      <w:pPr>
+        <w:pStyle w:val="ndicedeilustraes"/>
+        <w:tabs>
+          <w:tab w:val="right" w:leader="dot" w:pos="9395"/>
+        </w:tabs>
+        <w:rPr>
+          <w:rFonts w:asciiTheme="minorHAnsi" w:hAnsiTheme="minorHAnsi"/>
+          <w:noProof/>
+          <w:kern w:val="2"/>
+          <w:szCs w:val="24"/>
+          <w:lang w:eastAsia="pt-BR"/>
+          <w14:ligatures w14:val="standardContextual"/>
+        </w:rPr>
+      </w:pPr>
+      <w:hyperlink w:anchor="_Toc232457074" w:history="1">
+        <w:r>
+          <w:rPr>
+            <w:rStyle w:val="Hyperlink"/>
+            <w:noProof/>
+          </w:rPr>
+          <w:t>Figura 16. Proposta analisada pela LLM. Fonte: Elaborado pelo autor.</w:t>
+        </w:r>
+        <w:r>
+          <w:rPr>
+            <w:noProof/>
+            <w:webHidden/>
+          </w:rPr>
+          <w:tab/>
+        </w:r>
+        <w:r>
+          <w:rPr>
+            <w:noProof/>
+            <w:webHidden/>
+          </w:rPr>
+          <w:fldChar w:fldCharType="begin"/>
+        </w:r>
+        <w:r>
+          <w:rPr>
+            <w:noProof/>
+            <w:webHidden/>
+          </w:rPr>
+          <w:instrText xml:space="preserve"> PAGEREF _Toc232457074 \h </w:instrText>
+        </w:r>
+        <w:r>
+          <w:rPr>
+            <w:noProof/>
+            <w:webHidden/>
+          </w:rPr>
+        </w:r>
+        <w:r>
+          <w:rPr>
+            <w:noProof/>
+            <w:webHidden/>
+          </w:rPr>
+          <w:fldChar w:fldCharType="separate"/>
+        </w:r>
+        <w:r>
+          <w:rPr>
+            <w:noProof/>
+            <w:webHidden/>
+          </w:rPr>
+          <w:t>31</w:t>
+        </w:r>
+        <w:r>
+          <w:rPr>
+            <w:noProof/>
+            <w:webHidden/>
+          </w:rPr>
+          <w:fldChar w:fldCharType="end"/>
+        </w:r>
+      </w:hyperlink>
+    </w:p>
+    <w:p>
+      <w:pPr>
+        <w:pStyle w:val="ndicedeilustraes"/>
+        <w:tabs>
+          <w:tab w:val="right" w:leader="dot" w:pos="9395"/>
+        </w:tabs>
+        <w:rPr>
+          <w:rFonts w:asciiTheme="minorHAnsi" w:hAnsiTheme="minorHAnsi"/>
+          <w:noProof/>
+          <w:kern w:val="2"/>
+          <w:szCs w:val="24"/>
+          <w:lang w:eastAsia="pt-BR"/>
+          <w14:ligatures w14:val="standardContextual"/>
+        </w:rPr>
+      </w:pPr>
+      <w:hyperlink w:anchor="_Toc232457075" w:history="1">
+        <w:r>
+          <w:rPr>
+            <w:rStyle w:val="Hyperlink"/>
+            <w:noProof/>
+          </w:rPr>
+          <w:t>Figura 15. Proposta em .txt. Fonte: Elaborado pelo autor.</w:t>
+        </w:r>
+        <w:r>
+          <w:rPr>
+            <w:noProof/>
+            <w:webHidden/>
+          </w:rPr>
+          <w:tab/>
+        </w:r>
+        <w:r>
+          <w:rPr>
+            <w:noProof/>
+            <w:webHidden/>
+          </w:rPr>
+          <w:fldChar w:fldCharType="begin"/>
+        </w:r>
+        <w:r>
+          <w:rPr>
+            <w:noProof/>
+            <w:webHidden/>
+          </w:rPr>
+          <w:instrText xml:space="preserve"> PAGEREF _Toc232457075 \h </w:instrText>
+        </w:r>
+        <w:r>
+          <w:rPr>
+            <w:noProof/>
+            <w:webHidden/>
+          </w:rPr>
+        </w:r>
+        <w:r>
+          <w:rPr>
+            <w:noProof/>
+            <w:webHidden/>
+          </w:rPr>
+          <w:fldChar w:fldCharType="separate"/>
+        </w:r>
+        <w:r>
+          <w:rPr>
+            <w:noProof/>
+            <w:webHidden/>
+          </w:rPr>
+          <w:t>31</w:t>
+        </w:r>
+        <w:r>
+          <w:rPr>
+            <w:noProof/>
+            <w:webHidden/>
+          </w:rPr>
+          <w:fldChar w:fldCharType="end"/>
+        </w:r>
+      </w:hyperlink>
+    </w:p>
+    <w:p>
       <w:r>
         <w:fldChar w:fldCharType="end"/>
       </w:r>
     </w:p>
+    <w:p/>
+    <w:p/>
+    <w:p/>
+    <w:p/>
+    <w:p/>
+    <w:p/>
+    <w:p/>
+    <w:p>
+      <w:pPr>
+        <w:pStyle w:val="Ttulo1"/>
+        <w:rPr>
+          <w:lang w:val="en-US"/>
+        </w:rPr>
+      </w:pPr>
+      <w:r>
+        <w:rPr>
+          <w:lang w:val="en-US"/>
+        </w:rPr>
+        <w:lastRenderedPageBreak/>
+        <w:t xml:space="preserve">LISTA DE </w:t>
+      </w:r>
+      <w:r>
+        <w:rPr>
+          <w:lang w:val="en-US"/>
+        </w:rPr>
+        <w:t>TABELAS</w:t>
+      </w:r>
+    </w:p>
+    <w:p>
+      <w:pPr>
+        <w:pStyle w:val="ndicedeilustraes"/>
+        <w:tabs>
+          <w:tab w:val="right" w:leader="dot" w:pos="9395"/>
+        </w:tabs>
+        <w:rPr>
+          <w:rFonts w:asciiTheme="minorHAnsi" w:hAnsiTheme="minorHAnsi"/>
+          <w:noProof/>
+          <w:kern w:val="2"/>
+          <w:szCs w:val="24"/>
+          <w:lang w:eastAsia="pt-BR"/>
+          <w14:ligatures w14:val="standardContextual"/>
+        </w:rPr>
+      </w:pPr>
+      <w:r>
+        <w:fldChar w:fldCharType="begin"/>
+      </w:r>
+      <w:r>
+        <w:instrText xml:space="preserve"> TOC \h \z \c "Tabela" </w:instrText>
+      </w:r>
+      <w:r>
+        <w:fldChar w:fldCharType="separate"/>
+      </w:r>
+      <w:hyperlink w:anchor="_Toc232457076" w:history="1">
+        <w:r>
+          <w:rPr>
+            <w:rStyle w:val="Hyperlink"/>
+            <w:noProof/>
+          </w:rPr>
+          <w:t>Tabela 1. Avaliação das propostas por dia. Fonte: Elaborado pelo autor.</w:t>
+        </w:r>
+        <w:r>
+          <w:rPr>
+            <w:noProof/>
+            <w:webHidden/>
+          </w:rPr>
+          <w:tab/>
+        </w:r>
+        <w:r>
+          <w:rPr>
+            <w:noProof/>
+            <w:webHidden/>
+          </w:rPr>
+          <w:fldChar w:fldCharType="begin"/>
+        </w:r>
+        <w:r>
+          <w:rPr>
+            <w:noProof/>
+            <w:webHidden/>
+          </w:rPr>
+          <w:instrText xml:space="preserve"> PAGEREF _Toc232457076 \h </w:instrText>
+        </w:r>
+        <w:r>
+          <w:rPr>
+            <w:noProof/>
+            <w:webHidden/>
+          </w:rPr>
+        </w:r>
+        <w:r>
+          <w:rPr>
+            <w:noProof/>
+            <w:webHidden/>
+          </w:rPr>
+          <w:fldChar w:fldCharType="separate"/>
+        </w:r>
+        <w:r>
+          <w:rPr>
+            <w:noProof/>
+            <w:webHidden/>
+          </w:rPr>
+          <w:t>34</w:t>
+        </w:r>
+        <w:r>
+          <w:rPr>
+            <w:noProof/>
+            <w:webHidden/>
+          </w:rPr>
+          <w:fldChar w:fldCharType="end"/>
+        </w:r>
+      </w:hyperlink>
+    </w:p>
+    <w:p>
+      <w:pPr>
+        <w:pStyle w:val="ndicedeilustraes"/>
+        <w:tabs>
+          <w:tab w:val="right" w:leader="dot" w:pos="9395"/>
+        </w:tabs>
+        <w:rPr>
+          <w:rFonts w:asciiTheme="minorHAnsi" w:hAnsiTheme="minorHAnsi"/>
+          <w:noProof/>
+          <w:kern w:val="2"/>
+          <w:szCs w:val="24"/>
+          <w:lang w:eastAsia="pt-BR"/>
+          <w14:ligatures w14:val="standardContextual"/>
+        </w:rPr>
+      </w:pPr>
+      <w:hyperlink w:anchor="_Toc232457077" w:history="1">
+        <w:r>
+          <w:rPr>
+            <w:rStyle w:val="Hyperlink"/>
+            <w:noProof/>
+          </w:rPr>
+          <w:t>Tabela 2. Cronograma.</w:t>
+        </w:r>
+        <w:r>
+          <w:rPr>
+            <w:noProof/>
+            <w:webHidden/>
+          </w:rPr>
+          <w:tab/>
+        </w:r>
+        <w:r>
+          <w:rPr>
+            <w:noProof/>
+            <w:webHidden/>
+          </w:rPr>
+          <w:fldChar w:fldCharType="begin"/>
+        </w:r>
+        <w:r>
+          <w:rPr>
+            <w:noProof/>
+            <w:webHidden/>
+          </w:rPr>
+          <w:instrText xml:space="preserve"> PAGEREF _Toc232457077 \h </w:instrText>
+        </w:r>
+        <w:r>
+          <w:rPr>
+            <w:noProof/>
+            <w:webHidden/>
+          </w:rPr>
+        </w:r>
+        <w:r>
+          <w:rPr>
+            <w:noProof/>
+            <w:webHidden/>
+          </w:rPr>
+          <w:fldChar w:fldCharType="separate"/>
+        </w:r>
+        <w:r>
+          <w:rPr>
+            <w:noProof/>
+            <w:webHidden/>
+          </w:rPr>
+          <w:t>36</w:t>
+        </w:r>
+        <w:r>
+          <w:rPr>
+            <w:noProof/>
+            <w:webHidden/>
+          </w:rPr>
+          <w:fldChar w:fldCharType="end"/>
+        </w:r>
+      </w:hyperlink>
+    </w:p>
+    <w:p>
+      <w:r>
+        <w:fldChar w:fldCharType="end"/>
+      </w:r>
+    </w:p>
+    <w:p/>
+    <w:p/>
+    <w:p/>
+    <w:p/>
+    <w:p/>
+    <w:p/>
+    <w:p/>
+    <w:p/>
+    <w:p/>
+    <w:p/>
     <w:p/>
     <w:p/>
     <w:p/>
@@ -2018,7 +2175,7 @@
               <w14:ligatures w14:val="standardContextual"/>
             </w:rPr>
           </w:pPr>
-          <w:hyperlink w:anchor="_Toc232193674" w:history="1">
+          <w:hyperlink w:anchor="_Toc232451253" w:history="1">
             <w:r>
               <w:rPr>
                 <w:rStyle w:val="Hyperlink"/>
@@ -2063,7 +2220,7 @@
                 <w:noProof/>
                 <w:webHidden/>
               </w:rPr>
-              <w:instrText xml:space="preserve"> PAGEREF _Toc232193674 \h </w:instrText>
+              <w:instrText xml:space="preserve"> PAGEREF _Toc232451253 \h </w:instrText>
             </w:r>
             <w:r>
               <w:rPr>
@@ -2083,7 +2240,7 @@
                 <w:noProof/>
                 <w:webHidden/>
               </w:rPr>
-              <w:t>8</w:t>
+              <w:t>9</w:t>
             </w:r>
             <w:r>
               <w:rPr>
@@ -2110,7 +2267,7 @@
               <w14:ligatures w14:val="standardContextual"/>
             </w:rPr>
           </w:pPr>
-          <w:hyperlink w:anchor="_Toc232193675" w:history="1">
+          <w:hyperlink w:anchor="_Toc232451254" w:history="1">
             <w:r>
               <w:rPr>
                 <w:rStyle w:val="Hyperlink"/>
@@ -2155,7 +2312,7 @@
                 <w:noProof/>
                 <w:webHidden/>
               </w:rPr>
-              <w:instrText xml:space="preserve"> PAGEREF _Toc232193675 \h </w:instrText>
+              <w:instrText xml:space="preserve"> PAGEREF _Toc232451254 \h </w:instrText>
             </w:r>
             <w:r>
               <w:rPr>
@@ -2175,7 +2332,7 @@
                 <w:noProof/>
                 <w:webHidden/>
               </w:rPr>
-              <w:t>11</w:t>
+              <w:t>12</w:t>
             </w:r>
             <w:r>
               <w:rPr>
@@ -2202,7 +2359,7 @@
               <w14:ligatures w14:val="standardContextual"/>
             </w:rPr>
           </w:pPr>
-          <w:hyperlink w:anchor="_Toc232193676" w:history="1">
+          <w:hyperlink w:anchor="_Toc232451255" w:history="1">
             <w:r>
               <w:rPr>
                 <w:rStyle w:val="Hyperlink"/>
@@ -2247,7 +2404,7 @@
                 <w:noProof/>
                 <w:webHidden/>
               </w:rPr>
-              <w:instrText xml:space="preserve"> PAGEREF _Toc232193676 \h </w:instrText>
+              <w:instrText xml:space="preserve"> PAGEREF _Toc232451255 \h </w:instrText>
             </w:r>
             <w:r>
               <w:rPr>
@@ -2267,7 +2424,7 @@
                 <w:noProof/>
                 <w:webHidden/>
               </w:rPr>
-              <w:t>11</w:t>
+              <w:t>12</w:t>
             </w:r>
             <w:r>
               <w:rPr>
@@ -2294,7 +2451,7 @@
               <w14:ligatures w14:val="standardContextual"/>
             </w:rPr>
           </w:pPr>
-          <w:hyperlink w:anchor="_Toc232193677" w:history="1">
+          <w:hyperlink w:anchor="_Toc232451256" w:history="1">
             <w:r>
               <w:rPr>
                 <w:rStyle w:val="Hyperlink"/>
@@ -2339,7 +2496,7 @@
                 <w:noProof/>
                 <w:webHidden/>
               </w:rPr>
-              <w:instrText xml:space="preserve"> PAGEREF _Toc232193677 \h </w:instrText>
+              <w:instrText xml:space="preserve"> PAGEREF _Toc232451256 \h </w:instrText>
             </w:r>
             <w:r>
               <w:rPr>
@@ -2386,7 +2543,7 @@
               <w14:ligatures w14:val="standardContextual"/>
             </w:rPr>
           </w:pPr>
-          <w:hyperlink w:anchor="_Toc232193678" w:history="1">
+          <w:hyperlink w:anchor="_Toc232451257" w:history="1">
             <w:r>
               <w:rPr>
                 <w:rStyle w:val="Hyperlink"/>
@@ -2431,283 +2588,7 @@
                 <w:noProof/>
                 <w:webHidden/>
               </w:rPr>
-              <w:instrText xml:space="preserve"> PAGEREF _Toc232193678 \h </w:instrText>
-            </w:r>
-            <w:r>
-              <w:rPr>
-                <w:noProof/>
-                <w:webHidden/>
-              </w:rPr>
-            </w:r>
-            <w:r>
-              <w:rPr>
-                <w:noProof/>
-                <w:webHidden/>
-              </w:rPr>
-              <w:fldChar w:fldCharType="separate"/>
-            </w:r>
-            <w:r>
-              <w:rPr>
-                <w:noProof/>
-                <w:webHidden/>
-              </w:rPr>
-              <w:t>15</w:t>
-            </w:r>
-            <w:r>
-              <w:rPr>
-                <w:noProof/>
-                <w:webHidden/>
-              </w:rPr>
-              <w:fldChar w:fldCharType="end"/>
-            </w:r>
-          </w:hyperlink>
-        </w:p>
-        <w:p>
-          <w:pPr>
-            <w:pStyle w:val="Sumrio1"/>
-            <w:tabs>
-              <w:tab w:val="left" w:pos="1200"/>
-              <w:tab w:val="right" w:leader="dot" w:pos="9395"/>
-            </w:tabs>
-            <w:rPr>
-              <w:rFonts w:asciiTheme="minorHAnsi" w:hAnsiTheme="minorHAnsi"/>
-              <w:noProof/>
-              <w:kern w:val="2"/>
-              <w:szCs w:val="24"/>
-              <w:lang w:eastAsia="pt-BR"/>
-              <w14:ligatures w14:val="standardContextual"/>
-            </w:rPr>
-          </w:pPr>
-          <w:hyperlink w:anchor="_Toc232193679" w:history="1">
-            <w:r>
-              <w:rPr>
-                <w:rStyle w:val="Hyperlink"/>
-                <w:noProof/>
-              </w:rPr>
-              <w:t>3.</w:t>
-            </w:r>
-            <w:r>
-              <w:rPr>
-                <w:rFonts w:asciiTheme="minorHAnsi" w:hAnsiTheme="minorHAnsi"/>
-                <w:noProof/>
-                <w:kern w:val="2"/>
-                <w:szCs w:val="24"/>
-                <w:lang w:eastAsia="pt-BR"/>
-                <w14:ligatures w14:val="standardContextual"/>
-              </w:rPr>
-              <w:tab/>
-            </w:r>
-            <w:r>
-              <w:rPr>
-                <w:rStyle w:val="Hyperlink"/>
-                <w:noProof/>
-              </w:rPr>
-              <w:t>OBJETIVOS</w:t>
-            </w:r>
-            <w:r>
-              <w:rPr>
-                <w:noProof/>
-                <w:webHidden/>
-              </w:rPr>
-              <w:tab/>
-            </w:r>
-            <w:r>
-              <w:rPr>
-                <w:noProof/>
-                <w:webHidden/>
-              </w:rPr>
-              <w:fldChar w:fldCharType="begin"/>
-            </w:r>
-            <w:r>
-              <w:rPr>
-                <w:noProof/>
-                <w:webHidden/>
-              </w:rPr>
-              <w:instrText xml:space="preserve"> PAGEREF _Toc232193679 \h </w:instrText>
-            </w:r>
-            <w:r>
-              <w:rPr>
-                <w:noProof/>
-                <w:webHidden/>
-              </w:rPr>
-            </w:r>
-            <w:r>
-              <w:rPr>
-                <w:noProof/>
-                <w:webHidden/>
-              </w:rPr>
-              <w:fldChar w:fldCharType="separate"/>
-            </w:r>
-            <w:r>
-              <w:rPr>
-                <w:noProof/>
-                <w:webHidden/>
-              </w:rPr>
-              <w:t>16</w:t>
-            </w:r>
-            <w:r>
-              <w:rPr>
-                <w:noProof/>
-                <w:webHidden/>
-              </w:rPr>
-              <w:fldChar w:fldCharType="end"/>
-            </w:r>
-          </w:hyperlink>
-        </w:p>
-        <w:p>
-          <w:pPr>
-            <w:pStyle w:val="Sumrio1"/>
-            <w:tabs>
-              <w:tab w:val="left" w:pos="1440"/>
-              <w:tab w:val="right" w:leader="dot" w:pos="9395"/>
-            </w:tabs>
-            <w:rPr>
-              <w:rFonts w:asciiTheme="minorHAnsi" w:hAnsiTheme="minorHAnsi"/>
-              <w:noProof/>
-              <w:kern w:val="2"/>
-              <w:szCs w:val="24"/>
-              <w:lang w:eastAsia="pt-BR"/>
-              <w14:ligatures w14:val="standardContextual"/>
-            </w:rPr>
-          </w:pPr>
-          <w:hyperlink w:anchor="_Toc232193680" w:history="1">
-            <w:r>
-              <w:rPr>
-                <w:rStyle w:val="Hyperlink"/>
-                <w:noProof/>
-              </w:rPr>
-              <w:t>3.1.</w:t>
-            </w:r>
-            <w:r>
-              <w:rPr>
-                <w:rFonts w:asciiTheme="minorHAnsi" w:hAnsiTheme="minorHAnsi"/>
-                <w:noProof/>
-                <w:kern w:val="2"/>
-                <w:szCs w:val="24"/>
-                <w:lang w:eastAsia="pt-BR"/>
-                <w14:ligatures w14:val="standardContextual"/>
-              </w:rPr>
-              <w:tab/>
-            </w:r>
-            <w:r>
-              <w:rPr>
-                <w:rStyle w:val="Hyperlink"/>
-                <w:noProof/>
-              </w:rPr>
-              <w:t>Objetivo Geral</w:t>
-            </w:r>
-            <w:r>
-              <w:rPr>
-                <w:noProof/>
-                <w:webHidden/>
-              </w:rPr>
-              <w:tab/>
-            </w:r>
-            <w:r>
-              <w:rPr>
-                <w:noProof/>
-                <w:webHidden/>
-              </w:rPr>
-              <w:fldChar w:fldCharType="begin"/>
-            </w:r>
-            <w:r>
-              <w:rPr>
-                <w:noProof/>
-                <w:webHidden/>
-              </w:rPr>
-              <w:instrText xml:space="preserve"> PAGEREF _Toc232193680 \h </w:instrText>
-            </w:r>
-            <w:r>
-              <w:rPr>
-                <w:noProof/>
-                <w:webHidden/>
-              </w:rPr>
-            </w:r>
-            <w:r>
-              <w:rPr>
-                <w:noProof/>
-                <w:webHidden/>
-              </w:rPr>
-              <w:fldChar w:fldCharType="separate"/>
-            </w:r>
-            <w:r>
-              <w:rPr>
-                <w:noProof/>
-                <w:webHidden/>
-              </w:rPr>
-              <w:t>16</w:t>
-            </w:r>
-            <w:r>
-              <w:rPr>
-                <w:noProof/>
-                <w:webHidden/>
-              </w:rPr>
-              <w:fldChar w:fldCharType="end"/>
-            </w:r>
-          </w:hyperlink>
-        </w:p>
-        <w:p>
-          <w:pPr>
-            <w:pStyle w:val="Sumrio1"/>
-            <w:tabs>
-              <w:tab w:val="left" w:pos="1440"/>
-              <w:tab w:val="right" w:leader="dot" w:pos="9395"/>
-            </w:tabs>
-            <w:rPr>
-              <w:rFonts w:asciiTheme="minorHAnsi" w:hAnsiTheme="minorHAnsi"/>
-              <w:noProof/>
-              <w:kern w:val="2"/>
-              <w:szCs w:val="24"/>
-              <w:lang w:eastAsia="pt-BR"/>
-              <w14:ligatures w14:val="standardContextual"/>
-            </w:rPr>
-          </w:pPr>
-          <w:hyperlink w:anchor="_Toc232193681" w:history="1">
-            <w:r>
-              <w:rPr>
-                <w:rStyle w:val="Hyperlink"/>
-                <w:noProof/>
-              </w:rPr>
-              <w:t>3.2.</w:t>
-            </w:r>
-            <w:r>
-              <w:rPr>
-                <w:rFonts w:asciiTheme="minorHAnsi" w:hAnsiTheme="minorHAnsi"/>
-                <w:noProof/>
-                <w:kern w:val="2"/>
-                <w:szCs w:val="24"/>
-                <w:lang w:eastAsia="pt-BR"/>
-                <w14:ligatures w14:val="standardContextual"/>
-              </w:rPr>
-              <w:tab/>
-            </w:r>
-            <w:r>
-              <w:rPr>
-                <w:rStyle w:val="Hyperlink"/>
-                <w:noProof/>
-              </w:rPr>
-              <w:t>Objetivos Específicos</w:t>
-            </w:r>
-            <w:r>
-              <w:rPr>
-                <w:noProof/>
-                <w:webHidden/>
-              </w:rPr>
-              <w:tab/>
-            </w:r>
-            <w:r>
-              <w:rPr>
-                <w:noProof/>
-                <w:webHidden/>
-              </w:rPr>
-              <w:fldChar w:fldCharType="begin"/>
-            </w:r>
-            <w:r>
-              <w:rPr>
-                <w:noProof/>
-                <w:webHidden/>
-              </w:rPr>
-              <w:instrText xml:space="preserve"> PAGEREF _Toc232193681 \h </w:instrText>
+              <w:instrText xml:space="preserve"> PAGEREF _Toc232451257 \h </w:instrText>
             </w:r>
             <w:r>
               <w:rPr>
@@ -2754,13 +2635,13 @@
               <w14:ligatures w14:val="standardContextual"/>
             </w:rPr>
           </w:pPr>
-          <w:hyperlink w:anchor="_Toc232193682" w:history="1">
+          <w:hyperlink w:anchor="_Toc232451258" w:history="1">
             <w:r>
               <w:rPr>
                 <w:rStyle w:val="Hyperlink"/>
                 <w:noProof/>
               </w:rPr>
-              <w:t>4.</w:t>
+              <w:t>3.</w:t>
             </w:r>
             <w:r>
               <w:rPr>
@@ -2778,7 +2659,7 @@
                 <w:rStyle w:val="Hyperlink"/>
                 <w:noProof/>
               </w:rPr>
-              <w:t>MATERIAL E MÉTODOS</w:t>
+              <w:t>OBJETIVOS</w:t>
             </w:r>
             <w:r>
               <w:rPr>
@@ -2799,7 +2680,7 @@
                 <w:noProof/>
                 <w:webHidden/>
               </w:rPr>
-              <w:instrText xml:space="preserve"> PAGEREF _Toc232193682 \h </w:instrText>
+              <w:instrText xml:space="preserve"> PAGEREF _Toc232451258 \h </w:instrText>
             </w:r>
             <w:r>
               <w:rPr>
@@ -2846,7 +2727,283 @@
               <w14:ligatures w14:val="standardContextual"/>
             </w:rPr>
           </w:pPr>
-          <w:hyperlink w:anchor="_Toc232193683" w:history="1">
+          <w:hyperlink w:anchor="_Toc232451259" w:history="1">
+            <w:r>
+              <w:rPr>
+                <w:rStyle w:val="Hyperlink"/>
+                <w:noProof/>
+              </w:rPr>
+              <w:t>3.1.</w:t>
+            </w:r>
+            <w:r>
+              <w:rPr>
+                <w:rFonts w:asciiTheme="minorHAnsi" w:hAnsiTheme="minorHAnsi"/>
+                <w:noProof/>
+                <w:kern w:val="2"/>
+                <w:szCs w:val="24"/>
+                <w:lang w:eastAsia="pt-BR"/>
+                <w14:ligatures w14:val="standardContextual"/>
+              </w:rPr>
+              <w:tab/>
+            </w:r>
+            <w:r>
+              <w:rPr>
+                <w:rStyle w:val="Hyperlink"/>
+                <w:noProof/>
+              </w:rPr>
+              <w:t>Objetivo Geral</w:t>
+            </w:r>
+            <w:r>
+              <w:rPr>
+                <w:noProof/>
+                <w:webHidden/>
+              </w:rPr>
+              <w:tab/>
+            </w:r>
+            <w:r>
+              <w:rPr>
+                <w:noProof/>
+                <w:webHidden/>
+              </w:rPr>
+              <w:fldChar w:fldCharType="begin"/>
+            </w:r>
+            <w:r>
+              <w:rPr>
+                <w:noProof/>
+                <w:webHidden/>
+              </w:rPr>
+              <w:instrText xml:space="preserve"> PAGEREF _Toc232451259 \h </w:instrText>
+            </w:r>
+            <w:r>
+              <w:rPr>
+                <w:noProof/>
+                <w:webHidden/>
+              </w:rPr>
+            </w:r>
+            <w:r>
+              <w:rPr>
+                <w:noProof/>
+                <w:webHidden/>
+              </w:rPr>
+              <w:fldChar w:fldCharType="separate"/>
+            </w:r>
+            <w:r>
+              <w:rPr>
+                <w:noProof/>
+                <w:webHidden/>
+              </w:rPr>
+              <w:t>17</w:t>
+            </w:r>
+            <w:r>
+              <w:rPr>
+                <w:noProof/>
+                <w:webHidden/>
+              </w:rPr>
+              <w:fldChar w:fldCharType="end"/>
+            </w:r>
+          </w:hyperlink>
+        </w:p>
+        <w:p>
+          <w:pPr>
+            <w:pStyle w:val="Sumrio1"/>
+            <w:tabs>
+              <w:tab w:val="left" w:pos="1440"/>
+              <w:tab w:val="right" w:leader="dot" w:pos="9395"/>
+            </w:tabs>
+            <w:rPr>
+              <w:rFonts w:asciiTheme="minorHAnsi" w:hAnsiTheme="minorHAnsi"/>
+              <w:noProof/>
+              <w:kern w:val="2"/>
+              <w:szCs w:val="24"/>
+              <w:lang w:eastAsia="pt-BR"/>
+              <w14:ligatures w14:val="standardContextual"/>
+            </w:rPr>
+          </w:pPr>
+          <w:hyperlink w:anchor="_Toc232451260" w:history="1">
+            <w:r>
+              <w:rPr>
+                <w:rStyle w:val="Hyperlink"/>
+                <w:noProof/>
+              </w:rPr>
+              <w:t>3.2.</w:t>
+            </w:r>
+            <w:r>
+              <w:rPr>
+                <w:rFonts w:asciiTheme="minorHAnsi" w:hAnsiTheme="minorHAnsi"/>
+                <w:noProof/>
+                <w:kern w:val="2"/>
+                <w:szCs w:val="24"/>
+                <w:lang w:eastAsia="pt-BR"/>
+                <w14:ligatures w14:val="standardContextual"/>
+              </w:rPr>
+              <w:tab/>
+            </w:r>
+            <w:r>
+              <w:rPr>
+                <w:rStyle w:val="Hyperlink"/>
+                <w:noProof/>
+              </w:rPr>
+              <w:t>Objetivos Específicos</w:t>
+            </w:r>
+            <w:r>
+              <w:rPr>
+                <w:noProof/>
+                <w:webHidden/>
+              </w:rPr>
+              <w:tab/>
+            </w:r>
+            <w:r>
+              <w:rPr>
+                <w:noProof/>
+                <w:webHidden/>
+              </w:rPr>
+              <w:fldChar w:fldCharType="begin"/>
+            </w:r>
+            <w:r>
+              <w:rPr>
+                <w:noProof/>
+                <w:webHidden/>
+              </w:rPr>
+              <w:instrText xml:space="preserve"> PAGEREF _Toc232451260 \h </w:instrText>
+            </w:r>
+            <w:r>
+              <w:rPr>
+                <w:noProof/>
+                <w:webHidden/>
+              </w:rPr>
+            </w:r>
+            <w:r>
+              <w:rPr>
+                <w:noProof/>
+                <w:webHidden/>
+              </w:rPr>
+              <w:fldChar w:fldCharType="separate"/>
+            </w:r>
+            <w:r>
+              <w:rPr>
+                <w:noProof/>
+                <w:webHidden/>
+              </w:rPr>
+              <w:t>17</w:t>
+            </w:r>
+            <w:r>
+              <w:rPr>
+                <w:noProof/>
+                <w:webHidden/>
+              </w:rPr>
+              <w:fldChar w:fldCharType="end"/>
+            </w:r>
+          </w:hyperlink>
+        </w:p>
+        <w:p>
+          <w:pPr>
+            <w:pStyle w:val="Sumrio1"/>
+            <w:tabs>
+              <w:tab w:val="left" w:pos="1200"/>
+              <w:tab w:val="right" w:leader="dot" w:pos="9395"/>
+            </w:tabs>
+            <w:rPr>
+              <w:rFonts w:asciiTheme="minorHAnsi" w:hAnsiTheme="minorHAnsi"/>
+              <w:noProof/>
+              <w:kern w:val="2"/>
+              <w:szCs w:val="24"/>
+              <w:lang w:eastAsia="pt-BR"/>
+              <w14:ligatures w14:val="standardContextual"/>
+            </w:rPr>
+          </w:pPr>
+          <w:hyperlink w:anchor="_Toc232451261" w:history="1">
+            <w:r>
+              <w:rPr>
+                <w:rStyle w:val="Hyperlink"/>
+                <w:noProof/>
+              </w:rPr>
+              <w:t>4.</w:t>
+            </w:r>
+            <w:r>
+              <w:rPr>
+                <w:rFonts w:asciiTheme="minorHAnsi" w:hAnsiTheme="minorHAnsi"/>
+                <w:noProof/>
+                <w:kern w:val="2"/>
+                <w:szCs w:val="24"/>
+                <w:lang w:eastAsia="pt-BR"/>
+                <w14:ligatures w14:val="standardContextual"/>
+              </w:rPr>
+              <w:tab/>
+            </w:r>
+            <w:r>
+              <w:rPr>
+                <w:rStyle w:val="Hyperlink"/>
+                <w:noProof/>
+              </w:rPr>
+              <w:t>MATERIAL E MÉTODOS</w:t>
+            </w:r>
+            <w:r>
+              <w:rPr>
+                <w:noProof/>
+                <w:webHidden/>
+              </w:rPr>
+              <w:tab/>
+            </w:r>
+            <w:r>
+              <w:rPr>
+                <w:noProof/>
+                <w:webHidden/>
+              </w:rPr>
+              <w:fldChar w:fldCharType="begin"/>
+            </w:r>
+            <w:r>
+              <w:rPr>
+                <w:noProof/>
+                <w:webHidden/>
+              </w:rPr>
+              <w:instrText xml:space="preserve"> PAGEREF _Toc232451261 \h </w:instrText>
+            </w:r>
+            <w:r>
+              <w:rPr>
+                <w:noProof/>
+                <w:webHidden/>
+              </w:rPr>
+            </w:r>
+            <w:r>
+              <w:rPr>
+                <w:noProof/>
+                <w:webHidden/>
+              </w:rPr>
+              <w:fldChar w:fldCharType="separate"/>
+            </w:r>
+            <w:r>
+              <w:rPr>
+                <w:noProof/>
+                <w:webHidden/>
+              </w:rPr>
+              <w:t>18</w:t>
+            </w:r>
+            <w:r>
+              <w:rPr>
+                <w:noProof/>
+                <w:webHidden/>
+              </w:rPr>
+              <w:fldChar w:fldCharType="end"/>
+            </w:r>
+          </w:hyperlink>
+        </w:p>
+        <w:p>
+          <w:pPr>
+            <w:pStyle w:val="Sumrio1"/>
+            <w:tabs>
+              <w:tab w:val="left" w:pos="1440"/>
+              <w:tab w:val="right" w:leader="dot" w:pos="9395"/>
+            </w:tabs>
+            <w:rPr>
+              <w:rFonts w:asciiTheme="minorHAnsi" w:hAnsiTheme="minorHAnsi"/>
+              <w:noProof/>
+              <w:kern w:val="2"/>
+              <w:szCs w:val="24"/>
+              <w:lang w:eastAsia="pt-BR"/>
+              <w14:ligatures w14:val="standardContextual"/>
+            </w:rPr>
+          </w:pPr>
+          <w:hyperlink w:anchor="_Toc232451262" w:history="1">
             <w:r>
               <w:rPr>
                 <w:rStyle w:val="Hyperlink"/>
@@ -2891,7 +3048,7 @@
                 <w:noProof/>
                 <w:webHidden/>
               </w:rPr>
-              <w:instrText xml:space="preserve"> PAGEREF _Toc232193683 \h </w:instrText>
+              <w:instrText xml:space="preserve"> PAGEREF _Toc232451262 \h </w:instrText>
             </w:r>
             <w:r>
               <w:rPr>
@@ -2911,7 +3068,7 @@
                 <w:noProof/>
                 <w:webHidden/>
               </w:rPr>
-              <w:t>18</w:t>
+              <w:t>19</w:t>
             </w:r>
             <w:r>
               <w:rPr>
@@ -2938,7 +3095,7 @@
               <w14:ligatures w14:val="standardContextual"/>
             </w:rPr>
           </w:pPr>
-          <w:hyperlink w:anchor="_Toc232193684" w:history="1">
+          <w:hyperlink w:anchor="_Toc232451263" w:history="1">
             <w:r>
               <w:rPr>
                 <w:rStyle w:val="Hyperlink"/>
@@ -2983,7 +3140,7 @@
                 <w:noProof/>
                 <w:webHidden/>
               </w:rPr>
-              <w:instrText xml:space="preserve"> PAGEREF _Toc232193684 \h </w:instrText>
+              <w:instrText xml:space="preserve"> PAGEREF _Toc232451263 \h </w:instrText>
             </w:r>
             <w:r>
               <w:rPr>
@@ -3003,7 +3160,7 @@
                 <w:noProof/>
                 <w:webHidden/>
               </w:rPr>
-              <w:t>29</w:t>
+              <w:t>30</w:t>
             </w:r>
             <w:r>
               <w:rPr>
@@ -3030,7 +3187,7 @@
               <w14:ligatures w14:val="standardContextual"/>
             </w:rPr>
           </w:pPr>
-          <w:hyperlink w:anchor="_Toc232193685" w:history="1">
+          <w:hyperlink w:anchor="_Toc232451264" w:history="1">
             <w:r>
               <w:rPr>
                 <w:rStyle w:val="Hyperlink"/>
@@ -3075,7 +3232,7 @@
                 <w:noProof/>
                 <w:webHidden/>
               </w:rPr>
-              <w:instrText xml:space="preserve"> PAGEREF _Toc232193685 \h </w:instrText>
+              <w:instrText xml:space="preserve"> PAGEREF _Toc232451264 \h </w:instrText>
             </w:r>
             <w:r>
               <w:rPr>
@@ -3095,7 +3252,7 @@
                 <w:noProof/>
                 <w:webHidden/>
               </w:rPr>
-              <w:t>33</w:t>
+              <w:t>35</w:t>
             </w:r>
             <w:r>
               <w:rPr>
@@ -3122,7 +3279,7 @@
               <w14:ligatures w14:val="standardContextual"/>
             </w:rPr>
           </w:pPr>
-          <w:hyperlink w:anchor="_Toc232193686" w:history="1">
+          <w:hyperlink w:anchor="_Toc232451265" w:history="1">
             <w:r>
               <w:rPr>
                 <w:rStyle w:val="Hyperlink"/>
@@ -3167,7 +3324,7 @@
                 <w:noProof/>
                 <w:webHidden/>
               </w:rPr>
-              <w:instrText xml:space="preserve"> PAGEREF _Toc232193686 \h </w:instrText>
+              <w:instrText xml:space="preserve"> PAGEREF _Toc232451265 \h </w:instrText>
             </w:r>
             <w:r>
               <w:rPr>
@@ -3187,7 +3344,7 @@
                 <w:noProof/>
                 <w:webHidden/>
               </w:rPr>
-              <w:t>34</w:t>
+              <w:t>36</w:t>
             </w:r>
             <w:r>
               <w:rPr>
@@ -3213,7 +3370,7 @@
               <w14:ligatures w14:val="standardContextual"/>
             </w:rPr>
           </w:pPr>
-          <w:hyperlink w:anchor="_Toc232193687" w:history="1">
+          <w:hyperlink w:anchor="_Toc232451266" w:history="1">
             <w:r>
               <w:rPr>
                 <w:rStyle w:val="Hyperlink"/>
@@ -3240,7 +3397,7 @@
                 <w:noProof/>
                 <w:webHidden/>
               </w:rPr>
-              <w:instrText xml:space="preserve"> PAGEREF _Toc232193687 \h </w:instrText>
+              <w:instrText xml:space="preserve"> PAGEREF _Toc232451266 \h </w:instrText>
             </w:r>
             <w:r>
               <w:rPr>
@@ -3260,7 +3417,80 @@
                 <w:noProof/>
                 <w:webHidden/>
               </w:rPr>
-              <w:t>35</w:t>
+              <w:t>37</w:t>
+            </w:r>
+            <w:r>
+              <w:rPr>
+                <w:noProof/>
+                <w:webHidden/>
+              </w:rPr>
+              <w:fldChar w:fldCharType="end"/>
+            </w:r>
+          </w:hyperlink>
+        </w:p>
+        <w:p>
+          <w:pPr>
+            <w:pStyle w:val="Sumrio1"/>
+            <w:tabs>
+              <w:tab w:val="right" w:leader="dot" w:pos="9395"/>
+            </w:tabs>
+            <w:rPr>
+              <w:rFonts w:asciiTheme="minorHAnsi" w:hAnsiTheme="minorHAnsi"/>
+              <w:noProof/>
+              <w:kern w:val="2"/>
+              <w:szCs w:val="24"/>
+              <w:lang w:eastAsia="pt-BR"/>
+              <w14:ligatures w14:val="standardContextual"/>
+            </w:rPr>
+          </w:pPr>
+          <w:hyperlink w:anchor="_Toc232451267" w:history="1">
+            <w:r>
+              <w:rPr>
+                <w:rStyle w:val="Hyperlink"/>
+                <w:noProof/>
+              </w:rPr>
+              <w:t>MATERIAL COMPLEMENTAR</w:t>
+            </w:r>
+            <w:r>
+              <w:rPr>
+                <w:noProof/>
+                <w:webHidden/>
+              </w:rPr>
+              <w:tab/>
+            </w:r>
+            <w:r>
+              <w:rPr>
+                <w:noProof/>
+                <w:webHidden/>
+              </w:rPr>
+              <w:fldChar w:fldCharType="begin"/>
+            </w:r>
+            <w:r>
+              <w:rPr>
+                <w:noProof/>
+                <w:webHidden/>
+              </w:rPr>
+              <w:instrText xml:space="preserve"> PAGEREF _Toc232451267 \h </w:instrText>
+            </w:r>
+            <w:r>
+              <w:rPr>
+                <w:noProof/>
+                <w:webHidden/>
+              </w:rPr>
+            </w:r>
+            <w:r>
+              <w:rPr>
+                <w:noProof/>
+                <w:webHidden/>
+              </w:rPr>
+              <w:fldChar w:fldCharType="separate"/>
+            </w:r>
+            <w:r>
+              <w:rPr>
+                <w:noProof/>
+                <w:webHidden/>
+              </w:rPr>
+              <w:t>39</w:t>
             </w:r>
             <w:r>
               <w:rPr>
@@ -3317,23 +3547,18 @@
     </w:p>
     <w:p>
       <w:pPr>
-        <w:ind w:firstLine="0"/>
-      </w:pPr>
-    </w:p>
-    <w:p>
-      <w:pPr>
         <w:pStyle w:val="Ttulo1"/>
         <w:numPr>
           <w:ilvl w:val="0"/>
           <w:numId w:val="13"/>
         </w:numPr>
       </w:pPr>
-      <w:bookmarkStart w:id="6" w:name="_Toc232193674"/>
+      <w:bookmarkStart w:id="9" w:name="_Toc232451253"/>
       <w:r>
         <w:lastRenderedPageBreak/>
         <w:t>INTRODUÇÃO</w:t>
       </w:r>
-      <w:bookmarkEnd w:id="6"/>
+      <w:bookmarkEnd w:id="9"/>
     </w:p>
     <w:p/>
     <w:p>
@@ -3744,12 +3969,12 @@
           <w:numId w:val="13"/>
         </w:numPr>
       </w:pPr>
-      <w:bookmarkStart w:id="7" w:name="_Toc232193675"/>
+      <w:bookmarkStart w:id="10" w:name="_Toc232451254"/>
       <w:r>
         <w:lastRenderedPageBreak/>
         <w:t>FUNDAMENTAÇÃO TEÓRICA</w:t>
       </w:r>
-      <w:bookmarkEnd w:id="7"/>
+      <w:bookmarkEnd w:id="10"/>
     </w:p>
     <w:p>
       <w:pPr>
@@ -3759,11 +3984,11 @@
           <w:numId w:val="13"/>
         </w:numPr>
       </w:pPr>
-      <w:bookmarkStart w:id="8" w:name="_Toc232193676"/>
+      <w:bookmarkStart w:id="11" w:name="_Toc232451255"/>
       <w:r>
         <w:t>Sobre o processo licitatório</w:t>
       </w:r>
-      <w:bookmarkEnd w:id="8"/>
+      <w:bookmarkEnd w:id="11"/>
     </w:p>
     <w:p>
       <w:r>
@@ -4281,7 +4506,7 @@
           <w:numId w:val="13"/>
         </w:numPr>
       </w:pPr>
-      <w:bookmarkStart w:id="9" w:name="_Toc232193677"/>
+      <w:bookmarkStart w:id="12" w:name="_Toc232451256"/>
       <w:r>
         <w:t xml:space="preserve">Web </w:t>
       </w:r>
@@ -4297,7 +4522,7 @@
       <w:r>
         <w:t>scraping</w:t>
       </w:r>
-      <w:bookmarkEnd w:id="9"/>
+      <w:bookmarkEnd w:id="12"/>
       <w:proofErr w:type="spellEnd"/>
     </w:p>
     <w:p>
@@ -5146,12 +5371,12 @@
           <w:numId w:val="13"/>
         </w:numPr>
       </w:pPr>
-      <w:bookmarkStart w:id="10" w:name="_Toc232193678"/>
+      <w:bookmarkStart w:id="13" w:name="_Toc232451257"/>
       <w:r>
         <w:lastRenderedPageBreak/>
         <w:t>Processamento de Linguagem Natural (NLP)</w:t>
       </w:r>
-      <w:bookmarkEnd w:id="10"/>
+      <w:bookmarkEnd w:id="13"/>
     </w:p>
     <w:p>
       <w:r>
@@ -5423,12 +5648,12 @@
           <w:numId w:val="13"/>
         </w:numPr>
       </w:pPr>
-      <w:bookmarkStart w:id="11" w:name="_Toc232193679"/>
+      <w:bookmarkStart w:id="14" w:name="_Toc232451258"/>
       <w:r>
         <w:lastRenderedPageBreak/>
         <w:t>OBJETIVOS</w:t>
       </w:r>
-      <w:bookmarkEnd w:id="11"/>
+      <w:bookmarkEnd w:id="14"/>
     </w:p>
     <w:p>
       <w:pPr>
@@ -5439,11 +5664,11 @@
         </w:numPr>
         <w:ind w:firstLine="0"/>
       </w:pPr>
-      <w:bookmarkStart w:id="12" w:name="_Toc232193680"/>
+      <w:bookmarkStart w:id="15" w:name="_Toc232451259"/>
       <w:r>
         <w:t>Objetivo Geral</w:t>
       </w:r>
-      <w:bookmarkEnd w:id="12"/>
+      <w:bookmarkEnd w:id="15"/>
     </w:p>
     <w:p>
       <w:pPr>
@@ -5470,11 +5695,11 @@
         </w:numPr>
         <w:ind w:firstLine="0"/>
       </w:pPr>
-      <w:bookmarkStart w:id="13" w:name="_Toc232193681"/>
+      <w:bookmarkStart w:id="16" w:name="_Toc232451260"/>
       <w:r>
         <w:t>Objetivos Específicos</w:t>
       </w:r>
-      <w:bookmarkEnd w:id="13"/>
+      <w:bookmarkEnd w:id="16"/>
     </w:p>
     <w:p>
       <w:pPr>
@@ -5591,7 +5816,7 @@
           <w:numId w:val="13"/>
         </w:numPr>
       </w:pPr>
-      <w:bookmarkStart w:id="14" w:name="_Toc232193682"/>
+      <w:bookmarkStart w:id="17" w:name="_Toc232451261"/>
       <w:r>
         <w:lastRenderedPageBreak/>
         <w:t>M</w:t>
@@ -5599,7 +5824,7 @@
       <w:r>
         <w:t>ATERIAL E MÉTODOS</w:t>
       </w:r>
-      <w:bookmarkEnd w:id="14"/>
+      <w:bookmarkEnd w:id="17"/>
     </w:p>
     <w:p/>
     <w:p>
@@ -5837,12 +6062,12 @@
           <w:numId w:val="13"/>
         </w:numPr>
       </w:pPr>
-      <w:bookmarkStart w:id="15" w:name="_Toc232193683"/>
+      <w:bookmarkStart w:id="18" w:name="_Toc232451262"/>
       <w:r>
         <w:lastRenderedPageBreak/>
         <w:t>Desenvolvimento e execução</w:t>
       </w:r>
-      <w:bookmarkEnd w:id="15"/>
+      <w:bookmarkEnd w:id="18"/>
     </w:p>
     <w:p>
       <w:pPr>
@@ -5895,8 +6120,8 @@
                             <w:pPr>
                               <w:pStyle w:val="Legenda"/>
                             </w:pPr>
-                            <w:bookmarkStart w:id="16" w:name="_Toc225809388"/>
-                            <w:bookmarkStart w:id="17" w:name="_Toc232095169"/>
+                            <w:bookmarkStart w:id="19" w:name="_Toc225809388"/>
+                            <w:bookmarkStart w:id="20" w:name="_Toc232457060"/>
                             <w:r>
                               <w:t xml:space="preserve">Figura </w:t>
                             </w:r>
@@ -5921,11 +6146,11 @@
                             <w:r>
                               <w:t xml:space="preserve"> Inicialização do main.py</w:t>
                             </w:r>
-                            <w:bookmarkEnd w:id="16"/>
+                            <w:bookmarkEnd w:id="19"/>
                             <w:r>
                               <w:t>. Fonte: Elaborado pelo autor.</w:t>
                             </w:r>
-                            <w:bookmarkEnd w:id="17"/>
+                            <w:bookmarkEnd w:id="20"/>
                           </w:p>
                         </w:txbxContent>
                       </wps:txbx>
@@ -5960,8 +6185,8 @@
                       <w:pPr>
                         <w:pStyle w:val="Legenda"/>
                       </w:pPr>
-                      <w:bookmarkStart w:id="18" w:name="_Toc225809388"/>
-                      <w:bookmarkStart w:id="19" w:name="_Toc232095169"/>
+                      <w:bookmarkStart w:id="21" w:name="_Toc225809388"/>
+                      <w:bookmarkStart w:id="22" w:name="_Toc232457060"/>
                       <w:r>
                         <w:t xml:space="preserve">Figura </w:t>
                       </w:r>
@@ -5986,11 +6211,11 @@
                       <w:r>
                         <w:t xml:space="preserve"> Inicialização do main.py</w:t>
                       </w:r>
-                      <w:bookmarkEnd w:id="18"/>
+                      <w:bookmarkEnd w:id="21"/>
                       <w:r>
                         <w:t>. Fonte: Elaborado pelo autor.</w:t>
                       </w:r>
-                      <w:bookmarkEnd w:id="19"/>
+                      <w:bookmarkEnd w:id="22"/>
                     </w:p>
                   </w:txbxContent>
                 </v:textbox>
@@ -6185,7 +6410,7 @@
                             <w:pPr>
                               <w:pStyle w:val="Legenda"/>
                             </w:pPr>
-                            <w:bookmarkStart w:id="20" w:name="_Toc232095170"/>
+                            <w:bookmarkStart w:id="23" w:name="_Toc232457061"/>
                             <w:r>
                               <w:t xml:space="preserve">Figura </w:t>
                             </w:r>
@@ -6213,7 +6438,7 @@
                             <w:r>
                               <w:t>. Fonte: Elaborado pelo autor.</w:t>
                             </w:r>
-                            <w:bookmarkEnd w:id="20"/>
+                            <w:bookmarkEnd w:id="23"/>
                           </w:p>
                         </w:txbxContent>
                       </wps:txbx>
@@ -6241,7 +6466,7 @@
                       <w:pPr>
                         <w:pStyle w:val="Legenda"/>
                       </w:pPr>
-                      <w:bookmarkStart w:id="21" w:name="_Toc232095170"/>
+                      <w:bookmarkStart w:id="24" w:name="_Toc232457061"/>
                       <w:r>
                         <w:t xml:space="preserve">Figura </w:t>
                       </w:r>
@@ -6269,7 +6494,7 @@
                       <w:r>
                         <w:t>. Fonte: Elaborado pelo autor.</w:t>
                       </w:r>
-                      <w:bookmarkEnd w:id="21"/>
+                      <w:bookmarkEnd w:id="24"/>
                     </w:p>
                   </w:txbxContent>
                 </v:textbox>
@@ -6569,7 +6794,7 @@
                             <w:pPr>
                               <w:pStyle w:val="Legenda"/>
                             </w:pPr>
-                            <w:bookmarkStart w:id="22" w:name="_Toc232095171"/>
+                            <w:bookmarkStart w:id="25" w:name="_Toc232457062"/>
                             <w:r>
                               <w:t xml:space="preserve">Figura </w:t>
                             </w:r>
@@ -6597,7 +6822,7 @@
                             <w:r>
                               <w:t>. Fonte: Elaborado pelo autor.</w:t>
                             </w:r>
-                            <w:bookmarkEnd w:id="22"/>
+                            <w:bookmarkEnd w:id="25"/>
                           </w:p>
                         </w:txbxContent>
                       </wps:txbx>
@@ -6625,7 +6850,7 @@
                       <w:pPr>
                         <w:pStyle w:val="Legenda"/>
                       </w:pPr>
-                      <w:bookmarkStart w:id="23" w:name="_Toc232095171"/>
+                      <w:bookmarkStart w:id="26" w:name="_Toc232457062"/>
                       <w:r>
                         <w:t xml:space="preserve">Figura </w:t>
                       </w:r>
@@ -6653,7 +6878,7 @@
                       <w:r>
                         <w:t>. Fonte: Elaborado pelo autor.</w:t>
                       </w:r>
-                      <w:bookmarkEnd w:id="23"/>
+                      <w:bookmarkEnd w:id="26"/>
                     </w:p>
                   </w:txbxContent>
                 </v:textbox>
@@ -6877,7 +7102,7 @@
                             <w:pPr>
                               <w:pStyle w:val="Legenda"/>
                             </w:pPr>
-                            <w:bookmarkStart w:id="24" w:name="_Toc232095172"/>
+                            <w:bookmarkStart w:id="27" w:name="_Toc232457063"/>
                             <w:r>
                               <w:t xml:space="preserve">Figura </w:t>
                             </w:r>
@@ -6905,7 +7130,7 @@
                             <w:r>
                               <w:t>. Fonte: Elaborado pelo autor.</w:t>
                             </w:r>
-                            <w:bookmarkEnd w:id="24"/>
+                            <w:bookmarkEnd w:id="27"/>
                           </w:p>
                         </w:txbxContent>
                       </wps:txbx>
@@ -6933,7 +7158,7 @@
                       <w:pPr>
                         <w:pStyle w:val="Legenda"/>
                       </w:pPr>
-                      <w:bookmarkStart w:id="25" w:name="_Toc232095172"/>
+                      <w:bookmarkStart w:id="28" w:name="_Toc232457063"/>
                       <w:r>
                         <w:t xml:space="preserve">Figura </w:t>
                       </w:r>
@@ -6961,7 +7186,7 @@
                       <w:r>
                         <w:t>. Fonte: Elaborado pelo autor.</w:t>
                       </w:r>
-                      <w:bookmarkEnd w:id="25"/>
+                      <w:bookmarkEnd w:id="28"/>
                     </w:p>
                   </w:txbxContent>
                 </v:textbox>
@@ -7170,7 +7395,7 @@
                             <w:pPr>
                               <w:pStyle w:val="Legenda"/>
                             </w:pPr>
-                            <w:bookmarkStart w:id="26" w:name="_Toc232095173"/>
+                            <w:bookmarkStart w:id="29" w:name="_Toc232457064"/>
                             <w:r>
                               <w:t xml:space="preserve">Figura </w:t>
                             </w:r>
@@ -7214,7 +7439,7 @@
                             <w:r>
                               <w:t>. Fonte: Elaborado pelo autor.</w:t>
                             </w:r>
-                            <w:bookmarkEnd w:id="26"/>
+                            <w:bookmarkEnd w:id="29"/>
                           </w:p>
                         </w:txbxContent>
                       </wps:txbx>
@@ -7242,7 +7467,7 @@
                       <w:pPr>
                         <w:pStyle w:val="Legenda"/>
                       </w:pPr>
-                      <w:bookmarkStart w:id="27" w:name="_Toc232095173"/>
+                      <w:bookmarkStart w:id="30" w:name="_Toc232457064"/>
                       <w:r>
                         <w:t xml:space="preserve">Figura </w:t>
                       </w:r>
@@ -7286,7 +7511,7 @@
                       <w:r>
                         <w:t>. Fonte: Elaborado pelo autor.</w:t>
                       </w:r>
-                      <w:bookmarkEnd w:id="27"/>
+                      <w:bookmarkEnd w:id="30"/>
                     </w:p>
                   </w:txbxContent>
                 </v:textbox>
@@ -7401,7 +7626,7 @@
                             <w:pPr>
                               <w:pStyle w:val="Legenda"/>
                             </w:pPr>
-                            <w:bookmarkStart w:id="28" w:name="_Toc232095174"/>
+                            <w:bookmarkStart w:id="31" w:name="_Toc232457065"/>
                             <w:r>
                               <w:t xml:space="preserve">Figura </w:t>
                             </w:r>
@@ -7445,7 +7670,7 @@
                             <w:r>
                               <w:t>. Fonte: Elaborado pelo autor.</w:t>
                             </w:r>
-                            <w:bookmarkEnd w:id="28"/>
+                            <w:bookmarkEnd w:id="31"/>
                           </w:p>
                         </w:txbxContent>
                       </wps:txbx>
@@ -7473,7 +7698,7 @@
                       <w:pPr>
                         <w:pStyle w:val="Legenda"/>
                       </w:pPr>
-                      <w:bookmarkStart w:id="29" w:name="_Toc232095174"/>
+                      <w:bookmarkStart w:id="32" w:name="_Toc232457065"/>
                       <w:r>
                         <w:t xml:space="preserve">Figura </w:t>
                       </w:r>
@@ -7517,7 +7742,7 @@
                       <w:r>
                         <w:t>. Fonte: Elaborado pelo autor.</w:t>
                       </w:r>
-                      <w:bookmarkEnd w:id="29"/>
+                      <w:bookmarkEnd w:id="32"/>
                     </w:p>
                   </w:txbxContent>
                 </v:textbox>
@@ -7629,7 +7854,7 @@
                             <w:pPr>
                               <w:pStyle w:val="Legenda"/>
                             </w:pPr>
-                            <w:bookmarkStart w:id="30" w:name="_Toc232095175"/>
+                            <w:bookmarkStart w:id="33" w:name="_Toc232457066"/>
                             <w:r>
                               <w:t xml:space="preserve">Figura </w:t>
                             </w:r>
@@ -7673,7 +7898,7 @@
                             <w:r>
                               <w:t>. Fonte: Elaborado pelo autor.</w:t>
                             </w:r>
-                            <w:bookmarkEnd w:id="30"/>
+                            <w:bookmarkEnd w:id="33"/>
                           </w:p>
                         </w:txbxContent>
                       </wps:txbx>
@@ -7701,7 +7926,7 @@
                       <w:pPr>
                         <w:pStyle w:val="Legenda"/>
                       </w:pPr>
-                      <w:bookmarkStart w:id="31" w:name="_Toc232095175"/>
+                      <w:bookmarkStart w:id="34" w:name="_Toc232457066"/>
                       <w:r>
                         <w:t xml:space="preserve">Figura </w:t>
                       </w:r>
@@ -7745,7 +7970,7 @@
                       <w:r>
                         <w:t>. Fonte: Elaborado pelo autor.</w:t>
                       </w:r>
-                      <w:bookmarkEnd w:id="31"/>
+                      <w:bookmarkEnd w:id="34"/>
                     </w:p>
                   </w:txbxContent>
                 </v:textbox>
@@ -7854,7 +8079,7 @@
                             <w:pPr>
                               <w:pStyle w:val="Legenda"/>
                             </w:pPr>
-                            <w:bookmarkStart w:id="32" w:name="_Toc232095176"/>
+                            <w:bookmarkStart w:id="35" w:name="_Toc232457067"/>
                             <w:r>
                               <w:t xml:space="preserve">Figura </w:t>
                             </w:r>
@@ -7898,7 +8123,7 @@
                             <w:r>
                               <w:t>. Fonte: Elaborado pelo autor.</w:t>
                             </w:r>
-                            <w:bookmarkEnd w:id="32"/>
+                            <w:bookmarkEnd w:id="35"/>
                           </w:p>
                         </w:txbxContent>
                       </wps:txbx>
@@ -7926,7 +8151,7 @@
                       <w:pPr>
                         <w:pStyle w:val="Legenda"/>
                       </w:pPr>
-                      <w:bookmarkStart w:id="33" w:name="_Toc232095176"/>
+                      <w:bookmarkStart w:id="36" w:name="_Toc232457067"/>
                       <w:r>
                         <w:t xml:space="preserve">Figura </w:t>
                       </w:r>
@@ -7970,7 +8195,7 @@
                       <w:r>
                         <w:t>. Fonte: Elaborado pelo autor.</w:t>
                       </w:r>
-                      <w:bookmarkEnd w:id="33"/>
+                      <w:bookmarkEnd w:id="36"/>
                     </w:p>
                   </w:txbxContent>
                 </v:textbox>
@@ -8366,7 +8591,7 @@
                             <w:pPr>
                               <w:pStyle w:val="Legenda"/>
                             </w:pPr>
-                            <w:bookmarkStart w:id="34" w:name="_Toc232095177"/>
+                            <w:bookmarkStart w:id="37" w:name="_Toc232457068"/>
                             <w:r>
                               <w:t xml:space="preserve">Figura </w:t>
                             </w:r>
@@ -8404,7 +8629,7 @@
                             <w:r>
                               <w:t>). Fonte: Elaborado pelo autor.</w:t>
                             </w:r>
-                            <w:bookmarkEnd w:id="34"/>
+                            <w:bookmarkEnd w:id="37"/>
                           </w:p>
                         </w:txbxContent>
                       </wps:txbx>
@@ -8429,7 +8654,7 @@
                       <w:pPr>
                         <w:pStyle w:val="Legenda"/>
                       </w:pPr>
-                      <w:bookmarkStart w:id="35" w:name="_Toc232095177"/>
+                      <w:bookmarkStart w:id="38" w:name="_Toc232457068"/>
                       <w:r>
                         <w:t xml:space="preserve">Figura </w:t>
                       </w:r>
@@ -8467,7 +8692,7 @@
                       <w:r>
                         <w:t>). Fonte: Elaborado pelo autor.</w:t>
                       </w:r>
-                      <w:bookmarkEnd w:id="35"/>
+                      <w:bookmarkEnd w:id="38"/>
                     </w:p>
                   </w:txbxContent>
                 </v:textbox>
@@ -8616,7 +8841,7 @@
                                 <w:szCs w:val="22"/>
                               </w:rPr>
                             </w:pPr>
-                            <w:bookmarkStart w:id="36" w:name="_Toc232095178"/>
+                            <w:bookmarkStart w:id="39" w:name="_Toc232457069"/>
                             <w:r>
                               <w:t xml:space="preserve">Figura </w:t>
                             </w:r>
@@ -8663,7 +8888,7 @@
                             <w:r>
                               <w:t>. Fonte: Elaborado pelo autor.</w:t>
                             </w:r>
-                            <w:bookmarkEnd w:id="36"/>
+                            <w:bookmarkEnd w:id="39"/>
                           </w:p>
                         </w:txbxContent>
                       </wps:txbx>
@@ -8694,7 +8919,7 @@
                           <w:szCs w:val="22"/>
                         </w:rPr>
                       </w:pPr>
-                      <w:bookmarkStart w:id="37" w:name="_Toc232095178"/>
+                      <w:bookmarkStart w:id="40" w:name="_Toc232457069"/>
                       <w:r>
                         <w:t xml:space="preserve">Figura </w:t>
                       </w:r>
@@ -8741,7 +8966,7 @@
                       <w:r>
                         <w:t>. Fonte: Elaborado pelo autor.</w:t>
                       </w:r>
-                      <w:bookmarkEnd w:id="37"/>
+                      <w:bookmarkEnd w:id="40"/>
                     </w:p>
                   </w:txbxContent>
                 </v:textbox>
@@ -8885,7 +9110,7 @@
                                 <w:szCs w:val="22"/>
                               </w:rPr>
                             </w:pPr>
-                            <w:bookmarkStart w:id="38" w:name="_Toc232095179"/>
+                            <w:bookmarkStart w:id="41" w:name="_Toc232457070"/>
                             <w:r>
                               <w:t xml:space="preserve">Figura </w:t>
                             </w:r>
@@ -8924,7 +9149,7 @@
                             <w:r>
                               <w:t>. Fonte: Elaborado pelo autor.</w:t>
                             </w:r>
-                            <w:bookmarkEnd w:id="38"/>
+                            <w:bookmarkEnd w:id="41"/>
                           </w:p>
                         </w:txbxContent>
                       </wps:txbx>
@@ -8955,7 +9180,7 @@
                           <w:szCs w:val="22"/>
                         </w:rPr>
                       </w:pPr>
-                      <w:bookmarkStart w:id="39" w:name="_Toc232095179"/>
+                      <w:bookmarkStart w:id="42" w:name="_Toc232457070"/>
                       <w:r>
                         <w:t xml:space="preserve">Figura </w:t>
                       </w:r>
@@ -8994,7 +9219,7 @@
                       <w:r>
                         <w:t>. Fonte: Elaborado pelo autor.</w:t>
                       </w:r>
-                      <w:bookmarkEnd w:id="39"/>
+                      <w:bookmarkEnd w:id="42"/>
                     </w:p>
                   </w:txbxContent>
                 </v:textbox>
@@ -9259,8 +9484,8 @@
                             <w:pPr>
                               <w:pStyle w:val="Legenda"/>
                             </w:pPr>
-                            <w:bookmarkStart w:id="40" w:name="_Toc225809395"/>
-                            <w:bookmarkStart w:id="41" w:name="_Toc232095180"/>
+                            <w:bookmarkStart w:id="43" w:name="_Toc225809395"/>
+                            <w:bookmarkStart w:id="44" w:name="_Toc232457071"/>
                             <w:r>
                               <w:t xml:space="preserve">Figura </w:t>
                             </w:r>
@@ -9325,11 +9550,11 @@
                             <w:r>
                               <w:t>)</w:t>
                             </w:r>
-                            <w:bookmarkEnd w:id="40"/>
+                            <w:bookmarkEnd w:id="43"/>
                             <w:r>
                               <w:t>. Fonte: Elaborado pelo autor.</w:t>
                             </w:r>
-                            <w:bookmarkEnd w:id="41"/>
+                            <w:bookmarkEnd w:id="44"/>
                           </w:p>
                         </w:txbxContent>
                       </wps:txbx>
@@ -9357,8 +9582,8 @@
                       <w:pPr>
                         <w:pStyle w:val="Legenda"/>
                       </w:pPr>
-                      <w:bookmarkStart w:id="42" w:name="_Toc225809395"/>
-                      <w:bookmarkStart w:id="43" w:name="_Toc232095180"/>
+                      <w:bookmarkStart w:id="45" w:name="_Toc225809395"/>
+                      <w:bookmarkStart w:id="46" w:name="_Toc232457071"/>
                       <w:r>
                         <w:t xml:space="preserve">Figura </w:t>
                       </w:r>
@@ -9423,11 +9648,11 @@
                       <w:r>
                         <w:t>)</w:t>
                       </w:r>
-                      <w:bookmarkEnd w:id="42"/>
+                      <w:bookmarkEnd w:id="45"/>
                       <w:r>
                         <w:t>. Fonte: Elaborado pelo autor.</w:t>
                       </w:r>
-                      <w:bookmarkEnd w:id="43"/>
+                      <w:bookmarkEnd w:id="46"/>
                     </w:p>
                   </w:txbxContent>
                 </v:textbox>
@@ -9572,8 +9797,8 @@
                             <w:pPr>
                               <w:pStyle w:val="Legenda"/>
                             </w:pPr>
-                            <w:bookmarkStart w:id="44" w:name="_Toc225809398"/>
-                            <w:bookmarkStart w:id="45" w:name="_Toc232095181"/>
+                            <w:bookmarkStart w:id="47" w:name="_Toc225809398"/>
+                            <w:bookmarkStart w:id="48" w:name="_Toc232457072"/>
                             <w:r>
                               <w:t xml:space="preserve">Figura </w:t>
                             </w:r>
@@ -9602,12 +9827,12 @@
                             <w:r>
                               <w:t>json_para_ollama</w:t>
                             </w:r>
-                            <w:bookmarkEnd w:id="44"/>
+                            <w:bookmarkEnd w:id="47"/>
                             <w:proofErr w:type="spellEnd"/>
                             <w:r>
                               <w:t>. Fonte: Elaborado pelo autor.</w:t>
                             </w:r>
-                            <w:bookmarkEnd w:id="45"/>
+                            <w:bookmarkEnd w:id="48"/>
                           </w:p>
                         </w:txbxContent>
                       </wps:txbx>
@@ -9635,8 +9860,8 @@
                       <w:pPr>
                         <w:pStyle w:val="Legenda"/>
                       </w:pPr>
-                      <w:bookmarkStart w:id="46" w:name="_Toc225809398"/>
-                      <w:bookmarkStart w:id="47" w:name="_Toc232095181"/>
+                      <w:bookmarkStart w:id="49" w:name="_Toc225809398"/>
+                      <w:bookmarkStart w:id="50" w:name="_Toc232457072"/>
                       <w:r>
                         <w:t xml:space="preserve">Figura </w:t>
                       </w:r>
@@ -9665,12 +9890,12 @@
                       <w:r>
                         <w:t>json_para_ollama</w:t>
                       </w:r>
-                      <w:bookmarkEnd w:id="46"/>
+                      <w:bookmarkEnd w:id="49"/>
                       <w:proofErr w:type="spellEnd"/>
                       <w:r>
                         <w:t>. Fonte: Elaborado pelo autor.</w:t>
                       </w:r>
-                      <w:bookmarkEnd w:id="47"/>
+                      <w:bookmarkEnd w:id="50"/>
                     </w:p>
                   </w:txbxContent>
                 </v:textbox>
@@ -9814,7 +10039,7 @@
           <w:tab w:val="num" w:pos="360"/>
         </w:tabs>
       </w:pPr>
-      <w:bookmarkStart w:id="48" w:name="_Toc232193684"/>
+      <w:bookmarkStart w:id="51" w:name="_Toc232451263"/>
       <w:r>
         <w:lastRenderedPageBreak/>
         <w:t>R</w:t>
@@ -9822,7 +10047,7 @@
       <w:r>
         <w:t>ESULTADOS E DISCUSSÕES</w:t>
       </w:r>
-      <w:bookmarkEnd w:id="48"/>
+      <w:bookmarkEnd w:id="51"/>
     </w:p>
     <w:p>
       <w:r>
@@ -9860,15 +10085,18 @@
         <w:t xml:space="preserve">) </w:t>
       </w:r>
       <w:r>
-        <w:t xml:space="preserve">da </w:t>
-      </w:r>
-      <w:r>
-        <w:t>figura 1</w:t>
+        <w:t>(F</w:t>
+      </w:r>
+      <w:r>
+        <w:t>igura 1</w:t>
       </w:r>
       <w:r>
         <w:t>3</w:t>
       </w:r>
       <w:r>
+        <w:t>)</w:t>
+      </w:r>
+      <w:r>
         <w:t>.</w:t>
       </w:r>
       <w:r>
@@ -9883,13 +10111,29 @@
       <w:r>
         <w:t xml:space="preserve"> uma melhor inferência do que lhe foi passado.</w:t>
       </w:r>
-    </w:p>
-    <w:p>
+      <w:r>
+        <w:t xml:space="preserve"> </w:t>
+      </w:r>
       <w:r>
         <w:t xml:space="preserve">Para </w:t>
       </w:r>
       <w:r>
-        <w:t>análise parcial do sistema, foram utilizados e analisados os dados dos dias 13, 14, 15</w:t>
+        <w:t>análise do sistema, foram utilizados e analisados os dados dos dias 13</w:t>
+      </w:r>
+      <w:r>
+        <w:t>/04</w:t>
+      </w:r>
+      <w:r>
+        <w:t>, 14</w:t>
+      </w:r>
+      <w:r>
+        <w:t>/04</w:t>
+      </w:r>
+      <w:r>
+        <w:t>, 15</w:t>
+      </w:r>
+      <w:r>
+        <w:t>/04</w:t>
       </w:r>
       <w:r>
         <w:t xml:space="preserve">, </w:t>
@@ -9898,6 +10142,9 @@
         <w:t>16</w:t>
       </w:r>
       <w:r>
+        <w:t>/04</w:t>
+      </w:r>
+      <w:r>
         <w:t xml:space="preserve"> e um compilado com fechamento de 16 </w:t>
       </w:r>
       <w:r>
@@ -9944,7 +10191,13 @@
         <w:t>pel</w:t>
       </w:r>
       <w:r>
-        <w:t>o modelo.</w:t>
+        <w:t>o modelo</w:t>
+      </w:r>
+      <w:r>
+        <w:t xml:space="preserve"> (conferir material complementar)</w:t>
+      </w:r>
+      <w:r>
+        <w:t>.</w:t>
       </w:r>
     </w:p>
     <w:p>
@@ -9996,7 +10249,7 @@
                                 <w:szCs w:val="22"/>
                               </w:rPr>
                             </w:pPr>
-                            <w:bookmarkStart w:id="49" w:name="_Toc232095182"/>
+                            <w:bookmarkStart w:id="52" w:name="_Toc232457073"/>
                             <w:r>
                               <w:t xml:space="preserve">Figura </w:t>
                             </w:r>
@@ -10027,7 +10280,7 @@
                             <w:r>
                               <w:t>. Fonte: Elaborado pelo autor.</w:t>
                             </w:r>
-                            <w:bookmarkEnd w:id="49"/>
+                            <w:bookmarkEnd w:id="52"/>
                           </w:p>
                         </w:txbxContent>
                       </wps:txbx>
@@ -10058,7 +10311,7 @@
                           <w:szCs w:val="22"/>
                         </w:rPr>
                       </w:pPr>
-                      <w:bookmarkStart w:id="50" w:name="_Toc232095182"/>
+                      <w:bookmarkStart w:id="53" w:name="_Toc232457073"/>
                       <w:r>
                         <w:t xml:space="preserve">Figura </w:t>
                       </w:r>
@@ -10089,7 +10342,7 @@
                       <w:r>
                         <w:t>. Fonte: Elaborado pelo autor.</w:t>
                       </w:r>
-                      <w:bookmarkEnd w:id="50"/>
+                      <w:bookmarkEnd w:id="53"/>
                     </w:p>
                   </w:txbxContent>
                 </v:textbox>
@@ -10157,7 +10410,13 @@
         <w:t xml:space="preserve"> </w:t>
       </w:r>
       <w:r>
-        <w:t>da mesma proposta em</w:t>
+        <w:t>d</w:t>
+      </w:r>
+      <w:r>
+        <w:t>e uma</w:t>
+      </w:r>
+      <w:r>
+        <w:t xml:space="preserve"> mesma proposta em</w:t>
       </w:r>
       <w:r>
         <w:t xml:space="preserve"> formato JSON, </w:t>
@@ -10226,7 +10485,7 @@
                                 <w:szCs w:val="22"/>
                               </w:rPr>
                             </w:pPr>
-                            <w:bookmarkStart w:id="51" w:name="_Toc232095183"/>
+                            <w:bookmarkStart w:id="54" w:name="_Toc232457074"/>
                             <w:r>
                               <w:t xml:space="preserve">Figura </w:t>
                             </w:r>
@@ -10266,7 +10525,7 @@
                             <w:r>
                               <w:t>.</w:t>
                             </w:r>
-                            <w:bookmarkEnd w:id="51"/>
+                            <w:bookmarkEnd w:id="54"/>
                           </w:p>
                         </w:txbxContent>
                       </wps:txbx>
@@ -10297,7 +10556,7 @@
                           <w:szCs w:val="22"/>
                         </w:rPr>
                       </w:pPr>
-                      <w:bookmarkStart w:id="52" w:name="_Toc232095183"/>
+                      <w:bookmarkStart w:id="55" w:name="_Toc232457074"/>
                       <w:r>
                         <w:t xml:space="preserve">Figura </w:t>
                       </w:r>
@@ -10337,7 +10596,7 @@
                       <w:r>
                         <w:t>.</w:t>
                       </w:r>
-                      <w:bookmarkEnd w:id="52"/>
+                      <w:bookmarkEnd w:id="55"/>
                     </w:p>
                   </w:txbxContent>
                 </v:textbox>
@@ -10395,7 +10654,7 @@
                                 <w:szCs w:val="22"/>
                               </w:rPr>
                             </w:pPr>
-                            <w:bookmarkStart w:id="53" w:name="_Toc232095184"/>
+                            <w:bookmarkStart w:id="56" w:name="_Toc232457075"/>
                             <w:r>
                               <w:t xml:space="preserve">Figura </w:t>
                             </w:r>
@@ -10434,7 +10693,7 @@
                             <w:r>
                               <w:t>. Fonte: Elaborado pelo autor.</w:t>
                             </w:r>
-                            <w:bookmarkEnd w:id="53"/>
+                            <w:bookmarkEnd w:id="56"/>
                           </w:p>
                         </w:txbxContent>
                       </wps:txbx>
@@ -10465,7 +10724,7 @@
                           <w:szCs w:val="22"/>
                         </w:rPr>
                       </w:pPr>
-                      <w:bookmarkStart w:id="54" w:name="_Toc232095184"/>
+                      <w:bookmarkStart w:id="57" w:name="_Toc232457075"/>
                       <w:r>
                         <w:t xml:space="preserve">Figura </w:t>
                       </w:r>
@@ -10504,7 +10763,7 @@
                       <w:r>
                         <w:t>. Fonte: Elaborado pelo autor.</w:t>
                       </w:r>
-                      <w:bookmarkEnd w:id="54"/>
+                      <w:bookmarkEnd w:id="57"/>
                     </w:p>
                   </w:txbxContent>
                 </v:textbox>
@@ -11269,7 +11528,820 @@
         <w:t xml:space="preserve"> modelo classifica erroneamente por entender que pelo objeto da compra envolver sorteio, há a necessidade de equipamento de TI.</w:t>
       </w:r>
     </w:p>
+    <w:p/>
+    <w:p/>
+    <w:p/>
     <w:p>
+      <w:pPr>
+        <w:pStyle w:val="Legenda"/>
+        <w:keepNext/>
+      </w:pPr>
+      <w:bookmarkStart w:id="58" w:name="_Toc232457076"/>
+      <w:r>
+        <w:lastRenderedPageBreak/>
+        <w:t xml:space="preserve">Tabela </w:t>
+      </w:r>
+      <w:r>
+        <w:fldChar w:fldCharType="begin"/>
+      </w:r>
+      <w:r>
+        <w:instrText xml:space="preserve"> SEQ Tabela \* ARABIC </w:instrText>
+      </w:r>
+      <w:r>
+        <w:fldChar w:fldCharType="separate"/>
+      </w:r>
+      <w:r>
+        <w:rPr>
+          <w:noProof/>
+        </w:rPr>
+        <w:t>1</w:t>
+      </w:r>
+      <w:r>
+        <w:fldChar w:fldCharType="end"/>
+      </w:r>
+      <w:r>
+        <w:t>. Avaliação das propostas por dia</w:t>
+      </w:r>
+      <w:r>
+        <w:t>. Fonte: Elaborado pelo autor.</w:t>
+      </w:r>
+      <w:bookmarkEnd w:id="58"/>
+    </w:p>
+    <w:tbl>
+      <w:tblPr>
+        <w:tblStyle w:val="Tabelacomgrade"/>
+        <w:tblW w:w="0" w:type="auto"/>
+        <w:jc w:val="center"/>
+        <w:tblLook w:val="04A0" w:firstRow="1" w:lastRow="0" w:firstColumn="1" w:lastColumn="0" w:noHBand="0" w:noVBand="1"/>
+      </w:tblPr>
+      <w:tblGrid>
+        <w:gridCol w:w="1536"/>
+        <w:gridCol w:w="876"/>
+        <w:gridCol w:w="1376"/>
+        <w:gridCol w:w="816"/>
+        <w:gridCol w:w="1583"/>
+        <w:gridCol w:w="2143"/>
+      </w:tblGrid>
+      <w:tr>
+        <w:trPr>
+          <w:trHeight w:val="554"/>
+          <w:jc w:val="center"/>
+        </w:trPr>
+        <w:tc>
+          <w:tcPr>
+            <w:tcW w:w="0" w:type="auto"/>
+            <w:tcBorders>
+              <w:top w:val="single" w:sz="4" w:space="0" w:color="auto"/>
+              <w:left w:val="nil"/>
+              <w:bottom w:val="single" w:sz="4" w:space="0" w:color="auto"/>
+              <w:right w:val="nil"/>
+            </w:tcBorders>
+          </w:tcPr>
+          <w:p>
+            <w:pPr>
+              <w:spacing w:line="240" w:lineRule="auto"/>
+              <w:ind w:firstLine="0"/>
+              <w:jc w:val="center"/>
+            </w:pPr>
+            <w:r>
+              <w:t>Data</w:t>
+            </w:r>
+          </w:p>
+        </w:tc>
+        <w:tc>
+          <w:tcPr>
+            <w:tcW w:w="0" w:type="auto"/>
+            <w:tcBorders>
+              <w:top w:val="single" w:sz="4" w:space="0" w:color="auto"/>
+              <w:left w:val="nil"/>
+              <w:bottom w:val="single" w:sz="4" w:space="0" w:color="auto"/>
+              <w:right w:val="nil"/>
+            </w:tcBorders>
+          </w:tcPr>
+          <w:p>
+            <w:pPr>
+              <w:spacing w:line="240" w:lineRule="auto"/>
+              <w:ind w:firstLine="0"/>
+              <w:jc w:val="center"/>
+            </w:pPr>
+            <w:r>
+              <w:t>Total</w:t>
+            </w:r>
+          </w:p>
+        </w:tc>
+        <w:tc>
+          <w:tcPr>
+            <w:tcW w:w="0" w:type="auto"/>
+            <w:tcBorders>
+              <w:top w:val="single" w:sz="4" w:space="0" w:color="auto"/>
+              <w:left w:val="nil"/>
+              <w:bottom w:val="single" w:sz="4" w:space="0" w:color="auto"/>
+              <w:right w:val="nil"/>
+            </w:tcBorders>
+          </w:tcPr>
+          <w:p>
+            <w:pPr>
+              <w:spacing w:line="240" w:lineRule="auto"/>
+              <w:ind w:firstLine="0"/>
+              <w:jc w:val="center"/>
+            </w:pPr>
+            <w:r>
+              <w:t>Verdadeiras</w:t>
+            </w:r>
+          </w:p>
+        </w:tc>
+        <w:tc>
+          <w:tcPr>
+            <w:tcW w:w="0" w:type="auto"/>
+            <w:tcBorders>
+              <w:top w:val="single" w:sz="4" w:space="0" w:color="auto"/>
+              <w:left w:val="nil"/>
+              <w:bottom w:val="single" w:sz="4" w:space="0" w:color="auto"/>
+              <w:right w:val="nil"/>
+            </w:tcBorders>
+          </w:tcPr>
+          <w:p>
+            <w:pPr>
+              <w:spacing w:line="240" w:lineRule="auto"/>
+              <w:ind w:firstLine="0"/>
+              <w:jc w:val="center"/>
+            </w:pPr>
+            <w:r>
+              <w:t>Falsas</w:t>
+            </w:r>
+          </w:p>
+        </w:tc>
+        <w:tc>
+          <w:tcPr>
+            <w:tcW w:w="0" w:type="auto"/>
+            <w:tcBorders>
+              <w:top w:val="single" w:sz="4" w:space="0" w:color="auto"/>
+              <w:left w:val="nil"/>
+              <w:bottom w:val="single" w:sz="4" w:space="0" w:color="auto"/>
+              <w:right w:val="nil"/>
+            </w:tcBorders>
+          </w:tcPr>
+          <w:p>
+            <w:pPr>
+              <w:spacing w:line="240" w:lineRule="auto"/>
+              <w:ind w:firstLine="0"/>
+              <w:jc w:val="center"/>
+            </w:pPr>
+            <w:r>
+              <w:t>Falso Positivo</w:t>
+            </w:r>
+          </w:p>
+        </w:tc>
+        <w:tc>
+          <w:tcPr>
+            <w:tcW w:w="0" w:type="auto"/>
+            <w:tcBorders>
+              <w:top w:val="single" w:sz="4" w:space="0" w:color="auto"/>
+              <w:left w:val="nil"/>
+              <w:bottom w:val="single" w:sz="4" w:space="0" w:color="auto"/>
+              <w:right w:val="nil"/>
+            </w:tcBorders>
+          </w:tcPr>
+          <w:p>
+            <w:pPr>
+              <w:spacing w:line="240" w:lineRule="auto"/>
+              <w:ind w:firstLine="0"/>
+              <w:jc w:val="center"/>
+            </w:pPr>
+            <w:r>
+              <w:t>Verdadeiro Positivo</w:t>
+            </w:r>
+          </w:p>
+        </w:tc>
+      </w:tr>
+      <w:tr>
+        <w:trPr>
+          <w:trHeight w:val="412"/>
+          <w:jc w:val="center"/>
+        </w:trPr>
+        <w:tc>
+          <w:tcPr>
+            <w:tcW w:w="0" w:type="auto"/>
+            <w:tcBorders>
+              <w:top w:val="single" w:sz="4" w:space="0" w:color="auto"/>
+              <w:left w:val="nil"/>
+              <w:bottom w:val="nil"/>
+              <w:right w:val="nil"/>
+            </w:tcBorders>
+          </w:tcPr>
+          <w:p>
+            <w:pPr>
+              <w:ind w:firstLine="0"/>
+            </w:pPr>
+            <w:r>
+              <w:t>13/04/2026</w:t>
+            </w:r>
+          </w:p>
+        </w:tc>
+        <w:tc>
+          <w:tcPr>
+            <w:tcW w:w="0" w:type="auto"/>
+            <w:tcBorders>
+              <w:top w:val="single" w:sz="4" w:space="0" w:color="auto"/>
+              <w:left w:val="nil"/>
+              <w:bottom w:val="nil"/>
+              <w:right w:val="nil"/>
+            </w:tcBorders>
+          </w:tcPr>
+          <w:p>
+            <w:pPr>
+              <w:ind w:firstLine="0"/>
+              <w:jc w:val="center"/>
+            </w:pPr>
+            <w:r>
+              <w:t>50</w:t>
+            </w:r>
+          </w:p>
+        </w:tc>
+        <w:tc>
+          <w:tcPr>
+            <w:tcW w:w="0" w:type="auto"/>
+            <w:tcBorders>
+              <w:top w:val="single" w:sz="4" w:space="0" w:color="auto"/>
+              <w:left w:val="nil"/>
+              <w:bottom w:val="nil"/>
+              <w:right w:val="nil"/>
+            </w:tcBorders>
+          </w:tcPr>
+          <w:p>
+            <w:pPr>
+              <w:ind w:firstLine="0"/>
+              <w:jc w:val="center"/>
+            </w:pPr>
+            <w:r>
+              <w:t>3</w:t>
+            </w:r>
+          </w:p>
+        </w:tc>
+        <w:tc>
+          <w:tcPr>
+            <w:tcW w:w="0" w:type="auto"/>
+            <w:tcBorders>
+              <w:top w:val="single" w:sz="4" w:space="0" w:color="auto"/>
+              <w:left w:val="nil"/>
+              <w:bottom w:val="nil"/>
+              <w:right w:val="nil"/>
+            </w:tcBorders>
+          </w:tcPr>
+          <w:p>
+            <w:pPr>
+              <w:ind w:firstLine="0"/>
+              <w:jc w:val="center"/>
+            </w:pPr>
+            <w:r>
+              <w:t>47</w:t>
+            </w:r>
+          </w:p>
+        </w:tc>
+        <w:tc>
+          <w:tcPr>
+            <w:tcW w:w="0" w:type="auto"/>
+            <w:tcBorders>
+              <w:top w:val="single" w:sz="4" w:space="0" w:color="auto"/>
+              <w:left w:val="nil"/>
+              <w:bottom w:val="nil"/>
+              <w:right w:val="nil"/>
+            </w:tcBorders>
+          </w:tcPr>
+          <w:p>
+            <w:pPr>
+              <w:ind w:firstLine="0"/>
+              <w:jc w:val="center"/>
+            </w:pPr>
+            <w:r>
+              <w:t>2</w:t>
+            </w:r>
+          </w:p>
+        </w:tc>
+        <w:tc>
+          <w:tcPr>
+            <w:tcW w:w="0" w:type="auto"/>
+            <w:tcBorders>
+              <w:top w:val="single" w:sz="4" w:space="0" w:color="auto"/>
+              <w:left w:val="nil"/>
+              <w:bottom w:val="nil"/>
+              <w:right w:val="nil"/>
+            </w:tcBorders>
+          </w:tcPr>
+          <w:p>
+            <w:pPr>
+              <w:ind w:firstLine="0"/>
+              <w:jc w:val="center"/>
+            </w:pPr>
+            <w:r>
+              <w:t>1</w:t>
+            </w:r>
+          </w:p>
+        </w:tc>
+      </w:tr>
+      <w:tr>
+        <w:trPr>
+          <w:trHeight w:val="412"/>
+          <w:jc w:val="center"/>
+        </w:trPr>
+        <w:tc>
+          <w:tcPr>
+            <w:tcW w:w="0" w:type="auto"/>
+            <w:tcBorders>
+              <w:top w:val="nil"/>
+              <w:left w:val="nil"/>
+              <w:bottom w:val="nil"/>
+              <w:right w:val="nil"/>
+            </w:tcBorders>
+          </w:tcPr>
+          <w:p>
+            <w:pPr>
+              <w:ind w:firstLine="0"/>
+            </w:pPr>
+            <w:r>
+              <w:t>14/04/2026</w:t>
+            </w:r>
+          </w:p>
+        </w:tc>
+        <w:tc>
+          <w:tcPr>
+            <w:tcW w:w="0" w:type="auto"/>
+            <w:tcBorders>
+              <w:top w:val="nil"/>
+              <w:left w:val="nil"/>
+              <w:bottom w:val="nil"/>
+              <w:right w:val="nil"/>
+            </w:tcBorders>
+          </w:tcPr>
+          <w:p>
+            <w:pPr>
+              <w:ind w:firstLine="0"/>
+              <w:jc w:val="center"/>
+            </w:pPr>
+            <w:r>
+              <w:t>89</w:t>
+            </w:r>
+          </w:p>
+        </w:tc>
+        <w:tc>
+          <w:tcPr>
+            <w:tcW w:w="0" w:type="auto"/>
+            <w:tcBorders>
+              <w:top w:val="nil"/>
+              <w:left w:val="nil"/>
+              <w:bottom w:val="nil"/>
+              <w:right w:val="nil"/>
+            </w:tcBorders>
+          </w:tcPr>
+          <w:p>
+            <w:pPr>
+              <w:ind w:firstLine="0"/>
+              <w:jc w:val="center"/>
+            </w:pPr>
+            <w:r>
+              <w:t>4</w:t>
+            </w:r>
+          </w:p>
+        </w:tc>
+        <w:tc>
+          <w:tcPr>
+            <w:tcW w:w="0" w:type="auto"/>
+            <w:tcBorders>
+              <w:top w:val="nil"/>
+              <w:left w:val="nil"/>
+              <w:bottom w:val="nil"/>
+              <w:right w:val="nil"/>
+            </w:tcBorders>
+          </w:tcPr>
+          <w:p>
+            <w:pPr>
+              <w:ind w:firstLine="0"/>
+              <w:jc w:val="center"/>
+            </w:pPr>
+            <w:r>
+              <w:t>85</w:t>
+            </w:r>
+          </w:p>
+        </w:tc>
+        <w:tc>
+          <w:tcPr>
+            <w:tcW w:w="0" w:type="auto"/>
+            <w:tcBorders>
+              <w:top w:val="nil"/>
+              <w:left w:val="nil"/>
+              <w:bottom w:val="nil"/>
+              <w:right w:val="nil"/>
+            </w:tcBorders>
+          </w:tcPr>
+          <w:p>
+            <w:pPr>
+              <w:ind w:firstLine="0"/>
+              <w:jc w:val="center"/>
+            </w:pPr>
+            <w:r>
+              <w:t>0</w:t>
+            </w:r>
+          </w:p>
+        </w:tc>
+        <w:tc>
+          <w:tcPr>
+            <w:tcW w:w="0" w:type="auto"/>
+            <w:tcBorders>
+              <w:top w:val="nil"/>
+              <w:left w:val="nil"/>
+              <w:bottom w:val="nil"/>
+              <w:right w:val="nil"/>
+            </w:tcBorders>
+          </w:tcPr>
+          <w:p>
+            <w:pPr>
+              <w:ind w:firstLine="0"/>
+              <w:jc w:val="center"/>
+            </w:pPr>
+            <w:r>
+              <w:t>4</w:t>
+            </w:r>
+          </w:p>
+        </w:tc>
+      </w:tr>
+      <w:tr>
+        <w:trPr>
+          <w:trHeight w:val="428"/>
+          <w:jc w:val="center"/>
+        </w:trPr>
+        <w:tc>
+          <w:tcPr>
+            <w:tcW w:w="0" w:type="auto"/>
+            <w:tcBorders>
+              <w:top w:val="nil"/>
+              <w:left w:val="nil"/>
+              <w:bottom w:val="nil"/>
+              <w:right w:val="nil"/>
+            </w:tcBorders>
+          </w:tcPr>
+          <w:p>
+            <w:pPr>
+              <w:ind w:firstLine="0"/>
+            </w:pPr>
+            <w:r>
+              <w:t>15/04/2026</w:t>
+            </w:r>
+          </w:p>
+        </w:tc>
+        <w:tc>
+          <w:tcPr>
+            <w:tcW w:w="0" w:type="auto"/>
+            <w:tcBorders>
+              <w:top w:val="nil"/>
+              <w:left w:val="nil"/>
+              <w:bottom w:val="nil"/>
+              <w:right w:val="nil"/>
+            </w:tcBorders>
+          </w:tcPr>
+          <w:p>
+            <w:pPr>
+              <w:ind w:firstLine="0"/>
+              <w:jc w:val="center"/>
+            </w:pPr>
+            <w:r>
+              <w:t>200</w:t>
+            </w:r>
+          </w:p>
+        </w:tc>
+        <w:tc>
+          <w:tcPr>
+            <w:tcW w:w="0" w:type="auto"/>
+            <w:tcBorders>
+              <w:top w:val="nil"/>
+              <w:left w:val="nil"/>
+              <w:bottom w:val="nil"/>
+              <w:right w:val="nil"/>
+            </w:tcBorders>
+          </w:tcPr>
+          <w:p>
+            <w:pPr>
+              <w:ind w:firstLine="0"/>
+              <w:jc w:val="center"/>
+            </w:pPr>
+            <w:r>
+              <w:t>12</w:t>
+            </w:r>
+          </w:p>
+        </w:tc>
+        <w:tc>
+          <w:tcPr>
+            <w:tcW w:w="0" w:type="auto"/>
+            <w:tcBorders>
+              <w:top w:val="nil"/>
+              <w:left w:val="nil"/>
+              <w:bottom w:val="nil"/>
+              <w:right w:val="nil"/>
+            </w:tcBorders>
+          </w:tcPr>
+          <w:p>
+            <w:pPr>
+              <w:ind w:firstLine="0"/>
+              <w:jc w:val="center"/>
+            </w:pPr>
+            <w:r>
+              <w:t>188</w:t>
+            </w:r>
+          </w:p>
+        </w:tc>
+        <w:tc>
+          <w:tcPr>
+            <w:tcW w:w="0" w:type="auto"/>
+            <w:tcBorders>
+              <w:top w:val="nil"/>
+              <w:left w:val="nil"/>
+              <w:bottom w:val="nil"/>
+              <w:right w:val="nil"/>
+            </w:tcBorders>
+          </w:tcPr>
+          <w:p>
+            <w:pPr>
+              <w:ind w:firstLine="0"/>
+              <w:jc w:val="center"/>
+            </w:pPr>
+            <w:r>
+              <w:t>1</w:t>
+            </w:r>
+          </w:p>
+        </w:tc>
+        <w:tc>
+          <w:tcPr>
+            <w:tcW w:w="0" w:type="auto"/>
+            <w:tcBorders>
+              <w:top w:val="nil"/>
+              <w:left w:val="nil"/>
+              <w:bottom w:val="nil"/>
+              <w:right w:val="nil"/>
+            </w:tcBorders>
+          </w:tcPr>
+          <w:p>
+            <w:pPr>
+              <w:ind w:firstLine="0"/>
+              <w:jc w:val="center"/>
+            </w:pPr>
+            <w:r>
+              <w:t>11</w:t>
+            </w:r>
+          </w:p>
+        </w:tc>
+      </w:tr>
+      <w:tr>
+        <w:trPr>
+          <w:trHeight w:val="412"/>
+          <w:jc w:val="center"/>
+        </w:trPr>
+        <w:tc>
+          <w:tcPr>
+            <w:tcW w:w="0" w:type="auto"/>
+            <w:tcBorders>
+              <w:top w:val="nil"/>
+              <w:left w:val="nil"/>
+              <w:bottom w:val="nil"/>
+              <w:right w:val="nil"/>
+            </w:tcBorders>
+          </w:tcPr>
+          <w:p>
+            <w:pPr>
+              <w:ind w:firstLine="0"/>
+            </w:pPr>
+            <w:r>
+              <w:t>16/04/2026</w:t>
+            </w:r>
+          </w:p>
+        </w:tc>
+        <w:tc>
+          <w:tcPr>
+            <w:tcW w:w="0" w:type="auto"/>
+            <w:tcBorders>
+              <w:top w:val="nil"/>
+              <w:left w:val="nil"/>
+              <w:bottom w:val="nil"/>
+              <w:right w:val="nil"/>
+            </w:tcBorders>
+          </w:tcPr>
+          <w:p>
+            <w:pPr>
+              <w:ind w:firstLine="0"/>
+              <w:jc w:val="center"/>
+            </w:pPr>
+            <w:r>
+              <w:t>502</w:t>
+            </w:r>
+          </w:p>
+        </w:tc>
+        <w:tc>
+          <w:tcPr>
+            <w:tcW w:w="0" w:type="auto"/>
+            <w:tcBorders>
+              <w:top w:val="nil"/>
+              <w:left w:val="nil"/>
+              <w:bottom w:val="nil"/>
+              <w:right w:val="nil"/>
+            </w:tcBorders>
+          </w:tcPr>
+          <w:p>
+            <w:pPr>
+              <w:ind w:firstLine="0"/>
+              <w:jc w:val="center"/>
+            </w:pPr>
+            <w:r>
+              <w:t>22</w:t>
+            </w:r>
+          </w:p>
+        </w:tc>
+        <w:tc>
+          <w:tcPr>
+            <w:tcW w:w="0" w:type="auto"/>
+            <w:tcBorders>
+              <w:top w:val="nil"/>
+              <w:left w:val="nil"/>
+              <w:bottom w:val="nil"/>
+              <w:right w:val="nil"/>
+            </w:tcBorders>
+          </w:tcPr>
+          <w:p>
+            <w:pPr>
+              <w:ind w:firstLine="0"/>
+              <w:jc w:val="center"/>
+            </w:pPr>
+            <w:r>
+              <w:t>480</w:t>
+            </w:r>
+          </w:p>
+        </w:tc>
+        <w:tc>
+          <w:tcPr>
+            <w:tcW w:w="0" w:type="auto"/>
+            <w:tcBorders>
+              <w:top w:val="nil"/>
+              <w:left w:val="nil"/>
+              <w:bottom w:val="nil"/>
+              <w:right w:val="nil"/>
+            </w:tcBorders>
+          </w:tcPr>
+          <w:p>
+            <w:pPr>
+              <w:ind w:firstLine="0"/>
+              <w:jc w:val="center"/>
+            </w:pPr>
+            <w:r>
+              <w:t>1</w:t>
+            </w:r>
+          </w:p>
+        </w:tc>
+        <w:tc>
+          <w:tcPr>
+            <w:tcW w:w="0" w:type="auto"/>
+            <w:tcBorders>
+              <w:top w:val="nil"/>
+              <w:left w:val="nil"/>
+              <w:bottom w:val="nil"/>
+              <w:right w:val="nil"/>
+            </w:tcBorders>
+          </w:tcPr>
+          <w:p>
+            <w:pPr>
+              <w:ind w:firstLine="0"/>
+              <w:jc w:val="center"/>
+            </w:pPr>
+            <w:r>
+              <w:t>21</w:t>
+            </w:r>
+          </w:p>
+        </w:tc>
+      </w:tr>
+      <w:tr>
+        <w:trPr>
+          <w:trHeight w:val="392"/>
+          <w:jc w:val="center"/>
+        </w:trPr>
+        <w:tc>
+          <w:tcPr>
+            <w:tcW w:w="0" w:type="auto"/>
+            <w:tcBorders>
+              <w:top w:val="nil"/>
+              <w:left w:val="nil"/>
+              <w:bottom w:val="single" w:sz="4" w:space="0" w:color="auto"/>
+              <w:right w:val="nil"/>
+            </w:tcBorders>
+          </w:tcPr>
+          <w:p>
+            <w:pPr>
+              <w:ind w:firstLine="0"/>
+            </w:pPr>
+            <w:r>
+              <w:t>16/04 a 30/04</w:t>
+            </w:r>
+          </w:p>
+        </w:tc>
+        <w:tc>
+          <w:tcPr>
+            <w:tcW w:w="0" w:type="auto"/>
+            <w:tcBorders>
+              <w:top w:val="nil"/>
+              <w:left w:val="nil"/>
+              <w:bottom w:val="single" w:sz="4" w:space="0" w:color="auto"/>
+              <w:right w:val="nil"/>
+            </w:tcBorders>
+          </w:tcPr>
+          <w:p>
+            <w:pPr>
+              <w:ind w:firstLine="0"/>
+              <w:jc w:val="center"/>
+            </w:pPr>
+            <w:r>
+              <w:t>21.850</w:t>
+            </w:r>
+          </w:p>
+        </w:tc>
+        <w:tc>
+          <w:tcPr>
+            <w:tcW w:w="0" w:type="auto"/>
+            <w:tcBorders>
+              <w:top w:val="nil"/>
+              <w:left w:val="nil"/>
+              <w:bottom w:val="single" w:sz="4" w:space="0" w:color="auto"/>
+              <w:right w:val="nil"/>
+            </w:tcBorders>
+          </w:tcPr>
+          <w:p>
+            <w:pPr>
+              <w:ind w:firstLine="0"/>
+              <w:jc w:val="center"/>
+            </w:pPr>
+            <w:r>
+              <w:t>1.040</w:t>
+            </w:r>
+          </w:p>
+        </w:tc>
+        <w:tc>
+          <w:tcPr>
+            <w:tcW w:w="0" w:type="auto"/>
+            <w:tcBorders>
+              <w:top w:val="nil"/>
+              <w:left w:val="nil"/>
+              <w:bottom w:val="single" w:sz="4" w:space="0" w:color="auto"/>
+              <w:right w:val="nil"/>
+            </w:tcBorders>
+          </w:tcPr>
+          <w:p>
+            <w:pPr>
+              <w:ind w:firstLine="0"/>
+              <w:jc w:val="center"/>
+            </w:pPr>
+            <w:r>
+              <w:t>20810</w:t>
+            </w:r>
+          </w:p>
+        </w:tc>
+        <w:tc>
+          <w:tcPr>
+            <w:tcW w:w="0" w:type="auto"/>
+            <w:tcBorders>
+              <w:top w:val="nil"/>
+              <w:left w:val="nil"/>
+              <w:bottom w:val="single" w:sz="4" w:space="0" w:color="auto"/>
+              <w:right w:val="nil"/>
+            </w:tcBorders>
+          </w:tcPr>
+          <w:p>
+            <w:pPr>
+              <w:ind w:firstLine="0"/>
+              <w:jc w:val="center"/>
+            </w:pPr>
+            <w:r>
+              <w:t>0</w:t>
+            </w:r>
+          </w:p>
+        </w:tc>
+        <w:tc>
+          <w:tcPr>
+            <w:tcW w:w="0" w:type="auto"/>
+            <w:tcBorders>
+              <w:top w:val="nil"/>
+              <w:left w:val="nil"/>
+              <w:bottom w:val="single" w:sz="4" w:space="0" w:color="auto"/>
+              <w:right w:val="nil"/>
+            </w:tcBorders>
+          </w:tcPr>
+          <w:p>
+            <w:pPr>
+              <w:ind w:firstLine="0"/>
+              <w:jc w:val="center"/>
+            </w:pPr>
+            <w:r>
+              <w:t>1.040</w:t>
+            </w:r>
+          </w:p>
+        </w:tc>
+      </w:tr>
+    </w:tbl>
+    <w:p/>
+    <w:p>
       <w:r>
         <w:t>Por fim, no compilado de 16</w:t>
       </w:r>
@@ -11322,6 +12394,15 @@
         <w:t xml:space="preserve"> área tangente ao esperado de HCP, como compra de computadores ou sistemas computacionais.</w:t>
       </w:r>
     </w:p>
+    <w:p/>
+    <w:p/>
+    <w:p/>
+    <w:p/>
+    <w:p/>
+    <w:p/>
+    <w:p/>
+    <w:p/>
+    <w:p/>
     <w:p/>
     <w:p/>
     <w:p>
@@ -11332,12 +12413,12 @@
           <w:numId w:val="13"/>
         </w:numPr>
       </w:pPr>
-      <w:bookmarkStart w:id="55" w:name="_Toc232193685"/>
+      <w:bookmarkStart w:id="59" w:name="_Toc232451264"/>
       <w:r>
         <w:lastRenderedPageBreak/>
         <w:t>CONCLUSÃO</w:t>
       </w:r>
-      <w:bookmarkEnd w:id="55"/>
+      <w:bookmarkEnd w:id="59"/>
     </w:p>
     <w:p/>
     <w:p>
@@ -11350,11 +12431,9 @@
       <w:r>
         <w:t xml:space="preserve"> período de 13/04 </w:t>
       </w:r>
-      <w:proofErr w:type="gramStart"/>
-      <w:r>
-        <w:t>à</w:t>
-      </w:r>
-      <w:proofErr w:type="gramEnd"/>
+      <w:r>
+        <w:t>a</w:t>
+      </w:r>
       <w:r>
         <w:t xml:space="preserve"> 16/04 </w:t>
       </w:r>
@@ -11450,12 +12529,50 @@
           <w:numId w:val="13"/>
         </w:numPr>
       </w:pPr>
-      <w:bookmarkStart w:id="56" w:name="_Toc232193686"/>
+      <w:bookmarkStart w:id="60" w:name="_Toc232451265"/>
       <w:r>
         <w:lastRenderedPageBreak/>
         <w:t>CRONOGRAMA</w:t>
       </w:r>
-      <w:bookmarkEnd w:id="56"/>
+      <w:bookmarkEnd w:id="60"/>
+    </w:p>
+    <w:p>
+      <w:pPr>
+        <w:pStyle w:val="Legenda"/>
+        <w:keepNext/>
+      </w:pPr>
+      <w:bookmarkStart w:id="61" w:name="_Toc232457077"/>
+      <w:r>
+        <w:t xml:space="preserve">Tabela </w:t>
+      </w:r>
+      <w:r>
+        <w:fldChar w:fldCharType="begin"/>
+      </w:r>
+      <w:r>
+        <w:instrText xml:space="preserve"> SEQ Tabela \* ARABIC </w:instrText>
+      </w:r>
+      <w:r>
+        <w:fldChar w:fldCharType="separate"/>
+      </w:r>
+      <w:r>
+        <w:rPr>
+          <w:noProof/>
+        </w:rPr>
+        <w:t>2</w:t>
+      </w:r>
+      <w:r>
+        <w:fldChar w:fldCharType="end"/>
+      </w:r>
+      <w:r>
+        <w:t>.</w:t>
+      </w:r>
+      <w:r>
+        <w:t xml:space="preserve"> Cronograma</w:t>
+      </w:r>
+      <w:r>
+        <w:t>.</w:t>
+      </w:r>
+      <w:bookmarkEnd w:id="61"/>
     </w:p>
     <w:tbl>
       <w:tblPr>
@@ -14863,12 +15980,12 @@
       <w:pPr>
         <w:pStyle w:val="Ttulo1"/>
       </w:pPr>
-      <w:bookmarkStart w:id="57" w:name="_Toc232193687"/>
+      <w:bookmarkStart w:id="62" w:name="_Toc232451266"/>
       <w:r>
         <w:lastRenderedPageBreak/>
         <w:t>REFERÊNCIAS</w:t>
       </w:r>
-      <w:bookmarkEnd w:id="57"/>
+      <w:bookmarkEnd w:id="62"/>
     </w:p>
     <w:p/>
     <w:p>
@@ -15977,25 +17094,52 @@
     </w:p>
     <w:p>
       <w:pPr>
-        <w:ind w:firstLine="0"/>
-        <w:jc w:val="left"/>
-        <w:rPr>
-          <w:rFonts w:eastAsia="Times New Roman"/>
-          <w:color w:val="000000"/>
-        </w:rPr>
-      </w:pPr>
+        <w:pStyle w:val="Ttulo1"/>
+      </w:pPr>
+      <w:bookmarkStart w:id="63" w:name="_Toc232451267"/>
+      <w:r>
+        <w:lastRenderedPageBreak/>
+        <w:t xml:space="preserve">MATERIAL </w:t>
+      </w:r>
+      <w:r>
+        <w:t>COM</w:t>
+      </w:r>
+      <w:r>
+        <w:t>PLEMENTAR</w:t>
+      </w:r>
+      <w:bookmarkEnd w:id="63"/>
     </w:p>
+    <w:p/>
     <w:p>
-      <w:pPr>
-        <w:pStyle w:val="Ttulo1"/>
-      </w:pPr>
-      <w:r>
-        <w:lastRenderedPageBreak/>
-        <w:t>MATERIAL SUPLEMENTAR</w:t>
+      <w:r>
+        <w:t xml:space="preserve">O código do projeto bem como os dados brutos e analisados se encontram em meu repositório no Github, disponível em </w:t>
+      </w:r>
+      <w:hyperlink r:id="rId25" w:history="1">
+        <w:r>
+          <w:rPr>
+            <w:rStyle w:val="Hyperlink"/>
+          </w:rPr>
+          <w:t>https://github.com/Radviana/Mestrado_</w:t>
+        </w:r>
+        <w:r>
+          <w:rPr>
+            <w:rStyle w:val="Hyperlink"/>
+          </w:rPr>
+          <w:t>P</w:t>
+        </w:r>
+        <w:r>
+          <w:rPr>
+            <w:rStyle w:val="Hyperlink"/>
+          </w:rPr>
+          <w:t>PGMC</w:t>
+        </w:r>
+      </w:hyperlink>
+      <w:r>
+        <w:t>.</w:t>
       </w:r>
     </w:p>
     <w:sectPr>
-      <w:footerReference w:type="default" r:id="rId25"/>
+      <w:footerReference w:type="default" r:id="rId26"/>
       <w:pgSz w:w="12240" w:h="15840"/>
       <w:pgMar w:top="1701" w:right="1134" w:bottom="1134" w:left="1701" w:header="720" w:footer="720" w:gutter="0"/>
       <w:cols w:space="720"/>
@@ -30716,6 +31860,18 @@
       <w:lang w:val="pt-BR"/>
     </w:rPr>
   </w:style>
+  <w:style w:type="character" w:styleId="HiperlinkVisitado">
+    <w:name w:val="FollowedHyperlink"/>
+    <w:basedOn w:val="Fontepargpadro"/>
+    <w:uiPriority w:val="99"/>
+    <w:semiHidden/>
+    <w:unhideWhenUsed/>
+    <w:rsid w:val="00827328"/>
+    <w:rPr>
+      <w:color w:val="800080" w:themeColor="followedHyperlink"/>
+      <w:u w:val="single"/>
+    </w:rPr>
+  </w:style>
 </w:styles>
 </file>
 
